--- a/Doc/OnTap/1_Verilog_Module_Assign_HalfAdder.docx
+++ b/Doc/OnTap/1_Verilog_Module_Assign_HalfAdder.docx
@@ -1,28 +1,39 @@
 
 <file path=word/document.xml><?xml version="1.0" encoding="utf-8"?>
-<w:document xmlns:wpc="http://schemas.microsoft.com/office/word/2010/wordprocessingCanvas" xmlns:cx="http://schemas.microsoft.com/office/drawing/2014/chartex" xmlns:cx1="http://schemas.microsoft.com/office/drawing/2015/9/8/chartex" xmlns:cx2="http://schemas.microsoft.com/office/drawing/2015/10/21/chartex" xmlns:cx3="http://schemas.microsoft.com/office/drawing/2016/5/9/chartex" xmlns:cx4="http://schemas.microsoft.com/office/drawing/2016/5/10/chartex" xmlns:cx5="http://schemas.microsoft.com/office/drawing/2016/5/11/chartex" xmlns:cx6="http://schemas.microsoft.com/office/drawing/2016/5/12/chartex" xmlns:cx7="http://schemas.microsoft.com/office/drawing/2016/5/13/chartex" xmlns:cx8="http://schemas.microsoft.com/office/drawing/2016/5/14/chartex" xmlns:mc="http://schemas.openxmlformats.org/markup-compatibility/2006" xmlns:aink="http://schemas.microsoft.com/office/drawing/2016/ink" xmlns:am3d="http://schemas.microsoft.com/office/drawing/2017/model3d" xmlns:o="urn:schemas-microsoft-com:office:office" xmlns:oel="http://schemas.microsoft.com/office/2019/extlst" xmlns:r="http://schemas.openxmlformats.org/officeDocument/2006/relationships" xmlns:m="http://schemas.openxmlformats.org/officeDocument/2006/math" xmlns:v="urn:schemas-microsoft-com:vml" xmlns:wp14="http://schemas.microsoft.com/office/word/2010/wordprocessingDrawing" xmlns:wp="http://schemas.openxmlformats.org/drawingml/2006/wordprocessingDrawing" xmlns:w10="urn:schemas-microsoft-com:office:word" xmlns:w="http://schemas.openxmlformats.org/wordprocessingml/2006/main" xmlns:w14="http://schemas.microsoft.com/office/word/2010/wordml" xmlns:w15="http://schemas.microsoft.com/office/word/2012/wordml" xmlns:w16cex="http://schemas.microsoft.com/office/word/2018/wordml/cex" xmlns:w16cid="http://schemas.microsoft.com/office/word/2016/wordml/cid" xmlns:w16="http://schemas.microsoft.com/office/word/2018/wordml" xmlns:w16du="http://schemas.microsoft.com/office/word/2023/wordml/word16du" xmlns:w16sdtdh="http://schemas.microsoft.com/office/word/2020/wordml/sdtdatahash" xmlns:w16sdtfl="http://schemas.microsoft.com/office/word/2024/wordml/sdtformatlock" xmlns:w16se="http://schemas.microsoft.com/office/word/2015/wordml/symex" xmlns:wpg="http://schemas.microsoft.com/office/word/2010/wordprocessingGroup" xmlns:wpi="http://schemas.microsoft.com/office/word/2010/wordprocessingInk" xmlns:wne="http://schemas.microsoft.com/office/word/2006/wordml" xmlns:wps="http://schemas.microsoft.com/office/word/2010/wordprocessingShape" mc:Ignorable="w14 w15 w16se w16cid w16 w16cex w16sdtdh w16sdtfl w16du wp14">
+<w:document xmlns:o="urn:schemas-microsoft-com:office:office" xmlns:r="http://schemas.openxmlformats.org/officeDocument/2006/relationships" xmlns:v="urn:schemas-microsoft-com:vml" xmlns:w="http://schemas.openxmlformats.org/wordprocessingml/2006/main" xmlns:w10="urn:schemas-microsoft-com:office:word" xmlns:wp="http://schemas.openxmlformats.org/drawingml/2006/wordprocessingDrawing" xmlns:wps="http://schemas.microsoft.com/office/word/2010/wordprocessingShape" xmlns:wpg="http://schemas.microsoft.com/office/word/2010/wordprocessingGroup" xmlns:mc="http://schemas.openxmlformats.org/markup-compatibility/2006" xmlns:wp14="http://schemas.microsoft.com/office/word/2010/wordprocessingDrawing" xmlns:w14="http://schemas.microsoft.com/office/word/2010/wordml" xmlns:w15="http://schemas.microsoft.com/office/word/2012/wordml" mc:Ignorable="w14 wp14 w15">
   <w:body>
     <w:p>
       <w:pPr>
         <w:pStyle w:val="Heading1"/>
-      </w:pPr>
-      <w:r>
+        <w:numPr>
+          <w:ilvl w:val="0"/>
+          <w:numId w:val="1"/>
+        </w:numPr>
+        <w:spacing w:before="240" w:after="120"/>
+        <w:rPr/>
+      </w:pPr>
+      <w:r>
+        <w:rPr/>
         <w:t>1. Module (giống class)</w:t>
       </w:r>
     </w:p>
     <w:p>
       <w:pPr>
         <w:sectPr>
+          <w:type w:val="nextPage"/>
           <w:pgSz w:w="12240" w:h="15840"/>
-          <w:pgMar w:top="1134" w:right="1134" w:bottom="1134" w:left="1134" w:header="0" w:footer="0" w:gutter="0"/>
-          <w:cols w:space="720"/>
-          <w:formProt w:val="0"/>
+          <w:pgMar w:left="1134" w:right="1134" w:gutter="0" w:header="0" w:top="1134" w:footer="0" w:bottom="1134"/>
+          <w:pgNumType w:fmt="decimal"/>
+          <w:formProt w:val="false"/>
+          <w:textDirection w:val="lrTb"/>
+          <w:docGrid w:type="default" w:linePitch="100" w:charSpace="0"/>
         </w:sectPr>
       </w:pPr>
     </w:p>
     <w:p>
       <w:pPr>
         <w:pStyle w:val="PreformattedText"/>
+        <w:rPr/>
       </w:pPr>
       <w:r>
         <w:rPr>
@@ -34,39 +45,61 @@
     <w:p>
       <w:pPr>
         <w:pStyle w:val="PreformattedText"/>
-      </w:pPr>
-      <w:r>
-        <w:rPr>
-          <w:rStyle w:val="SourceText"/>
-        </w:rPr>
-        <w:t xml:space="preserve">    input a,</w:t>
-      </w:r>
-    </w:p>
-    <w:p>
-      <w:pPr>
-        <w:pStyle w:val="PreformattedText"/>
-      </w:pPr>
-      <w:r>
-        <w:rPr>
-          <w:rStyle w:val="SourceText"/>
-        </w:rPr>
-        <w:t xml:space="preserve">    input b,</w:t>
-      </w:r>
-    </w:p>
-    <w:p>
-      <w:pPr>
-        <w:pStyle w:val="PreformattedText"/>
-      </w:pPr>
-      <w:r>
-        <w:rPr>
-          <w:rStyle w:val="SourceText"/>
-        </w:rPr>
-        <w:t xml:space="preserve">    output y</w:t>
-      </w:r>
-    </w:p>
-    <w:p>
-      <w:pPr>
-        <w:pStyle w:val="PreformattedText"/>
+        <w:rPr/>
+      </w:pPr>
+      <w:r>
+        <w:rPr>
+          <w:rStyle w:val="SourceText"/>
+        </w:rPr>
+        <w:t xml:space="preserve">    </w:t>
+      </w:r>
+      <w:r>
+        <w:rPr>
+          <w:rStyle w:val="SourceText"/>
+        </w:rPr>
+        <w:t>input a,</w:t>
+      </w:r>
+    </w:p>
+    <w:p>
+      <w:pPr>
+        <w:pStyle w:val="PreformattedText"/>
+        <w:rPr/>
+      </w:pPr>
+      <w:r>
+        <w:rPr>
+          <w:rStyle w:val="SourceText"/>
+        </w:rPr>
+        <w:t xml:space="preserve">    </w:t>
+      </w:r>
+      <w:r>
+        <w:rPr>
+          <w:rStyle w:val="SourceText"/>
+        </w:rPr>
+        <w:t>input b,</w:t>
+      </w:r>
+    </w:p>
+    <w:p>
+      <w:pPr>
+        <w:pStyle w:val="PreformattedText"/>
+        <w:rPr/>
+      </w:pPr>
+      <w:r>
+        <w:rPr>
+          <w:rStyle w:val="SourceText"/>
+        </w:rPr>
+        <w:t xml:space="preserve">    </w:t>
+      </w:r>
+      <w:r>
+        <w:rPr>
+          <w:rStyle w:val="SourceText"/>
+        </w:rPr>
+        <w:t>output y</w:t>
+      </w:r>
+    </w:p>
+    <w:p>
+      <w:pPr>
+        <w:pStyle w:val="PreformattedText"/>
+        <w:rPr/>
       </w:pPr>
       <w:r>
         <w:rPr>
@@ -78,6 +111,7 @@
     <w:p>
       <w:pPr>
         <w:pStyle w:val="PreformattedText"/>
+        <w:rPr/>
       </w:pPr>
       <w:r>
         <w:rPr>
@@ -89,7 +123,8 @@
     <w:p>
       <w:pPr>
         <w:pStyle w:val="PreformattedText"/>
-        <w:spacing w:after="283"/>
+        <w:spacing w:before="0" w:after="283"/>
+        <w:rPr/>
       </w:pPr>
       <w:r>
         <w:rPr>
@@ -103,9 +138,10 @@
         <w:sectPr>
           <w:type w:val="continuous"/>
           <w:pgSz w:w="12240" w:h="15840"/>
-          <w:pgMar w:top="1134" w:right="1134" w:bottom="1134" w:left="1134" w:header="0" w:footer="0" w:gutter="0"/>
-          <w:cols w:space="720"/>
-          <w:formProt w:val="0"/>
+          <w:pgMar w:left="1134" w:right="1134" w:gutter="0" w:header="0" w:top="1134" w:footer="0" w:bottom="1134"/>
+          <w:formProt w:val="false"/>
+          <w:textDirection w:val="lrTb"/>
+          <w:docGrid w:type="default" w:linePitch="100" w:charSpace="0"/>
         </w:sectPr>
       </w:pPr>
     </w:p>
@@ -117,9 +153,10 @@
           <w:numId w:val="2"/>
         </w:numPr>
         <w:tabs>
-          <w:tab w:val="left" w:pos="709"/>
-        </w:tabs>
-        <w:spacing w:after="0"/>
+          <w:tab w:val="left" w:pos="709" w:leader="none"/>
+        </w:tabs>
+        <w:spacing w:before="0" w:after="0"/>
+        <w:rPr/>
       </w:pPr>
       <w:r>
         <w:rPr>
@@ -128,6 +165,7 @@
         <w:t>module</w:t>
       </w:r>
       <w:r>
+        <w:rPr/>
         <w:t xml:space="preserve">: khai báo module. </w:t>
       </w:r>
     </w:p>
@@ -139,9 +177,10 @@
           <w:numId w:val="2"/>
         </w:numPr>
         <w:tabs>
-          <w:tab w:val="left" w:pos="709"/>
-        </w:tabs>
-        <w:spacing w:after="0"/>
+          <w:tab w:val="left" w:pos="709" w:leader="none"/>
+        </w:tabs>
+        <w:spacing w:before="0" w:after="0"/>
+        <w:rPr/>
       </w:pPr>
       <w:r>
         <w:rPr>
@@ -150,6 +189,7 @@
         <w:t>input</w:t>
       </w:r>
       <w:r>
+        <w:rPr/>
         <w:t xml:space="preserve">: tín hiệu vào. </w:t>
       </w:r>
     </w:p>
@@ -161,9 +201,10 @@
           <w:numId w:val="2"/>
         </w:numPr>
         <w:tabs>
-          <w:tab w:val="left" w:pos="709"/>
-        </w:tabs>
-        <w:spacing w:after="0"/>
+          <w:tab w:val="left" w:pos="709" w:leader="none"/>
+        </w:tabs>
+        <w:spacing w:before="0" w:after="0"/>
+        <w:rPr/>
       </w:pPr>
       <w:r>
         <w:rPr>
@@ -172,6 +213,7 @@
         <w:t>output</w:t>
       </w:r>
       <w:r>
+        <w:rPr/>
         <w:t xml:space="preserve">: tín hiệu ra. </w:t>
       </w:r>
     </w:p>
@@ -183,8 +225,9 @@
           <w:numId w:val="2"/>
         </w:numPr>
         <w:tabs>
-          <w:tab w:val="left" w:pos="709"/>
-        </w:tabs>
+          <w:tab w:val="left" w:pos="709" w:leader="none"/>
+        </w:tabs>
+        <w:rPr/>
       </w:pPr>
       <w:r>
         <w:rPr>
@@ -193,25 +236,37 @@
         <w:t>endmodule</w:t>
       </w:r>
       <w:r>
+        <w:rPr/>
         <w:t xml:space="preserve">: kết thúc module. </w:t>
       </w:r>
     </w:p>
     <w:p>
       <w:pPr>
         <w:pStyle w:val="HorizontalLine"/>
-      </w:pPr>
+        <w:rPr/>
+      </w:pPr>
+      <w:r>
+        <w:rPr/>
+      </w:r>
     </w:p>
     <w:p>
       <w:pPr>
         <w:pStyle w:val="Heading1"/>
-      </w:pPr>
-      <w:r>
+        <w:numPr>
+          <w:ilvl w:val="0"/>
+          <w:numId w:val="1"/>
+        </w:numPr>
+        <w:rPr/>
+      </w:pPr>
+      <w:r>
+        <w:rPr/>
         <w:t>2. Wire</w:t>
       </w:r>
     </w:p>
     <w:p>
       <w:pPr>
         <w:pStyle w:val="BodyText"/>
+        <w:rPr/>
       </w:pPr>
       <w:r>
         <w:rPr>
@@ -220,6 +275,7 @@
         <w:t>wire</w:t>
       </w:r>
       <w:r>
+        <w:rPr/>
         <w:t xml:space="preserve"> là </w:t>
       </w:r>
       <w:r>
@@ -229,6 +285,7 @@
         <w:t>dây nối</w:t>
       </w:r>
       <w:r>
+        <w:rPr/>
         <w:t>, không lưu giá trị.</w:t>
       </w:r>
     </w:p>
@@ -237,15 +294,17 @@
         <w:sectPr>
           <w:type w:val="continuous"/>
           <w:pgSz w:w="12240" w:h="15840"/>
-          <w:pgMar w:top="1134" w:right="1134" w:bottom="1134" w:left="1134" w:header="0" w:footer="0" w:gutter="0"/>
-          <w:cols w:space="720"/>
-          <w:formProt w:val="0"/>
+          <w:pgMar w:left="1134" w:right="1134" w:gutter="0" w:header="0" w:top="1134" w:footer="0" w:bottom="1134"/>
+          <w:formProt w:val="false"/>
+          <w:textDirection w:val="lrTb"/>
+          <w:docGrid w:type="default" w:linePitch="100" w:charSpace="0"/>
         </w:sectPr>
       </w:pPr>
     </w:p>
     <w:p>
       <w:pPr>
         <w:pStyle w:val="PreformattedText"/>
+        <w:rPr/>
       </w:pPr>
       <w:bookmarkStart w:id="0" w:name="code-block-viewer"/>
       <w:bookmarkEnd w:id="0"/>
@@ -259,6 +318,7 @@
     <w:p>
       <w:pPr>
         <w:pStyle w:val="PreformattedText"/>
+        <w:rPr/>
       </w:pPr>
       <w:r>
         <w:rPr>
@@ -270,6 +330,7 @@
     <w:p>
       <w:pPr>
         <w:pStyle w:val="PreformattedText"/>
+        <w:rPr/>
       </w:pPr>
       <w:r>
         <w:rPr>
@@ -281,7 +342,8 @@
     <w:p>
       <w:pPr>
         <w:pStyle w:val="PreformattedText"/>
-        <w:spacing w:after="283"/>
+        <w:spacing w:before="0" w:after="283"/>
+        <w:rPr/>
       </w:pPr>
       <w:r>
         <w:rPr>
@@ -295,17 +357,20 @@
         <w:sectPr>
           <w:type w:val="continuous"/>
           <w:pgSz w:w="12240" w:h="15840"/>
-          <w:pgMar w:top="1134" w:right="1134" w:bottom="1134" w:left="1134" w:header="0" w:footer="0" w:gutter="0"/>
-          <w:cols w:space="720"/>
-          <w:formProt w:val="0"/>
+          <w:pgMar w:left="1134" w:right="1134" w:gutter="0" w:header="0" w:top="1134" w:footer="0" w:bottom="1134"/>
+          <w:formProt w:val="false"/>
+          <w:textDirection w:val="lrTb"/>
+          <w:docGrid w:type="default" w:linePitch="100" w:charSpace="0"/>
         </w:sectPr>
       </w:pPr>
     </w:p>
     <w:p>
       <w:pPr>
         <w:pStyle w:val="BodyText"/>
-      </w:pPr>
-      <w:r>
+        <w:rPr/>
+      </w:pPr>
+      <w:r>
+        <w:rPr/>
         <w:t>Có thể hiểu:</w:t>
       </w:r>
     </w:p>
@@ -314,15 +379,17 @@
         <w:sectPr>
           <w:type w:val="continuous"/>
           <w:pgSz w:w="12240" w:h="15840"/>
-          <w:pgMar w:top="1134" w:right="1134" w:bottom="1134" w:left="1134" w:header="0" w:footer="0" w:gutter="0"/>
-          <w:cols w:space="720"/>
-          <w:formProt w:val="0"/>
+          <w:pgMar w:left="1134" w:right="1134" w:gutter="0" w:header="0" w:top="1134" w:footer="0" w:bottom="1134"/>
+          <w:formProt w:val="false"/>
+          <w:textDirection w:val="lrTb"/>
+          <w:docGrid w:type="default" w:linePitch="100" w:charSpace="0"/>
         </w:sectPr>
       </w:pPr>
     </w:p>
     <w:p>
       <w:pPr>
         <w:pStyle w:val="PreformattedText"/>
+        <w:rPr/>
       </w:pPr>
       <w:bookmarkStart w:id="1" w:name="code-block-viewer_Copy_1"/>
       <w:bookmarkEnd w:id="1"/>
@@ -336,18 +403,26 @@
     <w:p>
       <w:pPr>
         <w:pStyle w:val="PreformattedText"/>
-      </w:pPr>
-      <w:r>
-        <w:rPr>
-          <w:rStyle w:val="SourceText"/>
-        </w:rPr>
-        <w:t xml:space="preserve">       AND ---- y</w:t>
-      </w:r>
-    </w:p>
-    <w:p>
-      <w:pPr>
-        <w:pStyle w:val="PreformattedText"/>
-        <w:spacing w:after="283"/>
+        <w:rPr/>
+      </w:pPr>
+      <w:r>
+        <w:rPr>
+          <w:rStyle w:val="SourceText"/>
+        </w:rPr>
+        <w:t xml:space="preserve">       </w:t>
+      </w:r>
+      <w:r>
+        <w:rPr>
+          <w:rStyle w:val="SourceText"/>
+        </w:rPr>
+        <w:t>AND ---- y</w:t>
+      </w:r>
+    </w:p>
+    <w:p>
+      <w:pPr>
+        <w:pStyle w:val="PreformattedText"/>
+        <w:spacing w:before="0" w:after="283"/>
+        <w:rPr/>
       </w:pPr>
       <w:r>
         <w:rPr>
@@ -361,15 +436,17 @@
         <w:sectPr>
           <w:type w:val="continuous"/>
           <w:pgSz w:w="12240" w:h="15840"/>
-          <w:pgMar w:top="1134" w:right="1134" w:bottom="1134" w:left="1134" w:header="0" w:footer="0" w:gutter="0"/>
-          <w:cols w:space="720"/>
-          <w:formProt w:val="0"/>
+          <w:pgMar w:left="1134" w:right="1134" w:gutter="0" w:header="0" w:top="1134" w:footer="0" w:bottom="1134"/>
+          <w:formProt w:val="false"/>
+          <w:textDirection w:val="lrTb"/>
+          <w:docGrid w:type="default" w:linePitch="100" w:charSpace="0"/>
         </w:sectPr>
       </w:pPr>
     </w:p>
     <w:p>
       <w:pPr>
         <w:pStyle w:val="BodyText"/>
+        <w:rPr/>
       </w:pPr>
       <w:r>
         <w:rPr>
@@ -378,6 +455,7 @@
         <w:t>wire</w:t>
       </w:r>
       <w:r>
+        <w:rPr/>
         <w:t xml:space="preserve"> phải được gán bằng:</w:t>
       </w:r>
     </w:p>
@@ -386,16 +464,18 @@
         <w:sectPr>
           <w:type w:val="continuous"/>
           <w:pgSz w:w="12240" w:h="15840"/>
-          <w:pgMar w:top="1134" w:right="1134" w:bottom="1134" w:left="1134" w:header="0" w:footer="0" w:gutter="0"/>
-          <w:cols w:space="720"/>
-          <w:formProt w:val="0"/>
+          <w:pgMar w:left="1134" w:right="1134" w:gutter="0" w:header="0" w:top="1134" w:footer="0" w:bottom="1134"/>
+          <w:formProt w:val="false"/>
+          <w:textDirection w:val="lrTb"/>
+          <w:docGrid w:type="default" w:linePitch="100" w:charSpace="0"/>
         </w:sectPr>
       </w:pPr>
     </w:p>
     <w:p>
       <w:pPr>
         <w:pStyle w:val="PreformattedText"/>
-        <w:spacing w:after="283"/>
+        <w:spacing w:before="0" w:after="283"/>
+        <w:rPr/>
       </w:pPr>
       <w:bookmarkStart w:id="2" w:name="code-block-viewer_Copy_2"/>
       <w:bookmarkEnd w:id="2"/>
@@ -411,22 +491,33 @@
         <w:sectPr>
           <w:type w:val="continuous"/>
           <w:pgSz w:w="12240" w:h="15840"/>
-          <w:pgMar w:top="1134" w:right="1134" w:bottom="1134" w:left="1134" w:header="0" w:footer="0" w:gutter="0"/>
-          <w:cols w:space="720"/>
-          <w:formProt w:val="0"/>
+          <w:pgMar w:left="1134" w:right="1134" w:gutter="0" w:header="0" w:top="1134" w:footer="0" w:bottom="1134"/>
+          <w:formProt w:val="false"/>
+          <w:textDirection w:val="lrTb"/>
+          <w:docGrid w:type="default" w:linePitch="100" w:charSpace="0"/>
         </w:sectPr>
       </w:pPr>
     </w:p>
     <w:p>
       <w:pPr>
         <w:pStyle w:val="HorizontalLine"/>
-      </w:pPr>
+        <w:rPr/>
+      </w:pPr>
+      <w:r>
+        <w:rPr/>
+      </w:r>
     </w:p>
     <w:p>
       <w:pPr>
         <w:pStyle w:val="Heading1"/>
-      </w:pPr>
-      <w:r>
+        <w:numPr>
+          <w:ilvl w:val="0"/>
+          <w:numId w:val="1"/>
+        </w:numPr>
+        <w:rPr/>
+      </w:pPr>
+      <w:r>
+        <w:rPr/>
         <w:t>3. Reg</w:t>
       </w:r>
     </w:p>
@@ -434,8 +525,10 @@
       <w:pPr>
         <w:pStyle w:val="BodyText"/>
         <w:tabs>
-          <w:tab w:val="left" w:pos="9105"/>
-        </w:tabs>
+          <w:tab w:val="clear" w:pos="709"/>
+          <w:tab w:val="left" w:pos="9105" w:leader="none"/>
+        </w:tabs>
+        <w:rPr/>
       </w:pPr>
       <w:r>
         <w:rPr>
@@ -444,6 +537,7 @@
         <w:t>reg</w:t>
       </w:r>
       <w:r>
+        <w:rPr/>
         <w:t xml:space="preserve"> lưu giá trị, thường dùng trong </w:t>
       </w:r>
       <w:r>
@@ -453,32 +547,41 @@
         <w:t>always</w:t>
       </w:r>
       <w:r>
+        <w:rPr/>
         <w:t>.</w:t>
-      </w:r>
-      <w:r>
         <w:tab/>
       </w:r>
     </w:p>
     <w:p>
       <w:pPr>
-        <w:tabs>
-          <w:tab w:val="left" w:pos="9105"/>
-        </w:tabs>
+        <w:pStyle w:val="Normal"/>
+        <w:tabs>
+          <w:tab w:val="clear" w:pos="709"/>
+          <w:tab w:val="left" w:pos="9105" w:leader="none"/>
+        </w:tabs>
+        <w:rPr/>
+      </w:pPr>
+      <w:r>
+        <w:rPr/>
+        <w:tab/>
+      </w:r>
+    </w:p>
+    <w:p>
+      <w:pPr>
         <w:sectPr>
           <w:type w:val="continuous"/>
           <w:pgSz w:w="12240" w:h="15840"/>
-          <w:pgMar w:top="1134" w:right="1134" w:bottom="1134" w:left="1134" w:header="0" w:footer="0" w:gutter="0"/>
-          <w:cols w:space="720"/>
-          <w:formProt w:val="0"/>
+          <w:pgMar w:left="1134" w:right="1134" w:gutter="0" w:header="0" w:top="1134" w:footer="0" w:bottom="1134"/>
+          <w:formProt w:val="false"/>
+          <w:textDirection w:val="lrTb"/>
+          <w:docGrid w:type="default" w:linePitch="100" w:charSpace="0"/>
         </w:sectPr>
       </w:pPr>
-      <w:r>
-        <w:tab/>
-      </w:r>
-    </w:p>
-    <w:p>
-      <w:pPr>
-        <w:pStyle w:val="PreformattedText"/>
+    </w:p>
+    <w:p>
+      <w:pPr>
+        <w:pStyle w:val="PreformattedText"/>
+        <w:rPr/>
       </w:pPr>
       <w:bookmarkStart w:id="3" w:name="code-block-viewer_Copy_3"/>
       <w:bookmarkEnd w:id="3"/>
@@ -492,6 +595,7 @@
     <w:p>
       <w:pPr>
         <w:pStyle w:val="PreformattedText"/>
+        <w:rPr/>
       </w:pPr>
       <w:r>
         <w:rPr>
@@ -503,6 +607,7 @@
     <w:p>
       <w:pPr>
         <w:pStyle w:val="PreformattedText"/>
+        <w:rPr/>
       </w:pPr>
       <w:r>
         <w:rPr>
@@ -514,18 +619,26 @@
     <w:p>
       <w:pPr>
         <w:pStyle w:val="PreformattedText"/>
-      </w:pPr>
-      <w:r>
-        <w:rPr>
-          <w:rStyle w:val="SourceText"/>
-        </w:rPr>
-        <w:t xml:space="preserve">    q &lt;= d;</w:t>
-      </w:r>
-    </w:p>
-    <w:p>
-      <w:pPr>
-        <w:pStyle w:val="PreformattedText"/>
-        <w:spacing w:after="283"/>
+        <w:rPr/>
+      </w:pPr>
+      <w:r>
+        <w:rPr>
+          <w:rStyle w:val="SourceText"/>
+        </w:rPr>
+        <w:t xml:space="preserve">    </w:t>
+      </w:r>
+      <w:r>
+        <w:rPr>
+          <w:rStyle w:val="SourceText"/>
+        </w:rPr>
+        <w:t>q &lt;= d;</w:t>
+      </w:r>
+    </w:p>
+    <w:p>
+      <w:pPr>
+        <w:pStyle w:val="PreformattedText"/>
+        <w:spacing w:before="0" w:after="283"/>
+        <w:rPr/>
       </w:pPr>
       <w:r>
         <w:rPr>
@@ -539,17 +652,20 @@
         <w:sectPr>
           <w:type w:val="continuous"/>
           <w:pgSz w:w="12240" w:h="15840"/>
-          <w:pgMar w:top="1134" w:right="1134" w:bottom="1134" w:left="1134" w:header="0" w:footer="0" w:gutter="0"/>
-          <w:cols w:space="720"/>
-          <w:formProt w:val="0"/>
+          <w:pgMar w:left="1134" w:right="1134" w:gutter="0" w:header="0" w:top="1134" w:footer="0" w:bottom="1134"/>
+          <w:formProt w:val="false"/>
+          <w:textDirection w:val="lrTb"/>
+          <w:docGrid w:type="default" w:linePitch="100" w:charSpace="0"/>
         </w:sectPr>
       </w:pPr>
     </w:p>
     <w:p>
       <w:pPr>
         <w:pStyle w:val="BodyText"/>
-      </w:pPr>
-      <w:r>
+        <w:rPr/>
+      </w:pPr>
+      <w:r>
+        <w:rPr/>
         <w:t xml:space="preserve">Trong SystemVerilog hiện đại thường dùng </w:t>
       </w:r>
       <w:r>
@@ -559,6 +675,7 @@
         <w:t>logic</w:t>
       </w:r>
       <w:r>
+        <w:rPr/>
         <w:t xml:space="preserve"> thay cho </w:t>
       </w:r>
       <w:r>
@@ -568,28 +685,40 @@
         <w:t>reg</w:t>
       </w:r>
       <w:r>
+        <w:rPr/>
         <w:t>.</w:t>
       </w:r>
     </w:p>
     <w:p>
       <w:pPr>
         <w:pStyle w:val="HorizontalLine"/>
-      </w:pPr>
+        <w:rPr/>
+      </w:pPr>
+      <w:r>
+        <w:rPr/>
+      </w:r>
     </w:p>
     <w:p>
       <w:pPr>
         <w:pStyle w:val="Heading1"/>
-      </w:pPr>
-      <w:r>
-        <w:lastRenderedPageBreak/>
+        <w:numPr>
+          <w:ilvl w:val="0"/>
+          <w:numId w:val="1"/>
+        </w:numPr>
+        <w:rPr/>
+      </w:pPr>
+      <w:r>
+        <w:rPr/>
         <w:t>4. Assign</w:t>
       </w:r>
     </w:p>
     <w:p>
       <w:pPr>
         <w:pStyle w:val="BodyText"/>
-      </w:pPr>
-      <w:r>
+        <w:rPr/>
+      </w:pPr>
+      <w:r>
+        <w:rPr/>
         <w:t>Dùng cho mạch tổ hợp (Combinational Logic).</w:t>
       </w:r>
     </w:p>
@@ -598,15 +727,17 @@
         <w:sectPr>
           <w:type w:val="continuous"/>
           <w:pgSz w:w="12240" w:h="15840"/>
-          <w:pgMar w:top="1134" w:right="1134" w:bottom="1134" w:left="1134" w:header="0" w:footer="0" w:gutter="0"/>
-          <w:cols w:space="720"/>
-          <w:formProt w:val="0"/>
+          <w:pgMar w:left="1134" w:right="1134" w:gutter="0" w:header="0" w:top="1134" w:footer="0" w:bottom="1134"/>
+          <w:formProt w:val="false"/>
+          <w:textDirection w:val="lrTb"/>
+          <w:docGrid w:type="default" w:linePitch="100" w:charSpace="0"/>
         </w:sectPr>
       </w:pPr>
     </w:p>
     <w:p>
       <w:pPr>
         <w:pStyle w:val="PreformattedText"/>
+        <w:rPr/>
       </w:pPr>
       <w:bookmarkStart w:id="4" w:name="code-block-viewer_Copy_4"/>
       <w:bookmarkEnd w:id="4"/>
@@ -620,6 +751,7 @@
     <w:p>
       <w:pPr>
         <w:pStyle w:val="PreformattedText"/>
+        <w:rPr/>
       </w:pPr>
       <w:r>
         <w:rPr>
@@ -631,7 +763,8 @@
     <w:p>
       <w:pPr>
         <w:pStyle w:val="PreformattedText"/>
-        <w:spacing w:after="283"/>
+        <w:spacing w:before="0" w:after="283"/>
+        <w:rPr/>
       </w:pPr>
       <w:r>
         <w:rPr>
@@ -645,17 +778,20 @@
         <w:sectPr>
           <w:type w:val="continuous"/>
           <w:pgSz w:w="12240" w:h="15840"/>
-          <w:pgMar w:top="1134" w:right="1134" w:bottom="1134" w:left="1134" w:header="0" w:footer="0" w:gutter="0"/>
-          <w:cols w:space="720"/>
-          <w:formProt w:val="0"/>
+          <w:pgMar w:left="1134" w:right="1134" w:gutter="0" w:header="0" w:top="1134" w:footer="0" w:bottom="1134"/>
+          <w:formProt w:val="false"/>
+          <w:textDirection w:val="lrTb"/>
+          <w:docGrid w:type="default" w:linePitch="100" w:charSpace="0"/>
         </w:sectPr>
       </w:pPr>
     </w:p>
     <w:p>
       <w:pPr>
         <w:pStyle w:val="BodyText"/>
-      </w:pPr>
-      <w:r>
+        <w:rPr/>
+      </w:pPr>
+      <w:r>
+        <w:rPr/>
         <w:t>Tương đương:</w:t>
       </w:r>
     </w:p>
@@ -664,15 +800,17 @@
         <w:sectPr>
           <w:type w:val="continuous"/>
           <w:pgSz w:w="12240" w:h="15840"/>
-          <w:pgMar w:top="1134" w:right="1134" w:bottom="1134" w:left="1134" w:header="0" w:footer="0" w:gutter="0"/>
-          <w:cols w:space="720"/>
-          <w:formProt w:val="0"/>
+          <w:pgMar w:left="1134" w:right="1134" w:gutter="0" w:header="0" w:top="1134" w:footer="0" w:bottom="1134"/>
+          <w:formProt w:val="false"/>
+          <w:textDirection w:val="lrTb"/>
+          <w:docGrid w:type="default" w:linePitch="100" w:charSpace="0"/>
         </w:sectPr>
       </w:pPr>
     </w:p>
     <w:p>
       <w:pPr>
         <w:pStyle w:val="PreformattedText"/>
+        <w:rPr/>
       </w:pPr>
       <w:bookmarkStart w:id="5" w:name="code-block-viewer_Copy_5"/>
       <w:bookmarkEnd w:id="5"/>
@@ -686,6 +824,7 @@
     <w:p>
       <w:pPr>
         <w:pStyle w:val="PreformattedText"/>
+        <w:rPr/>
       </w:pPr>
       <w:r>
         <w:rPr>
@@ -697,7 +836,8 @@
     <w:p>
       <w:pPr>
         <w:pStyle w:val="PreformattedText"/>
-        <w:spacing w:after="283"/>
+        <w:spacing w:before="0" w:after="283"/>
+        <w:rPr/>
       </w:pPr>
       <w:r>
         <w:rPr>
@@ -711,22 +851,33 @@
         <w:sectPr>
           <w:type w:val="continuous"/>
           <w:pgSz w:w="12240" w:h="15840"/>
-          <w:pgMar w:top="1134" w:right="1134" w:bottom="1134" w:left="1134" w:header="0" w:footer="0" w:gutter="0"/>
-          <w:cols w:space="720"/>
-          <w:formProt w:val="0"/>
+          <w:pgMar w:left="1134" w:right="1134" w:gutter="0" w:header="0" w:top="1134" w:footer="0" w:bottom="1134"/>
+          <w:formProt w:val="false"/>
+          <w:textDirection w:val="lrTb"/>
+          <w:docGrid w:type="default" w:linePitch="100" w:charSpace="0"/>
         </w:sectPr>
       </w:pPr>
     </w:p>
     <w:p>
       <w:pPr>
         <w:pStyle w:val="HorizontalLine"/>
-      </w:pPr>
+        <w:rPr/>
+      </w:pPr>
+      <w:r>
+        <w:rPr/>
+      </w:r>
     </w:p>
     <w:p>
       <w:pPr>
         <w:pStyle w:val="Heading1"/>
-      </w:pPr>
-      <w:r>
+        <w:numPr>
+          <w:ilvl w:val="0"/>
+          <w:numId w:val="1"/>
+        </w:numPr>
+        <w:rPr/>
+      </w:pPr>
+      <w:r>
+        <w:rPr/>
         <w:t>5. Khởi tạo module khác</w:t>
       </w:r>
     </w:p>
@@ -735,15 +886,17 @@
         <w:sectPr>
           <w:type w:val="continuous"/>
           <w:pgSz w:w="12240" w:h="15840"/>
-          <w:pgMar w:top="1134" w:right="1134" w:bottom="1134" w:left="1134" w:header="0" w:footer="0" w:gutter="0"/>
-          <w:cols w:space="720"/>
-          <w:formProt w:val="0"/>
+          <w:pgMar w:left="1134" w:right="1134" w:gutter="0" w:header="0" w:top="1134" w:footer="0" w:bottom="1134"/>
+          <w:formProt w:val="false"/>
+          <w:textDirection w:val="lrTb"/>
+          <w:docGrid w:type="default" w:linePitch="100" w:charSpace="0"/>
         </w:sectPr>
       </w:pPr>
     </w:p>
     <w:p>
       <w:pPr>
         <w:pStyle w:val="PreformattedText"/>
+        <w:rPr/>
       </w:pPr>
       <w:bookmarkStart w:id="6" w:name="code-block-viewer_Copy_6"/>
       <w:bookmarkEnd w:id="6"/>
@@ -757,6 +910,7 @@
     <w:p>
       <w:pPr>
         <w:pStyle w:val="PreformattedText"/>
+        <w:rPr/>
       </w:pPr>
       <w:r>
         <w:rPr>
@@ -768,6 +922,7 @@
     <w:p>
       <w:pPr>
         <w:pStyle w:val="PreformattedText"/>
+        <w:rPr/>
       </w:pPr>
       <w:r>
         <w:rPr>
@@ -779,39 +934,61 @@
     <w:p>
       <w:pPr>
         <w:pStyle w:val="PreformattedText"/>
-      </w:pPr>
-      <w:r>
-        <w:rPr>
-          <w:rStyle w:val="SourceText"/>
-        </w:rPr>
-        <w:t xml:space="preserve">    .a(a),</w:t>
-      </w:r>
-    </w:p>
-    <w:p>
-      <w:pPr>
-        <w:pStyle w:val="PreformattedText"/>
-      </w:pPr>
-      <w:r>
-        <w:rPr>
-          <w:rStyle w:val="SourceText"/>
-        </w:rPr>
-        <w:t xml:space="preserve">    .b(b),</w:t>
-      </w:r>
-    </w:p>
-    <w:p>
-      <w:pPr>
-        <w:pStyle w:val="PreformattedText"/>
-      </w:pPr>
-      <w:r>
-        <w:rPr>
-          <w:rStyle w:val="SourceText"/>
-        </w:rPr>
-        <w:t xml:space="preserve">    .y(y)</w:t>
-      </w:r>
-    </w:p>
-    <w:p>
-      <w:pPr>
-        <w:pStyle w:val="PreformattedText"/>
+        <w:rPr/>
+      </w:pPr>
+      <w:r>
+        <w:rPr>
+          <w:rStyle w:val="SourceText"/>
+        </w:rPr>
+        <w:t xml:space="preserve">    </w:t>
+      </w:r>
+      <w:r>
+        <w:rPr>
+          <w:rStyle w:val="SourceText"/>
+        </w:rPr>
+        <w:t>.a(a),</w:t>
+      </w:r>
+    </w:p>
+    <w:p>
+      <w:pPr>
+        <w:pStyle w:val="PreformattedText"/>
+        <w:rPr/>
+      </w:pPr>
+      <w:r>
+        <w:rPr>
+          <w:rStyle w:val="SourceText"/>
+        </w:rPr>
+        <w:t xml:space="preserve">    </w:t>
+      </w:r>
+      <w:r>
+        <w:rPr>
+          <w:rStyle w:val="SourceText"/>
+        </w:rPr>
+        <w:t>.b(b),</w:t>
+      </w:r>
+    </w:p>
+    <w:p>
+      <w:pPr>
+        <w:pStyle w:val="PreformattedText"/>
+        <w:rPr/>
+      </w:pPr>
+      <w:r>
+        <w:rPr>
+          <w:rStyle w:val="SourceText"/>
+        </w:rPr>
+        <w:t xml:space="preserve">    </w:t>
+      </w:r>
+      <w:r>
+        <w:rPr>
+          <w:rStyle w:val="SourceText"/>
+        </w:rPr>
+        <w:t>.y(y)</w:t>
+      </w:r>
+    </w:p>
+    <w:p>
+      <w:pPr>
+        <w:pStyle w:val="PreformattedText"/>
+        <w:rPr/>
       </w:pPr>
       <w:r>
         <w:rPr>
@@ -823,7 +1000,8 @@
     <w:p>
       <w:pPr>
         <w:pStyle w:val="PreformattedText"/>
-        <w:spacing w:after="283"/>
+        <w:spacing w:before="0" w:after="283"/>
+        <w:rPr/>
       </w:pPr>
       <w:r>
         <w:rPr>
@@ -837,15 +1015,17 @@
         <w:sectPr>
           <w:type w:val="continuous"/>
           <w:pgSz w:w="12240" w:h="15840"/>
-          <w:pgMar w:top="1134" w:right="1134" w:bottom="1134" w:left="1134" w:header="0" w:footer="0" w:gutter="0"/>
-          <w:cols w:space="720"/>
-          <w:formProt w:val="0"/>
+          <w:pgMar w:left="1134" w:right="1134" w:gutter="0" w:header="0" w:top="1134" w:footer="0" w:bottom="1134"/>
+          <w:formProt w:val="false"/>
+          <w:textDirection w:val="lrTb"/>
+          <w:docGrid w:type="default" w:linePitch="100" w:charSpace="0"/>
         </w:sectPr>
       </w:pPr>
     </w:p>
     <w:p>
       <w:pPr>
         <w:pStyle w:val="BodyText"/>
+        <w:rPr/>
       </w:pPr>
       <w:r>
         <w:rPr>
@@ -854,6 +1034,7 @@
         <w:t>u1</w:t>
       </w:r>
       <w:r>
+        <w:rPr/>
         <w:t xml:space="preserve"> là một instance của module </w:t>
       </w:r>
       <w:r>
@@ -863,19 +1044,30 @@
         <w:t>and_gate</w:t>
       </w:r>
       <w:r>
+        <w:rPr/>
         <w:t>.</w:t>
       </w:r>
     </w:p>
     <w:p>
       <w:pPr>
         <w:pStyle w:val="HorizontalLine"/>
-      </w:pPr>
+        <w:rPr/>
+      </w:pPr>
+      <w:r>
+        <w:rPr/>
+      </w:r>
     </w:p>
     <w:p>
       <w:pPr>
         <w:pStyle w:val="Heading1"/>
-      </w:pPr>
-      <w:r>
+        <w:numPr>
+          <w:ilvl w:val="0"/>
+          <w:numId w:val="1"/>
+        </w:numPr>
+        <w:rPr/>
+      </w:pPr>
+      <w:r>
+        <w:rPr/>
         <w:t>6. Toán tử cơ bản</w:t>
       </w:r>
     </w:p>
@@ -884,15 +1076,17 @@
         <w:sectPr>
           <w:type w:val="continuous"/>
           <w:pgSz w:w="12240" w:h="15840"/>
-          <w:pgMar w:top="1134" w:right="1134" w:bottom="1134" w:left="1134" w:header="0" w:footer="0" w:gutter="0"/>
-          <w:cols w:space="720"/>
-          <w:formProt w:val="0"/>
+          <w:pgMar w:left="1134" w:right="1134" w:gutter="0" w:header="0" w:top="1134" w:footer="0" w:bottom="1134"/>
+          <w:formProt w:val="false"/>
+          <w:textDirection w:val="lrTb"/>
+          <w:docGrid w:type="default" w:linePitch="100" w:charSpace="0"/>
         </w:sectPr>
       </w:pPr>
     </w:p>
     <w:p>
       <w:pPr>
         <w:pStyle w:val="PreformattedText"/>
+        <w:rPr/>
       </w:pPr>
       <w:bookmarkStart w:id="7" w:name="code-block-viewer_Copy_7"/>
       <w:bookmarkEnd w:id="7"/>
@@ -906,6 +1100,7 @@
     <w:p>
       <w:pPr>
         <w:pStyle w:val="PreformattedText"/>
+        <w:rPr/>
       </w:pPr>
       <w:r>
         <w:rPr>
@@ -917,6 +1112,7 @@
     <w:p>
       <w:pPr>
         <w:pStyle w:val="PreformattedText"/>
+        <w:rPr/>
       </w:pPr>
       <w:r>
         <w:rPr>
@@ -928,6 +1124,7 @@
     <w:p>
       <w:pPr>
         <w:pStyle w:val="PreformattedText"/>
+        <w:rPr/>
       </w:pPr>
       <w:r>
         <w:rPr>
@@ -939,6 +1136,7 @@
     <w:p>
       <w:pPr>
         <w:pStyle w:val="PreformattedText"/>
+        <w:rPr/>
       </w:pPr>
       <w:r>
         <w:rPr>
@@ -950,6 +1148,7 @@
     <w:p>
       <w:pPr>
         <w:pStyle w:val="PreformattedText"/>
+        <w:rPr/>
       </w:pPr>
       <w:r>
         <w:rPr>
@@ -961,6 +1160,7 @@
     <w:p>
       <w:pPr>
         <w:pStyle w:val="PreformattedText"/>
+        <w:rPr/>
       </w:pPr>
       <w:r>
         <w:rPr>
@@ -972,7 +1172,8 @@
     <w:p>
       <w:pPr>
         <w:pStyle w:val="PreformattedText"/>
-        <w:spacing w:after="283"/>
+        <w:spacing w:before="0" w:after="283"/>
+        <w:rPr/>
       </w:pPr>
       <w:r>
         <w:rPr>
@@ -986,22 +1187,33 @@
         <w:sectPr>
           <w:type w:val="continuous"/>
           <w:pgSz w:w="12240" w:h="15840"/>
-          <w:pgMar w:top="1134" w:right="1134" w:bottom="1134" w:left="1134" w:header="0" w:footer="0" w:gutter="0"/>
-          <w:cols w:space="720"/>
-          <w:formProt w:val="0"/>
+          <w:pgMar w:left="1134" w:right="1134" w:gutter="0" w:header="0" w:top="1134" w:footer="0" w:bottom="1134"/>
+          <w:formProt w:val="false"/>
+          <w:textDirection w:val="lrTb"/>
+          <w:docGrid w:type="default" w:linePitch="100" w:charSpace="0"/>
         </w:sectPr>
       </w:pPr>
     </w:p>
     <w:p>
       <w:pPr>
         <w:pStyle w:val="HorizontalLine"/>
-      </w:pPr>
+        <w:rPr/>
+      </w:pPr>
+      <w:r>
+        <w:rPr/>
+      </w:r>
     </w:p>
     <w:p>
       <w:pPr>
         <w:pStyle w:val="Heading1"/>
-      </w:pPr>
-      <w:r>
+        <w:numPr>
+          <w:ilvl w:val="0"/>
+          <w:numId w:val="1"/>
+        </w:numPr>
+        <w:rPr/>
+      </w:pPr>
+      <w:r>
+        <w:rPr/>
         <w:t>7. Ví dụ hoàn chỉnh</w:t>
       </w:r>
     </w:p>
@@ -1010,15 +1222,17 @@
         <w:sectPr>
           <w:type w:val="continuous"/>
           <w:pgSz w:w="12240" w:h="15840"/>
-          <w:pgMar w:top="1134" w:right="1134" w:bottom="1134" w:left="1134" w:header="0" w:footer="0" w:gutter="0"/>
-          <w:cols w:space="720"/>
-          <w:formProt w:val="0"/>
+          <w:pgMar w:left="1134" w:right="1134" w:gutter="0" w:header="0" w:top="1134" w:footer="0" w:bottom="1134"/>
+          <w:formProt w:val="false"/>
+          <w:textDirection w:val="lrTb"/>
+          <w:docGrid w:type="default" w:linePitch="100" w:charSpace="0"/>
         </w:sectPr>
       </w:pPr>
     </w:p>
     <w:p>
       <w:pPr>
         <w:pStyle w:val="PreformattedText"/>
+        <w:rPr/>
       </w:pPr>
       <w:bookmarkStart w:id="8" w:name="code-block-viewer_Copy_8"/>
       <w:bookmarkEnd w:id="8"/>
@@ -1032,39 +1246,61 @@
     <w:p>
       <w:pPr>
         <w:pStyle w:val="PreformattedText"/>
-      </w:pPr>
-      <w:r>
-        <w:rPr>
-          <w:rStyle w:val="SourceText"/>
-        </w:rPr>
-        <w:t xml:space="preserve">    input a,</w:t>
-      </w:r>
-    </w:p>
-    <w:p>
-      <w:pPr>
-        <w:pStyle w:val="PreformattedText"/>
-      </w:pPr>
-      <w:r>
-        <w:rPr>
-          <w:rStyle w:val="SourceText"/>
-        </w:rPr>
-        <w:t xml:space="preserve">    input b,</w:t>
-      </w:r>
-    </w:p>
-    <w:p>
-      <w:pPr>
-        <w:pStyle w:val="PreformattedText"/>
-      </w:pPr>
-      <w:r>
-        <w:rPr>
-          <w:rStyle w:val="SourceText"/>
-        </w:rPr>
-        <w:t xml:space="preserve">    output y</w:t>
-      </w:r>
-    </w:p>
-    <w:p>
-      <w:pPr>
-        <w:pStyle w:val="PreformattedText"/>
+        <w:rPr/>
+      </w:pPr>
+      <w:r>
+        <w:rPr>
+          <w:rStyle w:val="SourceText"/>
+        </w:rPr>
+        <w:t xml:space="preserve">    </w:t>
+      </w:r>
+      <w:r>
+        <w:rPr>
+          <w:rStyle w:val="SourceText"/>
+        </w:rPr>
+        <w:t>input a,</w:t>
+      </w:r>
+    </w:p>
+    <w:p>
+      <w:pPr>
+        <w:pStyle w:val="PreformattedText"/>
+        <w:rPr/>
+      </w:pPr>
+      <w:r>
+        <w:rPr>
+          <w:rStyle w:val="SourceText"/>
+        </w:rPr>
+        <w:t xml:space="preserve">    </w:t>
+      </w:r>
+      <w:r>
+        <w:rPr>
+          <w:rStyle w:val="SourceText"/>
+        </w:rPr>
+        <w:t>input b,</w:t>
+      </w:r>
+    </w:p>
+    <w:p>
+      <w:pPr>
+        <w:pStyle w:val="PreformattedText"/>
+        <w:rPr/>
+      </w:pPr>
+      <w:r>
+        <w:rPr>
+          <w:rStyle w:val="SourceText"/>
+        </w:rPr>
+        <w:t xml:space="preserve">    </w:t>
+      </w:r>
+      <w:r>
+        <w:rPr>
+          <w:rStyle w:val="SourceText"/>
+        </w:rPr>
+        <w:t>output y</w:t>
+      </w:r>
+    </w:p>
+    <w:p>
+      <w:pPr>
+        <w:pStyle w:val="PreformattedText"/>
+        <w:rPr/>
       </w:pPr>
       <w:r>
         <w:rPr>
@@ -1076,6 +1312,7 @@
     <w:p>
       <w:pPr>
         <w:pStyle w:val="PreformattedText"/>
+        <w:rPr/>
       </w:pPr>
       <w:r>
         <w:rPr>
@@ -1087,6 +1324,7 @@
     <w:p>
       <w:pPr>
         <w:pStyle w:val="PreformattedText"/>
+        <w:rPr/>
       </w:pPr>
       <w:r>
         <w:rPr>
@@ -1098,6 +1336,7 @@
     <w:p>
       <w:pPr>
         <w:pStyle w:val="PreformattedText"/>
+        <w:rPr/>
       </w:pPr>
       <w:r>
         <w:rPr>
@@ -1109,7 +1348,8 @@
     <w:p>
       <w:pPr>
         <w:pStyle w:val="PreformattedText"/>
-        <w:spacing w:after="283"/>
+        <w:spacing w:before="0" w:after="283"/>
+        <w:rPr/>
       </w:pPr>
       <w:r>
         <w:rPr>
@@ -1123,17 +1363,20 @@
         <w:sectPr>
           <w:type w:val="continuous"/>
           <w:pgSz w:w="12240" w:h="15840"/>
-          <w:pgMar w:top="1134" w:right="1134" w:bottom="1134" w:left="1134" w:header="0" w:footer="0" w:gutter="0"/>
-          <w:cols w:space="720"/>
-          <w:formProt w:val="0"/>
+          <w:pgMar w:left="1134" w:right="1134" w:gutter="0" w:header="0" w:top="1134" w:footer="0" w:bottom="1134"/>
+          <w:formProt w:val="false"/>
+          <w:textDirection w:val="lrTb"/>
+          <w:docGrid w:type="default" w:linePitch="100" w:charSpace="0"/>
         </w:sectPr>
       </w:pPr>
     </w:p>
     <w:p>
       <w:pPr>
         <w:pStyle w:val="BodyText"/>
-      </w:pPr>
-      <w:r>
+        <w:rPr/>
+      </w:pPr>
+      <w:r>
+        <w:rPr/>
         <w:t>Hoạt động:</w:t>
       </w:r>
     </w:p>
@@ -1142,15 +1385,17 @@
         <w:sectPr>
           <w:type w:val="continuous"/>
           <w:pgSz w:w="12240" w:h="15840"/>
-          <w:pgMar w:top="1134" w:right="1134" w:bottom="1134" w:left="1134" w:header="0" w:footer="0" w:gutter="0"/>
-          <w:cols w:space="720"/>
-          <w:formProt w:val="0"/>
+          <w:pgMar w:left="1134" w:right="1134" w:gutter="0" w:header="0" w:top="1134" w:footer="0" w:bottom="1134"/>
+          <w:formProt w:val="false"/>
+          <w:textDirection w:val="lrTb"/>
+          <w:docGrid w:type="default" w:linePitch="100" w:charSpace="0"/>
         </w:sectPr>
       </w:pPr>
     </w:p>
     <w:p>
       <w:pPr>
         <w:pStyle w:val="PreformattedText"/>
+        <w:rPr/>
       </w:pPr>
       <w:bookmarkStart w:id="9" w:name="code-block-viewer_Copy_9"/>
       <w:bookmarkEnd w:id="9"/>
@@ -1158,25 +1403,32 @@
         <w:rPr>
           <w:rStyle w:val="SourceText"/>
         </w:rPr>
-        <w:lastRenderedPageBreak/>
         <w:t>a ----\</w:t>
       </w:r>
     </w:p>
     <w:p>
       <w:pPr>
         <w:pStyle w:val="PreformattedText"/>
-      </w:pPr>
-      <w:r>
-        <w:rPr>
-          <w:rStyle w:val="SourceText"/>
-        </w:rPr>
-        <w:t xml:space="preserve">       AND ---- temp ---- NOT ---- y</w:t>
-      </w:r>
-    </w:p>
-    <w:p>
-      <w:pPr>
-        <w:pStyle w:val="PreformattedText"/>
-        <w:spacing w:after="283"/>
+        <w:rPr/>
+      </w:pPr>
+      <w:r>
+        <w:rPr>
+          <w:rStyle w:val="SourceText"/>
+        </w:rPr>
+        <w:t xml:space="preserve">       </w:t>
+      </w:r>
+      <w:r>
+        <w:rPr>
+          <w:rStyle w:val="SourceText"/>
+        </w:rPr>
+        <w:t>AND ---- temp ---- NOT ---- y</w:t>
+      </w:r>
+    </w:p>
+    <w:p>
+      <w:pPr>
+        <w:pStyle w:val="PreformattedText"/>
+        <w:spacing w:before="0" w:after="283"/>
+        <w:rPr/>
       </w:pPr>
       <w:r>
         <w:rPr>
@@ -1190,23 +1442,31 @@
         <w:sectPr>
           <w:type w:val="continuous"/>
           <w:pgSz w:w="12240" w:h="15840"/>
-          <w:pgMar w:top="1134" w:right="1134" w:bottom="1134" w:left="1134" w:header="0" w:footer="0" w:gutter="0"/>
-          <w:cols w:space="720"/>
-          <w:formProt w:val="0"/>
+          <w:pgMar w:left="1134" w:right="1134" w:gutter="0" w:header="0" w:top="1134" w:footer="0" w:bottom="1134"/>
+          <w:formProt w:val="false"/>
+          <w:textDirection w:val="lrTb"/>
+          <w:docGrid w:type="default" w:linePitch="100" w:charSpace="0"/>
         </w:sectPr>
       </w:pPr>
     </w:p>
     <w:p>
       <w:pPr>
         <w:pStyle w:val="Heading1"/>
-      </w:pPr>
-      <w:r>
+        <w:numPr>
+          <w:ilvl w:val="0"/>
+          <w:numId w:val="1"/>
+        </w:numPr>
+        <w:rPr/>
+      </w:pPr>
+      <w:r>
+        <w:rPr/>
         <w:t xml:space="preserve">8. always @(posedge clk)  là gì </w:t>
       </w:r>
     </w:p>
     <w:p>
       <w:pPr>
         <w:pStyle w:val="BodyText"/>
+        <w:rPr/>
       </w:pPr>
       <w:r>
         <w:rPr>
@@ -1215,21 +1475,25 @@
         <w:t>always @(posedge clk)</w:t>
       </w:r>
       <w:r>
+        <w:rPr/>
         <w:t xml:space="preserve"> là một trong những câu lệnh quan trọng nhất của Verilog.</w:t>
       </w:r>
     </w:p>
     <w:p>
       <w:pPr>
         <w:pStyle w:val="BodyText"/>
-      </w:pPr>
-      <w:r>
+        <w:rPr/>
+      </w:pPr>
+      <w:r>
+        <w:rPr/>
         <w:t>Nó có nghĩa là:</w:t>
       </w:r>
     </w:p>
     <w:p>
       <w:pPr>
         <w:pStyle w:val="BlockQuotation"/>
-        <w:spacing w:after="140" w:line="276" w:lineRule="auto"/>
+        <w:spacing w:lineRule="auto" w:line="276" w:before="0" w:after="140"/>
+        <w:rPr/>
       </w:pPr>
       <w:r>
         <w:rPr>
@@ -1253,8 +1517,10 @@
     <w:p>
       <w:pPr>
         <w:pStyle w:val="BodyText"/>
-      </w:pPr>
-      <w:r>
+        <w:rPr/>
+      </w:pPr>
+      <w:r>
+        <w:rPr/>
         <w:t>Ví dụ:</w:t>
       </w:r>
     </w:p>
@@ -1263,16 +1529,18 @@
         <w:sectPr>
           <w:type w:val="continuous"/>
           <w:pgSz w:w="12240" w:h="15840"/>
-          <w:pgMar w:top="1134" w:right="1134" w:bottom="1134" w:left="1134" w:header="0" w:footer="0" w:gutter="0"/>
-          <w:cols w:space="720"/>
-          <w:formProt w:val="0"/>
+          <w:pgMar w:left="1134" w:right="1134" w:gutter="0" w:header="0" w:top="1134" w:footer="0" w:bottom="1134"/>
+          <w:formProt w:val="false"/>
+          <w:textDirection w:val="lrTb"/>
+          <w:docGrid w:type="default" w:linePitch="100" w:charSpace="0"/>
         </w:sectPr>
       </w:pPr>
     </w:p>
     <w:p>
       <w:pPr>
         <w:pStyle w:val="PreformattedText"/>
-        <w:spacing w:after="140" w:line="276" w:lineRule="auto"/>
+        <w:spacing w:lineRule="auto" w:line="276" w:before="0" w:after="140"/>
+        <w:rPr/>
       </w:pPr>
       <w:bookmarkStart w:id="10" w:name="code-block-viewer_Copy_10"/>
       <w:bookmarkEnd w:id="10"/>
@@ -1286,7 +1554,8 @@
     <w:p>
       <w:pPr>
         <w:pStyle w:val="PreformattedText"/>
-        <w:spacing w:after="140" w:line="276" w:lineRule="auto"/>
+        <w:spacing w:lineRule="auto" w:line="276" w:before="0" w:after="140"/>
+        <w:rPr/>
       </w:pPr>
       <w:r>
         <w:rPr>
@@ -1298,19 +1567,27 @@
     <w:p>
       <w:pPr>
         <w:pStyle w:val="PreformattedText"/>
-        <w:spacing w:after="140" w:line="276" w:lineRule="auto"/>
-      </w:pPr>
-      <w:r>
-        <w:rPr>
-          <w:rStyle w:val="SourceText"/>
-        </w:rPr>
-        <w:t xml:space="preserve">    q &lt;= d;</w:t>
-      </w:r>
-    </w:p>
-    <w:p>
-      <w:pPr>
-        <w:pStyle w:val="PreformattedText"/>
-        <w:spacing w:after="140" w:line="276" w:lineRule="auto"/>
+        <w:spacing w:lineRule="auto" w:line="276" w:before="0" w:after="140"/>
+        <w:rPr/>
+      </w:pPr>
+      <w:r>
+        <w:rPr>
+          <w:rStyle w:val="SourceText"/>
+        </w:rPr>
+        <w:t xml:space="preserve">    </w:t>
+      </w:r>
+      <w:r>
+        <w:rPr>
+          <w:rStyle w:val="SourceText"/>
+        </w:rPr>
+        <w:t>q &lt;= d;</w:t>
+      </w:r>
+    </w:p>
+    <w:p>
+      <w:pPr>
+        <w:pStyle w:val="PreformattedText"/>
+        <w:spacing w:lineRule="auto" w:line="276" w:before="0" w:after="140"/>
+        <w:rPr/>
       </w:pPr>
       <w:r>
         <w:rPr>
@@ -1324,17 +1601,20 @@
         <w:sectPr>
           <w:type w:val="continuous"/>
           <w:pgSz w:w="12240" w:h="15840"/>
-          <w:pgMar w:top="1134" w:right="1134" w:bottom="1134" w:left="1134" w:header="0" w:footer="0" w:gutter="0"/>
-          <w:cols w:space="720"/>
-          <w:formProt w:val="0"/>
+          <w:pgMar w:left="1134" w:right="1134" w:gutter="0" w:header="0" w:top="1134" w:footer="0" w:bottom="1134"/>
+          <w:formProt w:val="false"/>
+          <w:textDirection w:val="lrTb"/>
+          <w:docGrid w:type="default" w:linePitch="100" w:charSpace="0"/>
         </w:sectPr>
       </w:pPr>
     </w:p>
     <w:p>
       <w:pPr>
         <w:pStyle w:val="BodyText"/>
-      </w:pPr>
-      <w:r>
+        <w:rPr/>
+      </w:pPr>
+      <w:r>
+        <w:rPr/>
         <w:t>Ý nghĩa:</w:t>
       </w:r>
     </w:p>
@@ -1346,9 +1626,10 @@
           <w:numId w:val="3"/>
         </w:numPr>
         <w:tabs>
-          <w:tab w:val="left" w:pos="709"/>
-        </w:tabs>
-        <w:spacing w:after="0"/>
+          <w:tab w:val="left" w:pos="709" w:leader="none"/>
+        </w:tabs>
+        <w:spacing w:before="0" w:after="0"/>
+        <w:rPr/>
       </w:pPr>
       <w:r>
         <w:rPr>
@@ -1357,6 +1638,7 @@
         <w:t>clk</w:t>
       </w:r>
       <w:r>
+        <w:rPr/>
         <w:t xml:space="preserve"> là xung clock. </w:t>
       </w:r>
     </w:p>
@@ -1368,10 +1650,12 @@
           <w:numId w:val="3"/>
         </w:numPr>
         <w:tabs>
-          <w:tab w:val="left" w:pos="709"/>
-        </w:tabs>
-      </w:pPr>
-      <w:r>
+          <w:tab w:val="left" w:pos="709" w:leader="none"/>
+        </w:tabs>
+        <w:rPr/>
+      </w:pPr>
+      <w:r>
+        <w:rPr/>
         <w:t xml:space="preserve">Mỗi lần clock lên từ </w:t>
       </w:r>
       <w:r>
@@ -1381,6 +1665,7 @@
         <w:t>0 → 1</w:t>
       </w:r>
       <w:r>
+        <w:rPr/>
         <w:t xml:space="preserve">, giá trị của </w:t>
       </w:r>
       <w:r>
@@ -1390,6 +1675,7 @@
         <w:t>d</w:t>
       </w:r>
       <w:r>
+        <w:rPr/>
         <w:t xml:space="preserve"> được lưu vào </w:t>
       </w:r>
       <w:r>
@@ -1399,14 +1685,17 @@
         <w:t>q</w:t>
       </w:r>
       <w:r>
+        <w:rPr/>
         <w:t xml:space="preserve">. </w:t>
       </w:r>
     </w:p>
     <w:p>
       <w:pPr>
         <w:pStyle w:val="BodyText"/>
-      </w:pPr>
-      <w:r>
+        <w:rPr/>
+      </w:pPr>
+      <w:r>
+        <w:rPr/>
         <w:t>Ví dụ theo thời gian:</w:t>
       </w:r>
     </w:p>
@@ -1415,16 +1704,18 @@
         <w:sectPr>
           <w:type w:val="continuous"/>
           <w:pgSz w:w="12240" w:h="15840"/>
-          <w:pgMar w:top="1134" w:right="1134" w:bottom="1134" w:left="1134" w:header="0" w:footer="0" w:gutter="0"/>
-          <w:cols w:space="720"/>
-          <w:formProt w:val="0"/>
+          <w:pgMar w:left="1134" w:right="1134" w:gutter="0" w:header="0" w:top="1134" w:footer="0" w:bottom="1134"/>
+          <w:formProt w:val="false"/>
+          <w:textDirection w:val="lrTb"/>
+          <w:docGrid w:type="default" w:linePitch="100" w:charSpace="0"/>
         </w:sectPr>
       </w:pPr>
     </w:p>
     <w:p>
       <w:pPr>
         <w:pStyle w:val="PreformattedText"/>
-        <w:spacing w:after="140" w:line="276" w:lineRule="auto"/>
+        <w:spacing w:lineRule="auto" w:line="276" w:before="0" w:after="140"/>
+        <w:rPr/>
       </w:pPr>
       <w:bookmarkStart w:id="11" w:name="code-block-viewer_Copy_11"/>
       <w:bookmarkEnd w:id="11"/>
@@ -1438,7 +1729,8 @@
     <w:p>
       <w:pPr>
         <w:pStyle w:val="PreformattedText"/>
-        <w:spacing w:after="140" w:line="276" w:lineRule="auto"/>
+        <w:spacing w:lineRule="auto" w:line="276" w:before="0" w:after="140"/>
+        <w:rPr/>
       </w:pPr>
       <w:r>
         <w:rPr>
@@ -1450,7 +1742,8 @@
     <w:p>
       <w:pPr>
         <w:pStyle w:val="PreformattedText"/>
-        <w:spacing w:after="140" w:line="276" w:lineRule="auto"/>
+        <w:spacing w:lineRule="auto" w:line="276" w:before="0" w:after="140"/>
+        <w:rPr/>
       </w:pPr>
       <w:r>
         <w:rPr>
@@ -1464,15 +1757,17 @@
         <w:sectPr>
           <w:type w:val="continuous"/>
           <w:pgSz w:w="12240" w:h="15840"/>
-          <w:pgMar w:top="1134" w:right="1134" w:bottom="1134" w:left="1134" w:header="0" w:footer="0" w:gutter="0"/>
-          <w:cols w:space="720"/>
-          <w:formProt w:val="0"/>
+          <w:pgMar w:left="1134" w:right="1134" w:gutter="0" w:header="0" w:top="1134" w:footer="0" w:bottom="1134"/>
+          <w:formProt w:val="false"/>
+          <w:textDirection w:val="lrTb"/>
+          <w:docGrid w:type="default" w:linePitch="100" w:charSpace="0"/>
         </w:sectPr>
       </w:pPr>
     </w:p>
     <w:p>
       <w:pPr>
         <w:pStyle w:val="BodyText"/>
+        <w:rPr/>
       </w:pPr>
       <w:r>
         <w:rPr>
@@ -1481,6 +1776,7 @@
         <w:t>q</w:t>
       </w:r>
       <w:r>
+        <w:rPr/>
         <w:t xml:space="preserve"> </w:t>
       </w:r>
       <w:r>
@@ -1490,6 +1786,7 @@
         <w:t>chỉ thay đổi tại cạnh lên của clock</w:t>
       </w:r>
       <w:r>
+        <w:rPr/>
         <w:t xml:space="preserve">, dù </w:t>
       </w:r>
       <w:r>
@@ -1499,6 +1796,7 @@
         <w:t>d</w:t>
       </w:r>
       <w:r>
+        <w:rPr/>
         <w:t xml:space="preserve"> có thay đổi giữa hai cạnh clock thì </w:t>
       </w:r>
       <w:r>
@@ -1508,15 +1806,18 @@
         <w:t>q</w:t>
       </w:r>
       <w:r>
+        <w:rPr/>
         <w:t xml:space="preserve"> vẫn giữ nguyên.</w:t>
       </w:r>
     </w:p>
     <w:p>
       <w:pPr>
         <w:pStyle w:val="Heading3"/>
-        <w:spacing w:before="0" w:after="140" w:line="276" w:lineRule="auto"/>
-      </w:pPr>
-      <w:r>
+        <w:spacing w:lineRule="auto" w:line="276" w:before="0" w:after="140"/>
+        <w:rPr/>
+      </w:pPr>
+      <w:r>
+        <w:rPr/>
         <w:t xml:space="preserve">So sánh với </w:t>
       </w:r>
       <w:r>
@@ -1531,16 +1832,18 @@
         <w:sectPr>
           <w:type w:val="continuous"/>
           <w:pgSz w:w="12240" w:h="15840"/>
-          <w:pgMar w:top="1134" w:right="1134" w:bottom="1134" w:left="1134" w:header="0" w:footer="0" w:gutter="0"/>
-          <w:cols w:space="720"/>
-          <w:formProt w:val="0"/>
+          <w:pgMar w:left="1134" w:right="1134" w:gutter="0" w:header="0" w:top="1134" w:footer="0" w:bottom="1134"/>
+          <w:formProt w:val="false"/>
+          <w:textDirection w:val="lrTb"/>
+          <w:docGrid w:type="default" w:linePitch="100" w:charSpace="0"/>
         </w:sectPr>
       </w:pPr>
     </w:p>
     <w:p>
       <w:pPr>
         <w:pStyle w:val="PreformattedText"/>
-        <w:spacing w:after="140" w:line="276" w:lineRule="auto"/>
+        <w:spacing w:lineRule="auto" w:line="276" w:before="0" w:after="140"/>
+        <w:rPr/>
       </w:pPr>
       <w:bookmarkStart w:id="12" w:name="code-block-viewer_Copy_12"/>
       <w:bookmarkEnd w:id="12"/>
@@ -1556,9 +1859,10 @@
         <w:sectPr>
           <w:type w:val="continuous"/>
           <w:pgSz w:w="12240" w:h="15840"/>
-          <w:pgMar w:top="1134" w:right="1134" w:bottom="1134" w:left="1134" w:header="0" w:footer="0" w:gutter="0"/>
-          <w:cols w:space="720"/>
-          <w:formProt w:val="0"/>
+          <w:pgMar w:left="1134" w:right="1134" w:gutter="0" w:header="0" w:top="1134" w:footer="0" w:bottom="1134"/>
+          <w:formProt w:val="false"/>
+          <w:textDirection w:val="lrTb"/>
+          <w:docGrid w:type="default" w:linePitch="100" w:charSpace="0"/>
         </w:sectPr>
       </w:pPr>
     </w:p>
@@ -1570,11 +1874,13 @@
           <w:numId w:val="4"/>
         </w:numPr>
         <w:tabs>
-          <w:tab w:val="left" w:pos="709"/>
-        </w:tabs>
-        <w:spacing w:after="0"/>
-      </w:pPr>
-      <w:r>
+          <w:tab w:val="left" w:pos="709" w:leader="none"/>
+        </w:tabs>
+        <w:spacing w:before="0" w:after="0"/>
+        <w:rPr/>
+      </w:pPr>
+      <w:r>
+        <w:rPr/>
         <w:t xml:space="preserve">Mạch tổ hợp (combinational logic). </w:t>
       </w:r>
     </w:p>
@@ -1586,8 +1892,9 @@
           <w:numId w:val="4"/>
         </w:numPr>
         <w:tabs>
-          <w:tab w:val="left" w:pos="709"/>
-        </w:tabs>
+          <w:tab w:val="left" w:pos="709" w:leader="none"/>
+        </w:tabs>
+        <w:rPr/>
       </w:pPr>
       <w:r>
         <w:rPr>
@@ -1596,6 +1903,7 @@
         <w:t>y</w:t>
       </w:r>
       <w:r>
+        <w:rPr/>
         <w:t xml:space="preserve"> thay đổi ngay khi </w:t>
       </w:r>
       <w:r>
@@ -1605,6 +1913,7 @@
         <w:t>a</w:t>
       </w:r>
       <w:r>
+        <w:rPr/>
         <w:t xml:space="preserve"> hoặc </w:t>
       </w:r>
       <w:r>
@@ -1614,6 +1923,7 @@
         <w:t>b</w:t>
       </w:r>
       <w:r>
+        <w:rPr/>
         <w:t xml:space="preserve"> thay đổi. </w:t>
       </w:r>
     </w:p>
@@ -1622,16 +1932,18 @@
         <w:sectPr>
           <w:type w:val="continuous"/>
           <w:pgSz w:w="12240" w:h="15840"/>
-          <w:pgMar w:top="1134" w:right="1134" w:bottom="1134" w:left="1134" w:header="0" w:footer="0" w:gutter="0"/>
-          <w:cols w:space="720"/>
-          <w:formProt w:val="0"/>
+          <w:pgMar w:left="1134" w:right="1134" w:gutter="0" w:header="0" w:top="1134" w:footer="0" w:bottom="1134"/>
+          <w:formProt w:val="false"/>
+          <w:textDirection w:val="lrTb"/>
+          <w:docGrid w:type="default" w:linePitch="100" w:charSpace="0"/>
         </w:sectPr>
       </w:pPr>
     </w:p>
     <w:p>
       <w:pPr>
         <w:pStyle w:val="PreformattedText"/>
-        <w:spacing w:after="140" w:line="276" w:lineRule="auto"/>
+        <w:spacing w:lineRule="auto" w:line="276" w:before="0" w:after="140"/>
+        <w:rPr/>
       </w:pPr>
       <w:bookmarkStart w:id="13" w:name="code-block-viewer_Copy_13"/>
       <w:bookmarkEnd w:id="13"/>
@@ -1645,7 +1957,8 @@
     <w:p>
       <w:pPr>
         <w:pStyle w:val="PreformattedText"/>
-        <w:spacing w:after="140" w:line="276" w:lineRule="auto"/>
+        <w:spacing w:lineRule="auto" w:line="276" w:before="0" w:after="140"/>
+        <w:rPr/>
       </w:pPr>
       <w:r>
         <w:rPr>
@@ -1657,19 +1970,27 @@
     <w:p>
       <w:pPr>
         <w:pStyle w:val="PreformattedText"/>
-        <w:spacing w:after="140" w:line="276" w:lineRule="auto"/>
-      </w:pPr>
-      <w:r>
-        <w:rPr>
-          <w:rStyle w:val="SourceText"/>
-        </w:rPr>
-        <w:t xml:space="preserve">    q &lt;= d;</w:t>
-      </w:r>
-    </w:p>
-    <w:p>
-      <w:pPr>
-        <w:pStyle w:val="PreformattedText"/>
-        <w:spacing w:after="140" w:line="276" w:lineRule="auto"/>
+        <w:spacing w:lineRule="auto" w:line="276" w:before="0" w:after="140"/>
+        <w:rPr/>
+      </w:pPr>
+      <w:r>
+        <w:rPr>
+          <w:rStyle w:val="SourceText"/>
+        </w:rPr>
+        <w:t xml:space="preserve">    </w:t>
+      </w:r>
+      <w:r>
+        <w:rPr>
+          <w:rStyle w:val="SourceText"/>
+        </w:rPr>
+        <w:t>q &lt;= d;</w:t>
+      </w:r>
+    </w:p>
+    <w:p>
+      <w:pPr>
+        <w:pStyle w:val="PreformattedText"/>
+        <w:spacing w:lineRule="auto" w:line="276" w:before="0" w:after="140"/>
+        <w:rPr/>
       </w:pPr>
       <w:r>
         <w:rPr>
@@ -1683,9 +2004,10 @@
         <w:sectPr>
           <w:type w:val="continuous"/>
           <w:pgSz w:w="12240" w:h="15840"/>
-          <w:pgMar w:top="1134" w:right="1134" w:bottom="1134" w:left="1134" w:header="0" w:footer="0" w:gutter="0"/>
-          <w:cols w:space="720"/>
-          <w:formProt w:val="0"/>
+          <w:pgMar w:left="1134" w:right="1134" w:gutter="0" w:header="0" w:top="1134" w:footer="0" w:bottom="1134"/>
+          <w:formProt w:val="false"/>
+          <w:textDirection w:val="lrTb"/>
+          <w:docGrid w:type="default" w:linePitch="100" w:charSpace="0"/>
         </w:sectPr>
       </w:pPr>
     </w:p>
@@ -1697,11 +2019,13 @@
           <w:numId w:val="5"/>
         </w:numPr>
         <w:tabs>
-          <w:tab w:val="left" w:pos="709"/>
-        </w:tabs>
-        <w:spacing w:after="0"/>
-      </w:pPr>
-      <w:r>
+          <w:tab w:val="left" w:pos="709" w:leader="none"/>
+        </w:tabs>
+        <w:spacing w:before="0" w:after="0"/>
+        <w:rPr/>
+      </w:pPr>
+      <w:r>
+        <w:rPr/>
         <w:t xml:space="preserve">Mạch tuần tự (sequential logic). </w:t>
       </w:r>
     </w:p>
@@ -1713,8 +2037,9 @@
           <w:numId w:val="5"/>
         </w:numPr>
         <w:tabs>
-          <w:tab w:val="left" w:pos="709"/>
-        </w:tabs>
+          <w:tab w:val="left" w:pos="709" w:leader="none"/>
+        </w:tabs>
+        <w:rPr/>
       </w:pPr>
       <w:r>
         <w:rPr>
@@ -1723,6 +2048,7 @@
         <w:t>q</w:t>
       </w:r>
       <w:r>
+        <w:rPr/>
         <w:t xml:space="preserve"> chỉ thay đổi khi có cạnh lên của </w:t>
       </w:r>
       <w:r>
@@ -1732,14 +2058,17 @@
         <w:t>clk</w:t>
       </w:r>
       <w:r>
+        <w:rPr/>
         <w:t xml:space="preserve">. </w:t>
       </w:r>
     </w:p>
     <w:p>
       <w:pPr>
         <w:pStyle w:val="BodyText"/>
-      </w:pPr>
-      <w:r>
+        <w:rPr/>
+      </w:pPr>
+      <w:r>
+        <w:rPr/>
         <w:t xml:space="preserve">Đây chính là cách mô tả </w:t>
       </w:r>
       <w:r>
@@ -1749,20 +2078,27 @@
         <w:t>flip-flop (D Flip-Flop)</w:t>
       </w:r>
       <w:r>
+        <w:rPr/>
         <w:t xml:space="preserve"> trong phần cứng.</w:t>
       </w:r>
     </w:p>
     <w:p>
       <w:pPr>
         <w:pStyle w:val="HorizontalLine"/>
-        <w:spacing w:after="140" w:line="276" w:lineRule="auto"/>
-      </w:pPr>
+        <w:spacing w:lineRule="auto" w:line="276" w:before="0" w:after="140"/>
+        <w:rPr/>
+      </w:pPr>
+      <w:r>
+        <w:rPr/>
+      </w:r>
     </w:p>
     <w:p>
       <w:pPr>
         <w:pStyle w:val="BodyText"/>
-      </w:pPr>
-      <w:r>
+        <w:rPr/>
+      </w:pPr>
+      <w:r>
+        <w:rPr/>
         <w:t xml:space="preserve">Đối với đề tài </w:t>
       </w:r>
       <w:r>
@@ -1772,6 +2108,7 @@
         <w:t>SRAM-based TCAM trên FPGA</w:t>
       </w:r>
       <w:r>
+        <w:rPr/>
         <w:t>, bạn sẽ dùng:</w:t>
       </w:r>
     </w:p>
@@ -1783,9 +2120,10 @@
           <w:numId w:val="6"/>
         </w:numPr>
         <w:tabs>
-          <w:tab w:val="left" w:pos="709"/>
-        </w:tabs>
-        <w:spacing w:after="0"/>
+          <w:tab w:val="left" w:pos="709" w:leader="none"/>
+        </w:tabs>
+        <w:spacing w:before="0" w:after="0"/>
+        <w:rPr/>
       </w:pPr>
       <w:r>
         <w:rPr>
@@ -1794,6 +2132,7 @@
         <w:t>assign</w:t>
       </w:r>
       <w:r>
+        <w:rPr/>
         <w:t xml:space="preserve"> để mô tả các khối logic tổ hợp như comparator, decoder,... </w:t>
       </w:r>
     </w:p>
@@ -1805,8 +2144,9 @@
           <w:numId w:val="6"/>
         </w:numPr>
         <w:tabs>
-          <w:tab w:val="left" w:pos="709"/>
-        </w:tabs>
+          <w:tab w:val="left" w:pos="709" w:leader="none"/>
+        </w:tabs>
+        <w:rPr/>
       </w:pPr>
       <w:r>
         <w:rPr>
@@ -1815,27 +2155,40 @@
         <w:t>always @(posedge clk)</w:t>
       </w:r>
       <w:r>
+        <w:rPr/>
         <w:t xml:space="preserve"> để mô tả các thanh ghi (register), pipeline và các trạng thái của FSM. Đây là hai kiểu mô tả cơ bản xuất hiện trong hầu hết mọi thiết kế FPGA. </w:t>
       </w:r>
     </w:p>
     <w:p>
       <w:pPr>
         <w:pStyle w:val="BodyText"/>
-      </w:pPr>
+        <w:rPr/>
+      </w:pPr>
+      <w:r>
+        <w:rPr/>
+      </w:r>
     </w:p>
     <w:p>
       <w:pPr>
         <w:pStyle w:val="Heading1"/>
-      </w:pPr>
-      <w:r>
+        <w:numPr>
+          <w:ilvl w:val="0"/>
+          <w:numId w:val="1"/>
+        </w:numPr>
+        <w:rPr/>
+      </w:pPr>
+      <w:r>
+        <w:rPr/>
         <w:t xml:space="preserve">9. Bài tập </w:t>
       </w:r>
     </w:p>
     <w:p>
       <w:pPr>
         <w:pStyle w:val="BodyText"/>
-      </w:pPr>
-      <w:r>
+        <w:rPr/>
+      </w:pPr>
+      <w:r>
+        <w:rPr/>
         <w:t xml:space="preserve">1. Viết module </w:t>
       </w:r>
       <w:r>
@@ -1845,14 +2198,17 @@
         <w:t>not_gate</w:t>
       </w:r>
       <w:r>
+        <w:rPr/>
         <w:t>.</w:t>
       </w:r>
     </w:p>
     <w:p>
       <w:pPr>
         <w:pStyle w:val="BodyText"/>
-      </w:pPr>
-      <w:r>
+        <w:rPr/>
+      </w:pPr>
+      <w:r>
+        <w:rPr/>
         <w:t>Yêu cầu:</w:t>
       </w:r>
     </w:p>
@@ -1864,11 +2220,13 @@
           <w:numId w:val="7"/>
         </w:numPr>
         <w:tabs>
-          <w:tab w:val="left" w:pos="709"/>
-        </w:tabs>
-        <w:spacing w:after="0"/>
-      </w:pPr>
-      <w:r>
+          <w:tab w:val="left" w:pos="709" w:leader="none"/>
+        </w:tabs>
+        <w:spacing w:before="0" w:after="0"/>
+        <w:rPr/>
+      </w:pPr>
+      <w:r>
+        <w:rPr/>
         <w:t xml:space="preserve">1 input </w:t>
       </w:r>
       <w:r>
@@ -1878,6 +2236,7 @@
         <w:t>a</w:t>
       </w:r>
       <w:r>
+        <w:rPr/>
         <w:t xml:space="preserve"> </w:t>
       </w:r>
     </w:p>
@@ -1889,11 +2248,13 @@
           <w:numId w:val="7"/>
         </w:numPr>
         <w:tabs>
-          <w:tab w:val="left" w:pos="709"/>
-        </w:tabs>
-        <w:spacing w:after="0"/>
-      </w:pPr>
-      <w:r>
+          <w:tab w:val="left" w:pos="709" w:leader="none"/>
+        </w:tabs>
+        <w:spacing w:before="0" w:after="0"/>
+        <w:rPr/>
+      </w:pPr>
+      <w:r>
+        <w:rPr/>
         <w:t xml:space="preserve">1 output </w:t>
       </w:r>
       <w:r>
@@ -1903,6 +2264,7 @@
         <w:t>y</w:t>
       </w:r>
       <w:r>
+        <w:rPr/>
         <w:t xml:space="preserve"> </w:t>
       </w:r>
     </w:p>
@@ -1914,8 +2276,9 @@
           <w:numId w:val="7"/>
         </w:numPr>
         <w:tabs>
-          <w:tab w:val="left" w:pos="709"/>
-        </w:tabs>
+          <w:tab w:val="left" w:pos="709" w:leader="none"/>
+        </w:tabs>
+        <w:rPr/>
       </w:pPr>
       <w:r>
         <w:rPr>
@@ -1927,6 +2290,7 @@
     <w:tbl>
       <w:tblPr>
         <w:tblW w:w="5000" w:type="pct"/>
+        <w:jc w:val="left"/>
         <w:tblInd w:w="-5" w:type="dxa"/>
         <w:tblLayout w:type="fixed"/>
         <w:tblCellMar>
@@ -1935,13 +2299,14 @@
           <w:bottom w:w="55" w:type="dxa"/>
           <w:right w:w="55" w:type="dxa"/>
         </w:tblCellMar>
-        <w:tblLook w:val="04A0" w:firstRow="1" w:lastRow="0" w:firstColumn="1" w:lastColumn="0" w:noHBand="0" w:noVBand="1"/>
+        <w:tblLook w:val="04a0" w:noHBand="0" w:noVBand="1" w:firstColumn="1" w:lastRow="0" w:lastColumn="0" w:firstRow="1"/>
       </w:tblPr>
       <w:tblGrid>
-        <w:gridCol w:w="3321"/>
-        <w:gridCol w:w="6641"/>
+        <w:gridCol w:w="3324"/>
+        <w:gridCol w:w="6647"/>
       </w:tblGrid>
       <w:tr>
+        <w:trPr/>
         <w:tc>
           <w:tcPr>
             <w:tcW w:w="3324" w:type="dxa"/>
@@ -1954,15 +2319,17 @@
           <w:p>
             <w:pPr>
               <w:pStyle w:val="TableContents"/>
-            </w:pPr>
-            <w:r>
+              <w:rPr/>
+            </w:pPr>
+            <w:r>
+              <w:rPr/>
               <w:t>a</w:t>
             </w:r>
           </w:p>
         </w:tc>
         <w:tc>
           <w:tcPr>
-            <w:tcW w:w="6648" w:type="dxa"/>
+            <w:tcW w:w="6647" w:type="dxa"/>
             <w:tcBorders>
               <w:top w:val="single" w:sz="4" w:space="0" w:color="000000"/>
               <w:left w:val="single" w:sz="4" w:space="0" w:color="000000"/>
@@ -1973,14 +2340,17 @@
           <w:p>
             <w:pPr>
               <w:pStyle w:val="TableContents"/>
-            </w:pPr>
-            <w:r>
+              <w:rPr/>
+            </w:pPr>
+            <w:r>
+              <w:rPr/>
               <w:t>y</w:t>
             </w:r>
           </w:p>
         </w:tc>
       </w:tr>
       <w:tr>
+        <w:trPr/>
         <w:tc>
           <w:tcPr>
             <w:tcW w:w="3324" w:type="dxa"/>
@@ -1992,15 +2362,17 @@
           <w:p>
             <w:pPr>
               <w:pStyle w:val="TableContents"/>
-            </w:pPr>
-            <w:r>
+              <w:rPr/>
+            </w:pPr>
+            <w:r>
+              <w:rPr/>
               <w:t>0</w:t>
             </w:r>
           </w:p>
         </w:tc>
         <w:tc>
           <w:tcPr>
-            <w:tcW w:w="6648" w:type="dxa"/>
+            <w:tcW w:w="6647" w:type="dxa"/>
             <w:tcBorders>
               <w:left w:val="single" w:sz="4" w:space="0" w:color="000000"/>
               <w:bottom w:val="single" w:sz="4" w:space="0" w:color="000000"/>
@@ -2010,14 +2382,17 @@
           <w:p>
             <w:pPr>
               <w:pStyle w:val="TableContents"/>
-            </w:pPr>
-            <w:r>
+              <w:rPr/>
+            </w:pPr>
+            <w:r>
+              <w:rPr/>
               <w:t>1</w:t>
             </w:r>
           </w:p>
         </w:tc>
       </w:tr>
       <w:tr>
+        <w:trPr/>
         <w:tc>
           <w:tcPr>
             <w:tcW w:w="3324" w:type="dxa"/>
@@ -2029,15 +2404,17 @@
           <w:p>
             <w:pPr>
               <w:pStyle w:val="TableContents"/>
-            </w:pPr>
-            <w:r>
+              <w:rPr/>
+            </w:pPr>
+            <w:r>
+              <w:rPr/>
               <w:t>1</w:t>
             </w:r>
           </w:p>
         </w:tc>
         <w:tc>
           <w:tcPr>
-            <w:tcW w:w="6648" w:type="dxa"/>
+            <w:tcW w:w="6647" w:type="dxa"/>
             <w:tcBorders>
               <w:left w:val="single" w:sz="4" w:space="0" w:color="000000"/>
               <w:bottom w:val="single" w:sz="4" w:space="0" w:color="000000"/>
@@ -2047,8 +2424,10 @@
           <w:p>
             <w:pPr>
               <w:pStyle w:val="TableContents"/>
-            </w:pPr>
-            <w:r>
+              <w:rPr/>
+            </w:pPr>
+            <w:r>
+              <w:rPr/>
               <w:t>0</w:t>
             </w:r>
           </w:p>
@@ -2058,12 +2437,17 @@
     <w:p>
       <w:pPr>
         <w:pStyle w:val="BodyText"/>
-      </w:pPr>
-    </w:p>
-    <w:p>
-      <w:pPr>
-        <w:pStyle w:val="PreformattedText"/>
-        <w:spacing w:after="140" w:line="276" w:lineRule="auto"/>
+        <w:rPr/>
+      </w:pPr>
+      <w:r>
+        <w:rPr/>
+      </w:r>
+    </w:p>
+    <w:p>
+      <w:pPr>
+        <w:pStyle w:val="PreformattedText"/>
+        <w:spacing w:lineRule="auto" w:line="276" w:before="0" w:after="140"/>
+        <w:rPr/>
       </w:pPr>
       <w:bookmarkStart w:id="14" w:name="code-block-viewer_Copy_14"/>
       <w:bookmarkEnd w:id="14"/>
@@ -2079,40 +2463,56 @@
         <w:sectPr>
           <w:type w:val="continuous"/>
           <w:pgSz w:w="12240" w:h="15840"/>
-          <w:pgMar w:top="1134" w:right="1134" w:bottom="1134" w:left="1134" w:header="0" w:footer="0" w:gutter="0"/>
-          <w:cols w:space="720"/>
-          <w:formProt w:val="0"/>
+          <w:pgMar w:left="1134" w:right="1134" w:gutter="0" w:header="0" w:top="1134" w:footer="0" w:bottom="1134"/>
+          <w:formProt w:val="false"/>
+          <w:textDirection w:val="lrTb"/>
+          <w:docGrid w:type="default" w:linePitch="100" w:charSpace="0"/>
         </w:sectPr>
       </w:pPr>
     </w:p>
     <w:p>
       <w:pPr>
         <w:pStyle w:val="PreformattedText"/>
-        <w:spacing w:after="140" w:line="276" w:lineRule="auto"/>
-      </w:pPr>
-      <w:r>
-        <w:rPr>
-          <w:rStyle w:val="SourceText"/>
-        </w:rPr>
-        <w:t xml:space="preserve">    input a,</w:t>
-      </w:r>
-    </w:p>
-    <w:p>
-      <w:pPr>
-        <w:pStyle w:val="PreformattedText"/>
-        <w:spacing w:after="140" w:line="276" w:lineRule="auto"/>
-      </w:pPr>
-      <w:r>
-        <w:rPr>
-          <w:rStyle w:val="SourceText"/>
-        </w:rPr>
-        <w:t xml:space="preserve">    output y</w:t>
-      </w:r>
-    </w:p>
-    <w:p>
-      <w:pPr>
-        <w:pStyle w:val="PreformattedText"/>
-        <w:spacing w:after="140" w:line="276" w:lineRule="auto"/>
+        <w:spacing w:lineRule="auto" w:line="276" w:before="0" w:after="140"/>
+        <w:rPr/>
+      </w:pPr>
+      <w:r>
+        <w:rPr>
+          <w:rStyle w:val="SourceText"/>
+        </w:rPr>
+        <w:t xml:space="preserve">    </w:t>
+      </w:r>
+      <w:r>
+        <w:rPr>
+          <w:rStyle w:val="SourceText"/>
+        </w:rPr>
+        <w:t>input a,</w:t>
+      </w:r>
+    </w:p>
+    <w:p>
+      <w:pPr>
+        <w:pStyle w:val="PreformattedText"/>
+        <w:spacing w:lineRule="auto" w:line="276" w:before="0" w:after="140"/>
+        <w:rPr/>
+      </w:pPr>
+      <w:r>
+        <w:rPr>
+          <w:rStyle w:val="SourceText"/>
+        </w:rPr>
+        <w:t xml:space="preserve">    </w:t>
+      </w:r>
+      <w:r>
+        <w:rPr>
+          <w:rStyle w:val="SourceText"/>
+        </w:rPr>
+        <w:t>output y</w:t>
+      </w:r>
+    </w:p>
+    <w:p>
+      <w:pPr>
+        <w:pStyle w:val="PreformattedText"/>
+        <w:spacing w:lineRule="auto" w:line="276" w:before="0" w:after="140"/>
+        <w:rPr/>
       </w:pPr>
       <w:r>
         <w:rPr>
@@ -2124,7 +2524,8 @@
     <w:p>
       <w:pPr>
         <w:pStyle w:val="PreformattedText"/>
-        <w:spacing w:after="140" w:line="276" w:lineRule="auto"/>
+        <w:spacing w:lineRule="auto" w:line="276" w:before="0" w:after="140"/>
+        <w:rPr/>
       </w:pPr>
       <w:r>
         <w:rPr>
@@ -2136,7 +2537,8 @@
     <w:p>
       <w:pPr>
         <w:pStyle w:val="PreformattedText"/>
-        <w:spacing w:after="140" w:line="276" w:lineRule="auto"/>
+        <w:spacing w:lineRule="auto" w:line="276" w:before="0" w:after="140"/>
+        <w:rPr/>
       </w:pPr>
       <w:r>
         <w:rPr>
@@ -2150,23 +2552,27 @@
         <w:sectPr>
           <w:type w:val="continuous"/>
           <w:pgSz w:w="12240" w:h="15840"/>
-          <w:pgMar w:top="1134" w:right="1134" w:bottom="1134" w:left="1134" w:header="0" w:footer="0" w:gutter="0"/>
-          <w:cols w:space="720"/>
-          <w:formProt w:val="0"/>
+          <w:pgMar w:left="1134" w:right="1134" w:gutter="0" w:header="0" w:top="1134" w:footer="0" w:bottom="1134"/>
+          <w:formProt w:val="false"/>
+          <w:textDirection w:val="lrTb"/>
+          <w:docGrid w:type="default" w:linePitch="100" w:charSpace="0"/>
         </w:sectPr>
       </w:pPr>
     </w:p>
     <w:p>
       <w:pPr>
         <w:pStyle w:val="BodyText"/>
-      </w:pPr>
-      <w:r>
+        <w:rPr/>
+      </w:pPr>
+      <w:r>
+        <w:rPr/>
         <w:t xml:space="preserve">2. Viết module AND_gate </w:t>
       </w:r>
     </w:p>
     <w:tbl>
       <w:tblPr>
         <w:tblW w:w="5000" w:type="pct"/>
+        <w:jc w:val="left"/>
         <w:tblInd w:w="-5" w:type="dxa"/>
         <w:tblLayout w:type="fixed"/>
         <w:tblCellMar>
@@ -2175,14 +2581,15 @@
           <w:bottom w:w="55" w:type="dxa"/>
           <w:right w:w="55" w:type="dxa"/>
         </w:tblCellMar>
-        <w:tblLook w:val="04A0" w:firstRow="1" w:lastRow="0" w:firstColumn="1" w:lastColumn="0" w:noHBand="0" w:noVBand="1"/>
+        <w:tblLook w:val="04a0" w:noHBand="0" w:noVBand="1" w:firstColumn="1" w:lastRow="0" w:lastColumn="0" w:firstRow="1"/>
       </w:tblPr>
       <w:tblGrid>
-        <w:gridCol w:w="1992"/>
-        <w:gridCol w:w="3985"/>
-        <w:gridCol w:w="3985"/>
+        <w:gridCol w:w="1994"/>
+        <w:gridCol w:w="3989"/>
+        <w:gridCol w:w="3989"/>
       </w:tblGrid>
       <w:tr>
+        <w:trPr/>
         <w:tc>
           <w:tcPr>
             <w:tcW w:w="1994" w:type="dxa"/>
@@ -2195,8 +2602,10 @@
           <w:p>
             <w:pPr>
               <w:pStyle w:val="TableContents"/>
-            </w:pPr>
-            <w:r>
+              <w:rPr/>
+            </w:pPr>
+            <w:r>
+              <w:rPr/>
               <w:t>a</w:t>
             </w:r>
           </w:p>
@@ -2213,8 +2622,10 @@
           <w:p>
             <w:pPr>
               <w:pStyle w:val="TableContents"/>
-            </w:pPr>
-            <w:r>
+              <w:rPr/>
+            </w:pPr>
+            <w:r>
+              <w:rPr/>
               <w:t>b</w:t>
             </w:r>
           </w:p>
@@ -2232,14 +2643,17 @@
           <w:p>
             <w:pPr>
               <w:pStyle w:val="TableContents"/>
-            </w:pPr>
-            <w:r>
+              <w:rPr/>
+            </w:pPr>
+            <w:r>
+              <w:rPr/>
               <w:t>y</w:t>
             </w:r>
           </w:p>
         </w:tc>
       </w:tr>
       <w:tr>
+        <w:trPr/>
         <w:tc>
           <w:tcPr>
             <w:tcW w:w="1994" w:type="dxa"/>
@@ -2251,8 +2665,10 @@
           <w:p>
             <w:pPr>
               <w:pStyle w:val="TableContents"/>
-            </w:pPr>
-            <w:r>
+              <w:rPr/>
+            </w:pPr>
+            <w:r>
+              <w:rPr/>
               <w:t>0</w:t>
             </w:r>
           </w:p>
@@ -2268,8 +2684,10 @@
           <w:p>
             <w:pPr>
               <w:pStyle w:val="TableContents"/>
-            </w:pPr>
-            <w:r>
+              <w:rPr/>
+            </w:pPr>
+            <w:r>
+              <w:rPr/>
               <w:t>0</w:t>
             </w:r>
           </w:p>
@@ -2286,14 +2704,17 @@
           <w:p>
             <w:pPr>
               <w:pStyle w:val="TableContents"/>
-            </w:pPr>
-            <w:r>
+              <w:rPr/>
+            </w:pPr>
+            <w:r>
+              <w:rPr/>
               <w:t>0</w:t>
             </w:r>
           </w:p>
         </w:tc>
       </w:tr>
       <w:tr>
+        <w:trPr/>
         <w:tc>
           <w:tcPr>
             <w:tcW w:w="1994" w:type="dxa"/>
@@ -2305,8 +2726,10 @@
           <w:p>
             <w:pPr>
               <w:pStyle w:val="TableContents"/>
-            </w:pPr>
-            <w:r>
+              <w:rPr/>
+            </w:pPr>
+            <w:r>
+              <w:rPr/>
               <w:t>0</w:t>
             </w:r>
           </w:p>
@@ -2322,8 +2745,10 @@
           <w:p>
             <w:pPr>
               <w:pStyle w:val="TableContents"/>
-            </w:pPr>
-            <w:r>
+              <w:rPr/>
+            </w:pPr>
+            <w:r>
+              <w:rPr/>
               <w:t>1</w:t>
             </w:r>
           </w:p>
@@ -2340,14 +2765,17 @@
           <w:p>
             <w:pPr>
               <w:pStyle w:val="TableContents"/>
-            </w:pPr>
-            <w:r>
+              <w:rPr/>
+            </w:pPr>
+            <w:r>
+              <w:rPr/>
               <w:t>0</w:t>
             </w:r>
           </w:p>
         </w:tc>
       </w:tr>
       <w:tr>
+        <w:trPr/>
         <w:tc>
           <w:tcPr>
             <w:tcW w:w="1994" w:type="dxa"/>
@@ -2359,8 +2787,10 @@
           <w:p>
             <w:pPr>
               <w:pStyle w:val="TableContents"/>
-            </w:pPr>
-            <w:r>
+              <w:rPr/>
+            </w:pPr>
+            <w:r>
+              <w:rPr/>
               <w:t>1</w:t>
             </w:r>
           </w:p>
@@ -2376,8 +2806,10 @@
           <w:p>
             <w:pPr>
               <w:pStyle w:val="TableContents"/>
-            </w:pPr>
-            <w:r>
+              <w:rPr/>
+            </w:pPr>
+            <w:r>
+              <w:rPr/>
               <w:t>0</w:t>
             </w:r>
           </w:p>
@@ -2394,14 +2826,17 @@
           <w:p>
             <w:pPr>
               <w:pStyle w:val="TableContents"/>
-            </w:pPr>
-            <w:r>
+              <w:rPr/>
+            </w:pPr>
+            <w:r>
+              <w:rPr/>
               <w:t>0</w:t>
             </w:r>
           </w:p>
         </w:tc>
       </w:tr>
       <w:tr>
+        <w:trPr/>
         <w:tc>
           <w:tcPr>
             <w:tcW w:w="1994" w:type="dxa"/>
@@ -2413,8 +2848,10 @@
           <w:p>
             <w:pPr>
               <w:pStyle w:val="TableContents"/>
-            </w:pPr>
-            <w:r>
+              <w:rPr/>
+            </w:pPr>
+            <w:r>
+              <w:rPr/>
               <w:t>1</w:t>
             </w:r>
           </w:p>
@@ -2430,8 +2867,10 @@
           <w:p>
             <w:pPr>
               <w:pStyle w:val="TableContents"/>
-            </w:pPr>
-            <w:r>
+              <w:rPr/>
+            </w:pPr>
+            <w:r>
+              <w:rPr/>
               <w:t>1</w:t>
             </w:r>
           </w:p>
@@ -2448,37 +2887,54 @@
           <w:p>
             <w:pPr>
               <w:pStyle w:val="TableContents"/>
-            </w:pPr>
-            <w:r>
+              <w:rPr/>
+            </w:pPr>
+            <w:r>
+              <w:rPr/>
               <w:t>1</w:t>
             </w:r>
           </w:p>
         </w:tc>
       </w:tr>
     </w:tbl>
-    <w:p/>
-    <w:p>
-      <w:pPr>
-        <w:pStyle w:val="PreformattedText"/>
-        <w:spacing w:after="140" w:line="276" w:lineRule="auto"/>
-        <w:rPr>
-          <w:rStyle w:val="SourceText"/>
-        </w:rPr>
-      </w:pPr>
-    </w:p>
-    <w:p>
-      <w:pPr>
-        <w:pStyle w:val="PreformattedText"/>
-        <w:spacing w:after="140" w:line="276" w:lineRule="auto"/>
-        <w:rPr>
-          <w:rStyle w:val="SourceText"/>
-        </w:rPr>
-      </w:pPr>
-    </w:p>
-    <w:p>
-      <w:pPr>
-        <w:pStyle w:val="PreformattedText"/>
-        <w:spacing w:after="140" w:line="276" w:lineRule="auto"/>
+    <w:p>
+      <w:pPr>
+        <w:pStyle w:val="Normal"/>
+        <w:rPr/>
+      </w:pPr>
+      <w:r>
+        <w:rPr/>
+      </w:r>
+    </w:p>
+    <w:p>
+      <w:pPr>
+        <w:pStyle w:val="PreformattedText"/>
+        <w:spacing w:lineRule="auto" w:line="276" w:before="0" w:after="140"/>
+        <w:rPr>
+          <w:rStyle w:val="SourceText"/>
+        </w:rPr>
+      </w:pPr>
+      <w:r>
+        <w:rPr/>
+      </w:r>
+    </w:p>
+    <w:p>
+      <w:pPr>
+        <w:pStyle w:val="PreformattedText"/>
+        <w:spacing w:lineRule="auto" w:line="276" w:before="0" w:after="140"/>
+        <w:rPr>
+          <w:rStyle w:val="SourceText"/>
+        </w:rPr>
+      </w:pPr>
+      <w:r>
+        <w:rPr/>
+      </w:r>
+    </w:p>
+    <w:p>
+      <w:pPr>
+        <w:pStyle w:val="PreformattedText"/>
+        <w:spacing w:lineRule="auto" w:line="276" w:before="0" w:after="140"/>
+        <w:rPr/>
       </w:pPr>
       <w:bookmarkStart w:id="15" w:name="code-block-viewer_Copy_15"/>
       <w:bookmarkEnd w:id="15"/>
@@ -2494,53 +2950,75 @@
         <w:sectPr>
           <w:type w:val="continuous"/>
           <w:pgSz w:w="12240" w:h="15840"/>
-          <w:pgMar w:top="1134" w:right="1134" w:bottom="1134" w:left="1134" w:header="0" w:footer="0" w:gutter="0"/>
-          <w:cols w:space="720"/>
-          <w:formProt w:val="0"/>
+          <w:pgMar w:left="1134" w:right="1134" w:gutter="0" w:header="0" w:top="1134" w:footer="0" w:bottom="1134"/>
+          <w:formProt w:val="false"/>
+          <w:textDirection w:val="lrTb"/>
+          <w:docGrid w:type="default" w:linePitch="100" w:charSpace="0"/>
         </w:sectPr>
       </w:pPr>
     </w:p>
     <w:p>
       <w:pPr>
         <w:pStyle w:val="PreformattedText"/>
-        <w:spacing w:after="140" w:line="276" w:lineRule="auto"/>
-      </w:pPr>
-      <w:r>
-        <w:rPr>
-          <w:rStyle w:val="SourceText"/>
-        </w:rPr>
-        <w:t xml:space="preserve">    input a,</w:t>
-      </w:r>
-    </w:p>
-    <w:p>
-      <w:pPr>
-        <w:pStyle w:val="PreformattedText"/>
-        <w:spacing w:after="140" w:line="276" w:lineRule="auto"/>
-      </w:pPr>
-      <w:r>
-        <w:rPr>
-          <w:rStyle w:val="SourceText"/>
-        </w:rPr>
-        <w:lastRenderedPageBreak/>
-        <w:t xml:space="preserve">    input b,</w:t>
-      </w:r>
-    </w:p>
-    <w:p>
-      <w:pPr>
-        <w:pStyle w:val="PreformattedText"/>
-        <w:spacing w:after="140" w:line="276" w:lineRule="auto"/>
-      </w:pPr>
-      <w:r>
-        <w:rPr>
-          <w:rStyle w:val="SourceText"/>
-        </w:rPr>
-        <w:t xml:space="preserve">    output y</w:t>
-      </w:r>
-    </w:p>
-    <w:p>
-      <w:pPr>
-        <w:pStyle w:val="PreformattedText"/>
-        <w:spacing w:after="140" w:line="276" w:lineRule="auto"/>
+        <w:spacing w:lineRule="auto" w:line="276" w:before="0" w:after="140"/>
+        <w:rPr/>
+      </w:pPr>
+      <w:r>
+        <w:rPr>
+          <w:rStyle w:val="SourceText"/>
+        </w:rPr>
+        <w:t xml:space="preserve">    </w:t>
+      </w:r>
+      <w:r>
+        <w:rPr>
+          <w:rStyle w:val="SourceText"/>
+        </w:rPr>
+        <w:t>input a,</w:t>
+      </w:r>
+    </w:p>
+    <w:p>
+      <w:pPr>
+        <w:pStyle w:val="PreformattedText"/>
+        <w:spacing w:lineRule="auto" w:line="276" w:before="0" w:after="140"/>
+        <w:rPr/>
+      </w:pPr>
+      <w:r>
+        <w:rPr>
+          <w:rStyle w:val="SourceText"/>
+        </w:rPr>
+        <w:t xml:space="preserve">    </w:t>
+      </w:r>
+      <w:r>
+        <w:rPr>
+          <w:rStyle w:val="SourceText"/>
+        </w:rPr>
+        <w:t>input b,</w:t>
+      </w:r>
+    </w:p>
+    <w:p>
+      <w:pPr>
+        <w:pStyle w:val="PreformattedText"/>
+        <w:spacing w:lineRule="auto" w:line="276" w:before="0" w:after="140"/>
+        <w:rPr/>
+      </w:pPr>
+      <w:r>
+        <w:rPr>
+          <w:rStyle w:val="SourceText"/>
+        </w:rPr>
+        <w:t xml:space="preserve">    </w:t>
+      </w:r>
+      <w:r>
+        <w:rPr>
+          <w:rStyle w:val="SourceText"/>
+        </w:rPr>
+        <w:t>output y</w:t>
+      </w:r>
+    </w:p>
+    <w:p>
+      <w:pPr>
+        <w:pStyle w:val="PreformattedText"/>
+        <w:spacing w:lineRule="auto" w:line="276" w:before="0" w:after="140"/>
+        <w:rPr/>
       </w:pPr>
       <w:r>
         <w:rPr>
@@ -2552,7 +3030,8 @@
     <w:p>
       <w:pPr>
         <w:pStyle w:val="PreformattedText"/>
-        <w:spacing w:after="140" w:line="276" w:lineRule="auto"/>
+        <w:spacing w:lineRule="auto" w:line="276" w:before="0" w:after="140"/>
+        <w:rPr/>
       </w:pPr>
       <w:r>
         <w:rPr>
@@ -2564,7 +3043,8 @@
     <w:p>
       <w:pPr>
         <w:pStyle w:val="PreformattedText"/>
-        <w:spacing w:after="140" w:line="276" w:lineRule="auto"/>
+        <w:spacing w:lineRule="auto" w:line="276" w:before="0" w:after="140"/>
+        <w:rPr/>
       </w:pPr>
       <w:r>
         <w:rPr>
@@ -2578,16 +3058,18 @@
         <w:sectPr>
           <w:type w:val="continuous"/>
           <w:pgSz w:w="12240" w:h="15840"/>
-          <w:pgMar w:top="1134" w:right="1134" w:bottom="1134" w:left="1134" w:header="0" w:footer="0" w:gutter="0"/>
-          <w:cols w:space="720"/>
-          <w:formProt w:val="0"/>
+          <w:pgMar w:left="1134" w:right="1134" w:gutter="0" w:header="0" w:top="1134" w:footer="0" w:bottom="1134"/>
+          <w:formProt w:val="false"/>
+          <w:textDirection w:val="lrTb"/>
+          <w:docGrid w:type="default" w:linePitch="100" w:charSpace="0"/>
         </w:sectPr>
       </w:pPr>
     </w:p>
     <w:p>
       <w:pPr>
         <w:pStyle w:val="PreformattedText"/>
-        <w:spacing w:after="140" w:line="276" w:lineRule="auto"/>
+        <w:spacing w:lineRule="auto" w:line="276" w:before="0" w:after="140"/>
+        <w:rPr/>
       </w:pPr>
       <w:r>
         <w:rPr>
@@ -2599,6 +3081,7 @@
     <w:tbl>
       <w:tblPr>
         <w:tblW w:w="5000" w:type="pct"/>
+        <w:jc w:val="left"/>
         <w:tblInd w:w="-5" w:type="dxa"/>
         <w:tblLayout w:type="fixed"/>
         <w:tblCellMar>
@@ -2607,14 +3090,15 @@
           <w:bottom w:w="55" w:type="dxa"/>
           <w:right w:w="55" w:type="dxa"/>
         </w:tblCellMar>
-        <w:tblLook w:val="04A0" w:firstRow="1" w:lastRow="0" w:firstColumn="1" w:lastColumn="0" w:noHBand="0" w:noVBand="1"/>
+        <w:tblLook w:val="04a0" w:noHBand="0" w:noVBand="1" w:firstColumn="1" w:lastRow="0" w:lastColumn="0" w:firstRow="1"/>
       </w:tblPr>
       <w:tblGrid>
-        <w:gridCol w:w="1992"/>
-        <w:gridCol w:w="3985"/>
-        <w:gridCol w:w="3985"/>
+        <w:gridCol w:w="1994"/>
+        <w:gridCol w:w="3989"/>
+        <w:gridCol w:w="3989"/>
       </w:tblGrid>
       <w:tr>
+        <w:trPr/>
         <w:tc>
           <w:tcPr>
             <w:tcW w:w="1994" w:type="dxa"/>
@@ -2627,8 +3111,10 @@
           <w:p>
             <w:pPr>
               <w:pStyle w:val="TableContents"/>
-            </w:pPr>
-            <w:r>
+              <w:rPr/>
+            </w:pPr>
+            <w:r>
+              <w:rPr/>
               <w:t>a</w:t>
             </w:r>
           </w:p>
@@ -2645,8 +3131,10 @@
           <w:p>
             <w:pPr>
               <w:pStyle w:val="TableContents"/>
-            </w:pPr>
-            <w:r>
+              <w:rPr/>
+            </w:pPr>
+            <w:r>
+              <w:rPr/>
               <w:t>b</w:t>
             </w:r>
           </w:p>
@@ -2664,14 +3152,17 @@
           <w:p>
             <w:pPr>
               <w:pStyle w:val="TableContents"/>
-            </w:pPr>
-            <w:r>
+              <w:rPr/>
+            </w:pPr>
+            <w:r>
+              <w:rPr/>
               <w:t>y</w:t>
             </w:r>
           </w:p>
         </w:tc>
       </w:tr>
       <w:tr>
+        <w:trPr/>
         <w:tc>
           <w:tcPr>
             <w:tcW w:w="1994" w:type="dxa"/>
@@ -2683,8 +3174,10 @@
           <w:p>
             <w:pPr>
               <w:pStyle w:val="TableContents"/>
-            </w:pPr>
-            <w:r>
+              <w:rPr/>
+            </w:pPr>
+            <w:r>
+              <w:rPr/>
               <w:t>0</w:t>
             </w:r>
           </w:p>
@@ -2700,8 +3193,10 @@
           <w:p>
             <w:pPr>
               <w:pStyle w:val="TableContents"/>
-            </w:pPr>
-            <w:r>
+              <w:rPr/>
+            </w:pPr>
+            <w:r>
+              <w:rPr/>
               <w:t>0</w:t>
             </w:r>
           </w:p>
@@ -2718,14 +3213,17 @@
           <w:p>
             <w:pPr>
               <w:pStyle w:val="TableContents"/>
-            </w:pPr>
-            <w:r>
+              <w:rPr/>
+            </w:pPr>
+            <w:r>
+              <w:rPr/>
               <w:t>0</w:t>
             </w:r>
           </w:p>
         </w:tc>
       </w:tr>
       <w:tr>
+        <w:trPr/>
         <w:tc>
           <w:tcPr>
             <w:tcW w:w="1994" w:type="dxa"/>
@@ -2737,8 +3235,10 @@
           <w:p>
             <w:pPr>
               <w:pStyle w:val="TableContents"/>
-            </w:pPr>
-            <w:r>
+              <w:rPr/>
+            </w:pPr>
+            <w:r>
+              <w:rPr/>
               <w:t>0</w:t>
             </w:r>
           </w:p>
@@ -2754,8 +3254,10 @@
           <w:p>
             <w:pPr>
               <w:pStyle w:val="TableContents"/>
-            </w:pPr>
-            <w:r>
+              <w:rPr/>
+            </w:pPr>
+            <w:r>
+              <w:rPr/>
               <w:t>1</w:t>
             </w:r>
           </w:p>
@@ -2772,14 +3274,17 @@
           <w:p>
             <w:pPr>
               <w:pStyle w:val="TableContents"/>
-            </w:pPr>
-            <w:r>
+              <w:rPr/>
+            </w:pPr>
+            <w:r>
+              <w:rPr/>
               <w:t>1</w:t>
             </w:r>
           </w:p>
         </w:tc>
       </w:tr>
       <w:tr>
+        <w:trPr/>
         <w:tc>
           <w:tcPr>
             <w:tcW w:w="1994" w:type="dxa"/>
@@ -2791,8 +3296,10 @@
           <w:p>
             <w:pPr>
               <w:pStyle w:val="TableContents"/>
-            </w:pPr>
-            <w:r>
+              <w:rPr/>
+            </w:pPr>
+            <w:r>
+              <w:rPr/>
               <w:t>1</w:t>
             </w:r>
           </w:p>
@@ -2808,8 +3315,10 @@
           <w:p>
             <w:pPr>
               <w:pStyle w:val="TableContents"/>
-            </w:pPr>
-            <w:r>
+              <w:rPr/>
+            </w:pPr>
+            <w:r>
+              <w:rPr/>
               <w:t>0</w:t>
             </w:r>
           </w:p>
@@ -2826,14 +3335,17 @@
           <w:p>
             <w:pPr>
               <w:pStyle w:val="TableContents"/>
-            </w:pPr>
-            <w:r>
+              <w:rPr/>
+            </w:pPr>
+            <w:r>
+              <w:rPr/>
               <w:t>1</w:t>
             </w:r>
           </w:p>
         </w:tc>
       </w:tr>
       <w:tr>
+        <w:trPr/>
         <w:tc>
           <w:tcPr>
             <w:tcW w:w="1994" w:type="dxa"/>
@@ -2845,8 +3357,10 @@
           <w:p>
             <w:pPr>
               <w:pStyle w:val="TableContents"/>
-            </w:pPr>
-            <w:r>
+              <w:rPr/>
+            </w:pPr>
+            <w:r>
+              <w:rPr/>
               <w:t>1</w:t>
             </w:r>
           </w:p>
@@ -2862,8 +3376,10 @@
           <w:p>
             <w:pPr>
               <w:pStyle w:val="TableContents"/>
-            </w:pPr>
-            <w:r>
+              <w:rPr/>
+            </w:pPr>
+            <w:r>
+              <w:rPr/>
               <w:t>1</w:t>
             </w:r>
           </w:p>
@@ -2880,8 +3396,10 @@
           <w:p>
             <w:pPr>
               <w:pStyle w:val="TableContents"/>
-            </w:pPr>
-            <w:r>
+              <w:rPr/>
+            </w:pPr>
+            <w:r>
+              <w:rPr/>
               <w:t>1</w:t>
             </w:r>
           </w:p>
@@ -2890,16 +3408,21 @@
     </w:tbl>
     <w:p>
       <w:pPr>
-        <w:spacing w:after="140" w:line="276" w:lineRule="auto"/>
-        <w:rPr>
-          <w:rStyle w:val="SourceText"/>
-        </w:rPr>
-      </w:pPr>
-    </w:p>
-    <w:p>
-      <w:pPr>
-        <w:pStyle w:val="PreformattedText"/>
-        <w:spacing w:after="140" w:line="276" w:lineRule="auto"/>
+        <w:pStyle w:val="Normal"/>
+        <w:spacing w:lineRule="auto" w:line="276" w:before="0" w:after="140"/>
+        <w:rPr>
+          <w:rStyle w:val="SourceText"/>
+        </w:rPr>
+      </w:pPr>
+      <w:r>
+        <w:rPr/>
+      </w:r>
+    </w:p>
+    <w:p>
+      <w:pPr>
+        <w:pStyle w:val="PreformattedText"/>
+        <w:spacing w:lineRule="auto" w:line="276" w:before="0" w:after="140"/>
+        <w:rPr/>
       </w:pPr>
       <w:bookmarkStart w:id="16" w:name="code-block-viewer_Copy_16"/>
       <w:bookmarkEnd w:id="16"/>
@@ -2915,52 +3438,75 @@
         <w:sectPr>
           <w:type w:val="continuous"/>
           <w:pgSz w:w="12240" w:h="15840"/>
-          <w:pgMar w:top="1134" w:right="1134" w:bottom="1134" w:left="1134" w:header="0" w:footer="0" w:gutter="0"/>
-          <w:cols w:space="720"/>
-          <w:formProt w:val="0"/>
+          <w:pgMar w:left="1134" w:right="1134" w:gutter="0" w:header="0" w:top="1134" w:footer="0" w:bottom="1134"/>
+          <w:formProt w:val="false"/>
+          <w:textDirection w:val="lrTb"/>
+          <w:docGrid w:type="default" w:linePitch="100" w:charSpace="0"/>
         </w:sectPr>
       </w:pPr>
     </w:p>
     <w:p>
       <w:pPr>
         <w:pStyle w:val="PreformattedText"/>
-        <w:spacing w:after="140" w:line="276" w:lineRule="auto"/>
-      </w:pPr>
-      <w:r>
-        <w:rPr>
-          <w:rStyle w:val="SourceText"/>
-        </w:rPr>
-        <w:t xml:space="preserve">    input a,</w:t>
-      </w:r>
-    </w:p>
-    <w:p>
-      <w:pPr>
-        <w:pStyle w:val="PreformattedText"/>
-        <w:spacing w:after="140" w:line="276" w:lineRule="auto"/>
-      </w:pPr>
-      <w:r>
-        <w:rPr>
-          <w:rStyle w:val="SourceText"/>
-        </w:rPr>
-        <w:t xml:space="preserve">    input b,</w:t>
-      </w:r>
-    </w:p>
-    <w:p>
-      <w:pPr>
-        <w:pStyle w:val="PreformattedText"/>
-        <w:spacing w:after="140" w:line="276" w:lineRule="auto"/>
-      </w:pPr>
-      <w:r>
-        <w:rPr>
-          <w:rStyle w:val="SourceText"/>
-        </w:rPr>
-        <w:t xml:space="preserve">    output y</w:t>
-      </w:r>
-    </w:p>
-    <w:p>
-      <w:pPr>
-        <w:pStyle w:val="PreformattedText"/>
-        <w:spacing w:after="140" w:line="276" w:lineRule="auto"/>
+        <w:spacing w:lineRule="auto" w:line="276" w:before="0" w:after="140"/>
+        <w:rPr/>
+      </w:pPr>
+      <w:r>
+        <w:rPr>
+          <w:rStyle w:val="SourceText"/>
+        </w:rPr>
+        <w:t xml:space="preserve">    </w:t>
+      </w:r>
+      <w:r>
+        <w:rPr>
+          <w:rStyle w:val="SourceText"/>
+        </w:rPr>
+        <w:t>input a,</w:t>
+      </w:r>
+    </w:p>
+    <w:p>
+      <w:pPr>
+        <w:pStyle w:val="PreformattedText"/>
+        <w:spacing w:lineRule="auto" w:line="276" w:before="0" w:after="140"/>
+        <w:rPr/>
+      </w:pPr>
+      <w:r>
+        <w:rPr>
+          <w:rStyle w:val="SourceText"/>
+        </w:rPr>
+        <w:t xml:space="preserve">    </w:t>
+      </w:r>
+      <w:r>
+        <w:rPr>
+          <w:rStyle w:val="SourceText"/>
+        </w:rPr>
+        <w:t>input b,</w:t>
+      </w:r>
+    </w:p>
+    <w:p>
+      <w:pPr>
+        <w:pStyle w:val="PreformattedText"/>
+        <w:spacing w:lineRule="auto" w:line="276" w:before="0" w:after="140"/>
+        <w:rPr/>
+      </w:pPr>
+      <w:r>
+        <w:rPr>
+          <w:rStyle w:val="SourceText"/>
+        </w:rPr>
+        <w:t xml:space="preserve">    </w:t>
+      </w:r>
+      <w:r>
+        <w:rPr>
+          <w:rStyle w:val="SourceText"/>
+        </w:rPr>
+        <w:t>output y</w:t>
+      </w:r>
+    </w:p>
+    <w:p>
+      <w:pPr>
+        <w:pStyle w:val="PreformattedText"/>
+        <w:spacing w:lineRule="auto" w:line="276" w:before="0" w:after="140"/>
+        <w:rPr/>
       </w:pPr>
       <w:r>
         <w:rPr>
@@ -2972,7 +3518,8 @@
     <w:p>
       <w:pPr>
         <w:pStyle w:val="PreformattedText"/>
-        <w:spacing w:after="140" w:line="276" w:lineRule="auto"/>
+        <w:spacing w:lineRule="auto" w:line="276" w:before="0" w:after="140"/>
+        <w:rPr/>
       </w:pPr>
       <w:r>
         <w:rPr>
@@ -2984,7 +3531,8 @@
     <w:p>
       <w:pPr>
         <w:pStyle w:val="PreformattedText"/>
-        <w:spacing w:after="140" w:line="276" w:lineRule="auto"/>
+        <w:spacing w:lineRule="auto" w:line="276" w:before="0" w:after="140"/>
+        <w:rPr/>
       </w:pPr>
       <w:r>
         <w:rPr>
@@ -2998,16 +3546,18 @@
         <w:sectPr>
           <w:type w:val="continuous"/>
           <w:pgSz w:w="12240" w:h="15840"/>
-          <w:pgMar w:top="1134" w:right="1134" w:bottom="1134" w:left="1134" w:header="0" w:footer="0" w:gutter="0"/>
-          <w:cols w:space="720"/>
-          <w:formProt w:val="0"/>
+          <w:pgMar w:left="1134" w:right="1134" w:gutter="0" w:header="0" w:top="1134" w:footer="0" w:bottom="1134"/>
+          <w:formProt w:val="false"/>
+          <w:textDirection w:val="lrTb"/>
+          <w:docGrid w:type="default" w:linePitch="100" w:charSpace="0"/>
         </w:sectPr>
       </w:pPr>
     </w:p>
     <w:p>
       <w:pPr>
         <w:pStyle w:val="PreformattedText"/>
-        <w:spacing w:after="140" w:line="276" w:lineRule="auto"/>
+        <w:spacing w:lineRule="auto" w:line="276" w:before="0" w:after="140"/>
+        <w:rPr/>
       </w:pPr>
       <w:r>
         <w:rPr>
@@ -3019,6 +3569,7 @@
     <w:tbl>
       <w:tblPr>
         <w:tblW w:w="5000" w:type="pct"/>
+        <w:jc w:val="left"/>
         <w:tblInd w:w="-5" w:type="dxa"/>
         <w:tblLayout w:type="fixed"/>
         <w:tblCellMar>
@@ -3027,14 +3578,15 @@
           <w:bottom w:w="55" w:type="dxa"/>
           <w:right w:w="55" w:type="dxa"/>
         </w:tblCellMar>
-        <w:tblLook w:val="04A0" w:firstRow="1" w:lastRow="0" w:firstColumn="1" w:lastColumn="0" w:noHBand="0" w:noVBand="1"/>
+        <w:tblLook w:val="04a0" w:noHBand="0" w:noVBand="1" w:firstColumn="1" w:lastRow="0" w:lastColumn="0" w:firstRow="1"/>
       </w:tblPr>
       <w:tblGrid>
-        <w:gridCol w:w="1992"/>
-        <w:gridCol w:w="3985"/>
-        <w:gridCol w:w="3985"/>
+        <w:gridCol w:w="1994"/>
+        <w:gridCol w:w="3989"/>
+        <w:gridCol w:w="3989"/>
       </w:tblGrid>
       <w:tr>
+        <w:trPr/>
         <w:tc>
           <w:tcPr>
             <w:tcW w:w="1994" w:type="dxa"/>
@@ -3047,8 +3599,10 @@
           <w:p>
             <w:pPr>
               <w:pStyle w:val="TableContents"/>
-            </w:pPr>
-            <w:r>
+              <w:rPr/>
+            </w:pPr>
+            <w:r>
+              <w:rPr/>
               <w:t>a</w:t>
             </w:r>
           </w:p>
@@ -3065,8 +3619,10 @@
           <w:p>
             <w:pPr>
               <w:pStyle w:val="TableContents"/>
-            </w:pPr>
-            <w:r>
+              <w:rPr/>
+            </w:pPr>
+            <w:r>
+              <w:rPr/>
               <w:t>b</w:t>
             </w:r>
           </w:p>
@@ -3084,14 +3640,17 @@
           <w:p>
             <w:pPr>
               <w:pStyle w:val="TableContents"/>
-            </w:pPr>
-            <w:r>
+              <w:rPr/>
+            </w:pPr>
+            <w:r>
+              <w:rPr/>
               <w:t>y</w:t>
             </w:r>
           </w:p>
         </w:tc>
       </w:tr>
       <w:tr>
+        <w:trPr/>
         <w:tc>
           <w:tcPr>
             <w:tcW w:w="1994" w:type="dxa"/>
@@ -3103,8 +3662,10 @@
           <w:p>
             <w:pPr>
               <w:pStyle w:val="TableContents"/>
-            </w:pPr>
-            <w:r>
+              <w:rPr/>
+            </w:pPr>
+            <w:r>
+              <w:rPr/>
               <w:t>0</w:t>
             </w:r>
           </w:p>
@@ -3120,8 +3681,10 @@
           <w:p>
             <w:pPr>
               <w:pStyle w:val="TableContents"/>
-            </w:pPr>
-            <w:r>
+              <w:rPr/>
+            </w:pPr>
+            <w:r>
+              <w:rPr/>
               <w:t>0</w:t>
             </w:r>
           </w:p>
@@ -3138,14 +3701,17 @@
           <w:p>
             <w:pPr>
               <w:pStyle w:val="TableContents"/>
-            </w:pPr>
-            <w:r>
+              <w:rPr/>
+            </w:pPr>
+            <w:r>
+              <w:rPr/>
               <w:t>0</w:t>
             </w:r>
           </w:p>
         </w:tc>
       </w:tr>
       <w:tr>
+        <w:trPr/>
         <w:tc>
           <w:tcPr>
             <w:tcW w:w="1994" w:type="dxa"/>
@@ -3157,8 +3723,10 @@
           <w:p>
             <w:pPr>
               <w:pStyle w:val="TableContents"/>
-            </w:pPr>
-            <w:r>
+              <w:rPr/>
+            </w:pPr>
+            <w:r>
+              <w:rPr/>
               <w:t>0</w:t>
             </w:r>
           </w:p>
@@ -3174,8 +3742,10 @@
           <w:p>
             <w:pPr>
               <w:pStyle w:val="TableContents"/>
-            </w:pPr>
-            <w:r>
+              <w:rPr/>
+            </w:pPr>
+            <w:r>
+              <w:rPr/>
               <w:t>1</w:t>
             </w:r>
           </w:p>
@@ -3192,14 +3762,17 @@
           <w:p>
             <w:pPr>
               <w:pStyle w:val="TableContents"/>
-            </w:pPr>
-            <w:r>
+              <w:rPr/>
+            </w:pPr>
+            <w:r>
+              <w:rPr/>
               <w:t>1</w:t>
             </w:r>
           </w:p>
         </w:tc>
       </w:tr>
       <w:tr>
+        <w:trPr/>
         <w:tc>
           <w:tcPr>
             <w:tcW w:w="1994" w:type="dxa"/>
@@ -3211,8 +3784,10 @@
           <w:p>
             <w:pPr>
               <w:pStyle w:val="TableContents"/>
-            </w:pPr>
-            <w:r>
+              <w:rPr/>
+            </w:pPr>
+            <w:r>
+              <w:rPr/>
               <w:t>1</w:t>
             </w:r>
           </w:p>
@@ -3228,8 +3803,10 @@
           <w:p>
             <w:pPr>
               <w:pStyle w:val="TableContents"/>
-            </w:pPr>
-            <w:r>
+              <w:rPr/>
+            </w:pPr>
+            <w:r>
+              <w:rPr/>
               <w:t>0</w:t>
             </w:r>
           </w:p>
@@ -3246,14 +3823,17 @@
           <w:p>
             <w:pPr>
               <w:pStyle w:val="TableContents"/>
-            </w:pPr>
-            <w:r>
+              <w:rPr/>
+            </w:pPr>
+            <w:r>
+              <w:rPr/>
               <w:t>1</w:t>
             </w:r>
           </w:p>
         </w:tc>
       </w:tr>
       <w:tr>
+        <w:trPr/>
         <w:tc>
           <w:tcPr>
             <w:tcW w:w="1994" w:type="dxa"/>
@@ -3265,8 +3845,10 @@
           <w:p>
             <w:pPr>
               <w:pStyle w:val="TableContents"/>
-            </w:pPr>
-            <w:r>
+              <w:rPr/>
+            </w:pPr>
+            <w:r>
+              <w:rPr/>
               <w:t>1</w:t>
             </w:r>
           </w:p>
@@ -3282,8 +3864,10 @@
           <w:p>
             <w:pPr>
               <w:pStyle w:val="TableContents"/>
-            </w:pPr>
-            <w:r>
+              <w:rPr/>
+            </w:pPr>
+            <w:r>
+              <w:rPr/>
               <w:t>1</w:t>
             </w:r>
           </w:p>
@@ -3300,8 +3884,10 @@
           <w:p>
             <w:pPr>
               <w:pStyle w:val="TableContents"/>
-            </w:pPr>
-            <w:r>
+              <w:rPr/>
+            </w:pPr>
+            <w:r>
+              <w:rPr/>
               <w:t>0</w:t>
             </w:r>
           </w:p>
@@ -3310,54 +3896,42 @@
     </w:tbl>
     <w:p>
       <w:pPr>
-        <w:spacing w:after="140" w:line="276" w:lineRule="auto"/>
-        <w:rPr>
-          <w:rStyle w:val="SourceText"/>
-        </w:rPr>
-      </w:pPr>
-    </w:p>
-    <w:p>
-      <w:pPr>
-        <w:spacing w:after="140" w:line="276" w:lineRule="auto"/>
+        <w:pStyle w:val="Normal"/>
+        <w:spacing w:lineRule="auto" w:line="276" w:before="0" w:after="140"/>
+        <w:rPr>
+          <w:rStyle w:val="SourceText"/>
+        </w:rPr>
+      </w:pPr>
+      <w:r>
+        <w:rPr/>
+      </w:r>
+    </w:p>
+    <w:p>
+      <w:pPr>
+        <w:pStyle w:val="Normal"/>
+        <w:spacing w:lineRule="auto" w:line="276" w:before="0" w:after="140"/>
+        <w:rPr/>
       </w:pPr>
       <w:r>
         <w:rPr>
           <w:rStyle w:val="SourceText"/>
         </w:rPr>
         <w:t>module xor_gate(</w:t>
-      </w:r>
-      <w:r>
-        <w:rPr>
-          <w:rStyle w:val="SourceText"/>
-        </w:rPr>
         <w:br/>
         <w:t>input a,</w:t>
-      </w:r>
-      <w:r>
-        <w:rPr>
-          <w:rStyle w:val="SourceText"/>
-        </w:rPr>
         <w:br/>
         <w:t>input b,</w:t>
-      </w:r>
-      <w:r>
-        <w:rPr>
-          <w:rStyle w:val="SourceText"/>
-        </w:rPr>
         <w:br/>
         <w:t>output y</w:t>
-      </w:r>
-      <w:r>
-        <w:rPr>
-          <w:rStyle w:val="SourceText"/>
-        </w:rPr>
         <w:br/>
         <w:t xml:space="preserve">); </w:t>
       </w:r>
     </w:p>
     <w:p>
       <w:pPr>
-        <w:spacing w:after="140" w:line="276" w:lineRule="auto"/>
+        <w:pStyle w:val="Normal"/>
+        <w:spacing w:lineRule="auto" w:line="276" w:before="0" w:after="140"/>
+        <w:rPr/>
       </w:pPr>
       <w:r>
         <w:rPr>
@@ -3368,7 +3942,9 @@
     </w:p>
     <w:p>
       <w:pPr>
-        <w:spacing w:after="140" w:line="276" w:lineRule="auto"/>
+        <w:pStyle w:val="Normal"/>
+        <w:spacing w:lineRule="auto" w:line="276" w:before="0" w:after="140"/>
+        <w:rPr/>
       </w:pPr>
       <w:r>
         <w:rPr>
@@ -3379,7 +3955,9 @@
     </w:p>
     <w:p>
       <w:pPr>
-        <w:spacing w:after="140" w:line="276" w:lineRule="auto"/>
+        <w:pStyle w:val="Normal"/>
+        <w:spacing w:lineRule="auto" w:line="276" w:before="0" w:after="140"/>
+        <w:rPr/>
       </w:pPr>
       <w:r>
         <w:rPr>
@@ -3390,12 +3968,18 @@
     </w:p>
     <w:p>
       <w:pPr>
-        <w:spacing w:after="140" w:line="276" w:lineRule="auto"/>
-      </w:pPr>
+        <w:pStyle w:val="Normal"/>
+        <w:spacing w:lineRule="auto" w:line="276" w:before="0" w:after="140"/>
+        <w:rPr/>
+      </w:pPr>
+      <w:r>
+        <w:rPr/>
+      </w:r>
     </w:p>
     <w:p>
       <w:pPr>
         <w:pStyle w:val="BodyText"/>
+        <w:rPr/>
       </w:pPr>
       <w:r>
         <w:rPr>
@@ -3411,16 +3995,18 @@
         <w:sectPr>
           <w:type w:val="continuous"/>
           <w:pgSz w:w="12240" w:h="15840"/>
-          <w:pgMar w:top="1134" w:right="1134" w:bottom="1134" w:left="1134" w:header="0" w:footer="0" w:gutter="0"/>
-          <w:cols w:space="720"/>
-          <w:formProt w:val="0"/>
+          <w:pgMar w:left="1134" w:right="1134" w:gutter="0" w:header="0" w:top="1134" w:footer="0" w:bottom="1134"/>
+          <w:formProt w:val="false"/>
+          <w:textDirection w:val="lrTb"/>
+          <w:docGrid w:type="default" w:linePitch="100" w:charSpace="0"/>
         </w:sectPr>
       </w:pPr>
     </w:p>
     <w:p>
       <w:pPr>
         <w:pStyle w:val="PreformattedText"/>
-        <w:spacing w:after="140" w:line="276" w:lineRule="auto"/>
+        <w:spacing w:lineRule="auto" w:line="276" w:before="0" w:after="140"/>
+        <w:rPr/>
       </w:pPr>
       <w:bookmarkStart w:id="17" w:name="code-block-viewer_Copy_17"/>
       <w:bookmarkEnd w:id="17"/>
@@ -3434,7 +4020,8 @@
     <w:p>
       <w:pPr>
         <w:pStyle w:val="PreformattedText"/>
-        <w:spacing w:after="140" w:line="276" w:lineRule="auto"/>
+        <w:spacing w:lineRule="auto" w:line="276" w:before="0" w:after="140"/>
+        <w:rPr/>
       </w:pPr>
       <w:r>
         <w:rPr>
@@ -3446,7 +4033,8 @@
     <w:p>
       <w:pPr>
         <w:pStyle w:val="PreformattedText"/>
-        <w:spacing w:after="140" w:line="276" w:lineRule="auto"/>
+        <w:spacing w:lineRule="auto" w:line="276" w:before="0" w:after="140"/>
+        <w:rPr/>
       </w:pPr>
       <w:r>
         <w:rPr>
@@ -3460,9 +4048,10 @@
         <w:sectPr>
           <w:type w:val="continuous"/>
           <w:pgSz w:w="12240" w:h="15840"/>
-          <w:pgMar w:top="1134" w:right="1134" w:bottom="1134" w:left="1134" w:header="0" w:footer="0" w:gutter="0"/>
-          <w:cols w:space="720"/>
-          <w:formProt w:val="0"/>
+          <w:pgMar w:left="1134" w:right="1134" w:gutter="0" w:header="0" w:top="1134" w:footer="0" w:bottom="1134"/>
+          <w:formProt w:val="false"/>
+          <w:textDirection w:val="lrTb"/>
+          <w:docGrid w:type="default" w:linePitch="100" w:charSpace="0"/>
         </w:sectPr>
       </w:pPr>
     </w:p>
@@ -3477,7 +4066,7 @@
       </w:pPr>
       <w:r>
         <w:rPr>
-          <w:rFonts w:ascii="Liberation Mono" w:hAnsi="Liberation Mono" w:cs="Liberation Mono"/>
+          <w:rFonts w:cs="Liberation Mono" w:ascii="Liberation Mono" w:hAnsi="Liberation Mono"/>
           <w:sz w:val="20"/>
           <w:szCs w:val="20"/>
         </w:rPr>
@@ -3489,16 +4078,18 @@
         <w:sectPr>
           <w:type w:val="continuous"/>
           <w:pgSz w:w="12240" w:h="15840"/>
-          <w:pgMar w:top="1134" w:right="1134" w:bottom="1134" w:left="1134" w:header="0" w:footer="0" w:gutter="0"/>
-          <w:cols w:space="720"/>
-          <w:formProt w:val="0"/>
+          <w:pgMar w:left="1134" w:right="1134" w:gutter="0" w:header="0" w:top="1134" w:footer="0" w:bottom="1134"/>
+          <w:formProt w:val="false"/>
+          <w:textDirection w:val="lrTb"/>
+          <w:docGrid w:type="default" w:linePitch="100" w:charSpace="0"/>
         </w:sectPr>
       </w:pPr>
     </w:p>
     <w:p>
       <w:pPr>
         <w:pStyle w:val="PreformattedText"/>
-        <w:spacing w:after="140" w:line="276" w:lineRule="auto"/>
+        <w:spacing w:lineRule="auto" w:line="276" w:before="0" w:after="140"/>
+        <w:rPr/>
       </w:pPr>
       <w:bookmarkStart w:id="18" w:name="code-block-viewer_Copy_18"/>
       <w:bookmarkEnd w:id="18"/>
@@ -3514,25 +4105,30 @@
         <w:sectPr>
           <w:type w:val="continuous"/>
           <w:pgSz w:w="12240" w:h="15840"/>
-          <w:pgMar w:top="1134" w:right="1134" w:bottom="1134" w:left="1134" w:header="0" w:footer="0" w:gutter="0"/>
-          <w:cols w:space="720"/>
-          <w:formProt w:val="0"/>
+          <w:pgMar w:left="1134" w:right="1134" w:gutter="0" w:header="0" w:top="1134" w:footer="0" w:bottom="1134"/>
+          <w:formProt w:val="false"/>
+          <w:textDirection w:val="lrTb"/>
+          <w:docGrid w:type="default" w:linePitch="100" w:charSpace="0"/>
         </w:sectPr>
       </w:pPr>
     </w:p>
     <w:p>
       <w:pPr>
         <w:pStyle w:val="PreformattedText"/>
-        <w:spacing w:after="140" w:line="276" w:lineRule="auto"/>
-        <w:rPr>
-          <w:rStyle w:val="SourceText"/>
-        </w:rPr>
-      </w:pPr>
-    </w:p>
-    <w:p>
-      <w:pPr>
-        <w:pStyle w:val="PreformattedText"/>
-        <w:spacing w:after="140" w:line="276" w:lineRule="auto"/>
+        <w:spacing w:lineRule="auto" w:line="276" w:before="0" w:after="140"/>
+        <w:rPr>
+          <w:rStyle w:val="SourceText"/>
+        </w:rPr>
+      </w:pPr>
+      <w:r>
+        <w:rPr/>
+      </w:r>
+    </w:p>
+    <w:p>
+      <w:pPr>
+        <w:pStyle w:val="PreformattedText"/>
+        <w:spacing w:lineRule="auto" w:line="276" w:before="0" w:after="140"/>
+        <w:rPr/>
       </w:pPr>
       <w:bookmarkStart w:id="19" w:name="code-block-viewer_Copy_16_Copy_1"/>
       <w:bookmarkEnd w:id="19"/>
@@ -3546,55 +4142,84 @@
     <w:p>
       <w:pPr>
         <w:pStyle w:val="PreformattedText"/>
-        <w:spacing w:after="140" w:line="276" w:lineRule="auto"/>
-      </w:pPr>
-      <w:r>
-        <w:rPr>
-          <w:rStyle w:val="SourceText"/>
-        </w:rPr>
-        <w:t xml:space="preserve">    input a,</w:t>
-      </w:r>
-    </w:p>
-    <w:p>
-      <w:pPr>
-        <w:pStyle w:val="PreformattedText"/>
-        <w:spacing w:after="140" w:line="276" w:lineRule="auto"/>
-      </w:pPr>
-      <w:r>
-        <w:rPr>
-          <w:rStyle w:val="SourceText"/>
-        </w:rPr>
-        <w:t xml:space="preserve">    input b,</w:t>
-      </w:r>
-    </w:p>
-    <w:p>
-      <w:pPr>
-        <w:pStyle w:val="PreformattedText"/>
-        <w:spacing w:after="140" w:line="276" w:lineRule="auto"/>
-      </w:pPr>
-      <w:r>
-        <w:rPr>
-          <w:rStyle w:val="SourceText"/>
-        </w:rPr>
-        <w:t xml:space="preserve">    input c,</w:t>
-      </w:r>
-    </w:p>
-    <w:p>
-      <w:pPr>
-        <w:pStyle w:val="PreformattedText"/>
-        <w:spacing w:after="140" w:line="276" w:lineRule="auto"/>
-      </w:pPr>
-      <w:r>
-        <w:rPr>
-          <w:rStyle w:val="SourceText"/>
-        </w:rPr>
-        <w:t xml:space="preserve">    output y</w:t>
-      </w:r>
-    </w:p>
-    <w:p>
-      <w:pPr>
-        <w:pStyle w:val="PreformattedText"/>
-        <w:spacing w:after="140" w:line="276" w:lineRule="auto"/>
+        <w:spacing w:lineRule="auto" w:line="276" w:before="0" w:after="140"/>
+        <w:rPr/>
+      </w:pPr>
+      <w:r>
+        <w:rPr>
+          <w:rStyle w:val="SourceText"/>
+        </w:rPr>
+        <w:t xml:space="preserve">    </w:t>
+      </w:r>
+      <w:r>
+        <w:rPr>
+          <w:rStyle w:val="SourceText"/>
+        </w:rPr>
+        <w:t>input a,</w:t>
+      </w:r>
+    </w:p>
+    <w:p>
+      <w:pPr>
+        <w:pStyle w:val="PreformattedText"/>
+        <w:spacing w:lineRule="auto" w:line="276" w:before="0" w:after="140"/>
+        <w:rPr/>
+      </w:pPr>
+      <w:r>
+        <w:rPr>
+          <w:rStyle w:val="SourceText"/>
+        </w:rPr>
+        <w:t xml:space="preserve">    </w:t>
+      </w:r>
+      <w:r>
+        <w:rPr>
+          <w:rStyle w:val="SourceText"/>
+        </w:rPr>
+        <w:t>input b,</w:t>
+      </w:r>
+    </w:p>
+    <w:p>
+      <w:pPr>
+        <w:pStyle w:val="PreformattedText"/>
+        <w:spacing w:lineRule="auto" w:line="276" w:before="0" w:after="140"/>
+        <w:rPr/>
+      </w:pPr>
+      <w:r>
+        <w:rPr>
+          <w:rStyle w:val="SourceText"/>
+        </w:rPr>
+        <w:t xml:space="preserve">    </w:t>
+      </w:r>
+      <w:r>
+        <w:rPr>
+          <w:rStyle w:val="SourceText"/>
+        </w:rPr>
+        <w:t>input c,</w:t>
+      </w:r>
+    </w:p>
+    <w:p>
+      <w:pPr>
+        <w:pStyle w:val="PreformattedText"/>
+        <w:spacing w:lineRule="auto" w:line="276" w:before="0" w:after="140"/>
+        <w:rPr/>
+      </w:pPr>
+      <w:r>
+        <w:rPr>
+          <w:rStyle w:val="SourceText"/>
+        </w:rPr>
+        <w:t xml:space="preserve">    </w:t>
+      </w:r>
+      <w:r>
+        <w:rPr>
+          <w:rStyle w:val="SourceText"/>
+        </w:rPr>
+        <w:t>output y</w:t>
+      </w:r>
+    </w:p>
+    <w:p>
+      <w:pPr>
+        <w:pStyle w:val="PreformattedText"/>
+        <w:spacing w:lineRule="auto" w:line="276" w:before="0" w:after="140"/>
+        <w:rPr/>
       </w:pPr>
       <w:r>
         <w:rPr>
@@ -3606,7 +4231,8 @@
     <w:p>
       <w:pPr>
         <w:pStyle w:val="PreformattedText"/>
-        <w:spacing w:after="140" w:line="276" w:lineRule="auto"/>
+        <w:spacing w:lineRule="auto" w:line="276" w:before="0" w:after="140"/>
+        <w:rPr/>
       </w:pPr>
       <w:r>
         <w:rPr>
@@ -3618,7 +4244,8 @@
     <w:p>
       <w:pPr>
         <w:pStyle w:val="PreformattedText"/>
-        <w:spacing w:after="140" w:line="276" w:lineRule="auto"/>
+        <w:spacing w:lineRule="auto" w:line="276" w:before="0" w:after="140"/>
+        <w:rPr/>
       </w:pPr>
       <w:r>
         <w:rPr>
@@ -3630,7 +4257,8 @@
     <w:p>
       <w:pPr>
         <w:pStyle w:val="PreformattedText"/>
-        <w:spacing w:after="140" w:line="276" w:lineRule="auto"/>
+        <w:spacing w:lineRule="auto" w:line="276" w:before="0" w:after="140"/>
+        <w:rPr/>
       </w:pPr>
       <w:r>
         <w:rPr>
@@ -3642,7 +4270,8 @@
     <w:p>
       <w:pPr>
         <w:pStyle w:val="PreformattedText"/>
-        <w:spacing w:after="140" w:line="276" w:lineRule="auto"/>
+        <w:spacing w:lineRule="auto" w:line="276" w:before="0" w:after="140"/>
+        <w:rPr/>
       </w:pPr>
       <w:r>
         <w:rPr>
@@ -3654,24 +4283,31 @@
     <w:p>
       <w:pPr>
         <w:pStyle w:val="PreformattedText"/>
-        <w:spacing w:after="140" w:line="276" w:lineRule="auto"/>
-        <w:rPr>
-          <w:rStyle w:val="SourceText"/>
-        </w:rPr>
-      </w:pPr>
-    </w:p>
-    <w:p>
-      <w:pPr>
-        <w:pStyle w:val="PreformattedText"/>
-        <w:spacing w:after="140" w:line="276" w:lineRule="auto"/>
-        <w:rPr>
-          <w:rStyle w:val="SourceText"/>
-        </w:rPr>
-      </w:pPr>
+        <w:spacing w:lineRule="auto" w:line="276" w:before="0" w:after="140"/>
+        <w:rPr>
+          <w:rStyle w:val="SourceText"/>
+        </w:rPr>
+      </w:pPr>
+      <w:r>
+        <w:rPr/>
+      </w:r>
+    </w:p>
+    <w:p>
+      <w:pPr>
+        <w:pStyle w:val="PreformattedText"/>
+        <w:spacing w:lineRule="auto" w:line="276" w:before="0" w:after="140"/>
+        <w:rPr>
+          <w:rStyle w:val="SourceText"/>
+        </w:rPr>
+      </w:pPr>
+      <w:r>
+        <w:rPr/>
+      </w:r>
     </w:p>
     <w:tbl>
       <w:tblPr>
         <w:tblW w:w="5000" w:type="pct"/>
+        <w:jc w:val="left"/>
         <w:tblInd w:w="-5" w:type="dxa"/>
         <w:tblLayout w:type="fixed"/>
         <w:tblCellMar>
@@ -3680,16 +4316,17 @@
           <w:bottom w:w="55" w:type="dxa"/>
           <w:right w:w="55" w:type="dxa"/>
         </w:tblCellMar>
-        <w:tblLook w:val="04A0" w:firstRow="1" w:lastRow="0" w:firstColumn="1" w:lastColumn="0" w:noHBand="0" w:noVBand="1"/>
+        <w:tblLook w:val="04a0" w:noHBand="0" w:noVBand="1" w:firstColumn="1" w:lastRow="0" w:lastColumn="0" w:firstRow="1"/>
       </w:tblPr>
       <w:tblGrid>
-        <w:gridCol w:w="1992"/>
-        <w:gridCol w:w="1992"/>
+        <w:gridCol w:w="1994"/>
         <w:gridCol w:w="1993"/>
-        <w:gridCol w:w="1992"/>
+        <w:gridCol w:w="1996"/>
         <w:gridCol w:w="1993"/>
+        <w:gridCol w:w="1996"/>
       </w:tblGrid>
       <w:tr>
+        <w:trPr/>
         <w:tc>
           <w:tcPr>
             <w:tcW w:w="1994" w:type="dxa"/>
@@ -3708,6 +4345,7 @@
                 <w:b/>
                 <w:bCs/>
                 <w:i/>
+                <w:i/>
                 <w:iCs/>
                 <w:sz w:val="20"/>
                 <w:szCs w:val="20"/>
@@ -3715,7 +4353,7 @@
             </w:pPr>
             <w:r>
               <w:rPr>
-                <w:rFonts w:ascii="Liberation Mono" w:hAnsi="Liberation Mono" w:cs="Liberation Mono"/>
+                <w:rFonts w:cs="Liberation Mono" w:ascii="Liberation Mono" w:hAnsi="Liberation Mono"/>
                 <w:b/>
                 <w:bCs/>
                 <w:i/>
@@ -3729,7 +4367,7 @@
         </w:tc>
         <w:tc>
           <w:tcPr>
-            <w:tcW w:w="1994" w:type="dxa"/>
+            <w:tcW w:w="1993" w:type="dxa"/>
             <w:tcBorders>
               <w:top w:val="single" w:sz="4" w:space="0" w:color="000000"/>
               <w:left w:val="single" w:sz="4" w:space="0" w:color="000000"/>
@@ -3745,6 +4383,7 @@
                 <w:b/>
                 <w:bCs/>
                 <w:i/>
+                <w:i/>
                 <w:iCs/>
                 <w:sz w:val="20"/>
                 <w:szCs w:val="20"/>
@@ -3752,7 +4391,7 @@
             </w:pPr>
             <w:r>
               <w:rPr>
-                <w:rFonts w:ascii="Liberation Mono" w:hAnsi="Liberation Mono" w:cs="Liberation Mono"/>
+                <w:rFonts w:cs="Liberation Mono" w:ascii="Liberation Mono" w:hAnsi="Liberation Mono"/>
                 <w:b/>
                 <w:bCs/>
                 <w:i/>
@@ -3766,7 +4405,7 @@
         </w:tc>
         <w:tc>
           <w:tcPr>
-            <w:tcW w:w="1995" w:type="dxa"/>
+            <w:tcW w:w="1996" w:type="dxa"/>
             <w:tcBorders>
               <w:top w:val="single" w:sz="4" w:space="0" w:color="000000"/>
               <w:left w:val="single" w:sz="4" w:space="0" w:color="000000"/>
@@ -3782,6 +4421,7 @@
                 <w:b/>
                 <w:bCs/>
                 <w:i/>
+                <w:i/>
                 <w:iCs/>
                 <w:sz w:val="20"/>
                 <w:szCs w:val="20"/>
@@ -3789,7 +4429,7 @@
             </w:pPr>
             <w:r>
               <w:rPr>
-                <w:rFonts w:ascii="Liberation Mono" w:hAnsi="Liberation Mono" w:cs="Liberation Mono"/>
+                <w:rFonts w:cs="Liberation Mono" w:ascii="Liberation Mono" w:hAnsi="Liberation Mono"/>
                 <w:b/>
                 <w:bCs/>
                 <w:i/>
@@ -3803,7 +4443,7 @@
         </w:tc>
         <w:tc>
           <w:tcPr>
-            <w:tcW w:w="1994" w:type="dxa"/>
+            <w:tcW w:w="1993" w:type="dxa"/>
             <w:tcBorders>
               <w:top w:val="single" w:sz="4" w:space="0" w:color="000000"/>
               <w:left w:val="single" w:sz="4" w:space="0" w:color="000000"/>
@@ -3816,6 +4456,18 @@
               <w:jc w:val="center"/>
               <w:rPr>
                 <w:rFonts w:ascii="Liberation Mono" w:hAnsi="Liberation Mono" w:cs="Liberation Mono"/>
+                <w:b/>
+                <w:bCs/>
+                <w:i/>
+                <w:i/>
+                <w:iCs/>
+                <w:sz w:val="20"/>
+                <w:szCs w:val="20"/>
+              </w:rPr>
+            </w:pPr>
+            <w:r>
+              <w:rPr>
+                <w:rFonts w:cs="Liberation Mono" w:ascii="Liberation Mono" w:hAnsi="Liberation Mono"/>
                 <w:b/>
                 <w:bCs/>
                 <w:i/>
@@ -3823,10 +4475,11 @@
                 <w:sz w:val="20"/>
                 <w:szCs w:val="20"/>
               </w:rPr>
-            </w:pPr>
+              <w:t xml:space="preserve"> </w:t>
+            </w:r>
             <w:r>
               <w:rPr>
-                <w:rFonts w:ascii="Liberation Mono" w:hAnsi="Liberation Mono" w:cs="Liberation Mono"/>
+                <w:rFonts w:cs="Liberation Mono" w:ascii="Liberation Mono" w:hAnsi="Liberation Mono"/>
                 <w:b/>
                 <w:bCs/>
                 <w:i/>
@@ -3834,13 +4487,13 @@
                 <w:sz w:val="20"/>
                 <w:szCs w:val="20"/>
               </w:rPr>
-              <w:t xml:space="preserve"> c</w:t>
-            </w:r>
-          </w:p>
-        </w:tc>
-        <w:tc>
-          <w:tcPr>
-            <w:tcW w:w="1995" w:type="dxa"/>
+              <w:t>c</w:t>
+            </w:r>
+          </w:p>
+        </w:tc>
+        <w:tc>
+          <w:tcPr>
+            <w:tcW w:w="1996" w:type="dxa"/>
             <w:tcBorders>
               <w:top w:val="single" w:sz="4" w:space="0" w:color="000000"/>
               <w:left w:val="single" w:sz="4" w:space="0" w:color="000000"/>
@@ -3857,6 +4510,7 @@
                 <w:b/>
                 <w:bCs/>
                 <w:i/>
+                <w:i/>
                 <w:iCs/>
                 <w:sz w:val="20"/>
                 <w:szCs w:val="20"/>
@@ -3864,7 +4518,7 @@
             </w:pPr>
             <w:r>
               <w:rPr>
-                <w:rFonts w:ascii="Liberation Mono" w:hAnsi="Liberation Mono" w:cs="Liberation Mono"/>
+                <w:rFonts w:cs="Liberation Mono" w:ascii="Liberation Mono" w:hAnsi="Liberation Mono"/>
                 <w:b/>
                 <w:bCs/>
                 <w:i/>
@@ -3878,6 +4532,7 @@
         </w:tc>
       </w:tr>
       <w:tr>
+        <w:trPr/>
         <w:tc>
           <w:tcPr>
             <w:tcW w:w="1994" w:type="dxa"/>
@@ -3897,14 +4552,126 @@
             </w:pPr>
             <w:r>
               <w:rPr>
+                <w:rFonts w:cs="Liberation Mono" w:ascii="Liberation Mono" w:hAnsi="Liberation Mono"/>
+                <w:sz w:val="20"/>
+                <w:szCs w:val="20"/>
+              </w:rPr>
+              <w:t>0</w:t>
+            </w:r>
+          </w:p>
+        </w:tc>
+        <w:tc>
+          <w:tcPr>
+            <w:tcW w:w="1993" w:type="dxa"/>
+            <w:tcBorders>
+              <w:left w:val="single" w:sz="4" w:space="0" w:color="000000"/>
+              <w:bottom w:val="single" w:sz="4" w:space="0" w:color="000000"/>
+            </w:tcBorders>
+          </w:tcPr>
+          <w:p>
+            <w:pPr>
+              <w:pStyle w:val="TableContents"/>
+              <w:rPr>
                 <w:rFonts w:ascii="Liberation Mono" w:hAnsi="Liberation Mono" w:cs="Liberation Mono"/>
                 <w:sz w:val="20"/>
                 <w:szCs w:val="20"/>
               </w:rPr>
+            </w:pPr>
+            <w:r>
+              <w:rPr>
+                <w:rFonts w:cs="Liberation Mono" w:ascii="Liberation Mono" w:hAnsi="Liberation Mono"/>
+                <w:sz w:val="20"/>
+                <w:szCs w:val="20"/>
+              </w:rPr>
               <w:t>0</w:t>
             </w:r>
           </w:p>
         </w:tc>
+        <w:tc>
+          <w:tcPr>
+            <w:tcW w:w="1996" w:type="dxa"/>
+            <w:tcBorders>
+              <w:left w:val="single" w:sz="4" w:space="0" w:color="000000"/>
+              <w:bottom w:val="single" w:sz="4" w:space="0" w:color="000000"/>
+            </w:tcBorders>
+          </w:tcPr>
+          <w:p>
+            <w:pPr>
+              <w:pStyle w:val="TableContents"/>
+              <w:rPr>
+                <w:rFonts w:ascii="Liberation Mono" w:hAnsi="Liberation Mono" w:cs="Liberation Mono"/>
+                <w:sz w:val="20"/>
+                <w:szCs w:val="20"/>
+              </w:rPr>
+            </w:pPr>
+            <w:r>
+              <w:rPr>
+                <w:rFonts w:cs="Liberation Mono" w:ascii="Liberation Mono" w:hAnsi="Liberation Mono"/>
+                <w:sz w:val="20"/>
+                <w:szCs w:val="20"/>
+              </w:rPr>
+              <w:t>0</w:t>
+            </w:r>
+          </w:p>
+        </w:tc>
+        <w:tc>
+          <w:tcPr>
+            <w:tcW w:w="1993" w:type="dxa"/>
+            <w:tcBorders>
+              <w:left w:val="single" w:sz="4" w:space="0" w:color="000000"/>
+              <w:bottom w:val="single" w:sz="4" w:space="0" w:color="000000"/>
+            </w:tcBorders>
+          </w:tcPr>
+          <w:p>
+            <w:pPr>
+              <w:pStyle w:val="TableContents"/>
+              <w:rPr>
+                <w:rFonts w:ascii="Liberation Mono" w:hAnsi="Liberation Mono" w:cs="Liberation Mono"/>
+                <w:sz w:val="20"/>
+                <w:szCs w:val="20"/>
+              </w:rPr>
+            </w:pPr>
+            <w:r>
+              <w:rPr>
+                <w:rFonts w:cs="Liberation Mono" w:ascii="Liberation Mono" w:hAnsi="Liberation Mono"/>
+                <w:sz w:val="20"/>
+                <w:szCs w:val="20"/>
+              </w:rPr>
+              <w:t>0</w:t>
+            </w:r>
+          </w:p>
+        </w:tc>
+        <w:tc>
+          <w:tcPr>
+            <w:tcW w:w="1996" w:type="dxa"/>
+            <w:tcBorders>
+              <w:left w:val="single" w:sz="4" w:space="0" w:color="000000"/>
+              <w:bottom w:val="single" w:sz="4" w:space="0" w:color="000000"/>
+              <w:right w:val="single" w:sz="4" w:space="0" w:color="000000"/>
+            </w:tcBorders>
+          </w:tcPr>
+          <w:p>
+            <w:pPr>
+              <w:pStyle w:val="TableContents"/>
+              <w:rPr>
+                <w:rFonts w:ascii="Liberation Mono" w:hAnsi="Liberation Mono" w:cs="Liberation Mono"/>
+                <w:sz w:val="20"/>
+                <w:szCs w:val="20"/>
+              </w:rPr>
+            </w:pPr>
+            <w:r>
+              <w:rPr>
+                <w:rFonts w:cs="Liberation Mono" w:ascii="Liberation Mono" w:hAnsi="Liberation Mono"/>
+                <w:sz w:val="20"/>
+                <w:szCs w:val="20"/>
+              </w:rPr>
+              <w:t>0</w:t>
+            </w:r>
+          </w:p>
+        </w:tc>
+      </w:tr>
+      <w:tr>
+        <w:trPr/>
         <w:tc>
           <w:tcPr>
             <w:tcW w:w="1994" w:type="dxa"/>
@@ -3924,7 +4691,7 @@
             </w:pPr>
             <w:r>
               <w:rPr>
-                <w:rFonts w:ascii="Liberation Mono" w:hAnsi="Liberation Mono" w:cs="Liberation Mono"/>
+                <w:rFonts w:cs="Liberation Mono" w:ascii="Liberation Mono" w:hAnsi="Liberation Mono"/>
                 <w:sz w:val="20"/>
                 <w:szCs w:val="20"/>
               </w:rPr>
@@ -3934,7 +4701,7 @@
         </w:tc>
         <w:tc>
           <w:tcPr>
-            <w:tcW w:w="1995" w:type="dxa"/>
+            <w:tcW w:w="1993" w:type="dxa"/>
             <w:tcBorders>
               <w:left w:val="single" w:sz="4" w:space="0" w:color="000000"/>
               <w:bottom w:val="single" w:sz="4" w:space="0" w:color="000000"/>
@@ -3951,14 +4718,101 @@
             </w:pPr>
             <w:r>
               <w:rPr>
+                <w:rFonts w:cs="Liberation Mono" w:ascii="Liberation Mono" w:hAnsi="Liberation Mono"/>
+                <w:sz w:val="20"/>
+                <w:szCs w:val="20"/>
+              </w:rPr>
+              <w:t>0</w:t>
+            </w:r>
+          </w:p>
+        </w:tc>
+        <w:tc>
+          <w:tcPr>
+            <w:tcW w:w="1996" w:type="dxa"/>
+            <w:tcBorders>
+              <w:left w:val="single" w:sz="4" w:space="0" w:color="000000"/>
+              <w:bottom w:val="single" w:sz="4" w:space="0" w:color="000000"/>
+            </w:tcBorders>
+          </w:tcPr>
+          <w:p>
+            <w:pPr>
+              <w:pStyle w:val="TableContents"/>
+              <w:rPr>
                 <w:rFonts w:ascii="Liberation Mono" w:hAnsi="Liberation Mono" w:cs="Liberation Mono"/>
                 <w:sz w:val="20"/>
                 <w:szCs w:val="20"/>
               </w:rPr>
+            </w:pPr>
+            <w:r>
+              <w:rPr>
+                <w:rFonts w:cs="Liberation Mono" w:ascii="Liberation Mono" w:hAnsi="Liberation Mono"/>
+                <w:sz w:val="20"/>
+                <w:szCs w:val="20"/>
+              </w:rPr>
               <w:t>0</w:t>
             </w:r>
           </w:p>
         </w:tc>
+        <w:tc>
+          <w:tcPr>
+            <w:tcW w:w="1993" w:type="dxa"/>
+            <w:tcBorders>
+              <w:left w:val="single" w:sz="4" w:space="0" w:color="000000"/>
+              <w:bottom w:val="single" w:sz="4" w:space="0" w:color="000000"/>
+            </w:tcBorders>
+          </w:tcPr>
+          <w:p>
+            <w:pPr>
+              <w:pStyle w:val="TableContents"/>
+              <w:rPr>
+                <w:rFonts w:ascii="Liberation Mono" w:hAnsi="Liberation Mono" w:cs="Liberation Mono"/>
+                <w:sz w:val="20"/>
+                <w:szCs w:val="20"/>
+              </w:rPr>
+            </w:pPr>
+            <w:r>
+              <w:rPr>
+                <w:rFonts w:cs="Liberation Mono" w:ascii="Liberation Mono" w:hAnsi="Liberation Mono"/>
+                <w:sz w:val="20"/>
+                <w:szCs w:val="20"/>
+              </w:rPr>
+              <w:t>1</w:t>
+            </w:r>
+          </w:p>
+        </w:tc>
+        <w:tc>
+          <w:tcPr>
+            <w:tcW w:w="1996" w:type="dxa"/>
+            <w:tcBorders>
+              <w:left w:val="single" w:sz="4" w:space="0" w:color="000000"/>
+              <w:bottom w:val="single" w:sz="4" w:space="0" w:color="000000"/>
+              <w:right w:val="single" w:sz="4" w:space="0" w:color="000000"/>
+            </w:tcBorders>
+          </w:tcPr>
+          <w:p>
+            <w:pPr>
+              <w:pStyle w:val="TableContents"/>
+              <w:rPr>
+                <w:rFonts w:ascii="Liberation Mono" w:hAnsi="Liberation Mono" w:cs="Liberation Mono"/>
+                <w:sz w:val="20"/>
+                <w:szCs w:val="20"/>
+              </w:rPr>
+            </w:pPr>
+            <w:r>
+              <w:rPr>
+                <w:rFonts w:cs="Liberation Mono" w:ascii="Liberation Mono" w:hAnsi="Liberation Mono"/>
+                <w:sz w:val="20"/>
+                <w:szCs w:val="20"/>
+              </w:rPr>
+              <w:t>1</w:t>
+            </w:r>
+          </w:p>
+        </w:tc>
+      </w:tr>
+      <w:tr>
+        <w:trPr>
+          <w:trHeight w:val="442" w:hRule="atLeast"/>
+        </w:trPr>
         <w:tc>
           <w:tcPr>
             <w:tcW w:w="1994" w:type="dxa"/>
@@ -3978,17 +4832,98 @@
             </w:pPr>
             <w:r>
               <w:rPr>
+                <w:rFonts w:cs="Liberation Mono" w:ascii="Liberation Mono" w:hAnsi="Liberation Mono"/>
+                <w:sz w:val="20"/>
+                <w:szCs w:val="20"/>
+              </w:rPr>
+              <w:t>0</w:t>
+            </w:r>
+          </w:p>
+        </w:tc>
+        <w:tc>
+          <w:tcPr>
+            <w:tcW w:w="1993" w:type="dxa"/>
+            <w:tcBorders>
+              <w:left w:val="single" w:sz="4" w:space="0" w:color="000000"/>
+              <w:bottom w:val="single" w:sz="4" w:space="0" w:color="000000"/>
+            </w:tcBorders>
+          </w:tcPr>
+          <w:p>
+            <w:pPr>
+              <w:pStyle w:val="TableContents"/>
+              <w:rPr>
                 <w:rFonts w:ascii="Liberation Mono" w:hAnsi="Liberation Mono" w:cs="Liberation Mono"/>
                 <w:sz w:val="20"/>
                 <w:szCs w:val="20"/>
               </w:rPr>
+            </w:pPr>
+            <w:r>
+              <w:rPr>
+                <w:rFonts w:cs="Liberation Mono" w:ascii="Liberation Mono" w:hAnsi="Liberation Mono"/>
+                <w:sz w:val="20"/>
+                <w:szCs w:val="20"/>
+              </w:rPr>
+              <w:t>1</w:t>
+            </w:r>
+          </w:p>
+        </w:tc>
+        <w:tc>
+          <w:tcPr>
+            <w:tcW w:w="1996" w:type="dxa"/>
+            <w:tcBorders>
+              <w:left w:val="single" w:sz="4" w:space="0" w:color="000000"/>
+              <w:bottom w:val="single" w:sz="4" w:space="0" w:color="000000"/>
+            </w:tcBorders>
+          </w:tcPr>
+          <w:p>
+            <w:pPr>
+              <w:pStyle w:val="TableContents"/>
+              <w:rPr>
+                <w:rFonts w:ascii="Liberation Mono" w:hAnsi="Liberation Mono" w:cs="Liberation Mono"/>
+                <w:sz w:val="20"/>
+                <w:szCs w:val="20"/>
+              </w:rPr>
+            </w:pPr>
+            <w:r>
+              <w:rPr>
+                <w:rFonts w:cs="Liberation Mono" w:ascii="Liberation Mono" w:hAnsi="Liberation Mono"/>
+                <w:sz w:val="20"/>
+                <w:szCs w:val="20"/>
+              </w:rPr>
               <w:t>0</w:t>
             </w:r>
           </w:p>
         </w:tc>
         <w:tc>
           <w:tcPr>
-            <w:tcW w:w="1995" w:type="dxa"/>
+            <w:tcW w:w="1993" w:type="dxa"/>
+            <w:tcBorders>
+              <w:left w:val="single" w:sz="4" w:space="0" w:color="000000"/>
+              <w:bottom w:val="single" w:sz="4" w:space="0" w:color="000000"/>
+            </w:tcBorders>
+          </w:tcPr>
+          <w:p>
+            <w:pPr>
+              <w:pStyle w:val="TableContents"/>
+              <w:rPr>
+                <w:rFonts w:ascii="Liberation Mono" w:hAnsi="Liberation Mono" w:cs="Liberation Mono"/>
+                <w:sz w:val="20"/>
+                <w:szCs w:val="20"/>
+              </w:rPr>
+            </w:pPr>
+            <w:r>
+              <w:rPr>
+                <w:rFonts w:cs="Liberation Mono" w:ascii="Liberation Mono" w:hAnsi="Liberation Mono"/>
+                <w:sz w:val="20"/>
+                <w:szCs w:val="20"/>
+              </w:rPr>
+              <w:t>0</w:t>
+            </w:r>
+          </w:p>
+        </w:tc>
+        <w:tc>
+          <w:tcPr>
+            <w:tcW w:w="1996" w:type="dxa"/>
             <w:tcBorders>
               <w:left w:val="single" w:sz="4" w:space="0" w:color="000000"/>
               <w:bottom w:val="single" w:sz="4" w:space="0" w:color="000000"/>
@@ -4006,7 +4941,7 @@
             </w:pPr>
             <w:r>
               <w:rPr>
-                <w:rFonts w:ascii="Liberation Mono" w:hAnsi="Liberation Mono" w:cs="Liberation Mono"/>
+                <w:rFonts w:cs="Liberation Mono" w:ascii="Liberation Mono" w:hAnsi="Liberation Mono"/>
                 <w:sz w:val="20"/>
                 <w:szCs w:val="20"/>
               </w:rPr>
@@ -4016,6 +4951,9 @@
         </w:tc>
       </w:tr>
       <w:tr>
+        <w:trPr>
+          <w:trHeight w:val="442" w:hRule="atLeast"/>
+        </w:trPr>
         <w:tc>
           <w:tcPr>
             <w:tcW w:w="1994" w:type="dxa"/>
@@ -4035,14 +4973,128 @@
             </w:pPr>
             <w:r>
               <w:rPr>
+                <w:rFonts w:cs="Liberation Mono" w:ascii="Liberation Mono" w:hAnsi="Liberation Mono"/>
+                <w:sz w:val="20"/>
+                <w:szCs w:val="20"/>
+              </w:rPr>
+              <w:t>0</w:t>
+            </w:r>
+          </w:p>
+        </w:tc>
+        <w:tc>
+          <w:tcPr>
+            <w:tcW w:w="1993" w:type="dxa"/>
+            <w:tcBorders>
+              <w:left w:val="single" w:sz="4" w:space="0" w:color="000000"/>
+              <w:bottom w:val="single" w:sz="4" w:space="0" w:color="000000"/>
+            </w:tcBorders>
+          </w:tcPr>
+          <w:p>
+            <w:pPr>
+              <w:pStyle w:val="TableContents"/>
+              <w:rPr>
                 <w:rFonts w:ascii="Liberation Mono" w:hAnsi="Liberation Mono" w:cs="Liberation Mono"/>
                 <w:sz w:val="20"/>
                 <w:szCs w:val="20"/>
               </w:rPr>
+            </w:pPr>
+            <w:r>
+              <w:rPr>
+                <w:rFonts w:cs="Liberation Mono" w:ascii="Liberation Mono" w:hAnsi="Liberation Mono"/>
+                <w:sz w:val="20"/>
+                <w:szCs w:val="20"/>
+              </w:rPr>
+              <w:t>1</w:t>
+            </w:r>
+          </w:p>
+        </w:tc>
+        <w:tc>
+          <w:tcPr>
+            <w:tcW w:w="1996" w:type="dxa"/>
+            <w:tcBorders>
+              <w:left w:val="single" w:sz="4" w:space="0" w:color="000000"/>
+              <w:bottom w:val="single" w:sz="4" w:space="0" w:color="000000"/>
+            </w:tcBorders>
+          </w:tcPr>
+          <w:p>
+            <w:pPr>
+              <w:pStyle w:val="TableContents"/>
+              <w:rPr>
+                <w:rFonts w:ascii="Liberation Mono" w:hAnsi="Liberation Mono" w:cs="Liberation Mono"/>
+                <w:sz w:val="20"/>
+                <w:szCs w:val="20"/>
+              </w:rPr>
+            </w:pPr>
+            <w:r>
+              <w:rPr>
+                <w:rFonts w:cs="Liberation Mono" w:ascii="Liberation Mono" w:hAnsi="Liberation Mono"/>
+                <w:sz w:val="20"/>
+                <w:szCs w:val="20"/>
+              </w:rPr>
               <w:t>0</w:t>
             </w:r>
           </w:p>
         </w:tc>
+        <w:tc>
+          <w:tcPr>
+            <w:tcW w:w="1993" w:type="dxa"/>
+            <w:tcBorders>
+              <w:left w:val="single" w:sz="4" w:space="0" w:color="000000"/>
+              <w:bottom w:val="single" w:sz="4" w:space="0" w:color="000000"/>
+            </w:tcBorders>
+          </w:tcPr>
+          <w:p>
+            <w:pPr>
+              <w:pStyle w:val="TableContents"/>
+              <w:rPr>
+                <w:rFonts w:ascii="Liberation Mono" w:hAnsi="Liberation Mono" w:cs="Liberation Mono"/>
+                <w:sz w:val="20"/>
+                <w:szCs w:val="20"/>
+              </w:rPr>
+            </w:pPr>
+            <w:r>
+              <w:rPr>
+                <w:rFonts w:cs="Liberation Mono" w:ascii="Liberation Mono" w:hAnsi="Liberation Mono"/>
+                <w:sz w:val="20"/>
+                <w:szCs w:val="20"/>
+              </w:rPr>
+              <w:t>1</w:t>
+            </w:r>
+          </w:p>
+        </w:tc>
+        <w:tc>
+          <w:tcPr>
+            <w:tcW w:w="1996" w:type="dxa"/>
+            <w:tcBorders>
+              <w:left w:val="single" w:sz="4" w:space="0" w:color="000000"/>
+              <w:bottom w:val="single" w:sz="4" w:space="0" w:color="000000"/>
+              <w:right w:val="single" w:sz="4" w:space="0" w:color="000000"/>
+            </w:tcBorders>
+          </w:tcPr>
+          <w:p>
+            <w:pPr>
+              <w:pStyle w:val="TableContents"/>
+              <w:rPr>
+                <w:rFonts w:ascii="Liberation Mono" w:hAnsi="Liberation Mono" w:cs="Liberation Mono"/>
+                <w:sz w:val="20"/>
+                <w:szCs w:val="20"/>
+              </w:rPr>
+            </w:pPr>
+            <w:r>
+              <w:rPr>
+                <w:rFonts w:cs="Liberation Mono" w:ascii="Liberation Mono" w:hAnsi="Liberation Mono"/>
+                <w:sz w:val="20"/>
+                <w:szCs w:val="20"/>
+              </w:rPr>
+              <w:t>1</w:t>
+            </w:r>
+          </w:p>
+        </w:tc>
+      </w:tr>
+      <w:tr>
+        <w:trPr>
+          <w:trHeight w:val="442" w:hRule="atLeast"/>
+        </w:trPr>
         <w:tc>
           <w:tcPr>
             <w:tcW w:w="1994" w:type="dxa"/>
@@ -4062,17 +5114,17 @@
             </w:pPr>
             <w:r>
               <w:rPr>
-                <w:rFonts w:ascii="Liberation Mono" w:hAnsi="Liberation Mono" w:cs="Liberation Mono"/>
+                <w:rFonts w:cs="Liberation Mono" w:ascii="Liberation Mono" w:hAnsi="Liberation Mono"/>
                 <w:sz w:val="20"/>
                 <w:szCs w:val="20"/>
               </w:rPr>
-              <w:t>0</w:t>
-            </w:r>
-          </w:p>
-        </w:tc>
-        <w:tc>
-          <w:tcPr>
-            <w:tcW w:w="1995" w:type="dxa"/>
+              <w:t>1</w:t>
+            </w:r>
+          </w:p>
+        </w:tc>
+        <w:tc>
+          <w:tcPr>
+            <w:tcW w:w="1993" w:type="dxa"/>
             <w:tcBorders>
               <w:left w:val="single" w:sz="4" w:space="0" w:color="000000"/>
               <w:bottom w:val="single" w:sz="4" w:space="0" w:color="000000"/>
@@ -4089,14 +5141,101 @@
             </w:pPr>
             <w:r>
               <w:rPr>
+                <w:rFonts w:cs="Liberation Mono" w:ascii="Liberation Mono" w:hAnsi="Liberation Mono"/>
+                <w:sz w:val="20"/>
+                <w:szCs w:val="20"/>
+              </w:rPr>
+              <w:t>0</w:t>
+            </w:r>
+          </w:p>
+        </w:tc>
+        <w:tc>
+          <w:tcPr>
+            <w:tcW w:w="1996" w:type="dxa"/>
+            <w:tcBorders>
+              <w:left w:val="single" w:sz="4" w:space="0" w:color="000000"/>
+              <w:bottom w:val="single" w:sz="4" w:space="0" w:color="000000"/>
+            </w:tcBorders>
+          </w:tcPr>
+          <w:p>
+            <w:pPr>
+              <w:pStyle w:val="TableContents"/>
+              <w:rPr>
                 <w:rFonts w:ascii="Liberation Mono" w:hAnsi="Liberation Mono" w:cs="Liberation Mono"/>
                 <w:sz w:val="20"/>
                 <w:szCs w:val="20"/>
               </w:rPr>
+            </w:pPr>
+            <w:r>
+              <w:rPr>
+                <w:rFonts w:cs="Liberation Mono" w:ascii="Liberation Mono" w:hAnsi="Liberation Mono"/>
+                <w:sz w:val="20"/>
+                <w:szCs w:val="20"/>
+              </w:rPr>
               <w:t>0</w:t>
             </w:r>
           </w:p>
         </w:tc>
+        <w:tc>
+          <w:tcPr>
+            <w:tcW w:w="1993" w:type="dxa"/>
+            <w:tcBorders>
+              <w:left w:val="single" w:sz="4" w:space="0" w:color="000000"/>
+              <w:bottom w:val="single" w:sz="4" w:space="0" w:color="000000"/>
+            </w:tcBorders>
+          </w:tcPr>
+          <w:p>
+            <w:pPr>
+              <w:pStyle w:val="TableContents"/>
+              <w:rPr>
+                <w:rFonts w:ascii="Liberation Mono" w:hAnsi="Liberation Mono" w:cs="Liberation Mono"/>
+                <w:sz w:val="20"/>
+                <w:szCs w:val="20"/>
+              </w:rPr>
+            </w:pPr>
+            <w:r>
+              <w:rPr>
+                <w:rFonts w:cs="Liberation Mono" w:ascii="Liberation Mono" w:hAnsi="Liberation Mono"/>
+                <w:sz w:val="20"/>
+                <w:szCs w:val="20"/>
+              </w:rPr>
+              <w:t>0</w:t>
+            </w:r>
+          </w:p>
+        </w:tc>
+        <w:tc>
+          <w:tcPr>
+            <w:tcW w:w="1996" w:type="dxa"/>
+            <w:tcBorders>
+              <w:left w:val="single" w:sz="4" w:space="0" w:color="000000"/>
+              <w:bottom w:val="single" w:sz="4" w:space="0" w:color="000000"/>
+              <w:right w:val="single" w:sz="4" w:space="0" w:color="000000"/>
+            </w:tcBorders>
+          </w:tcPr>
+          <w:p>
+            <w:pPr>
+              <w:pStyle w:val="TableContents"/>
+              <w:rPr>
+                <w:rFonts w:ascii="Liberation Mono" w:hAnsi="Liberation Mono" w:cs="Liberation Mono"/>
+                <w:sz w:val="20"/>
+                <w:szCs w:val="20"/>
+              </w:rPr>
+            </w:pPr>
+            <w:r>
+              <w:rPr>
+                <w:rFonts w:cs="Liberation Mono" w:ascii="Liberation Mono" w:hAnsi="Liberation Mono"/>
+                <w:sz w:val="20"/>
+                <w:szCs w:val="20"/>
+              </w:rPr>
+              <w:t>0</w:t>
+            </w:r>
+          </w:p>
+        </w:tc>
+      </w:tr>
+      <w:tr>
+        <w:trPr>
+          <w:trHeight w:val="442" w:hRule="atLeast"/>
+        </w:trPr>
         <w:tc>
           <w:tcPr>
             <w:tcW w:w="1994" w:type="dxa"/>
@@ -4116,17 +5255,98 @@
             </w:pPr>
             <w:r>
               <w:rPr>
+                <w:rFonts w:cs="Liberation Mono" w:ascii="Liberation Mono" w:hAnsi="Liberation Mono"/>
+                <w:sz w:val="20"/>
+                <w:szCs w:val="20"/>
+              </w:rPr>
+              <w:t>1</w:t>
+            </w:r>
+          </w:p>
+        </w:tc>
+        <w:tc>
+          <w:tcPr>
+            <w:tcW w:w="1993" w:type="dxa"/>
+            <w:tcBorders>
+              <w:left w:val="single" w:sz="4" w:space="0" w:color="000000"/>
+              <w:bottom w:val="single" w:sz="4" w:space="0" w:color="000000"/>
+            </w:tcBorders>
+          </w:tcPr>
+          <w:p>
+            <w:pPr>
+              <w:pStyle w:val="TableContents"/>
+              <w:rPr>
                 <w:rFonts w:ascii="Liberation Mono" w:hAnsi="Liberation Mono" w:cs="Liberation Mono"/>
                 <w:sz w:val="20"/>
                 <w:szCs w:val="20"/>
               </w:rPr>
+            </w:pPr>
+            <w:r>
+              <w:rPr>
+                <w:rFonts w:cs="Liberation Mono" w:ascii="Liberation Mono" w:hAnsi="Liberation Mono"/>
+                <w:sz w:val="20"/>
+                <w:szCs w:val="20"/>
+              </w:rPr>
+              <w:t>0</w:t>
+            </w:r>
+          </w:p>
+        </w:tc>
+        <w:tc>
+          <w:tcPr>
+            <w:tcW w:w="1996" w:type="dxa"/>
+            <w:tcBorders>
+              <w:left w:val="single" w:sz="4" w:space="0" w:color="000000"/>
+              <w:bottom w:val="single" w:sz="4" w:space="0" w:color="000000"/>
+            </w:tcBorders>
+          </w:tcPr>
+          <w:p>
+            <w:pPr>
+              <w:pStyle w:val="TableContents"/>
+              <w:rPr>
+                <w:rFonts w:ascii="Liberation Mono" w:hAnsi="Liberation Mono" w:cs="Liberation Mono"/>
+                <w:sz w:val="20"/>
+                <w:szCs w:val="20"/>
+              </w:rPr>
+            </w:pPr>
+            <w:r>
+              <w:rPr>
+                <w:rFonts w:cs="Liberation Mono" w:ascii="Liberation Mono" w:hAnsi="Liberation Mono"/>
+                <w:sz w:val="20"/>
+                <w:szCs w:val="20"/>
+              </w:rPr>
+              <w:t>0</w:t>
+            </w:r>
+          </w:p>
+        </w:tc>
+        <w:tc>
+          <w:tcPr>
+            <w:tcW w:w="1993" w:type="dxa"/>
+            <w:tcBorders>
+              <w:left w:val="single" w:sz="4" w:space="0" w:color="000000"/>
+              <w:bottom w:val="single" w:sz="4" w:space="0" w:color="000000"/>
+            </w:tcBorders>
+          </w:tcPr>
+          <w:p>
+            <w:pPr>
+              <w:pStyle w:val="TableContents"/>
+              <w:rPr>
+                <w:rFonts w:ascii="Liberation Mono" w:hAnsi="Liberation Mono" w:cs="Liberation Mono"/>
+                <w:sz w:val="20"/>
+                <w:szCs w:val="20"/>
+              </w:rPr>
+            </w:pPr>
+            <w:r>
+              <w:rPr>
+                <w:rFonts w:cs="Liberation Mono" w:ascii="Liberation Mono" w:hAnsi="Liberation Mono"/>
+                <w:sz w:val="20"/>
+                <w:szCs w:val="20"/>
+              </w:rPr>
               <w:t>1</w:t>
             </w:r>
           </w:p>
         </w:tc>
         <w:tc>
           <w:tcPr>
-            <w:tcW w:w="1995" w:type="dxa"/>
+            <w:tcW w:w="1996" w:type="dxa"/>
             <w:tcBorders>
               <w:left w:val="single" w:sz="4" w:space="0" w:color="000000"/>
               <w:bottom w:val="single" w:sz="4" w:space="0" w:color="000000"/>
@@ -4144,7 +5364,7 @@
             </w:pPr>
             <w:r>
               <w:rPr>
-                <w:rFonts w:ascii="Liberation Mono" w:hAnsi="Liberation Mono" w:cs="Liberation Mono"/>
+                <w:rFonts w:cs="Liberation Mono" w:ascii="Liberation Mono" w:hAnsi="Liberation Mono"/>
                 <w:sz w:val="20"/>
                 <w:szCs w:val="20"/>
               </w:rPr>
@@ -4155,7 +5375,7 @@
       </w:tr>
       <w:tr>
         <w:trPr>
-          <w:trHeight w:val="442"/>
+          <w:trHeight w:val="442" w:hRule="atLeast"/>
         </w:trPr>
         <w:tc>
           <w:tcPr>
@@ -4176,14 +5396,128 @@
             </w:pPr>
             <w:r>
               <w:rPr>
+                <w:rFonts w:cs="Liberation Mono" w:ascii="Liberation Mono" w:hAnsi="Liberation Mono"/>
+                <w:sz w:val="20"/>
+                <w:szCs w:val="20"/>
+              </w:rPr>
+              <w:t>1</w:t>
+            </w:r>
+          </w:p>
+        </w:tc>
+        <w:tc>
+          <w:tcPr>
+            <w:tcW w:w="1993" w:type="dxa"/>
+            <w:tcBorders>
+              <w:left w:val="single" w:sz="4" w:space="0" w:color="000000"/>
+              <w:bottom w:val="single" w:sz="4" w:space="0" w:color="000000"/>
+            </w:tcBorders>
+          </w:tcPr>
+          <w:p>
+            <w:pPr>
+              <w:pStyle w:val="TableContents"/>
+              <w:rPr>
                 <w:rFonts w:ascii="Liberation Mono" w:hAnsi="Liberation Mono" w:cs="Liberation Mono"/>
                 <w:sz w:val="20"/>
                 <w:szCs w:val="20"/>
               </w:rPr>
+            </w:pPr>
+            <w:r>
+              <w:rPr>
+                <w:rFonts w:cs="Liberation Mono" w:ascii="Liberation Mono" w:hAnsi="Liberation Mono"/>
+                <w:sz w:val="20"/>
+                <w:szCs w:val="20"/>
+              </w:rPr>
+              <w:t>1</w:t>
+            </w:r>
+          </w:p>
+        </w:tc>
+        <w:tc>
+          <w:tcPr>
+            <w:tcW w:w="1996" w:type="dxa"/>
+            <w:tcBorders>
+              <w:left w:val="single" w:sz="4" w:space="0" w:color="000000"/>
+              <w:bottom w:val="single" w:sz="4" w:space="0" w:color="000000"/>
+            </w:tcBorders>
+          </w:tcPr>
+          <w:p>
+            <w:pPr>
+              <w:pStyle w:val="TableContents"/>
+              <w:rPr>
+                <w:rFonts w:ascii="Liberation Mono" w:hAnsi="Liberation Mono" w:cs="Liberation Mono"/>
+                <w:sz w:val="20"/>
+                <w:szCs w:val="20"/>
+              </w:rPr>
+            </w:pPr>
+            <w:r>
+              <w:rPr>
+                <w:rFonts w:cs="Liberation Mono" w:ascii="Liberation Mono" w:hAnsi="Liberation Mono"/>
+                <w:sz w:val="20"/>
+                <w:szCs w:val="20"/>
+              </w:rPr>
+              <w:t>1</w:t>
+            </w:r>
+          </w:p>
+        </w:tc>
+        <w:tc>
+          <w:tcPr>
+            <w:tcW w:w="1993" w:type="dxa"/>
+            <w:tcBorders>
+              <w:left w:val="single" w:sz="4" w:space="0" w:color="000000"/>
+              <w:bottom w:val="single" w:sz="4" w:space="0" w:color="000000"/>
+            </w:tcBorders>
+          </w:tcPr>
+          <w:p>
+            <w:pPr>
+              <w:pStyle w:val="TableContents"/>
+              <w:rPr>
+                <w:rFonts w:ascii="Liberation Mono" w:hAnsi="Liberation Mono" w:cs="Liberation Mono"/>
+                <w:sz w:val="20"/>
+                <w:szCs w:val="20"/>
+              </w:rPr>
+            </w:pPr>
+            <w:r>
+              <w:rPr>
+                <w:rFonts w:cs="Liberation Mono" w:ascii="Liberation Mono" w:hAnsi="Liberation Mono"/>
+                <w:sz w:val="20"/>
+                <w:szCs w:val="20"/>
+              </w:rPr>
               <w:t>0</w:t>
             </w:r>
           </w:p>
         </w:tc>
+        <w:tc>
+          <w:tcPr>
+            <w:tcW w:w="1996" w:type="dxa"/>
+            <w:tcBorders>
+              <w:left w:val="single" w:sz="4" w:space="0" w:color="000000"/>
+              <w:bottom w:val="single" w:sz="4" w:space="0" w:color="000000"/>
+              <w:right w:val="single" w:sz="4" w:space="0" w:color="000000"/>
+            </w:tcBorders>
+          </w:tcPr>
+          <w:p>
+            <w:pPr>
+              <w:pStyle w:val="TableContents"/>
+              <w:rPr>
+                <w:rFonts w:ascii="Liberation Mono" w:hAnsi="Liberation Mono" w:cs="Liberation Mono"/>
+                <w:sz w:val="20"/>
+                <w:szCs w:val="20"/>
+              </w:rPr>
+            </w:pPr>
+            <w:r>
+              <w:rPr>
+                <w:rFonts w:cs="Liberation Mono" w:ascii="Liberation Mono" w:hAnsi="Liberation Mono"/>
+                <w:sz w:val="20"/>
+                <w:szCs w:val="20"/>
+              </w:rPr>
+              <w:t>1</w:t>
+            </w:r>
+          </w:p>
+        </w:tc>
+      </w:tr>
+      <w:tr>
+        <w:trPr>
+          <w:trHeight w:val="482" w:hRule="atLeast"/>
+        </w:trPr>
         <w:tc>
           <w:tcPr>
             <w:tcW w:w="1994" w:type="dxa"/>
@@ -4203,7 +5537,7 @@
             </w:pPr>
             <w:r>
               <w:rPr>
-                <w:rFonts w:ascii="Liberation Mono" w:hAnsi="Liberation Mono" w:cs="Liberation Mono"/>
+                <w:rFonts w:cs="Liberation Mono" w:ascii="Liberation Mono" w:hAnsi="Liberation Mono"/>
                 <w:sz w:val="20"/>
                 <w:szCs w:val="20"/>
               </w:rPr>
@@ -4213,7 +5547,7 @@
         </w:tc>
         <w:tc>
           <w:tcPr>
-            <w:tcW w:w="1995" w:type="dxa"/>
+            <w:tcW w:w="1993" w:type="dxa"/>
             <w:tcBorders>
               <w:left w:val="single" w:sz="4" w:space="0" w:color="000000"/>
               <w:bottom w:val="single" w:sz="4" w:space="0" w:color="000000"/>
@@ -4230,17 +5564,17 @@
             </w:pPr>
             <w:r>
               <w:rPr>
-                <w:rFonts w:ascii="Liberation Mono" w:hAnsi="Liberation Mono" w:cs="Liberation Mono"/>
+                <w:rFonts w:cs="Liberation Mono" w:ascii="Liberation Mono" w:hAnsi="Liberation Mono"/>
                 <w:sz w:val="20"/>
                 <w:szCs w:val="20"/>
               </w:rPr>
-              <w:t>0</w:t>
-            </w:r>
-          </w:p>
-        </w:tc>
-        <w:tc>
-          <w:tcPr>
-            <w:tcW w:w="1994" w:type="dxa"/>
+              <w:t>1</w:t>
+            </w:r>
+          </w:p>
+        </w:tc>
+        <w:tc>
+          <w:tcPr>
+            <w:tcW w:w="1996" w:type="dxa"/>
             <w:tcBorders>
               <w:left w:val="single" w:sz="4" w:space="0" w:color="000000"/>
               <w:bottom w:val="single" w:sz="4" w:space="0" w:color="000000"/>
@@ -4257,17 +5591,44 @@
             </w:pPr>
             <w:r>
               <w:rPr>
+                <w:rFonts w:cs="Liberation Mono" w:ascii="Liberation Mono" w:hAnsi="Liberation Mono"/>
+                <w:sz w:val="20"/>
+                <w:szCs w:val="20"/>
+              </w:rPr>
+              <w:t>1</w:t>
+            </w:r>
+          </w:p>
+        </w:tc>
+        <w:tc>
+          <w:tcPr>
+            <w:tcW w:w="1993" w:type="dxa"/>
+            <w:tcBorders>
+              <w:left w:val="single" w:sz="4" w:space="0" w:color="000000"/>
+              <w:bottom w:val="single" w:sz="4" w:space="0" w:color="000000"/>
+            </w:tcBorders>
+          </w:tcPr>
+          <w:p>
+            <w:pPr>
+              <w:pStyle w:val="TableContents"/>
+              <w:rPr>
                 <w:rFonts w:ascii="Liberation Mono" w:hAnsi="Liberation Mono" w:cs="Liberation Mono"/>
                 <w:sz w:val="20"/>
                 <w:szCs w:val="20"/>
               </w:rPr>
-              <w:t>0</w:t>
-            </w:r>
-          </w:p>
-        </w:tc>
-        <w:tc>
-          <w:tcPr>
-            <w:tcW w:w="1995" w:type="dxa"/>
+            </w:pPr>
+            <w:r>
+              <w:rPr>
+                <w:rFonts w:cs="Liberation Mono" w:ascii="Liberation Mono" w:hAnsi="Liberation Mono"/>
+                <w:sz w:val="20"/>
+                <w:szCs w:val="20"/>
+              </w:rPr>
+              <w:t>1</w:t>
+            </w:r>
+          </w:p>
+        </w:tc>
+        <w:tc>
+          <w:tcPr>
+            <w:tcW w:w="1996" w:type="dxa"/>
             <w:tcBorders>
               <w:left w:val="single" w:sz="4" w:space="0" w:color="000000"/>
               <w:bottom w:val="single" w:sz="4" w:space="0" w:color="000000"/>
@@ -4285,7 +5646,7 @@
             </w:pPr>
             <w:r>
               <w:rPr>
-                <w:rFonts w:ascii="Liberation Mono" w:hAnsi="Liberation Mono" w:cs="Liberation Mono"/>
+                <w:rFonts w:cs="Liberation Mono" w:ascii="Liberation Mono" w:hAnsi="Liberation Mono"/>
                 <w:sz w:val="20"/>
                 <w:szCs w:val="20"/>
               </w:rPr>
@@ -4294,743 +5655,51 @@
           </w:p>
         </w:tc>
       </w:tr>
-      <w:tr>
-        <w:trPr>
-          <w:trHeight w:val="442"/>
-        </w:trPr>
-        <w:tc>
-          <w:tcPr>
-            <w:tcW w:w="1994" w:type="dxa"/>
-            <w:tcBorders>
-              <w:left w:val="single" w:sz="4" w:space="0" w:color="000000"/>
-              <w:bottom w:val="single" w:sz="4" w:space="0" w:color="000000"/>
-            </w:tcBorders>
-          </w:tcPr>
-          <w:p>
-            <w:pPr>
-              <w:pStyle w:val="TableContents"/>
-              <w:rPr>
-                <w:rFonts w:ascii="Liberation Mono" w:hAnsi="Liberation Mono" w:cs="Liberation Mono"/>
-                <w:sz w:val="20"/>
-                <w:szCs w:val="20"/>
-              </w:rPr>
-            </w:pPr>
-            <w:r>
-              <w:rPr>
-                <w:rFonts w:ascii="Liberation Mono" w:hAnsi="Liberation Mono" w:cs="Liberation Mono"/>
-                <w:sz w:val="20"/>
-                <w:szCs w:val="20"/>
-              </w:rPr>
-              <w:t>0</w:t>
-            </w:r>
-          </w:p>
-        </w:tc>
-        <w:tc>
-          <w:tcPr>
-            <w:tcW w:w="1994" w:type="dxa"/>
-            <w:tcBorders>
-              <w:left w:val="single" w:sz="4" w:space="0" w:color="000000"/>
-              <w:bottom w:val="single" w:sz="4" w:space="0" w:color="000000"/>
-            </w:tcBorders>
-          </w:tcPr>
-          <w:p>
-            <w:pPr>
-              <w:pStyle w:val="TableContents"/>
-              <w:rPr>
-                <w:rFonts w:ascii="Liberation Mono" w:hAnsi="Liberation Mono" w:cs="Liberation Mono"/>
-                <w:sz w:val="20"/>
-                <w:szCs w:val="20"/>
-              </w:rPr>
-            </w:pPr>
-            <w:r>
-              <w:rPr>
-                <w:rFonts w:ascii="Liberation Mono" w:hAnsi="Liberation Mono" w:cs="Liberation Mono"/>
-                <w:sz w:val="20"/>
-                <w:szCs w:val="20"/>
-              </w:rPr>
-              <w:t>1</w:t>
-            </w:r>
-          </w:p>
-        </w:tc>
-        <w:tc>
-          <w:tcPr>
-            <w:tcW w:w="1995" w:type="dxa"/>
-            <w:tcBorders>
-              <w:left w:val="single" w:sz="4" w:space="0" w:color="000000"/>
-              <w:bottom w:val="single" w:sz="4" w:space="0" w:color="000000"/>
-            </w:tcBorders>
-          </w:tcPr>
-          <w:p>
-            <w:pPr>
-              <w:pStyle w:val="TableContents"/>
-              <w:rPr>
-                <w:rFonts w:ascii="Liberation Mono" w:hAnsi="Liberation Mono" w:cs="Liberation Mono"/>
-                <w:sz w:val="20"/>
-                <w:szCs w:val="20"/>
-              </w:rPr>
-            </w:pPr>
-            <w:r>
-              <w:rPr>
-                <w:rFonts w:ascii="Liberation Mono" w:hAnsi="Liberation Mono" w:cs="Liberation Mono"/>
-                <w:sz w:val="20"/>
-                <w:szCs w:val="20"/>
-              </w:rPr>
-              <w:t>0</w:t>
-            </w:r>
-          </w:p>
-        </w:tc>
-        <w:tc>
-          <w:tcPr>
-            <w:tcW w:w="1994" w:type="dxa"/>
-            <w:tcBorders>
-              <w:left w:val="single" w:sz="4" w:space="0" w:color="000000"/>
-              <w:bottom w:val="single" w:sz="4" w:space="0" w:color="000000"/>
-            </w:tcBorders>
-          </w:tcPr>
-          <w:p>
-            <w:pPr>
-              <w:pStyle w:val="TableContents"/>
-              <w:rPr>
-                <w:rFonts w:ascii="Liberation Mono" w:hAnsi="Liberation Mono" w:cs="Liberation Mono"/>
-                <w:sz w:val="20"/>
-                <w:szCs w:val="20"/>
-              </w:rPr>
-            </w:pPr>
-            <w:r>
-              <w:rPr>
-                <w:rFonts w:ascii="Liberation Mono" w:hAnsi="Liberation Mono" w:cs="Liberation Mono"/>
-                <w:sz w:val="20"/>
-                <w:szCs w:val="20"/>
-              </w:rPr>
-              <w:t>1</w:t>
-            </w:r>
-          </w:p>
-        </w:tc>
-        <w:tc>
-          <w:tcPr>
-            <w:tcW w:w="1995" w:type="dxa"/>
-            <w:tcBorders>
-              <w:left w:val="single" w:sz="4" w:space="0" w:color="000000"/>
-              <w:bottom w:val="single" w:sz="4" w:space="0" w:color="000000"/>
-              <w:right w:val="single" w:sz="4" w:space="0" w:color="000000"/>
-            </w:tcBorders>
-          </w:tcPr>
-          <w:p>
-            <w:pPr>
-              <w:pStyle w:val="TableContents"/>
-              <w:rPr>
-                <w:rFonts w:ascii="Liberation Mono" w:hAnsi="Liberation Mono" w:cs="Liberation Mono"/>
-                <w:sz w:val="20"/>
-                <w:szCs w:val="20"/>
-              </w:rPr>
-            </w:pPr>
-            <w:r>
-              <w:rPr>
-                <w:rFonts w:ascii="Liberation Mono" w:hAnsi="Liberation Mono" w:cs="Liberation Mono"/>
-                <w:sz w:val="20"/>
-                <w:szCs w:val="20"/>
-              </w:rPr>
-              <w:t>1</w:t>
-            </w:r>
-          </w:p>
-        </w:tc>
-      </w:tr>
-      <w:tr>
-        <w:trPr>
-          <w:trHeight w:val="442"/>
-        </w:trPr>
-        <w:tc>
-          <w:tcPr>
-            <w:tcW w:w="1994" w:type="dxa"/>
-            <w:tcBorders>
-              <w:left w:val="single" w:sz="4" w:space="0" w:color="000000"/>
-              <w:bottom w:val="single" w:sz="4" w:space="0" w:color="000000"/>
-            </w:tcBorders>
-          </w:tcPr>
-          <w:p>
-            <w:pPr>
-              <w:pStyle w:val="TableContents"/>
-              <w:rPr>
-                <w:rFonts w:ascii="Liberation Mono" w:hAnsi="Liberation Mono" w:cs="Liberation Mono"/>
-                <w:sz w:val="20"/>
-                <w:szCs w:val="20"/>
-              </w:rPr>
-            </w:pPr>
-            <w:r>
-              <w:rPr>
-                <w:rFonts w:ascii="Liberation Mono" w:hAnsi="Liberation Mono" w:cs="Liberation Mono"/>
-                <w:sz w:val="20"/>
-                <w:szCs w:val="20"/>
-              </w:rPr>
-              <w:t>1</w:t>
-            </w:r>
-          </w:p>
-        </w:tc>
-        <w:tc>
-          <w:tcPr>
-            <w:tcW w:w="1994" w:type="dxa"/>
-            <w:tcBorders>
-              <w:left w:val="single" w:sz="4" w:space="0" w:color="000000"/>
-              <w:bottom w:val="single" w:sz="4" w:space="0" w:color="000000"/>
-            </w:tcBorders>
-          </w:tcPr>
-          <w:p>
-            <w:pPr>
-              <w:pStyle w:val="TableContents"/>
-              <w:rPr>
-                <w:rFonts w:ascii="Liberation Mono" w:hAnsi="Liberation Mono" w:cs="Liberation Mono"/>
-                <w:sz w:val="20"/>
-                <w:szCs w:val="20"/>
-              </w:rPr>
-            </w:pPr>
-            <w:r>
-              <w:rPr>
-                <w:rFonts w:ascii="Liberation Mono" w:hAnsi="Liberation Mono" w:cs="Liberation Mono"/>
-                <w:sz w:val="20"/>
-                <w:szCs w:val="20"/>
-              </w:rPr>
-              <w:t>0</w:t>
-            </w:r>
-          </w:p>
-        </w:tc>
-        <w:tc>
-          <w:tcPr>
-            <w:tcW w:w="1995" w:type="dxa"/>
-            <w:tcBorders>
-              <w:left w:val="single" w:sz="4" w:space="0" w:color="000000"/>
-              <w:bottom w:val="single" w:sz="4" w:space="0" w:color="000000"/>
-            </w:tcBorders>
-          </w:tcPr>
-          <w:p>
-            <w:pPr>
-              <w:pStyle w:val="TableContents"/>
-              <w:rPr>
-                <w:rFonts w:ascii="Liberation Mono" w:hAnsi="Liberation Mono" w:cs="Liberation Mono"/>
-                <w:sz w:val="20"/>
-                <w:szCs w:val="20"/>
-              </w:rPr>
-            </w:pPr>
-            <w:r>
-              <w:rPr>
-                <w:rFonts w:ascii="Liberation Mono" w:hAnsi="Liberation Mono" w:cs="Liberation Mono"/>
-                <w:sz w:val="20"/>
-                <w:szCs w:val="20"/>
-              </w:rPr>
-              <w:t>0</w:t>
-            </w:r>
-          </w:p>
-        </w:tc>
-        <w:tc>
-          <w:tcPr>
-            <w:tcW w:w="1994" w:type="dxa"/>
-            <w:tcBorders>
-              <w:left w:val="single" w:sz="4" w:space="0" w:color="000000"/>
-              <w:bottom w:val="single" w:sz="4" w:space="0" w:color="000000"/>
-            </w:tcBorders>
-          </w:tcPr>
-          <w:p>
-            <w:pPr>
-              <w:pStyle w:val="TableContents"/>
-              <w:rPr>
-                <w:rFonts w:ascii="Liberation Mono" w:hAnsi="Liberation Mono" w:cs="Liberation Mono"/>
-                <w:sz w:val="20"/>
-                <w:szCs w:val="20"/>
-              </w:rPr>
-            </w:pPr>
-            <w:r>
-              <w:rPr>
-                <w:rFonts w:ascii="Liberation Mono" w:hAnsi="Liberation Mono" w:cs="Liberation Mono"/>
-                <w:sz w:val="20"/>
-                <w:szCs w:val="20"/>
-              </w:rPr>
-              <w:t>0</w:t>
-            </w:r>
-          </w:p>
-        </w:tc>
-        <w:tc>
-          <w:tcPr>
-            <w:tcW w:w="1995" w:type="dxa"/>
-            <w:tcBorders>
-              <w:left w:val="single" w:sz="4" w:space="0" w:color="000000"/>
-              <w:bottom w:val="single" w:sz="4" w:space="0" w:color="000000"/>
-              <w:right w:val="single" w:sz="4" w:space="0" w:color="000000"/>
-            </w:tcBorders>
-          </w:tcPr>
-          <w:p>
-            <w:pPr>
-              <w:pStyle w:val="TableContents"/>
-              <w:rPr>
-                <w:rFonts w:ascii="Liberation Mono" w:hAnsi="Liberation Mono" w:cs="Liberation Mono"/>
-                <w:sz w:val="20"/>
-                <w:szCs w:val="20"/>
-              </w:rPr>
-            </w:pPr>
-            <w:r>
-              <w:rPr>
-                <w:rFonts w:ascii="Liberation Mono" w:hAnsi="Liberation Mono" w:cs="Liberation Mono"/>
-                <w:sz w:val="20"/>
-                <w:szCs w:val="20"/>
-              </w:rPr>
-              <w:t>0</w:t>
-            </w:r>
-          </w:p>
-        </w:tc>
-      </w:tr>
-      <w:tr>
-        <w:trPr>
-          <w:trHeight w:val="442"/>
-        </w:trPr>
-        <w:tc>
-          <w:tcPr>
-            <w:tcW w:w="1994" w:type="dxa"/>
-            <w:tcBorders>
-              <w:left w:val="single" w:sz="4" w:space="0" w:color="000000"/>
-              <w:bottom w:val="single" w:sz="4" w:space="0" w:color="000000"/>
-            </w:tcBorders>
-          </w:tcPr>
-          <w:p>
-            <w:pPr>
-              <w:pStyle w:val="TableContents"/>
-              <w:rPr>
-                <w:rFonts w:ascii="Liberation Mono" w:hAnsi="Liberation Mono" w:cs="Liberation Mono"/>
-                <w:sz w:val="20"/>
-                <w:szCs w:val="20"/>
-              </w:rPr>
-            </w:pPr>
-            <w:r>
-              <w:rPr>
-                <w:rFonts w:ascii="Liberation Mono" w:hAnsi="Liberation Mono" w:cs="Liberation Mono"/>
-                <w:sz w:val="20"/>
-                <w:szCs w:val="20"/>
-              </w:rPr>
-              <w:t>1</w:t>
-            </w:r>
-          </w:p>
-        </w:tc>
-        <w:tc>
-          <w:tcPr>
-            <w:tcW w:w="1994" w:type="dxa"/>
-            <w:tcBorders>
-              <w:left w:val="single" w:sz="4" w:space="0" w:color="000000"/>
-              <w:bottom w:val="single" w:sz="4" w:space="0" w:color="000000"/>
-            </w:tcBorders>
-          </w:tcPr>
-          <w:p>
-            <w:pPr>
-              <w:pStyle w:val="TableContents"/>
-              <w:rPr>
-                <w:rFonts w:ascii="Liberation Mono" w:hAnsi="Liberation Mono" w:cs="Liberation Mono"/>
-                <w:sz w:val="20"/>
-                <w:szCs w:val="20"/>
-              </w:rPr>
-            </w:pPr>
-            <w:r>
-              <w:rPr>
-                <w:rFonts w:ascii="Liberation Mono" w:hAnsi="Liberation Mono" w:cs="Liberation Mono"/>
-                <w:sz w:val="20"/>
-                <w:szCs w:val="20"/>
-              </w:rPr>
-              <w:t>0</w:t>
-            </w:r>
-          </w:p>
-        </w:tc>
-        <w:tc>
-          <w:tcPr>
-            <w:tcW w:w="1995" w:type="dxa"/>
-            <w:tcBorders>
-              <w:left w:val="single" w:sz="4" w:space="0" w:color="000000"/>
-              <w:bottom w:val="single" w:sz="4" w:space="0" w:color="000000"/>
-            </w:tcBorders>
-          </w:tcPr>
-          <w:p>
-            <w:pPr>
-              <w:pStyle w:val="TableContents"/>
-              <w:rPr>
-                <w:rFonts w:ascii="Liberation Mono" w:hAnsi="Liberation Mono" w:cs="Liberation Mono"/>
-                <w:sz w:val="20"/>
-                <w:szCs w:val="20"/>
-              </w:rPr>
-            </w:pPr>
-            <w:r>
-              <w:rPr>
-                <w:rFonts w:ascii="Liberation Mono" w:hAnsi="Liberation Mono" w:cs="Liberation Mono"/>
-                <w:sz w:val="20"/>
-                <w:szCs w:val="20"/>
-              </w:rPr>
-              <w:t>0</w:t>
-            </w:r>
-          </w:p>
-        </w:tc>
-        <w:tc>
-          <w:tcPr>
-            <w:tcW w:w="1994" w:type="dxa"/>
-            <w:tcBorders>
-              <w:left w:val="single" w:sz="4" w:space="0" w:color="000000"/>
-              <w:bottom w:val="single" w:sz="4" w:space="0" w:color="000000"/>
-            </w:tcBorders>
-          </w:tcPr>
-          <w:p>
-            <w:pPr>
-              <w:pStyle w:val="TableContents"/>
-              <w:rPr>
-                <w:rFonts w:ascii="Liberation Mono" w:hAnsi="Liberation Mono" w:cs="Liberation Mono"/>
-                <w:sz w:val="20"/>
-                <w:szCs w:val="20"/>
-              </w:rPr>
-            </w:pPr>
-            <w:r>
-              <w:rPr>
-                <w:rFonts w:ascii="Liberation Mono" w:hAnsi="Liberation Mono" w:cs="Liberation Mono"/>
-                <w:sz w:val="20"/>
-                <w:szCs w:val="20"/>
-              </w:rPr>
-              <w:t>1</w:t>
-            </w:r>
-          </w:p>
-        </w:tc>
-        <w:tc>
-          <w:tcPr>
-            <w:tcW w:w="1995" w:type="dxa"/>
-            <w:tcBorders>
-              <w:left w:val="single" w:sz="4" w:space="0" w:color="000000"/>
-              <w:bottom w:val="single" w:sz="4" w:space="0" w:color="000000"/>
-              <w:right w:val="single" w:sz="4" w:space="0" w:color="000000"/>
-            </w:tcBorders>
-          </w:tcPr>
-          <w:p>
-            <w:pPr>
-              <w:pStyle w:val="TableContents"/>
-              <w:rPr>
-                <w:rFonts w:ascii="Liberation Mono" w:hAnsi="Liberation Mono" w:cs="Liberation Mono"/>
-                <w:sz w:val="20"/>
-                <w:szCs w:val="20"/>
-              </w:rPr>
-            </w:pPr>
-            <w:r>
-              <w:rPr>
-                <w:rFonts w:ascii="Liberation Mono" w:hAnsi="Liberation Mono" w:cs="Liberation Mono"/>
-                <w:sz w:val="20"/>
-                <w:szCs w:val="20"/>
-              </w:rPr>
-              <w:t>1</w:t>
-            </w:r>
-          </w:p>
-        </w:tc>
-      </w:tr>
-      <w:tr>
-        <w:trPr>
-          <w:trHeight w:val="442"/>
-        </w:trPr>
-        <w:tc>
-          <w:tcPr>
-            <w:tcW w:w="1994" w:type="dxa"/>
-            <w:tcBorders>
-              <w:left w:val="single" w:sz="4" w:space="0" w:color="000000"/>
-              <w:bottom w:val="single" w:sz="4" w:space="0" w:color="000000"/>
-            </w:tcBorders>
-          </w:tcPr>
-          <w:p>
-            <w:pPr>
-              <w:pStyle w:val="TableContents"/>
-              <w:rPr>
-                <w:rFonts w:ascii="Liberation Mono" w:hAnsi="Liberation Mono" w:cs="Liberation Mono"/>
-                <w:sz w:val="20"/>
-                <w:szCs w:val="20"/>
-              </w:rPr>
-            </w:pPr>
-            <w:r>
-              <w:rPr>
-                <w:rFonts w:ascii="Liberation Mono" w:hAnsi="Liberation Mono" w:cs="Liberation Mono"/>
-                <w:sz w:val="20"/>
-                <w:szCs w:val="20"/>
-              </w:rPr>
-              <w:t>1</w:t>
-            </w:r>
-          </w:p>
-        </w:tc>
-        <w:tc>
-          <w:tcPr>
-            <w:tcW w:w="1994" w:type="dxa"/>
-            <w:tcBorders>
-              <w:left w:val="single" w:sz="4" w:space="0" w:color="000000"/>
-              <w:bottom w:val="single" w:sz="4" w:space="0" w:color="000000"/>
-            </w:tcBorders>
-          </w:tcPr>
-          <w:p>
-            <w:pPr>
-              <w:pStyle w:val="TableContents"/>
-              <w:rPr>
-                <w:rFonts w:ascii="Liberation Mono" w:hAnsi="Liberation Mono" w:cs="Liberation Mono"/>
-                <w:sz w:val="20"/>
-                <w:szCs w:val="20"/>
-              </w:rPr>
-            </w:pPr>
-            <w:r>
-              <w:rPr>
-                <w:rFonts w:ascii="Liberation Mono" w:hAnsi="Liberation Mono" w:cs="Liberation Mono"/>
-                <w:sz w:val="20"/>
-                <w:szCs w:val="20"/>
-              </w:rPr>
-              <w:t>1</w:t>
-            </w:r>
-          </w:p>
-        </w:tc>
-        <w:tc>
-          <w:tcPr>
-            <w:tcW w:w="1995" w:type="dxa"/>
-            <w:tcBorders>
-              <w:left w:val="single" w:sz="4" w:space="0" w:color="000000"/>
-              <w:bottom w:val="single" w:sz="4" w:space="0" w:color="000000"/>
-            </w:tcBorders>
-          </w:tcPr>
-          <w:p>
-            <w:pPr>
-              <w:pStyle w:val="TableContents"/>
-              <w:rPr>
-                <w:rFonts w:ascii="Liberation Mono" w:hAnsi="Liberation Mono" w:cs="Liberation Mono"/>
-                <w:sz w:val="20"/>
-                <w:szCs w:val="20"/>
-              </w:rPr>
-            </w:pPr>
-            <w:r>
-              <w:rPr>
-                <w:rFonts w:ascii="Liberation Mono" w:hAnsi="Liberation Mono" w:cs="Liberation Mono"/>
-                <w:sz w:val="20"/>
-                <w:szCs w:val="20"/>
-              </w:rPr>
-              <w:t>1</w:t>
-            </w:r>
-          </w:p>
-        </w:tc>
-        <w:tc>
-          <w:tcPr>
-            <w:tcW w:w="1994" w:type="dxa"/>
-            <w:tcBorders>
-              <w:left w:val="single" w:sz="4" w:space="0" w:color="000000"/>
-              <w:bottom w:val="single" w:sz="4" w:space="0" w:color="000000"/>
-            </w:tcBorders>
-          </w:tcPr>
-          <w:p>
-            <w:pPr>
-              <w:pStyle w:val="TableContents"/>
-              <w:rPr>
-                <w:rFonts w:ascii="Liberation Mono" w:hAnsi="Liberation Mono" w:cs="Liberation Mono"/>
-                <w:sz w:val="20"/>
-                <w:szCs w:val="20"/>
-              </w:rPr>
-            </w:pPr>
-            <w:r>
-              <w:rPr>
-                <w:rFonts w:ascii="Liberation Mono" w:hAnsi="Liberation Mono" w:cs="Liberation Mono"/>
-                <w:sz w:val="20"/>
-                <w:szCs w:val="20"/>
-              </w:rPr>
-              <w:t>0</w:t>
-            </w:r>
-          </w:p>
-        </w:tc>
-        <w:tc>
-          <w:tcPr>
-            <w:tcW w:w="1995" w:type="dxa"/>
-            <w:tcBorders>
-              <w:left w:val="single" w:sz="4" w:space="0" w:color="000000"/>
-              <w:bottom w:val="single" w:sz="4" w:space="0" w:color="000000"/>
-              <w:right w:val="single" w:sz="4" w:space="0" w:color="000000"/>
-            </w:tcBorders>
-          </w:tcPr>
-          <w:p>
-            <w:pPr>
-              <w:pStyle w:val="TableContents"/>
-              <w:rPr>
-                <w:rFonts w:ascii="Liberation Mono" w:hAnsi="Liberation Mono" w:cs="Liberation Mono"/>
-                <w:sz w:val="20"/>
-                <w:szCs w:val="20"/>
-              </w:rPr>
-            </w:pPr>
-            <w:r>
-              <w:rPr>
-                <w:rFonts w:ascii="Liberation Mono" w:hAnsi="Liberation Mono" w:cs="Liberation Mono"/>
-                <w:sz w:val="20"/>
-                <w:szCs w:val="20"/>
-              </w:rPr>
-              <w:t>1</w:t>
-            </w:r>
-          </w:p>
-        </w:tc>
-      </w:tr>
-      <w:tr>
-        <w:trPr>
-          <w:trHeight w:val="482"/>
-        </w:trPr>
-        <w:tc>
-          <w:tcPr>
-            <w:tcW w:w="1994" w:type="dxa"/>
-            <w:tcBorders>
-              <w:left w:val="single" w:sz="4" w:space="0" w:color="000000"/>
-              <w:bottom w:val="single" w:sz="4" w:space="0" w:color="000000"/>
-            </w:tcBorders>
-          </w:tcPr>
-          <w:p>
-            <w:pPr>
-              <w:pStyle w:val="TableContents"/>
-              <w:rPr>
-                <w:rFonts w:ascii="Liberation Mono" w:hAnsi="Liberation Mono" w:cs="Liberation Mono"/>
-                <w:sz w:val="20"/>
-                <w:szCs w:val="20"/>
-              </w:rPr>
-            </w:pPr>
-            <w:r>
-              <w:rPr>
-                <w:rFonts w:ascii="Liberation Mono" w:hAnsi="Liberation Mono" w:cs="Liberation Mono"/>
-                <w:sz w:val="20"/>
-                <w:szCs w:val="20"/>
-              </w:rPr>
-              <w:t>1</w:t>
-            </w:r>
-          </w:p>
-        </w:tc>
-        <w:tc>
-          <w:tcPr>
-            <w:tcW w:w="1994" w:type="dxa"/>
-            <w:tcBorders>
-              <w:left w:val="single" w:sz="4" w:space="0" w:color="000000"/>
-              <w:bottom w:val="single" w:sz="4" w:space="0" w:color="000000"/>
-            </w:tcBorders>
-          </w:tcPr>
-          <w:p>
-            <w:pPr>
-              <w:pStyle w:val="TableContents"/>
-              <w:rPr>
-                <w:rFonts w:ascii="Liberation Mono" w:hAnsi="Liberation Mono" w:cs="Liberation Mono"/>
-                <w:sz w:val="20"/>
-                <w:szCs w:val="20"/>
-              </w:rPr>
-            </w:pPr>
-            <w:r>
-              <w:rPr>
-                <w:rFonts w:ascii="Liberation Mono" w:hAnsi="Liberation Mono" w:cs="Liberation Mono"/>
-                <w:sz w:val="20"/>
-                <w:szCs w:val="20"/>
-              </w:rPr>
-              <w:t>1</w:t>
-            </w:r>
-          </w:p>
-        </w:tc>
-        <w:tc>
-          <w:tcPr>
-            <w:tcW w:w="1995" w:type="dxa"/>
-            <w:tcBorders>
-              <w:left w:val="single" w:sz="4" w:space="0" w:color="000000"/>
-              <w:bottom w:val="single" w:sz="4" w:space="0" w:color="000000"/>
-            </w:tcBorders>
-          </w:tcPr>
-          <w:p>
-            <w:pPr>
-              <w:pStyle w:val="TableContents"/>
-              <w:rPr>
-                <w:rFonts w:ascii="Liberation Mono" w:hAnsi="Liberation Mono" w:cs="Liberation Mono"/>
-                <w:sz w:val="20"/>
-                <w:szCs w:val="20"/>
-              </w:rPr>
-            </w:pPr>
-            <w:r>
-              <w:rPr>
-                <w:rFonts w:ascii="Liberation Mono" w:hAnsi="Liberation Mono" w:cs="Liberation Mono"/>
-                <w:sz w:val="20"/>
-                <w:szCs w:val="20"/>
-              </w:rPr>
-              <w:t>1</w:t>
-            </w:r>
-          </w:p>
-        </w:tc>
-        <w:tc>
-          <w:tcPr>
-            <w:tcW w:w="1994" w:type="dxa"/>
-            <w:tcBorders>
-              <w:left w:val="single" w:sz="4" w:space="0" w:color="000000"/>
-              <w:bottom w:val="single" w:sz="4" w:space="0" w:color="000000"/>
-            </w:tcBorders>
-          </w:tcPr>
-          <w:p>
-            <w:pPr>
-              <w:pStyle w:val="TableContents"/>
-              <w:rPr>
-                <w:rFonts w:ascii="Liberation Mono" w:hAnsi="Liberation Mono" w:cs="Liberation Mono"/>
-                <w:sz w:val="20"/>
-                <w:szCs w:val="20"/>
-              </w:rPr>
-            </w:pPr>
-            <w:r>
-              <w:rPr>
-                <w:rFonts w:ascii="Liberation Mono" w:hAnsi="Liberation Mono" w:cs="Liberation Mono"/>
-                <w:sz w:val="20"/>
-                <w:szCs w:val="20"/>
-              </w:rPr>
-              <w:t>1</w:t>
-            </w:r>
-          </w:p>
-        </w:tc>
-        <w:tc>
-          <w:tcPr>
-            <w:tcW w:w="1995" w:type="dxa"/>
-            <w:tcBorders>
-              <w:left w:val="single" w:sz="4" w:space="0" w:color="000000"/>
-              <w:bottom w:val="single" w:sz="4" w:space="0" w:color="000000"/>
-              <w:right w:val="single" w:sz="4" w:space="0" w:color="000000"/>
-            </w:tcBorders>
-          </w:tcPr>
-          <w:p>
-            <w:pPr>
-              <w:pStyle w:val="TableContents"/>
-              <w:rPr>
-                <w:rFonts w:ascii="Liberation Mono" w:hAnsi="Liberation Mono" w:cs="Liberation Mono"/>
-                <w:sz w:val="20"/>
-                <w:szCs w:val="20"/>
-              </w:rPr>
-            </w:pPr>
-            <w:r>
-              <w:rPr>
-                <w:rFonts w:ascii="Liberation Mono" w:hAnsi="Liberation Mono" w:cs="Liberation Mono"/>
-                <w:sz w:val="20"/>
-                <w:szCs w:val="20"/>
-              </w:rPr>
-              <w:t>0</w:t>
-            </w:r>
-          </w:p>
-        </w:tc>
-      </w:tr>
     </w:tbl>
     <w:p>
       <w:pPr>
         <w:pStyle w:val="PreformattedText"/>
-        <w:spacing w:after="140" w:line="276" w:lineRule="auto"/>
-        <w:rPr>
-          <w:rStyle w:val="SourceText"/>
-        </w:rPr>
-      </w:pPr>
-    </w:p>
-    <w:p>
-      <w:pPr>
-        <w:pStyle w:val="PreformattedText"/>
-        <w:spacing w:after="140" w:line="276" w:lineRule="auto"/>
-        <w:rPr>
-          <w:rStyle w:val="SourceText"/>
-        </w:rPr>
-      </w:pPr>
-    </w:p>
-    <w:p>
-      <w:pPr>
-        <w:pStyle w:val="PreformattedText"/>
-        <w:spacing w:after="140" w:line="276" w:lineRule="auto"/>
-        <w:rPr>
-          <w:rStyle w:val="SourceText"/>
-        </w:rPr>
-      </w:pPr>
+        <w:spacing w:lineRule="auto" w:line="276" w:before="0" w:after="140"/>
+        <w:rPr>
+          <w:rStyle w:val="SourceText"/>
+        </w:rPr>
+      </w:pPr>
+      <w:r>
+        <w:rPr/>
+      </w:r>
+    </w:p>
+    <w:p>
+      <w:pPr>
+        <w:pStyle w:val="PreformattedText"/>
+        <w:spacing w:lineRule="auto" w:line="276" w:before="0" w:after="140"/>
+        <w:rPr>
+          <w:rStyle w:val="SourceText"/>
+        </w:rPr>
+      </w:pPr>
+      <w:r>
+        <w:rPr/>
+      </w:r>
+    </w:p>
+    <w:p>
+      <w:pPr>
+        <w:pStyle w:val="PreformattedText"/>
+        <w:spacing w:lineRule="auto" w:line="276" w:before="0" w:after="140"/>
+        <w:rPr>
+          <w:rStyle w:val="SourceText"/>
+        </w:rPr>
+      </w:pPr>
+      <w:r>
+        <w:rPr/>
+      </w:r>
     </w:p>
     <w:p>
       <w:pPr>
         <w:pStyle w:val="Heading1"/>
-        <w:spacing w:before="0" w:after="140" w:line="276" w:lineRule="auto"/>
+        <w:numPr>
+          <w:ilvl w:val="0"/>
+          <w:numId w:val="1"/>
+        </w:numPr>
+        <w:spacing w:lineRule="auto" w:line="276" w:before="0" w:after="140"/>
         <w:rPr>
           <w:rStyle w:val="SourceText"/>
           <w:sz w:val="20"/>
@@ -5039,11 +5708,11 @@
       </w:pPr>
       <w:r>
         <w:rPr>
-          <w:noProof/>
-        </w:rPr>
-        <w:lastRenderedPageBreak/>
+          <w:sz w:val="20"/>
+          <w:szCs w:val="20"/>
+        </w:rPr>
         <w:drawing>
-          <wp:anchor distT="0" distB="0" distL="0" distR="0" simplePos="0" relativeHeight="2" behindDoc="0" locked="0" layoutInCell="0" allowOverlap="1" wp14:anchorId="799CDFF7" wp14:editId="12491074">
+          <wp:anchor behindDoc="0" distT="0" distB="0" distL="0" distR="0" simplePos="0" locked="0" layoutInCell="0" allowOverlap="1" relativeHeight="2">
             <wp:simplePos x="0" y="0"/>
             <wp:positionH relativeFrom="column">
               <wp:posOffset>1442720</wp:posOffset>
@@ -5054,7 +5723,7 @@
             <wp:extent cx="2895600" cy="1390650"/>
             <wp:effectExtent l="0" t="0" r="0" b="0"/>
             <wp:wrapSquare wrapText="largest"/>
-            <wp:docPr id="1" name="Image1"/>
+            <wp:docPr id="1" name="Image1" descr=""/>
             <wp:cNvGraphicFramePr>
               <a:graphicFrameLocks xmlns:a="http://schemas.openxmlformats.org/drawingml/2006/main" noChangeAspect="1"/>
             </wp:cNvGraphicFramePr>
@@ -5062,13 +5731,13 @@
               <a:graphicData uri="http://schemas.openxmlformats.org/drawingml/2006/picture">
                 <pic:pic xmlns:pic="http://schemas.openxmlformats.org/drawingml/2006/picture">
                   <pic:nvPicPr>
-                    <pic:cNvPr id="1" name="Image1"/>
+                    <pic:cNvPr id="1" name="Image1" descr=""/>
                     <pic:cNvPicPr>
                       <a:picLocks noChangeAspect="1" noChangeArrowheads="1"/>
                     </pic:cNvPicPr>
                   </pic:nvPicPr>
                   <pic:blipFill>
-                    <a:blip r:embed="rId5"/>
+                    <a:blip r:embed="rId2"/>
                     <a:stretch>
                       <a:fillRect/>
                     </a:stretch>
@@ -5081,7 +5750,6 @@
                     <a:prstGeom prst="rect">
                       <a:avLst/>
                     </a:prstGeom>
-                    <a:noFill/>
                   </pic:spPr>
                 </pic:pic>
               </a:graphicData>
@@ -5099,16 +5767,12 @@
           <w:szCs w:val="20"/>
         </w:rPr>
       </w:pPr>
-    </w:p>
-    <w:p>
-      <w:pPr>
-        <w:pStyle w:val="BodyText"/>
-        <w:rPr>
-          <w:rStyle w:val="SourceText"/>
+      <w:r>
+        <w:rPr>
           <w:sz w:val="20"/>
           <w:szCs w:val="20"/>
         </w:rPr>
-      </w:pPr>
+      </w:r>
     </w:p>
     <w:p>
       <w:pPr>
@@ -5119,44 +5783,101 @@
           <w:szCs w:val="20"/>
         </w:rPr>
       </w:pPr>
-    </w:p>
-    <w:p>
-      <w:pPr>
-        <w:pStyle w:val="Heading1"/>
-        <w:spacing w:before="0" w:after="140" w:line="276" w:lineRule="auto"/>
-        <w:rPr>
-          <w:rStyle w:val="SourceText"/>
+      <w:r>
+        <w:rPr>
           <w:sz w:val="20"/>
           <w:szCs w:val="20"/>
         </w:rPr>
-      </w:pPr>
-    </w:p>
-    <w:p>
-      <w:pPr>
-        <w:pStyle w:val="Heading1"/>
-        <w:spacing w:before="0" w:after="140" w:line="276" w:lineRule="auto"/>
+      </w:r>
+    </w:p>
+    <w:p>
+      <w:pPr>
+        <w:pStyle w:val="BodyText"/>
         <w:rPr>
           <w:rStyle w:val="SourceText"/>
           <w:sz w:val="20"/>
           <w:szCs w:val="20"/>
         </w:rPr>
       </w:pPr>
-    </w:p>
-    <w:p>
-      <w:pPr>
-        <w:pStyle w:val="Heading1"/>
-        <w:spacing w:before="0" w:after="140" w:line="276" w:lineRule="auto"/>
-        <w:rPr>
-          <w:rStyle w:val="SourceText"/>
+      <w:r>
+        <w:rPr>
           <w:sz w:val="20"/>
           <w:szCs w:val="20"/>
         </w:rPr>
-      </w:pPr>
+      </w:r>
     </w:p>
     <w:p>
       <w:pPr>
         <w:pStyle w:val="Heading1"/>
-        <w:spacing w:before="0" w:after="140" w:line="276" w:lineRule="auto"/>
+        <w:numPr>
+          <w:ilvl w:val="0"/>
+          <w:numId w:val="1"/>
+        </w:numPr>
+        <w:spacing w:lineRule="auto" w:line="276" w:before="0" w:after="140"/>
+        <w:rPr>
+          <w:rStyle w:val="SourceText"/>
+          <w:sz w:val="20"/>
+          <w:szCs w:val="20"/>
+        </w:rPr>
+      </w:pPr>
+      <w:r>
+        <w:rPr>
+          <w:sz w:val="20"/>
+          <w:szCs w:val="20"/>
+        </w:rPr>
+      </w:r>
+    </w:p>
+    <w:p>
+      <w:pPr>
+        <w:pStyle w:val="Heading1"/>
+        <w:numPr>
+          <w:ilvl w:val="0"/>
+          <w:numId w:val="1"/>
+        </w:numPr>
+        <w:spacing w:lineRule="auto" w:line="276" w:before="0" w:after="140"/>
+        <w:rPr>
+          <w:rStyle w:val="SourceText"/>
+          <w:sz w:val="20"/>
+          <w:szCs w:val="20"/>
+        </w:rPr>
+      </w:pPr>
+      <w:r>
+        <w:rPr>
+          <w:sz w:val="20"/>
+          <w:szCs w:val="20"/>
+        </w:rPr>
+      </w:r>
+    </w:p>
+    <w:p>
+      <w:pPr>
+        <w:pStyle w:val="Heading1"/>
+        <w:numPr>
+          <w:ilvl w:val="0"/>
+          <w:numId w:val="1"/>
+        </w:numPr>
+        <w:spacing w:lineRule="auto" w:line="276" w:before="0" w:after="140"/>
+        <w:rPr>
+          <w:rStyle w:val="SourceText"/>
+          <w:sz w:val="20"/>
+          <w:szCs w:val="20"/>
+        </w:rPr>
+      </w:pPr>
+      <w:r>
+        <w:rPr>
+          <w:sz w:val="20"/>
+          <w:szCs w:val="20"/>
+        </w:rPr>
+      </w:r>
+    </w:p>
+    <w:p>
+      <w:pPr>
+        <w:pStyle w:val="Heading1"/>
+        <w:numPr>
+          <w:ilvl w:val="0"/>
+          <w:numId w:val="1"/>
+        </w:numPr>
+        <w:spacing w:lineRule="auto" w:line="276" w:before="0" w:after="140"/>
+        <w:rPr/>
       </w:pPr>
       <w:r>
         <w:rPr>
@@ -5178,11 +5899,68 @@
       </w:pPr>
       <w:r>
         <w:rPr>
+          <w:rFonts w:cs="Liberation Mono" w:ascii="Liberation Mono" w:hAnsi="Liberation Mono"/>
+          <w:sz w:val="20"/>
+          <w:szCs w:val="20"/>
+        </w:rPr>
+        <w:t>Không được viết:</w:t>
+      </w:r>
+    </w:p>
+    <w:p>
+      <w:pPr>
+        <w:sectPr>
+          <w:type w:val="continuous"/>
+          <w:pgSz w:w="12240" w:h="15840"/>
+          <w:pgMar w:left="1134" w:right="1134" w:gutter="0" w:header="0" w:top="1134" w:footer="0" w:bottom="1134"/>
+          <w:formProt w:val="false"/>
+          <w:textDirection w:val="lrTb"/>
+          <w:docGrid w:type="default" w:linePitch="100" w:charSpace="0"/>
+        </w:sectPr>
+      </w:pPr>
+    </w:p>
+    <w:p>
+      <w:pPr>
+        <w:pStyle w:val="PreformattedText"/>
+        <w:spacing w:lineRule="auto" w:line="276" w:before="0" w:after="140"/>
+        <w:rPr/>
+      </w:pPr>
+      <w:bookmarkStart w:id="20" w:name="code-block-viewer_Copy_19"/>
+      <w:bookmarkEnd w:id="20"/>
+      <w:r>
+        <w:rPr>
+          <w:rStyle w:val="SourceText"/>
+        </w:rPr>
+        <w:t>assign y = (a &amp; b) | c;</w:t>
+      </w:r>
+    </w:p>
+    <w:p>
+      <w:pPr>
+        <w:sectPr>
+          <w:type w:val="continuous"/>
+          <w:pgSz w:w="12240" w:h="15840"/>
+          <w:pgMar w:left="1134" w:right="1134" w:gutter="0" w:header="0" w:top="1134" w:footer="0" w:bottom="1134"/>
+          <w:formProt w:val="false"/>
+          <w:textDirection w:val="lrTb"/>
+          <w:docGrid w:type="default" w:linePitch="100" w:charSpace="0"/>
+        </w:sectPr>
+      </w:pPr>
+    </w:p>
+    <w:p>
+      <w:pPr>
+        <w:pStyle w:val="BodyText"/>
+        <w:rPr>
           <w:rFonts w:ascii="Liberation Mono" w:hAnsi="Liberation Mono" w:cs="Liberation Mono"/>
           <w:sz w:val="20"/>
           <w:szCs w:val="20"/>
         </w:rPr>
-        <w:t>Không được viết:</w:t>
+      </w:pPr>
+      <w:r>
+        <w:rPr>
+          <w:rFonts w:cs="Liberation Mono" w:ascii="Liberation Mono" w:hAnsi="Liberation Mono"/>
+          <w:sz w:val="20"/>
+          <w:szCs w:val="20"/>
+        </w:rPr>
+        <w:t>Mà phải:</w:t>
       </w:r>
     </w:p>
     <w:p>
@@ -5190,24 +5968,52 @@
         <w:sectPr>
           <w:type w:val="continuous"/>
           <w:pgSz w:w="12240" w:h="15840"/>
-          <w:pgMar w:top="1134" w:right="1134" w:bottom="1134" w:left="1134" w:header="0" w:footer="0" w:gutter="0"/>
-          <w:cols w:space="720"/>
-          <w:formProt w:val="0"/>
+          <w:pgMar w:left="1134" w:right="1134" w:gutter="0" w:header="0" w:top="1134" w:footer="0" w:bottom="1134"/>
+          <w:formProt w:val="false"/>
+          <w:textDirection w:val="lrTb"/>
+          <w:docGrid w:type="default" w:linePitch="100" w:charSpace="0"/>
         </w:sectPr>
       </w:pPr>
     </w:p>
     <w:p>
       <w:pPr>
         <w:pStyle w:val="PreformattedText"/>
-        <w:spacing w:after="140" w:line="276" w:lineRule="auto"/>
-      </w:pPr>
-      <w:bookmarkStart w:id="20" w:name="code-block-viewer_Copy_19"/>
-      <w:bookmarkEnd w:id="20"/>
-      <w:r>
-        <w:rPr>
-          <w:rStyle w:val="SourceText"/>
-        </w:rPr>
-        <w:t>assign y = (a &amp; b) | c;</w:t>
+        <w:spacing w:lineRule="auto" w:line="276" w:before="0" w:after="140"/>
+        <w:rPr/>
+      </w:pPr>
+      <w:bookmarkStart w:id="21" w:name="code-block-viewer_Copy_20"/>
+      <w:bookmarkEnd w:id="21"/>
+      <w:r>
+        <w:rPr>
+          <w:rStyle w:val="SourceText"/>
+        </w:rPr>
+        <w:t>wire t1;</w:t>
+      </w:r>
+    </w:p>
+    <w:p>
+      <w:pPr>
+        <w:pStyle w:val="PreformattedText"/>
+        <w:spacing w:lineRule="auto" w:line="276" w:before="0" w:after="140"/>
+        <w:rPr/>
+      </w:pPr>
+      <w:r>
+        <w:rPr>
+          <w:rStyle w:val="SourceText"/>
+        </w:rPr>
+        <w:t>assign t1 = a &amp; b;</w:t>
+      </w:r>
+    </w:p>
+    <w:p>
+      <w:pPr>
+        <w:pStyle w:val="PreformattedText"/>
+        <w:spacing w:lineRule="auto" w:line="276" w:before="0" w:after="140"/>
+        <w:rPr/>
+      </w:pPr>
+      <w:r>
+        <w:rPr>
+          <w:rStyle w:val="SourceText"/>
+        </w:rPr>
+        <w:t>assign y = t1 | c;</w:t>
       </w:r>
     </w:p>
     <w:p>
@@ -5215,9 +6021,10 @@
         <w:sectPr>
           <w:type w:val="continuous"/>
           <w:pgSz w:w="12240" w:h="15840"/>
-          <w:pgMar w:top="1134" w:right="1134" w:bottom="1134" w:left="1134" w:header="0" w:footer="0" w:gutter="0"/>
-          <w:cols w:space="720"/>
-          <w:formProt w:val="0"/>
+          <w:pgMar w:left="1134" w:right="1134" w:gutter="0" w:header="0" w:top="1134" w:footer="0" w:bottom="1134"/>
+          <w:formProt w:val="false"/>
+          <w:textDirection w:val="lrTb"/>
+          <w:docGrid w:type="default" w:linePitch="100" w:charSpace="0"/>
         </w:sectPr>
       </w:pPr>
     </w:p>
@@ -5232,124 +6039,50 @@
       </w:pPr>
       <w:r>
         <w:rPr>
+          <w:rFonts w:cs="Liberation Mono" w:ascii="Liberation Mono" w:hAnsi="Liberation Mono"/>
+          <w:sz w:val="20"/>
+          <w:szCs w:val="20"/>
+        </w:rPr>
+        <w:t>Mục tiêu là tập tư duy "dây nối" trong phần cứng.</w:t>
+      </w:r>
+    </w:p>
+    <w:p>
+      <w:pPr>
+        <w:pStyle w:val="PreformattedText"/>
+        <w:spacing w:lineRule="auto" w:line="276" w:before="0" w:after="140"/>
+        <w:rPr>
+          <w:rStyle w:val="SourceText"/>
+        </w:rPr>
+      </w:pPr>
+      <w:r>
+        <w:rPr/>
+      </w:r>
+    </w:p>
+    <w:p>
+      <w:pPr>
+        <w:pStyle w:val="PreformattedText"/>
+        <w:spacing w:lineRule="auto" w:line="276" w:before="0" w:after="140"/>
+        <w:rPr/>
+      </w:pPr>
+      <w:r>
+        <w:rPr>
+          <w:rStyle w:val="SourceText"/>
+        </w:rPr>
+        <w:t>7. Ghép module</w:t>
+      </w:r>
+    </w:p>
+    <w:p>
+      <w:pPr>
+        <w:pStyle w:val="BodyText"/>
+        <w:rPr>
           <w:rFonts w:ascii="Liberation Mono" w:hAnsi="Liberation Mono" w:cs="Liberation Mono"/>
           <w:sz w:val="20"/>
           <w:szCs w:val="20"/>
         </w:rPr>
-        <w:t>Mà phải:</w:t>
-      </w:r>
-    </w:p>
-    <w:p>
-      <w:pPr>
-        <w:sectPr>
-          <w:type w:val="continuous"/>
-          <w:pgSz w:w="12240" w:h="15840"/>
-          <w:pgMar w:top="1134" w:right="1134" w:bottom="1134" w:left="1134" w:header="0" w:footer="0" w:gutter="0"/>
-          <w:cols w:space="720"/>
-          <w:formProt w:val="0"/>
-        </w:sectPr>
-      </w:pPr>
-    </w:p>
-    <w:p>
-      <w:pPr>
-        <w:pStyle w:val="PreformattedText"/>
-        <w:spacing w:after="140" w:line="276" w:lineRule="auto"/>
-      </w:pPr>
-      <w:bookmarkStart w:id="21" w:name="code-block-viewer_Copy_20"/>
-      <w:bookmarkEnd w:id="21"/>
-      <w:r>
-        <w:rPr>
-          <w:rStyle w:val="SourceText"/>
-        </w:rPr>
-        <w:t>wire t1;</w:t>
-      </w:r>
-    </w:p>
-    <w:p>
-      <w:pPr>
-        <w:pStyle w:val="PreformattedText"/>
-        <w:spacing w:after="140" w:line="276" w:lineRule="auto"/>
-      </w:pPr>
-      <w:r>
-        <w:rPr>
-          <w:rStyle w:val="SourceText"/>
-        </w:rPr>
-        <w:t>assign t1 = a &amp; b;</w:t>
-      </w:r>
-    </w:p>
-    <w:p>
-      <w:pPr>
-        <w:pStyle w:val="PreformattedText"/>
-        <w:spacing w:after="140" w:line="276" w:lineRule="auto"/>
-      </w:pPr>
-      <w:r>
-        <w:rPr>
-          <w:rStyle w:val="SourceText"/>
-        </w:rPr>
-        <w:t>assign y = t1 | c;</w:t>
-      </w:r>
-    </w:p>
-    <w:p>
-      <w:pPr>
-        <w:sectPr>
-          <w:type w:val="continuous"/>
-          <w:pgSz w:w="12240" w:h="15840"/>
-          <w:pgMar w:top="1134" w:right="1134" w:bottom="1134" w:left="1134" w:header="0" w:footer="0" w:gutter="0"/>
-          <w:cols w:space="720"/>
-          <w:formProt w:val="0"/>
-        </w:sectPr>
-      </w:pPr>
-    </w:p>
-    <w:p>
-      <w:pPr>
-        <w:pStyle w:val="BodyText"/>
-        <w:rPr>
-          <w:rFonts w:ascii="Liberation Mono" w:hAnsi="Liberation Mono" w:cs="Liberation Mono"/>
-          <w:sz w:val="20"/>
-          <w:szCs w:val="20"/>
-        </w:rPr>
-      </w:pPr>
-      <w:r>
-        <w:rPr>
-          <w:rFonts w:ascii="Liberation Mono" w:hAnsi="Liberation Mono" w:cs="Liberation Mono"/>
-          <w:sz w:val="20"/>
-          <w:szCs w:val="20"/>
-        </w:rPr>
-        <w:t>Mục tiêu là tập tư duy "dây nối" trong phần cứng.</w:t>
-      </w:r>
-    </w:p>
-    <w:p>
-      <w:pPr>
-        <w:pStyle w:val="PreformattedText"/>
-        <w:spacing w:after="140" w:line="276" w:lineRule="auto"/>
-        <w:rPr>
-          <w:rStyle w:val="SourceText"/>
-        </w:rPr>
-      </w:pPr>
-    </w:p>
-    <w:p>
-      <w:pPr>
-        <w:pStyle w:val="PreformattedText"/>
-        <w:spacing w:after="140" w:line="276" w:lineRule="auto"/>
-      </w:pPr>
-      <w:r>
-        <w:rPr>
-          <w:rStyle w:val="SourceText"/>
-        </w:rPr>
-        <w:t>7. Ghép module</w:t>
-      </w:r>
-    </w:p>
-    <w:p>
-      <w:pPr>
-        <w:pStyle w:val="BodyText"/>
-        <w:rPr>
-          <w:rFonts w:ascii="Liberation Mono" w:hAnsi="Liberation Mono" w:cs="Liberation Mono"/>
-          <w:sz w:val="20"/>
-          <w:szCs w:val="20"/>
-        </w:rPr>
-      </w:pPr>
-      <w:r>
-        <w:rPr>
-          <w:rFonts w:ascii="Liberation Mono" w:hAnsi="Liberation Mono" w:cs="Liberation Mono"/>
+      </w:pPr>
+      <w:r>
+        <w:rPr>
+          <w:rFonts w:cs="Liberation Mono" w:ascii="Liberation Mono" w:hAnsi="Liberation Mono"/>
           <w:sz w:val="20"/>
           <w:szCs w:val="20"/>
         </w:rPr>
@@ -5364,9 +6097,9 @@
           <w:numId w:val="8"/>
         </w:numPr>
         <w:tabs>
-          <w:tab w:val="left" w:pos="709"/>
-        </w:tabs>
-        <w:spacing w:after="0"/>
+          <w:tab w:val="left" w:pos="709" w:leader="none"/>
+        </w:tabs>
+        <w:spacing w:before="0" w:after="0"/>
         <w:rPr>
           <w:rFonts w:ascii="Liberation Mono" w:hAnsi="Liberation Mono" w:cs="Liberation Mono"/>
           <w:sz w:val="20"/>
@@ -5383,7 +6116,7 @@
       </w:r>
       <w:r>
         <w:rPr>
-          <w:rFonts w:ascii="Liberation Mono" w:hAnsi="Liberation Mono" w:cs="Liberation Mono"/>
+          <w:rFonts w:cs="Liberation Mono" w:ascii="Liberation Mono" w:hAnsi="Liberation Mono"/>
           <w:sz w:val="20"/>
           <w:szCs w:val="20"/>
         </w:rPr>
@@ -5398,7 +6131,7 @@
           <w:numId w:val="8"/>
         </w:numPr>
         <w:tabs>
-          <w:tab w:val="left" w:pos="709"/>
+          <w:tab w:val="left" w:pos="709" w:leader="none"/>
         </w:tabs>
         <w:rPr>
           <w:rFonts w:ascii="Liberation Mono" w:hAnsi="Liberation Mono" w:cs="Liberation Mono"/>
@@ -5416,12 +6149,69 @@
       </w:r>
       <w:r>
         <w:rPr>
+          <w:rFonts w:cs="Liberation Mono" w:ascii="Liberation Mono" w:hAnsi="Liberation Mono"/>
+          <w:sz w:val="20"/>
+          <w:szCs w:val="20"/>
+        </w:rPr>
+        <w:t xml:space="preserve"> </w:t>
+      </w:r>
+    </w:p>
+    <w:p>
+      <w:pPr>
+        <w:pStyle w:val="BodyText"/>
+        <w:rPr>
           <w:rFonts w:ascii="Liberation Mono" w:hAnsi="Liberation Mono" w:cs="Liberation Mono"/>
           <w:sz w:val="20"/>
           <w:szCs w:val="20"/>
         </w:rPr>
-        <w:t xml:space="preserve"> </w:t>
-      </w:r>
+      </w:pPr>
+      <w:r>
+        <w:rPr>
+          <w:rFonts w:cs="Liberation Mono" w:ascii="Liberation Mono" w:hAnsi="Liberation Mono"/>
+          <w:sz w:val="20"/>
+          <w:szCs w:val="20"/>
+        </w:rPr>
+        <w:t>Hãy viết:</w:t>
+      </w:r>
+    </w:p>
+    <w:p>
+      <w:pPr>
+        <w:sectPr>
+          <w:type w:val="continuous"/>
+          <w:pgSz w:w="12240" w:h="15840"/>
+          <w:pgMar w:left="1134" w:right="1134" w:gutter="0" w:header="0" w:top="1134" w:footer="0" w:bottom="1134"/>
+          <w:formProt w:val="false"/>
+          <w:textDirection w:val="lrTb"/>
+          <w:docGrid w:type="default" w:linePitch="100" w:charSpace="0"/>
+        </w:sectPr>
+      </w:pPr>
+    </w:p>
+    <w:p>
+      <w:pPr>
+        <w:pStyle w:val="PreformattedText"/>
+        <w:spacing w:lineRule="auto" w:line="276" w:before="0" w:after="140"/>
+        <w:rPr/>
+      </w:pPr>
+      <w:bookmarkStart w:id="22" w:name="code-block-viewer_Copy_23"/>
+      <w:bookmarkEnd w:id="22"/>
+      <w:r>
+        <w:rPr>
+          <w:rStyle w:val="SourceText"/>
+        </w:rPr>
+        <w:t>module top(...);</w:t>
+      </w:r>
+    </w:p>
+    <w:p>
+      <w:pPr>
+        <w:sectPr>
+          <w:type w:val="continuous"/>
+          <w:pgSz w:w="12240" w:h="15840"/>
+          <w:pgMar w:left="1134" w:right="1134" w:gutter="0" w:header="0" w:top="1134" w:footer="0" w:bottom="1134"/>
+          <w:formProt w:val="false"/>
+          <w:textDirection w:val="lrTb"/>
+          <w:docGrid w:type="default" w:linePitch="100" w:charSpace="0"/>
+        </w:sectPr>
+      </w:pPr>
     </w:p>
     <w:p>
       <w:pPr>
@@ -5434,11 +6224,132 @@
       </w:pPr>
       <w:r>
         <w:rPr>
+          <w:rFonts w:cs="Liberation Mono" w:ascii="Liberation Mono" w:hAnsi="Liberation Mono"/>
+          <w:sz w:val="20"/>
+          <w:szCs w:val="20"/>
+        </w:rPr>
+        <w:t>Bên trong:</w:t>
+      </w:r>
+    </w:p>
+    <w:p>
+      <w:pPr>
+        <w:sectPr>
+          <w:type w:val="continuous"/>
+          <w:pgSz w:w="12240" w:h="15840"/>
+          <w:pgMar w:left="1134" w:right="1134" w:gutter="0" w:header="0" w:top="1134" w:footer="0" w:bottom="1134"/>
+          <w:formProt w:val="false"/>
+          <w:textDirection w:val="lrTb"/>
+          <w:docGrid w:type="default" w:linePitch="100" w:charSpace="0"/>
+        </w:sectPr>
+      </w:pPr>
+    </w:p>
+    <w:p>
+      <w:pPr>
+        <w:pStyle w:val="PreformattedText"/>
+        <w:spacing w:lineRule="auto" w:line="276" w:before="0" w:after="140"/>
+        <w:rPr/>
+      </w:pPr>
+      <w:bookmarkStart w:id="23" w:name="code-block-viewer_Copy_24"/>
+      <w:bookmarkEnd w:id="23"/>
+      <w:r>
+        <w:rPr>
+          <w:rStyle w:val="SourceText"/>
+        </w:rPr>
+        <w:t>a ----\</w:t>
+      </w:r>
+    </w:p>
+    <w:p>
+      <w:pPr>
+        <w:pStyle w:val="PreformattedText"/>
+        <w:spacing w:lineRule="auto" w:line="276" w:before="0" w:after="140"/>
+        <w:rPr/>
+      </w:pPr>
+      <w:r>
+        <w:rPr>
+          <w:rStyle w:val="SourceText"/>
+        </w:rPr>
+        <w:t xml:space="preserve">       </w:t>
+      </w:r>
+      <w:r>
+        <w:rPr>
+          <w:rStyle w:val="SourceText"/>
+        </w:rPr>
+        <w:t>AND ----\</w:t>
+      </w:r>
+    </w:p>
+    <w:p>
+      <w:pPr>
+        <w:pStyle w:val="PreformattedText"/>
+        <w:spacing w:lineRule="auto" w:line="276" w:before="0" w:after="140"/>
+        <w:rPr/>
+      </w:pPr>
+      <w:r>
+        <w:rPr>
+          <w:rStyle w:val="SourceText"/>
+        </w:rPr>
+        <w:t>b ----/         \</w:t>
+      </w:r>
+    </w:p>
+    <w:p>
+      <w:pPr>
+        <w:pStyle w:val="PreformattedText"/>
+        <w:spacing w:lineRule="auto" w:line="276" w:before="0" w:after="140"/>
+        <w:rPr/>
+      </w:pPr>
+      <w:r>
+        <w:rPr>
+          <w:rStyle w:val="SourceText"/>
+        </w:rPr>
+        <w:t xml:space="preserve">                 </w:t>
+      </w:r>
+      <w:r>
+        <w:rPr>
+          <w:rStyle w:val="SourceText"/>
+        </w:rPr>
+        <w:t>OR ---- y</w:t>
+      </w:r>
+    </w:p>
+    <w:p>
+      <w:pPr>
+        <w:pStyle w:val="PreformattedText"/>
+        <w:spacing w:lineRule="auto" w:line="276" w:before="0" w:after="140"/>
+        <w:rPr/>
+      </w:pPr>
+      <w:r>
+        <w:rPr>
+          <w:rStyle w:val="SourceText"/>
+        </w:rPr>
+        <w:t>c ---------------/</w:t>
+      </w:r>
+    </w:p>
+    <w:p>
+      <w:pPr>
+        <w:sectPr>
+          <w:type w:val="continuous"/>
+          <w:pgSz w:w="12240" w:h="15840"/>
+          <w:pgMar w:left="1134" w:right="1134" w:gutter="0" w:header="0" w:top="1134" w:footer="0" w:bottom="1134"/>
+          <w:formProt w:val="false"/>
+          <w:textDirection w:val="lrTb"/>
+          <w:docGrid w:type="default" w:linePitch="100" w:charSpace="0"/>
+        </w:sectPr>
+      </w:pPr>
+    </w:p>
+    <w:p>
+      <w:pPr>
+        <w:pStyle w:val="BodyText"/>
+        <w:rPr>
           <w:rFonts w:ascii="Liberation Mono" w:hAnsi="Liberation Mono" w:cs="Liberation Mono"/>
           <w:sz w:val="20"/>
           <w:szCs w:val="20"/>
         </w:rPr>
-        <w:t>Hãy viết:</w:t>
+      </w:pPr>
+      <w:r>
+        <w:rPr>
+          <w:rFonts w:cs="Liberation Mono" w:ascii="Liberation Mono" w:hAnsi="Liberation Mono"/>
+          <w:sz w:val="20"/>
+          <w:szCs w:val="20"/>
+        </w:rPr>
+        <w:t>Tức là:</w:t>
       </w:r>
     </w:p>
     <w:p>
@@ -5446,24 +6357,26 @@
         <w:sectPr>
           <w:type w:val="continuous"/>
           <w:pgSz w:w="12240" w:h="15840"/>
-          <w:pgMar w:top="1134" w:right="1134" w:bottom="1134" w:left="1134" w:header="0" w:footer="0" w:gutter="0"/>
-          <w:cols w:space="720"/>
-          <w:formProt w:val="0"/>
+          <w:pgMar w:left="1134" w:right="1134" w:gutter="0" w:header="0" w:top="1134" w:footer="0" w:bottom="1134"/>
+          <w:formProt w:val="false"/>
+          <w:textDirection w:val="lrTb"/>
+          <w:docGrid w:type="default" w:linePitch="100" w:charSpace="0"/>
         </w:sectPr>
       </w:pPr>
     </w:p>
     <w:p>
       <w:pPr>
         <w:pStyle w:val="PreformattedText"/>
-        <w:spacing w:after="140" w:line="276" w:lineRule="auto"/>
-      </w:pPr>
-      <w:bookmarkStart w:id="22" w:name="code-block-viewer_Copy_23"/>
-      <w:bookmarkEnd w:id="22"/>
-      <w:r>
-        <w:rPr>
-          <w:rStyle w:val="SourceText"/>
-        </w:rPr>
-        <w:t>module top(...);</w:t>
+        <w:spacing w:lineRule="auto" w:line="276" w:before="0" w:after="140"/>
+        <w:rPr/>
+      </w:pPr>
+      <w:bookmarkStart w:id="24" w:name="code-block-viewer_Copy_25"/>
+      <w:bookmarkEnd w:id="24"/>
+      <w:r>
+        <w:rPr>
+          <w:rStyle w:val="SourceText"/>
+        </w:rPr>
+        <w:t>y = (a &amp; b) | c</w:t>
       </w:r>
     </w:p>
     <w:p>
@@ -5471,9 +6384,10 @@
         <w:sectPr>
           <w:type w:val="continuous"/>
           <w:pgSz w:w="12240" w:h="15840"/>
-          <w:pgMar w:top="1134" w:right="1134" w:bottom="1134" w:left="1134" w:header="0" w:footer="0" w:gutter="0"/>
-          <w:cols w:space="720"/>
-          <w:formProt w:val="0"/>
+          <w:pgMar w:left="1134" w:right="1134" w:gutter="0" w:header="0" w:top="1134" w:footer="0" w:bottom="1134"/>
+          <w:formProt w:val="false"/>
+          <w:textDirection w:val="lrTb"/>
+          <w:docGrid w:type="default" w:linePitch="100" w:charSpace="0"/>
         </w:sectPr>
       </w:pPr>
     </w:p>
@@ -5488,11 +6402,337 @@
       </w:pPr>
       <w:r>
         <w:rPr>
-          <w:rFonts w:ascii="Liberation Mono" w:hAnsi="Liberation Mono" w:cs="Liberation Mono"/>
+          <w:rFonts w:cs="Liberation Mono" w:ascii="Liberation Mono" w:hAnsi="Liberation Mono"/>
           <w:sz w:val="20"/>
           <w:szCs w:val="20"/>
         </w:rPr>
-        <w:t>Bên trong:</w:t>
+        <w:t xml:space="preserve">Nhưng </w:t>
+      </w:r>
+      <w:r>
+        <w:rPr>
+          <w:rStyle w:val="Strong"/>
+          <w:rFonts w:cs="Liberation Mono" w:ascii="Liberation Mono" w:hAnsi="Liberation Mono"/>
+          <w:sz w:val="20"/>
+          <w:szCs w:val="20"/>
+        </w:rPr>
+        <w:t xml:space="preserve">không dùng </w:t>
+      </w:r>
+      <w:r>
+        <w:rPr>
+          <w:rStyle w:val="SourceText"/>
+          <w:sz w:val="20"/>
+          <w:szCs w:val="20"/>
+        </w:rPr>
+        <w:t>assign</w:t>
+      </w:r>
+      <w:r>
+        <w:rPr>
+          <w:rFonts w:cs="Liberation Mono" w:ascii="Liberation Mono" w:hAnsi="Liberation Mono"/>
+          <w:sz w:val="20"/>
+          <w:szCs w:val="20"/>
+        </w:rPr>
+        <w:t>, chỉ được gọi các module con.</w:t>
+      </w:r>
+    </w:p>
+    <w:p>
+      <w:pPr>
+        <w:pStyle w:val="PreformattedText"/>
+        <w:spacing w:lineRule="auto" w:line="276" w:before="0" w:after="140"/>
+        <w:rPr/>
+      </w:pPr>
+      <w:r>
+        <w:rPr/>
+      </w:r>
+    </w:p>
+    <w:p>
+      <w:pPr>
+        <w:pStyle w:val="PreformattedText"/>
+        <w:spacing w:lineRule="auto" w:line="276" w:before="0" w:after="140"/>
+        <w:rPr/>
+      </w:pPr>
+      <w:r>
+        <w:rPr/>
+        <w:t>module top (</w:t>
+      </w:r>
+    </w:p>
+    <w:p>
+      <w:pPr>
+        <w:pStyle w:val="PreformattedText"/>
+        <w:spacing w:lineRule="auto" w:line="276" w:before="0" w:after="140"/>
+        <w:rPr/>
+      </w:pPr>
+      <w:r>
+        <w:rPr/>
+        <w:tab/>
+        <w:t>input a,</w:t>
+      </w:r>
+    </w:p>
+    <w:p>
+      <w:pPr>
+        <w:pStyle w:val="PreformattedText"/>
+        <w:spacing w:lineRule="auto" w:line="276" w:before="0" w:after="140"/>
+        <w:rPr/>
+      </w:pPr>
+      <w:r>
+        <w:rPr/>
+        <w:tab/>
+        <w:t>input b,</w:t>
+      </w:r>
+    </w:p>
+    <w:p>
+      <w:pPr>
+        <w:pStyle w:val="PreformattedText"/>
+        <w:spacing w:lineRule="auto" w:line="276" w:before="0" w:after="140"/>
+        <w:rPr/>
+      </w:pPr>
+      <w:r>
+        <w:rPr/>
+        <w:tab/>
+        <w:t>input c,</w:t>
+      </w:r>
+    </w:p>
+    <w:p>
+      <w:pPr>
+        <w:pStyle w:val="PreformattedText"/>
+        <w:spacing w:lineRule="auto" w:line="276" w:before="0" w:after="140"/>
+        <w:rPr/>
+      </w:pPr>
+      <w:r>
+        <w:rPr/>
+        <w:tab/>
+        <w:t>output y</w:t>
+      </w:r>
+    </w:p>
+    <w:p>
+      <w:pPr>
+        <w:pStyle w:val="PreformattedText"/>
+        <w:spacing w:lineRule="auto" w:line="276" w:before="0" w:after="140"/>
+        <w:rPr/>
+      </w:pPr>
+      <w:r>
+        <w:rPr/>
+        <w:t>);</w:t>
+      </w:r>
+    </w:p>
+    <w:p>
+      <w:pPr>
+        <w:pStyle w:val="PreformattedText"/>
+        <w:spacing w:lineRule="auto" w:line="276" w:before="0" w:after="140"/>
+        <w:rPr/>
+      </w:pPr>
+      <w:r>
+        <w:rPr/>
+        <w:t>wire t1;</w:t>
+      </w:r>
+    </w:p>
+    <w:p>
+      <w:pPr>
+        <w:pStyle w:val="PreformattedText"/>
+        <w:spacing w:lineRule="auto" w:line="276" w:before="0" w:after="140"/>
+        <w:rPr/>
+      </w:pPr>
+      <w:r>
+        <w:rPr/>
+        <w:t>and_gate u1(</w:t>
+        <w:br/>
+        <w:tab/>
+        <w:t>.a(a),</w:t>
+        <w:br/>
+        <w:tab/>
+        <w:t>.b(b),</w:t>
+        <w:br/>
+        <w:tab/>
+        <w:t>.y(t1)</w:t>
+        <w:br/>
+        <w:t xml:space="preserve">); </w:t>
+      </w:r>
+    </w:p>
+    <w:p>
+      <w:pPr>
+        <w:pStyle w:val="PreformattedText"/>
+        <w:spacing w:lineRule="auto" w:line="276" w:before="0" w:after="140"/>
+        <w:rPr/>
+      </w:pPr>
+      <w:r>
+        <w:rPr/>
+      </w:r>
+    </w:p>
+    <w:p>
+      <w:pPr>
+        <w:pStyle w:val="PreformattedText"/>
+        <w:spacing w:lineRule="auto" w:line="276" w:before="0" w:after="140"/>
+        <w:rPr/>
+      </w:pPr>
+      <w:r>
+        <w:rPr/>
+        <w:t>wire t2;</w:t>
+      </w:r>
+    </w:p>
+    <w:p>
+      <w:pPr>
+        <w:pStyle w:val="PreformattedText"/>
+        <w:spacing w:lineRule="auto" w:line="276" w:before="0" w:after="140"/>
+        <w:rPr/>
+      </w:pPr>
+      <w:r>
+        <w:rPr/>
+        <w:t>or_gate u2(</w:t>
+      </w:r>
+    </w:p>
+    <w:p>
+      <w:pPr>
+        <w:pStyle w:val="PreformattedText"/>
+        <w:spacing w:lineRule="auto" w:line="276" w:before="0" w:after="140"/>
+        <w:rPr/>
+      </w:pPr>
+      <w:r>
+        <w:rPr/>
+        <w:tab/>
+        <w:t>.a(t1),</w:t>
+      </w:r>
+    </w:p>
+    <w:p>
+      <w:pPr>
+        <w:pStyle w:val="PreformattedText"/>
+        <w:spacing w:lineRule="auto" w:line="276" w:before="0" w:after="140"/>
+        <w:rPr/>
+      </w:pPr>
+      <w:r>
+        <w:rPr/>
+        <w:tab/>
+        <w:t>.b(c),</w:t>
+      </w:r>
+    </w:p>
+    <w:p>
+      <w:pPr>
+        <w:pStyle w:val="PreformattedText"/>
+        <w:spacing w:lineRule="auto" w:line="276" w:before="0" w:after="140"/>
+        <w:rPr/>
+      </w:pPr>
+      <w:r>
+        <w:rPr/>
+        <w:tab/>
+        <w:t>.y(y)</w:t>
+      </w:r>
+    </w:p>
+    <w:p>
+      <w:pPr>
+        <w:pStyle w:val="PreformattedText"/>
+        <w:spacing w:lineRule="auto" w:line="276" w:before="0" w:after="140"/>
+        <w:rPr/>
+      </w:pPr>
+      <w:r>
+        <w:rPr/>
+        <w:t>);</w:t>
+      </w:r>
+    </w:p>
+    <w:p>
+      <w:pPr>
+        <w:pStyle w:val="PreformattedText"/>
+        <w:spacing w:lineRule="auto" w:line="276" w:before="0" w:after="140"/>
+        <w:rPr/>
+      </w:pPr>
+      <w:r>
+        <w:rPr/>
+        <w:t>endmodule</w:t>
+      </w:r>
+    </w:p>
+    <w:p>
+      <w:pPr>
+        <w:pStyle w:val="PreformattedText"/>
+        <w:spacing w:lineRule="auto" w:line="276" w:before="0" w:after="140"/>
+        <w:rPr/>
+      </w:pPr>
+      <w:r>
+        <w:rPr/>
+      </w:r>
+    </w:p>
+    <w:p>
+      <w:pPr>
+        <w:pStyle w:val="Heading1"/>
+        <w:numPr>
+          <w:ilvl w:val="0"/>
+          <w:numId w:val="1"/>
+        </w:numPr>
+        <w:ind w:hanging="0" w:left="0"/>
+        <w:rPr>
+          <w:rStyle w:val="SourceText"/>
+        </w:rPr>
+      </w:pPr>
+      <w:r>
+        <w:rPr>
+          <w:rStyle w:val="SourceText"/>
+        </w:rPr>
+        <w:t>[1:0] sel là gì?</w:t>
+      </w:r>
+    </w:p>
+    <w:p>
+      <w:pPr>
+        <w:pStyle w:val="PreformattedText"/>
+        <w:spacing w:lineRule="auto" w:line="276" w:before="0" w:after="140"/>
+        <w:rPr>
+          <w:rStyle w:val="SourceText"/>
+        </w:rPr>
+      </w:pPr>
+      <w:r>
+        <w:rPr/>
+      </w:r>
+    </w:p>
+    <w:p>
+      <w:pPr>
+        <w:pStyle w:val="PreformattedText"/>
+        <w:spacing w:lineRule="auto" w:line="276" w:before="0" w:after="140"/>
+        <w:rPr>
+          <w:rStyle w:val="SourceText"/>
+        </w:rPr>
+      </w:pPr>
+      <w:r>
+        <w:rPr/>
+      </w:r>
+    </w:p>
+    <w:p>
+      <w:pPr>
+        <w:pStyle w:val="PreformattedText"/>
+        <w:spacing w:lineRule="auto" w:line="276" w:before="0" w:after="140"/>
+        <w:rPr>
+          <w:rStyle w:val="SourceText"/>
+        </w:rPr>
+      </w:pPr>
+      <w:r>
+        <w:rPr>
+          <w:rStyle w:val="SourceText"/>
+        </w:rPr>
+        <w:t>reg [1:0] sel;</w:t>
+      </w:r>
+    </w:p>
+    <w:p>
+      <w:pPr>
+        <w:pStyle w:val="BodyText"/>
+        <w:rPr/>
+      </w:pPr>
+      <w:r>
+        <w:rPr>
+          <w:rStyle w:val="SourceText"/>
+        </w:rPr>
+        <w:t xml:space="preserve">nghĩa là </w:t>
+      </w:r>
+      <w:r>
+        <w:rPr>
+          <w:rStyle w:val="SourceText"/>
+        </w:rPr>
+        <w:t>sel</w:t>
+      </w:r>
+      <w:r>
+        <w:rPr>
+          <w:rStyle w:val="Strong"/>
+        </w:rPr>
+        <w:t xml:space="preserve"> gồm 2 bit</w:t>
+      </w:r>
+      <w:r>
+        <w:rPr>
+          <w:rStyle w:val="SourceText"/>
+        </w:rPr>
+        <w:t>.</w:t>
       </w:r>
     </w:p>
     <w:p>
@@ -5500,72 +6740,75 @@
         <w:sectPr>
           <w:type w:val="continuous"/>
           <w:pgSz w:w="12240" w:h="15840"/>
-          <w:pgMar w:top="1134" w:right="1134" w:bottom="1134" w:left="1134" w:header="0" w:footer="0" w:gutter="0"/>
-          <w:cols w:space="720"/>
-          <w:formProt w:val="0"/>
+          <w:pgMar w:left="1134" w:right="1134" w:gutter="0" w:header="0" w:top="1134" w:footer="0" w:bottom="1134"/>
+          <w:formProt w:val="false"/>
+          <w:textDirection w:val="lrTb"/>
+          <w:docGrid w:type="default" w:linePitch="100" w:charSpace="0"/>
         </w:sectPr>
       </w:pPr>
     </w:p>
     <w:p>
       <w:pPr>
         <w:pStyle w:val="PreformattedText"/>
-        <w:spacing w:after="140" w:line="276" w:lineRule="auto"/>
-      </w:pPr>
-      <w:bookmarkStart w:id="23" w:name="code-block-viewer_Copy_24"/>
-      <w:bookmarkEnd w:id="23"/>
-      <w:r>
-        <w:rPr>
-          <w:rStyle w:val="SourceText"/>
-        </w:rPr>
-        <w:t>a ----\</w:t>
-      </w:r>
-    </w:p>
-    <w:p>
-      <w:pPr>
-        <w:pStyle w:val="PreformattedText"/>
-        <w:spacing w:after="140" w:line="276" w:lineRule="auto"/>
-      </w:pPr>
-      <w:r>
-        <w:rPr>
-          <w:rStyle w:val="SourceText"/>
-        </w:rPr>
-        <w:t xml:space="preserve">       AND ----\</w:t>
-      </w:r>
-    </w:p>
-    <w:p>
-      <w:pPr>
-        <w:pStyle w:val="PreformattedText"/>
-        <w:spacing w:after="140" w:line="276" w:lineRule="auto"/>
-      </w:pPr>
-      <w:r>
-        <w:rPr>
-          <w:rStyle w:val="SourceText"/>
-        </w:rPr>
-        <w:t>b ----/         \</w:t>
-      </w:r>
-    </w:p>
-    <w:p>
-      <w:pPr>
-        <w:pStyle w:val="PreformattedText"/>
-        <w:spacing w:after="140" w:line="276" w:lineRule="auto"/>
-      </w:pPr>
-      <w:r>
-        <w:rPr>
-          <w:rStyle w:val="SourceText"/>
-        </w:rPr>
-        <w:t xml:space="preserve">                 OR ---- y</w:t>
-      </w:r>
-    </w:p>
-    <w:p>
-      <w:pPr>
-        <w:pStyle w:val="PreformattedText"/>
-        <w:spacing w:after="140" w:line="276" w:lineRule="auto"/>
-      </w:pPr>
-      <w:r>
-        <w:rPr>
-          <w:rStyle w:val="SourceText"/>
-        </w:rPr>
-        <w:t>c ---------------/</w:t>
+        <w:ind w:hanging="0" w:left="0" w:right="0"/>
+        <w:rPr/>
+      </w:pPr>
+      <w:bookmarkStart w:id="25" w:name="code-block-viewer_Copy_1"/>
+      <w:bookmarkEnd w:id="25"/>
+      <w:r>
+        <w:rPr>
+          <w:rStyle w:val="SourceText"/>
+        </w:rPr>
+        <w:t>Bit:      1   0</w:t>
+      </w:r>
+    </w:p>
+    <w:p>
+      <w:pPr>
+        <w:pStyle w:val="PreformattedText"/>
+        <w:rPr/>
+      </w:pPr>
+      <w:r>
+        <w:rPr>
+          <w:rStyle w:val="SourceText"/>
+        </w:rPr>
+        <w:t xml:space="preserve">         </w:t>
+      </w:r>
+      <w:r>
+        <w:rPr>
+          <w:rStyle w:val="SourceText"/>
+        </w:rPr>
+        <w:t>+---+---+</w:t>
+      </w:r>
+    </w:p>
+    <w:p>
+      <w:pPr>
+        <w:pStyle w:val="PreformattedText"/>
+        <w:rPr/>
+      </w:pPr>
+      <w:r>
+        <w:rPr>
+          <w:rStyle w:val="SourceText"/>
+        </w:rPr>
+        <w:t>sel =    |S1 |S0 |</w:t>
+      </w:r>
+    </w:p>
+    <w:p>
+      <w:pPr>
+        <w:pStyle w:val="PreformattedText"/>
+        <w:spacing w:before="0" w:after="283"/>
+        <w:rPr/>
+      </w:pPr>
+      <w:r>
+        <w:rPr>
+          <w:rStyle w:val="SourceText"/>
+        </w:rPr>
+        <w:t xml:space="preserve">         </w:t>
+      </w:r>
+      <w:r>
+        <w:rPr>
+          <w:rStyle w:val="SourceText"/>
+        </w:rPr>
+        <w:t>+---+---+</w:t>
       </w:r>
     </w:p>
     <w:p>
@@ -5573,28 +6816,103 @@
         <w:sectPr>
           <w:type w:val="continuous"/>
           <w:pgSz w:w="12240" w:h="15840"/>
-          <w:pgMar w:top="1134" w:right="1134" w:bottom="1134" w:left="1134" w:header="0" w:footer="0" w:gutter="0"/>
-          <w:cols w:space="720"/>
-          <w:formProt w:val="0"/>
+          <w:pgMar w:left="1134" w:right="1134" w:gutter="0" w:header="0" w:top="1134" w:footer="0" w:bottom="1134"/>
+          <w:formProt w:val="false"/>
+          <w:textDirection w:val="lrTb"/>
+          <w:docGrid w:type="default" w:linePitch="100" w:charSpace="0"/>
         </w:sectPr>
       </w:pPr>
     </w:p>
     <w:p>
       <w:pPr>
         <w:pStyle w:val="BodyText"/>
-        <w:rPr>
-          <w:rFonts w:ascii="Liberation Mono" w:hAnsi="Liberation Mono" w:cs="Liberation Mono"/>
-          <w:sz w:val="20"/>
-          <w:szCs w:val="20"/>
-        </w:rPr>
-      </w:pPr>
-      <w:r>
-        <w:rPr>
-          <w:rFonts w:ascii="Liberation Mono" w:hAnsi="Liberation Mono" w:cs="Liberation Mono"/>
-          <w:sz w:val="20"/>
-          <w:szCs w:val="20"/>
-        </w:rPr>
-        <w:t>Tức là:</w:t>
+        <w:numPr>
+          <w:ilvl w:val="0"/>
+          <w:numId w:val="9"/>
+        </w:numPr>
+        <w:tabs>
+          <w:tab w:val="clear" w:pos="709"/>
+          <w:tab w:val="left" w:pos="0" w:leader="none"/>
+        </w:tabs>
+        <w:spacing w:before="0" w:after="0"/>
+        <w:ind w:hanging="283" w:left="709"/>
+        <w:rPr/>
+      </w:pPr>
+      <w:r>
+        <w:rPr>
+          <w:rStyle w:val="SourceText"/>
+        </w:rPr>
+        <w:t>sel[1]</w:t>
+      </w:r>
+      <w:r>
+        <w:rPr/>
+        <w:t xml:space="preserve"> là bit cao (MSB) </w:t>
+      </w:r>
+    </w:p>
+    <w:p>
+      <w:pPr>
+        <w:pStyle w:val="BodyText"/>
+        <w:numPr>
+          <w:ilvl w:val="0"/>
+          <w:numId w:val="9"/>
+        </w:numPr>
+        <w:tabs>
+          <w:tab w:val="clear" w:pos="709"/>
+          <w:tab w:val="left" w:pos="0" w:leader="none"/>
+        </w:tabs>
+        <w:ind w:hanging="283" w:left="709"/>
+        <w:rPr/>
+      </w:pPr>
+      <w:r>
+        <w:rPr>
+          <w:rStyle w:val="SourceText"/>
+        </w:rPr>
+        <w:t>sel[0]</w:t>
+      </w:r>
+      <w:r>
+        <w:rPr/>
+        <w:t xml:space="preserve"> là bit thấp (LSB)</w:t>
+      </w:r>
+    </w:p>
+    <w:p>
+      <w:pPr>
+        <w:pStyle w:val="PreformattedText"/>
+        <w:spacing w:lineRule="auto" w:line="276" w:before="0" w:after="140"/>
+        <w:rPr>
+          <w:rStyle w:val="SourceText"/>
+        </w:rPr>
+      </w:pPr>
+      <w:r>
+        <w:rPr/>
+      </w:r>
+    </w:p>
+    <w:p>
+      <w:pPr>
+        <w:pStyle w:val="Heading1"/>
+        <w:numPr>
+          <w:ilvl w:val="0"/>
+          <w:numId w:val="1"/>
+        </w:numPr>
+        <w:ind w:hanging="0" w:left="0"/>
+        <w:rPr/>
+      </w:pPr>
+      <w:r>
+        <w:rPr>
+          <w:rStyle w:val="SourceText"/>
+        </w:rPr>
+        <w:t>2'b00 nghĩa là gì?</w:t>
+      </w:r>
+    </w:p>
+    <w:p>
+      <w:pPr>
+        <w:pStyle w:val="BodyText"/>
+        <w:rPr/>
+      </w:pPr>
+      <w:r>
+        <w:rPr>
+          <w:rStyle w:val="SourceText"/>
+        </w:rPr>
+        <w:t>Cú pháp Verilog là:</w:t>
       </w:r>
     </w:p>
     <w:p>
@@ -5602,24 +6920,25 @@
         <w:sectPr>
           <w:type w:val="continuous"/>
           <w:pgSz w:w="12240" w:h="15840"/>
-          <w:pgMar w:top="1134" w:right="1134" w:bottom="1134" w:left="1134" w:header="0" w:footer="0" w:gutter="0"/>
-          <w:cols w:space="720"/>
-          <w:formProt w:val="0"/>
+          <w:pgMar w:left="1134" w:right="1134" w:gutter="0" w:header="0" w:top="1134" w:footer="0" w:bottom="1134"/>
+          <w:formProt w:val="false"/>
+          <w:textDirection w:val="lrTb"/>
+          <w:docGrid w:type="default" w:linePitch="100" w:charSpace="0"/>
         </w:sectPr>
       </w:pPr>
     </w:p>
     <w:p>
       <w:pPr>
         <w:pStyle w:val="PreformattedText"/>
-        <w:spacing w:after="140" w:line="276" w:lineRule="auto"/>
-      </w:pPr>
-      <w:bookmarkStart w:id="24" w:name="code-block-viewer_Copy_25"/>
-      <w:bookmarkEnd w:id="24"/>
-      <w:r>
-        <w:rPr>
-          <w:rStyle w:val="SourceText"/>
-        </w:rPr>
-        <w:t>y = (a &amp; b) | c</w:t>
+        <w:spacing w:before="0" w:after="283"/>
+        <w:ind w:hanging="0" w:left="0" w:right="0"/>
+        <w:rPr/>
+      </w:pPr>
+      <w:r>
+        <w:rPr>
+          <w:rStyle w:val="SourceText"/>
+        </w:rPr>
+        <w:t>&lt;size&gt;'&lt;base&gt;&lt;value&gt;</w:t>
       </w:r>
     </w:p>
     <w:p>
@@ -5627,321 +6946,727 @@
         <w:sectPr>
           <w:type w:val="continuous"/>
           <w:pgSz w:w="12240" w:h="15840"/>
-          <w:pgMar w:top="1134" w:right="1134" w:bottom="1134" w:left="1134" w:header="0" w:footer="0" w:gutter="0"/>
-          <w:cols w:space="720"/>
-          <w:formProt w:val="0"/>
+          <w:pgMar w:left="1134" w:right="1134" w:gutter="0" w:header="0" w:top="1134" w:footer="0" w:bottom="1134"/>
+          <w:formProt w:val="false"/>
+          <w:textDirection w:val="lrTb"/>
+          <w:docGrid w:type="default" w:linePitch="100" w:charSpace="0"/>
         </w:sectPr>
       </w:pPr>
     </w:p>
     <w:p>
       <w:pPr>
         <w:pStyle w:val="BodyText"/>
-        <w:rPr>
-          <w:rFonts w:ascii="Liberation Mono" w:hAnsi="Liberation Mono" w:cs="Liberation Mono"/>
-          <w:sz w:val="20"/>
-          <w:szCs w:val="20"/>
-        </w:rPr>
-      </w:pPr>
-      <w:r>
-        <w:rPr>
-          <w:rFonts w:ascii="Liberation Mono" w:hAnsi="Liberation Mono" w:cs="Liberation Mono"/>
-          <w:sz w:val="20"/>
-          <w:szCs w:val="20"/>
-        </w:rPr>
-        <w:t xml:space="preserve">Nhưng </w:t>
+        <w:rPr/>
+      </w:pPr>
+      <w:r>
+        <w:rPr/>
+        <w:t>Ví dụ:</w:t>
+      </w:r>
+    </w:p>
+    <w:p>
+      <w:pPr>
+        <w:sectPr>
+          <w:type w:val="continuous"/>
+          <w:pgSz w:w="12240" w:h="15840"/>
+          <w:pgMar w:left="1134" w:right="1134" w:gutter="0" w:header="0" w:top="1134" w:footer="0" w:bottom="1134"/>
+          <w:formProt w:val="false"/>
+          <w:textDirection w:val="lrTb"/>
+          <w:docGrid w:type="default" w:linePitch="100" w:charSpace="0"/>
+        </w:sectPr>
+      </w:pPr>
+    </w:p>
+    <w:p>
+      <w:pPr>
+        <w:pStyle w:val="PreformattedText"/>
+        <w:ind w:hanging="0" w:left="0" w:right="0"/>
+        <w:rPr/>
+      </w:pPr>
+      <w:bookmarkStart w:id="26" w:name="code-block-viewer_Copy_2"/>
+      <w:bookmarkEnd w:id="26"/>
+      <w:r>
+        <w:rPr>
+          <w:rStyle w:val="SourceText"/>
+        </w:rPr>
+        <w:t>2'b00</w:t>
+      </w:r>
+    </w:p>
+    <w:p>
+      <w:pPr>
+        <w:pStyle w:val="PreformattedText"/>
+        <w:rPr/>
+      </w:pPr>
+      <w:r>
+        <w:rPr>
+          <w:rStyle w:val="SourceText"/>
+        </w:rPr>
+        <w:t xml:space="preserve">│ │ └── </w:t>
+      </w:r>
+      <w:r>
+        <w:rPr>
+          <w:rStyle w:val="SourceText"/>
+        </w:rPr>
+        <w:t>giá trị 00</w:t>
+      </w:r>
+    </w:p>
+    <w:p>
+      <w:pPr>
+        <w:pStyle w:val="PreformattedText"/>
+        <w:rPr/>
+      </w:pPr>
+      <w:r>
+        <w:rPr>
+          <w:rStyle w:val="SourceText"/>
+        </w:rPr>
+        <w:t xml:space="preserve">│ └──── </w:t>
+      </w:r>
+      <w:r>
+        <w:rPr>
+          <w:rStyle w:val="SourceText"/>
+        </w:rPr>
+        <w:t>b = binary (nhị phân)</w:t>
+      </w:r>
+    </w:p>
+    <w:p>
+      <w:pPr>
+        <w:pStyle w:val="PreformattedText"/>
+        <w:spacing w:before="0" w:after="283"/>
+        <w:rPr/>
+      </w:pPr>
+      <w:r>
+        <w:rPr>
+          <w:rStyle w:val="SourceText"/>
+        </w:rPr>
+        <w:t xml:space="preserve">└────── </w:t>
+      </w:r>
+      <w:r>
+        <w:rPr>
+          <w:rStyle w:val="SourceText"/>
+        </w:rPr>
+        <w:t>gồm 2 bit</w:t>
+      </w:r>
+    </w:p>
+    <w:p>
+      <w:pPr>
+        <w:sectPr>
+          <w:type w:val="continuous"/>
+          <w:pgSz w:w="12240" w:h="15840"/>
+          <w:pgMar w:left="1134" w:right="1134" w:gutter="0" w:header="0" w:top="1134" w:footer="0" w:bottom="1134"/>
+          <w:formProt w:val="false"/>
+          <w:textDirection w:val="lrTb"/>
+          <w:docGrid w:type="default" w:linePitch="100" w:charSpace="0"/>
+        </w:sectPr>
+      </w:pPr>
+    </w:p>
+    <w:p>
+      <w:pPr>
+        <w:pStyle w:val="BodyText"/>
+        <w:rPr/>
+      </w:pPr>
+      <w:r>
+        <w:rPr/>
+        <w:t>Một số ví dụ:</w:t>
+      </w:r>
+    </w:p>
+    <w:tbl>
+      <w:tblPr>
+        <w:tblW w:w="1678" w:type="dxa"/>
+        <w:jc w:val="left"/>
+        <w:tblInd w:w="0" w:type="dxa"/>
+        <w:tblLayout w:type="fixed"/>
+        <w:tblCellMar>
+          <w:top w:w="28" w:type="dxa"/>
+          <w:left w:w="28" w:type="dxa"/>
+          <w:bottom w:w="28" w:type="dxa"/>
+          <w:right w:w="28" w:type="dxa"/>
+        </w:tblCellMar>
+      </w:tblPr>
+      <w:tblGrid>
+        <w:gridCol w:w="841"/>
+        <w:gridCol w:w="837"/>
+      </w:tblGrid>
+      <w:tr>
+        <w:trPr>
+          <w:tblHeader w:val="true"/>
+        </w:trPr>
+        <w:tc>
+          <w:tcPr>
+            <w:tcW w:w="841" w:type="dxa"/>
+            <w:tcBorders/>
+            <w:vAlign w:val="center"/>
+          </w:tcPr>
+          <w:p>
+            <w:pPr>
+              <w:pStyle w:val="TableHeading"/>
+              <w:rPr/>
+            </w:pPr>
+            <w:r>
+              <w:rPr/>
+              <w:t>Viết</w:t>
+            </w:r>
+          </w:p>
+        </w:tc>
+        <w:tc>
+          <w:tcPr>
+            <w:tcW w:w="837" w:type="dxa"/>
+            <w:tcBorders/>
+            <w:vAlign w:val="center"/>
+          </w:tcPr>
+          <w:p>
+            <w:pPr>
+              <w:pStyle w:val="TableHeading"/>
+              <w:rPr/>
+            </w:pPr>
+            <w:r>
+              <w:rPr/>
+              <w:t>Giá trị</w:t>
+            </w:r>
+          </w:p>
+        </w:tc>
+      </w:tr>
+      <w:tr>
+        <w:trPr/>
+        <w:tc>
+          <w:tcPr>
+            <w:tcW w:w="841" w:type="dxa"/>
+            <w:tcBorders/>
+            <w:vAlign w:val="center"/>
+          </w:tcPr>
+          <w:p>
+            <w:pPr>
+              <w:pStyle w:val="TableContents"/>
+              <w:rPr/>
+            </w:pPr>
+            <w:r>
+              <w:rPr>
+                <w:rStyle w:val="SourceText"/>
+              </w:rPr>
+              <w:t>2'b00</w:t>
+            </w:r>
+          </w:p>
+        </w:tc>
+        <w:tc>
+          <w:tcPr>
+            <w:tcW w:w="837" w:type="dxa"/>
+            <w:tcBorders/>
+            <w:vAlign w:val="center"/>
+          </w:tcPr>
+          <w:p>
+            <w:pPr>
+              <w:pStyle w:val="TableContents"/>
+              <w:rPr/>
+            </w:pPr>
+            <w:r>
+              <w:rPr/>
+              <w:t>00</w:t>
+            </w:r>
+          </w:p>
+        </w:tc>
+      </w:tr>
+      <w:tr>
+        <w:trPr/>
+        <w:tc>
+          <w:tcPr>
+            <w:tcW w:w="841" w:type="dxa"/>
+            <w:tcBorders/>
+            <w:vAlign w:val="center"/>
+          </w:tcPr>
+          <w:p>
+            <w:pPr>
+              <w:pStyle w:val="TableContents"/>
+              <w:rPr/>
+            </w:pPr>
+            <w:r>
+              <w:rPr>
+                <w:rStyle w:val="SourceText"/>
+              </w:rPr>
+              <w:t>2'b01</w:t>
+            </w:r>
+          </w:p>
+        </w:tc>
+        <w:tc>
+          <w:tcPr>
+            <w:tcW w:w="837" w:type="dxa"/>
+            <w:tcBorders/>
+            <w:vAlign w:val="center"/>
+          </w:tcPr>
+          <w:p>
+            <w:pPr>
+              <w:pStyle w:val="TableContents"/>
+              <w:rPr/>
+            </w:pPr>
+            <w:r>
+              <w:rPr/>
+              <w:t>01</w:t>
+            </w:r>
+          </w:p>
+        </w:tc>
+      </w:tr>
+      <w:tr>
+        <w:trPr/>
+        <w:tc>
+          <w:tcPr>
+            <w:tcW w:w="841" w:type="dxa"/>
+            <w:tcBorders/>
+            <w:vAlign w:val="center"/>
+          </w:tcPr>
+          <w:p>
+            <w:pPr>
+              <w:pStyle w:val="TableContents"/>
+              <w:rPr/>
+            </w:pPr>
+            <w:r>
+              <w:rPr>
+                <w:rStyle w:val="SourceText"/>
+              </w:rPr>
+              <w:t>2'b10</w:t>
+            </w:r>
+          </w:p>
+        </w:tc>
+        <w:tc>
+          <w:tcPr>
+            <w:tcW w:w="837" w:type="dxa"/>
+            <w:tcBorders/>
+            <w:vAlign w:val="center"/>
+          </w:tcPr>
+          <w:p>
+            <w:pPr>
+              <w:pStyle w:val="TableContents"/>
+              <w:rPr/>
+            </w:pPr>
+            <w:r>
+              <w:rPr/>
+              <w:t>10</w:t>
+            </w:r>
+          </w:p>
+        </w:tc>
+      </w:tr>
+      <w:tr>
+        <w:trPr/>
+        <w:tc>
+          <w:tcPr>
+            <w:tcW w:w="841" w:type="dxa"/>
+            <w:tcBorders/>
+            <w:vAlign w:val="center"/>
+          </w:tcPr>
+          <w:p>
+            <w:pPr>
+              <w:pStyle w:val="TableContents"/>
+              <w:rPr/>
+            </w:pPr>
+            <w:r>
+              <w:rPr>
+                <w:rStyle w:val="SourceText"/>
+              </w:rPr>
+              <w:t>2'b11</w:t>
+            </w:r>
+          </w:p>
+        </w:tc>
+        <w:tc>
+          <w:tcPr>
+            <w:tcW w:w="837" w:type="dxa"/>
+            <w:tcBorders/>
+            <w:vAlign w:val="center"/>
+          </w:tcPr>
+          <w:p>
+            <w:pPr>
+              <w:pStyle w:val="TableContents"/>
+              <w:rPr/>
+            </w:pPr>
+            <w:r>
+              <w:rPr/>
+              <w:t>11</w:t>
+            </w:r>
+          </w:p>
+        </w:tc>
+      </w:tr>
+    </w:tbl>
+    <w:p>
+      <w:pPr>
+        <w:pStyle w:val="BodyText"/>
+        <w:rPr>
+          <w:rStyle w:val="SourceText"/>
+        </w:rPr>
+      </w:pPr>
+      <w:r>
+        <w:rPr/>
+      </w:r>
+    </w:p>
+    <w:p>
+      <w:pPr>
+        <w:pStyle w:val="Heading1"/>
+        <w:numPr>
+          <w:ilvl w:val="0"/>
+          <w:numId w:val="1"/>
+        </w:numPr>
+        <w:ind w:hanging="0" w:left="0"/>
+        <w:rPr/>
+      </w:pPr>
+      <w:r>
+        <w:rPr>
+          <w:rStyle w:val="SourceText"/>
+        </w:rPr>
+        <w:t>#10 là gì?</w:t>
+      </w:r>
+    </w:p>
+    <w:p>
+      <w:pPr>
+        <w:pStyle w:val="PreformattedText"/>
+        <w:rPr/>
+      </w:pPr>
+      <w:bookmarkStart w:id="27" w:name="code-block-viewer_Copy_3"/>
+      <w:bookmarkEnd w:id="27"/>
+      <w:r>
+        <w:rPr>
+          <w:rStyle w:val="SourceText"/>
+        </w:rPr>
+        <w:t>sel = 2'b00;</w:t>
+      </w:r>
+    </w:p>
+    <w:p>
+      <w:pPr>
+        <w:sectPr>
+          <w:type w:val="continuous"/>
+          <w:pgSz w:w="12240" w:h="15840"/>
+          <w:pgMar w:left="1134" w:right="1134" w:gutter="0" w:header="0" w:top="1134" w:footer="0" w:bottom="1134"/>
+          <w:formProt w:val="false"/>
+          <w:textDirection w:val="lrTb"/>
+          <w:docGrid w:type="default" w:linePitch="100" w:charSpace="0"/>
+        </w:sectPr>
+      </w:pPr>
+    </w:p>
+    <w:p>
+      <w:pPr>
+        <w:pStyle w:val="PreformattedText"/>
+        <w:spacing w:before="0" w:after="283"/>
+        <w:rPr/>
+      </w:pPr>
+      <w:r>
+        <w:rPr>
+          <w:rStyle w:val="SourceText"/>
+        </w:rPr>
+        <w:t>#10;</w:t>
+      </w:r>
+    </w:p>
+    <w:p>
+      <w:pPr>
+        <w:sectPr>
+          <w:type w:val="continuous"/>
+          <w:pgSz w:w="12240" w:h="15840"/>
+          <w:pgMar w:left="1134" w:right="1134" w:gutter="0" w:header="0" w:top="1134" w:footer="0" w:bottom="1134"/>
+          <w:formProt w:val="false"/>
+          <w:textDirection w:val="lrTb"/>
+          <w:docGrid w:type="default" w:linePitch="100" w:charSpace="0"/>
+        </w:sectPr>
+      </w:pPr>
+    </w:p>
+    <w:p>
+      <w:pPr>
+        <w:pStyle w:val="BodyText"/>
+        <w:rPr/>
+      </w:pPr>
+      <w:r>
+        <w:rPr>
+          <w:rStyle w:val="SourceText"/>
+        </w:rPr>
+        <w:t>có nghĩa là</w:t>
+      </w:r>
+    </w:p>
+    <w:p>
+      <w:pPr>
+        <w:pStyle w:val="BlockQuotation"/>
+        <w:rPr/>
+      </w:pPr>
+      <w:r>
+        <w:rPr/>
+        <w:t xml:space="preserve">Gán </w:t>
+      </w:r>
+      <w:r>
+        <w:rPr>
+          <w:rStyle w:val="SourceText"/>
+        </w:rPr>
+        <w:t>sel = 00</w:t>
+      </w:r>
+      <w:r>
+        <w:rPr/>
+        <w:t xml:space="preserve">, </w:t>
       </w:r>
       <w:r>
         <w:rPr>
           <w:rStyle w:val="Strong"/>
-          <w:rFonts w:ascii="Liberation Mono" w:hAnsi="Liberation Mono" w:cs="Liberation Mono"/>
-          <w:sz w:val="20"/>
-          <w:szCs w:val="20"/>
-        </w:rPr>
-        <w:t xml:space="preserve">không dùng </w:t>
-      </w:r>
-      <w:r>
-        <w:rPr>
-          <w:rStyle w:val="SourceText"/>
-          <w:sz w:val="20"/>
-          <w:szCs w:val="20"/>
-        </w:rPr>
-        <w:t>assign</w:t>
-      </w:r>
-      <w:r>
-        <w:rPr>
-          <w:rFonts w:ascii="Liberation Mono" w:hAnsi="Liberation Mono" w:cs="Liberation Mono"/>
-          <w:sz w:val="20"/>
-          <w:szCs w:val="20"/>
-        </w:rPr>
-        <w:t>, chỉ được gọi các module con.</w:t>
-      </w:r>
-    </w:p>
-    <w:p>
-      <w:pPr>
-        <w:pStyle w:val="PreformattedText"/>
-        <w:spacing w:after="140" w:line="276" w:lineRule="auto"/>
-      </w:pPr>
-    </w:p>
-    <w:p>
-      <w:pPr>
-        <w:pStyle w:val="PreformattedText"/>
-        <w:spacing w:after="140" w:line="276" w:lineRule="auto"/>
-      </w:pPr>
-      <w:r>
-        <w:t>module top (</w:t>
-      </w:r>
-    </w:p>
-    <w:p>
-      <w:pPr>
-        <w:pStyle w:val="PreformattedText"/>
-        <w:spacing w:after="140" w:line="276" w:lineRule="auto"/>
-      </w:pPr>
-      <w:r>
-        <w:tab/>
-        <w:t>input a,</w:t>
-      </w:r>
-    </w:p>
-    <w:p>
-      <w:pPr>
-        <w:pStyle w:val="PreformattedText"/>
-        <w:spacing w:after="140" w:line="276" w:lineRule="auto"/>
-      </w:pPr>
-      <w:r>
-        <w:lastRenderedPageBreak/>
-        <w:tab/>
-        <w:t>input b,</w:t>
-      </w:r>
-    </w:p>
-    <w:p>
-      <w:pPr>
-        <w:pStyle w:val="PreformattedText"/>
-        <w:spacing w:after="140" w:line="276" w:lineRule="auto"/>
-      </w:pPr>
-      <w:r>
-        <w:tab/>
-        <w:t>input c,</w:t>
-      </w:r>
-    </w:p>
-    <w:p>
-      <w:pPr>
-        <w:pStyle w:val="PreformattedText"/>
-        <w:spacing w:after="140" w:line="276" w:lineRule="auto"/>
-      </w:pPr>
-      <w:r>
-        <w:tab/>
-        <w:t>output y</w:t>
-      </w:r>
-    </w:p>
-    <w:p>
-      <w:pPr>
-        <w:pStyle w:val="PreformattedText"/>
-        <w:spacing w:after="140" w:line="276" w:lineRule="auto"/>
-      </w:pPr>
-      <w:r>
-        <w:t>);</w:t>
-      </w:r>
-    </w:p>
-    <w:p>
-      <w:pPr>
-        <w:pStyle w:val="PreformattedText"/>
-        <w:spacing w:after="140" w:line="276" w:lineRule="auto"/>
-      </w:pPr>
-      <w:r>
-        <w:t>wire t1;</w:t>
-      </w:r>
-    </w:p>
-    <w:p>
-      <w:pPr>
-        <w:pStyle w:val="PreformattedText"/>
-        <w:spacing w:after="140" w:line="276" w:lineRule="auto"/>
-      </w:pPr>
-      <w:r>
-        <w:t>and_gate u1(</w:t>
-      </w:r>
-      <w:r>
-        <w:br/>
-      </w:r>
-      <w:r>
-        <w:tab/>
-        <w:t>.a(a),</w:t>
-      </w:r>
-      <w:r>
-        <w:br/>
-      </w:r>
-      <w:r>
-        <w:tab/>
-        <w:t>.b(b),</w:t>
-      </w:r>
-      <w:r>
-        <w:br/>
-      </w:r>
-      <w:r>
-        <w:tab/>
-        <w:t>.y(t1)</w:t>
-      </w:r>
-      <w:r>
-        <w:br/>
-        <w:t xml:space="preserve">); </w:t>
-      </w:r>
-    </w:p>
-    <w:p>
-      <w:pPr>
-        <w:pStyle w:val="PreformattedText"/>
-        <w:spacing w:after="140" w:line="276" w:lineRule="auto"/>
-      </w:pPr>
-    </w:p>
-    <w:p>
-      <w:pPr>
-        <w:pStyle w:val="PreformattedText"/>
-        <w:spacing w:after="140" w:line="276" w:lineRule="auto"/>
-      </w:pPr>
-      <w:r>
-        <w:t>wire t2;</w:t>
-      </w:r>
-    </w:p>
-    <w:p>
-      <w:pPr>
-        <w:pStyle w:val="PreformattedText"/>
-        <w:spacing w:after="140" w:line="276" w:lineRule="auto"/>
-      </w:pPr>
-      <w:r>
-        <w:t>or_gate u2(</w:t>
-      </w:r>
-    </w:p>
-    <w:p>
-      <w:pPr>
-        <w:pStyle w:val="PreformattedText"/>
-        <w:spacing w:after="140" w:line="276" w:lineRule="auto"/>
-      </w:pPr>
-      <w:r>
-        <w:tab/>
-        <w:t>.a(t1),</w:t>
-      </w:r>
-    </w:p>
-    <w:p>
-      <w:pPr>
-        <w:pStyle w:val="PreformattedText"/>
-        <w:spacing w:after="140" w:line="276" w:lineRule="auto"/>
-      </w:pPr>
-      <w:r>
-        <w:tab/>
-        <w:t>.b(c),</w:t>
-      </w:r>
-    </w:p>
-    <w:p>
-      <w:pPr>
-        <w:pStyle w:val="PreformattedText"/>
-        <w:spacing w:after="140" w:line="276" w:lineRule="auto"/>
-      </w:pPr>
-      <w:r>
-        <w:tab/>
-        <w:t>.y(y)</w:t>
-      </w:r>
-    </w:p>
-    <w:p>
-      <w:pPr>
-        <w:pStyle w:val="PreformattedText"/>
-        <w:spacing w:after="140" w:line="276" w:lineRule="auto"/>
-      </w:pPr>
-      <w:r>
-        <w:t>);</w:t>
-      </w:r>
-    </w:p>
-    <w:p>
-      <w:pPr>
-        <w:pStyle w:val="PreformattedText"/>
-        <w:spacing w:after="140" w:line="276" w:lineRule="auto"/>
-      </w:pPr>
-      <w:r>
-        <w:t>endmodule</w:t>
-      </w:r>
-    </w:p>
-    <w:p>
-      <w:pPr>
-        <w:pStyle w:val="PreformattedText"/>
-        <w:spacing w:after="140" w:line="276" w:lineRule="auto"/>
-      </w:pPr>
-    </w:p>
-    <w:p>
-      <w:pPr>
-        <w:pStyle w:val="PreformattedText"/>
-        <w:spacing w:after="140" w:line="276" w:lineRule="auto"/>
-        <w:rPr>
-          <w:rStyle w:val="SourceText"/>
-        </w:rPr>
-      </w:pPr>
-    </w:p>
-    <w:p>
-      <w:pPr>
-        <w:pStyle w:val="PreformattedText"/>
-        <w:spacing w:after="140" w:line="276" w:lineRule="auto"/>
-        <w:rPr>
-          <w:rStyle w:val="SourceText"/>
-        </w:rPr>
-      </w:pPr>
-    </w:p>
-    <w:p>
-      <w:pPr>
-        <w:pStyle w:val="PreformattedText"/>
-        <w:spacing w:after="140" w:line="276" w:lineRule="auto"/>
-        <w:rPr>
-          <w:rStyle w:val="SourceText"/>
-        </w:rPr>
-      </w:pPr>
-    </w:p>
-    <w:p>
-      <w:pPr>
-        <w:pStyle w:val="PreformattedText"/>
-        <w:spacing w:after="140" w:line="276" w:lineRule="auto"/>
-        <w:rPr>
-          <w:rStyle w:val="SourceText"/>
-        </w:rPr>
-      </w:pPr>
-    </w:p>
-    <w:p>
-      <w:pPr>
-        <w:pStyle w:val="PreformattedText"/>
-        <w:spacing w:after="140" w:line="276" w:lineRule="auto"/>
-        <w:rPr>
-          <w:rStyle w:val="SourceText"/>
-        </w:rPr>
-      </w:pPr>
-    </w:p>
-    <w:p>
-      <w:pPr>
-        <w:pStyle w:val="PreformattedText"/>
-        <w:spacing w:after="140" w:line="276" w:lineRule="auto"/>
-        <w:rPr>
-          <w:rStyle w:val="SourceText"/>
-        </w:rPr>
-      </w:pPr>
-    </w:p>
-    <w:p>
-      <w:pPr>
-        <w:pStyle w:val="PreformattedText"/>
-        <w:spacing w:after="140" w:line="276" w:lineRule="auto"/>
-        <w:rPr>
-          <w:rStyle w:val="SourceText"/>
-        </w:rPr>
-      </w:pPr>
+        </w:rPr>
+        <w:t>đợi 10 đơn vị thời gian</w:t>
+      </w:r>
+      <w:r>
+        <w:rPr/>
+        <w:t>, rồi mới chạy lệnh tiếp theo.</w:t>
+      </w:r>
+    </w:p>
+    <w:p>
+      <w:pPr>
+        <w:pStyle w:val="BodyText"/>
+        <w:rPr/>
+      </w:pPr>
+      <w:r>
+        <w:rPr/>
+        <w:t>Nếu file có:</w:t>
+      </w:r>
+    </w:p>
+    <w:p>
+      <w:pPr>
+        <w:sectPr>
+          <w:type w:val="continuous"/>
+          <w:pgSz w:w="12240" w:h="15840"/>
+          <w:pgMar w:left="1134" w:right="1134" w:gutter="0" w:header="0" w:top="1134" w:footer="0" w:bottom="1134"/>
+          <w:formProt w:val="false"/>
+          <w:textDirection w:val="lrTb"/>
+          <w:docGrid w:type="default" w:linePitch="100" w:charSpace="0"/>
+        </w:sectPr>
+      </w:pPr>
+    </w:p>
+    <w:p>
+      <w:pPr>
+        <w:pStyle w:val="PreformattedText"/>
+        <w:spacing w:before="0" w:after="283"/>
+        <w:ind w:hanging="0" w:left="0" w:right="0"/>
+        <w:rPr/>
+      </w:pPr>
+      <w:bookmarkStart w:id="28" w:name="code-block-viewer_Copy_4"/>
+      <w:bookmarkEnd w:id="28"/>
+      <w:r>
+        <w:rPr>
+          <w:rStyle w:val="SourceText"/>
+        </w:rPr>
+        <w:t>`timescale 1ns/1ps</w:t>
+      </w:r>
+    </w:p>
+    <w:p>
+      <w:pPr>
+        <w:sectPr>
+          <w:type w:val="continuous"/>
+          <w:pgSz w:w="12240" w:h="15840"/>
+          <w:pgMar w:left="1134" w:right="1134" w:gutter="0" w:header="0" w:top="1134" w:footer="0" w:bottom="1134"/>
+          <w:formProt w:val="false"/>
+          <w:textDirection w:val="lrTb"/>
+          <w:docGrid w:type="default" w:linePitch="100" w:charSpace="0"/>
+        </w:sectPr>
+      </w:pPr>
+    </w:p>
+    <w:p>
+      <w:pPr>
+        <w:pStyle w:val="BodyText"/>
+        <w:rPr/>
+      </w:pPr>
+      <w:r>
+        <w:rPr/>
+        <w:t>thì</w:t>
+      </w:r>
+    </w:p>
+    <w:p>
+      <w:pPr>
+        <w:sectPr>
+          <w:type w:val="continuous"/>
+          <w:pgSz w:w="12240" w:h="15840"/>
+          <w:pgMar w:left="1134" w:right="1134" w:gutter="0" w:header="0" w:top="1134" w:footer="0" w:bottom="1134"/>
+          <w:formProt w:val="false"/>
+          <w:textDirection w:val="lrTb"/>
+          <w:docGrid w:type="default" w:linePitch="100" w:charSpace="0"/>
+        </w:sectPr>
+      </w:pPr>
+    </w:p>
+    <w:p>
+      <w:pPr>
+        <w:pStyle w:val="PreformattedText"/>
+        <w:spacing w:before="0" w:after="283"/>
+        <w:ind w:hanging="0" w:left="0" w:right="0"/>
+        <w:rPr/>
+      </w:pPr>
+      <w:bookmarkStart w:id="29" w:name="code-block-viewer_Copy_5"/>
+      <w:bookmarkEnd w:id="29"/>
+      <w:r>
+        <w:rPr>
+          <w:rStyle w:val="SourceText"/>
+        </w:rPr>
+        <w:t>#10 = 10 ns</w:t>
+      </w:r>
+    </w:p>
+    <w:p>
+      <w:pPr>
+        <w:sectPr>
+          <w:type w:val="continuous"/>
+          <w:pgSz w:w="12240" w:h="15840"/>
+          <w:pgMar w:left="1134" w:right="1134" w:gutter="0" w:header="0" w:top="1134" w:footer="0" w:bottom="1134"/>
+          <w:formProt w:val="false"/>
+          <w:textDirection w:val="lrTb"/>
+          <w:docGrid w:type="default" w:linePitch="100" w:charSpace="0"/>
+        </w:sectPr>
+      </w:pPr>
+    </w:p>
+    <w:p>
+      <w:pPr>
+        <w:pStyle w:val="BodyText"/>
+        <w:rPr>
+          <w:rStyle w:val="SourceText"/>
+        </w:rPr>
+      </w:pPr>
+      <w:r>
+        <w:rPr/>
+      </w:r>
+    </w:p>
+    <w:p>
+      <w:pPr>
+        <w:pStyle w:val="PreformattedText"/>
+        <w:spacing w:lineRule="auto" w:line="276" w:before="0" w:after="140"/>
+        <w:rPr>
+          <w:rStyle w:val="SourceText"/>
+        </w:rPr>
+      </w:pPr>
+      <w:r>
+        <w:rPr/>
+      </w:r>
     </w:p>
     <w:sectPr>
       <w:type w:val="continuous"/>
       <w:pgSz w:w="12240" w:h="15840"/>
-      <w:pgMar w:top="1134" w:right="1134" w:bottom="1134" w:left="1134" w:header="0" w:footer="0" w:gutter="0"/>
-      <w:cols w:space="720"/>
-      <w:formProt w:val="0"/>
+      <w:pgMar w:left="1134" w:right="1134" w:gutter="0" w:header="0" w:top="1134" w:footer="0" w:bottom="1134"/>
+      <w:formProt w:val="false"/>
+      <w:textDirection w:val="lrTb"/>
+      <w:docGrid w:type="default" w:linePitch="100" w:charSpace="0"/>
     </w:sectPr>
   </w:body>
 </w:document>
 </file>
 
 <file path=word/numbering.xml><?xml version="1.0" encoding="utf-8"?>
-<w:numbering xmlns:wpc="http://schemas.microsoft.com/office/word/2010/wordprocessingCanvas" xmlns:cx="http://schemas.microsoft.com/office/drawing/2014/chartex" xmlns:cx1="http://schemas.microsoft.com/office/drawing/2015/9/8/chartex" xmlns:cx2="http://schemas.microsoft.com/office/drawing/2015/10/21/chartex" xmlns:cx3="http://schemas.microsoft.com/office/drawing/2016/5/9/chartex" xmlns:cx4="http://schemas.microsoft.com/office/drawing/2016/5/10/chartex" xmlns:cx5="http://schemas.microsoft.com/office/drawing/2016/5/11/chartex" xmlns:cx6="http://schemas.microsoft.com/office/drawing/2016/5/12/chartex" xmlns:cx7="http://schemas.microsoft.com/office/drawing/2016/5/13/chartex" xmlns:cx8="http://schemas.microsoft.com/office/drawing/2016/5/14/chartex" xmlns:mc="http://schemas.openxmlformats.org/markup-compatibility/2006" xmlns:aink="http://schemas.microsoft.com/office/drawing/2016/ink" xmlns:am3d="http://schemas.microsoft.com/office/drawing/2017/model3d" xmlns:o="urn:schemas-microsoft-com:office:office" xmlns:oel="http://schemas.microsoft.com/office/2019/extlst" xmlns:r="http://schemas.openxmlformats.org/officeDocument/2006/relationships" xmlns:m="http://schemas.openxmlformats.org/officeDocument/2006/math" xmlns:v="urn:schemas-microsoft-com:vml" xmlns:wp14="http://schemas.microsoft.com/office/word/2010/wordprocessingDrawing" xmlns:wp="http://schemas.openxmlformats.org/drawingml/2006/wordprocessingDrawing" xmlns:w10="urn:schemas-microsoft-com:office:word" xmlns:w="http://schemas.openxmlformats.org/wordprocessingml/2006/main" xmlns:w14="http://schemas.microsoft.com/office/word/2010/wordml" xmlns:w15="http://schemas.microsoft.com/office/word/2012/wordml" xmlns:w16cex="http://schemas.microsoft.com/office/word/2018/wordml/cex" xmlns:w16cid="http://schemas.microsoft.com/office/word/2016/wordml/cid" xmlns:w16="http://schemas.microsoft.com/office/word/2018/wordml" xmlns:w16du="http://schemas.microsoft.com/office/word/2023/wordml/word16du" xmlns:w16sdtdh="http://schemas.microsoft.com/office/word/2020/wordml/sdtdatahash" xmlns:w16sdtfl="http://schemas.microsoft.com/office/word/2024/wordml/sdtformatlock" xmlns:w16se="http://schemas.microsoft.com/office/word/2015/wordml/symex" xmlns:wpg="http://schemas.microsoft.com/office/word/2010/wordprocessingGroup" xmlns:wpi="http://schemas.microsoft.com/office/word/2010/wordprocessingInk" xmlns:wne="http://schemas.microsoft.com/office/word/2006/wordml" xmlns:wps="http://schemas.microsoft.com/office/word/2010/wordprocessingShape" mc:Ignorable="w14 w15 w16se w16cid w16 w16cex w16sdtdh w16sdtfl w16du wp14">
-  <w:abstractNum w:abstractNumId="0" w15:restartNumberingAfterBreak="0">
-    <w:nsid w:val="0D1043B8"/>
-    <w:multiLevelType w:val="multilevel"/>
-    <w:tmpl w:val="521EB2BE"/>
+<w:numbering xmlns:w="http://schemas.openxmlformats.org/wordprocessingml/2006/main" xmlns:o="urn:schemas-microsoft-com:office:office" xmlns:r="http://schemas.openxmlformats.org/officeDocument/2006/relationships" xmlns:v="urn:schemas-microsoft-com:vml" xmlns:mc="http://schemas.openxmlformats.org/markup-compatibility/2006" xmlns:w14="http://schemas.microsoft.com/office/word/2010/wordml" mc:Ignorable="w14">
+  <w:abstractNum w:abstractNumId="1">
+    <w:lvl w:ilvl="0">
+      <w:start w:val="1"/>
+      <w:numFmt w:val="decimal"/>
+      <w:suff w:val="nothing"/>
+      <w:lvlText w:val="%1)"/>
+      <w:lvlJc w:val="left"/>
+      <w:pPr>
+        <w:tabs>
+          <w:tab w:val="num" w:pos="0"/>
+        </w:tabs>
+        <w:ind w:left="0" w:hanging="0"/>
+      </w:pPr>
+      <w:rPr/>
+    </w:lvl>
+    <w:lvl w:ilvl="1">
+      <w:start w:val="1"/>
+      <w:numFmt w:val="none"/>
+      <w:suff w:val="nothing"/>
+      <w:lvlText w:val=""/>
+      <w:lvlJc w:val="left"/>
+      <w:pPr>
+        <w:tabs>
+          <w:tab w:val="num" w:pos="0"/>
+        </w:tabs>
+        <w:ind w:left="0" w:hanging="0"/>
+      </w:pPr>
+      <w:rPr/>
+    </w:lvl>
+    <w:lvl w:ilvl="2">
+      <w:start w:val="1"/>
+      <w:numFmt w:val="none"/>
+      <w:suff w:val="nothing"/>
+      <w:lvlText w:val=""/>
+      <w:lvlJc w:val="left"/>
+      <w:pPr>
+        <w:tabs>
+          <w:tab w:val="num" w:pos="0"/>
+        </w:tabs>
+        <w:ind w:left="0" w:hanging="0"/>
+      </w:pPr>
+      <w:rPr/>
+    </w:lvl>
+    <w:lvl w:ilvl="3">
+      <w:start w:val="1"/>
+      <w:numFmt w:val="none"/>
+      <w:suff w:val="nothing"/>
+      <w:lvlText w:val=""/>
+      <w:lvlJc w:val="left"/>
+      <w:pPr>
+        <w:tabs>
+          <w:tab w:val="num" w:pos="0"/>
+        </w:tabs>
+        <w:ind w:left="0" w:hanging="0"/>
+      </w:pPr>
+      <w:rPr/>
+    </w:lvl>
+    <w:lvl w:ilvl="4">
+      <w:start w:val="1"/>
+      <w:numFmt w:val="none"/>
+      <w:suff w:val="nothing"/>
+      <w:lvlText w:val=""/>
+      <w:lvlJc w:val="left"/>
+      <w:pPr>
+        <w:tabs>
+          <w:tab w:val="num" w:pos="0"/>
+        </w:tabs>
+        <w:ind w:left="0" w:hanging="0"/>
+      </w:pPr>
+      <w:rPr/>
+    </w:lvl>
+    <w:lvl w:ilvl="5">
+      <w:start w:val="1"/>
+      <w:numFmt w:val="none"/>
+      <w:suff w:val="nothing"/>
+      <w:lvlText w:val=""/>
+      <w:lvlJc w:val="left"/>
+      <w:pPr>
+        <w:tabs>
+          <w:tab w:val="num" w:pos="0"/>
+        </w:tabs>
+        <w:ind w:left="0" w:hanging="0"/>
+      </w:pPr>
+      <w:rPr/>
+    </w:lvl>
+    <w:lvl w:ilvl="6">
+      <w:start w:val="1"/>
+      <w:numFmt w:val="none"/>
+      <w:suff w:val="nothing"/>
+      <w:lvlText w:val=""/>
+      <w:lvlJc w:val="left"/>
+      <w:pPr>
+        <w:tabs>
+          <w:tab w:val="num" w:pos="0"/>
+        </w:tabs>
+        <w:ind w:left="0" w:hanging="0"/>
+      </w:pPr>
+      <w:rPr/>
+    </w:lvl>
+    <w:lvl w:ilvl="7">
+      <w:start w:val="1"/>
+      <w:numFmt w:val="none"/>
+      <w:suff w:val="nothing"/>
+      <w:lvlText w:val=""/>
+      <w:lvlJc w:val="left"/>
+      <w:pPr>
+        <w:tabs>
+          <w:tab w:val="num" w:pos="0"/>
+        </w:tabs>
+        <w:ind w:left="0" w:hanging="0"/>
+      </w:pPr>
+      <w:rPr/>
+    </w:lvl>
+    <w:lvl w:ilvl="8">
+      <w:start w:val="1"/>
+      <w:numFmt w:val="none"/>
+      <w:suff w:val="nothing"/>
+      <w:lvlText w:val=""/>
+      <w:lvlJc w:val="left"/>
+      <w:pPr>
+        <w:tabs>
+          <w:tab w:val="num" w:pos="0"/>
+        </w:tabs>
+        <w:ind w:left="0" w:hanging="0"/>
+      </w:pPr>
+      <w:rPr/>
+    </w:lvl>
+  </w:abstractNum>
+  <w:abstractNum w:abstractNumId="2">
     <w:lvl w:ilvl="0">
       <w:start w:val="1"/>
       <w:numFmt w:val="bullet"/>
@@ -6078,10 +7803,7 @@
       </w:rPr>
     </w:lvl>
   </w:abstractNum>
-  <w:abstractNum w:abstractNumId="1" w15:restartNumberingAfterBreak="0">
-    <w:nsid w:val="249177DF"/>
-    <w:multiLevelType w:val="multilevel"/>
-    <w:tmpl w:val="142E6844"/>
+  <w:abstractNum w:abstractNumId="3">
     <w:lvl w:ilvl="0">
       <w:start w:val="1"/>
       <w:numFmt w:val="bullet"/>
@@ -6218,10 +7940,7 @@
       </w:rPr>
     </w:lvl>
   </w:abstractNum>
-  <w:abstractNum w:abstractNumId="2" w15:restartNumberingAfterBreak="0">
-    <w:nsid w:val="3DF366C7"/>
-    <w:multiLevelType w:val="multilevel"/>
-    <w:tmpl w:val="74B000A0"/>
+  <w:abstractNum w:abstractNumId="4">
     <w:lvl w:ilvl="0">
       <w:start w:val="1"/>
       <w:numFmt w:val="bullet"/>
@@ -6358,10 +8077,7 @@
       </w:rPr>
     </w:lvl>
   </w:abstractNum>
-  <w:abstractNum w:abstractNumId="3" w15:restartNumberingAfterBreak="0">
-    <w:nsid w:val="45F63A8D"/>
-    <w:multiLevelType w:val="multilevel"/>
-    <w:tmpl w:val="FB84AC32"/>
+  <w:abstractNum w:abstractNumId="5">
     <w:lvl w:ilvl="0">
       <w:start w:val="1"/>
       <w:numFmt w:val="bullet"/>
@@ -6498,133 +8214,7 @@
       </w:rPr>
     </w:lvl>
   </w:abstractNum>
-  <w:abstractNum w:abstractNumId="4" w15:restartNumberingAfterBreak="0">
-    <w:nsid w:val="4E2F168C"/>
-    <w:multiLevelType w:val="multilevel"/>
-    <w:tmpl w:val="4BF2F5D6"/>
-    <w:lvl w:ilvl="0">
-      <w:start w:val="1"/>
-      <w:numFmt w:val="none"/>
-      <w:pStyle w:val="Heading1"/>
-      <w:suff w:val="nothing"/>
-      <w:lvlText w:val=""/>
-      <w:lvlJc w:val="left"/>
-      <w:pPr>
-        <w:tabs>
-          <w:tab w:val="num" w:pos="0"/>
-        </w:tabs>
-        <w:ind w:left="0" w:firstLine="0"/>
-      </w:pPr>
-    </w:lvl>
-    <w:lvl w:ilvl="1">
-      <w:start w:val="1"/>
-      <w:numFmt w:val="none"/>
-      <w:suff w:val="nothing"/>
-      <w:lvlText w:val=""/>
-      <w:lvlJc w:val="left"/>
-      <w:pPr>
-        <w:tabs>
-          <w:tab w:val="num" w:pos="0"/>
-        </w:tabs>
-        <w:ind w:left="0" w:firstLine="0"/>
-      </w:pPr>
-    </w:lvl>
-    <w:lvl w:ilvl="2">
-      <w:start w:val="1"/>
-      <w:numFmt w:val="none"/>
-      <w:suff w:val="nothing"/>
-      <w:lvlText w:val=""/>
-      <w:lvlJc w:val="left"/>
-      <w:pPr>
-        <w:tabs>
-          <w:tab w:val="num" w:pos="0"/>
-        </w:tabs>
-        <w:ind w:left="0" w:firstLine="0"/>
-      </w:pPr>
-    </w:lvl>
-    <w:lvl w:ilvl="3">
-      <w:start w:val="1"/>
-      <w:numFmt w:val="none"/>
-      <w:suff w:val="nothing"/>
-      <w:lvlText w:val=""/>
-      <w:lvlJc w:val="left"/>
-      <w:pPr>
-        <w:tabs>
-          <w:tab w:val="num" w:pos="0"/>
-        </w:tabs>
-        <w:ind w:left="0" w:firstLine="0"/>
-      </w:pPr>
-    </w:lvl>
-    <w:lvl w:ilvl="4">
-      <w:start w:val="1"/>
-      <w:numFmt w:val="none"/>
-      <w:suff w:val="nothing"/>
-      <w:lvlText w:val=""/>
-      <w:lvlJc w:val="left"/>
-      <w:pPr>
-        <w:tabs>
-          <w:tab w:val="num" w:pos="0"/>
-        </w:tabs>
-        <w:ind w:left="0" w:firstLine="0"/>
-      </w:pPr>
-    </w:lvl>
-    <w:lvl w:ilvl="5">
-      <w:start w:val="1"/>
-      <w:numFmt w:val="none"/>
-      <w:suff w:val="nothing"/>
-      <w:lvlText w:val=""/>
-      <w:lvlJc w:val="left"/>
-      <w:pPr>
-        <w:tabs>
-          <w:tab w:val="num" w:pos="0"/>
-        </w:tabs>
-        <w:ind w:left="0" w:firstLine="0"/>
-      </w:pPr>
-    </w:lvl>
-    <w:lvl w:ilvl="6">
-      <w:start w:val="1"/>
-      <w:numFmt w:val="none"/>
-      <w:suff w:val="nothing"/>
-      <w:lvlText w:val=""/>
-      <w:lvlJc w:val="left"/>
-      <w:pPr>
-        <w:tabs>
-          <w:tab w:val="num" w:pos="0"/>
-        </w:tabs>
-        <w:ind w:left="0" w:firstLine="0"/>
-      </w:pPr>
-    </w:lvl>
-    <w:lvl w:ilvl="7">
-      <w:start w:val="1"/>
-      <w:numFmt w:val="none"/>
-      <w:suff w:val="nothing"/>
-      <w:lvlText w:val=""/>
-      <w:lvlJc w:val="left"/>
-      <w:pPr>
-        <w:tabs>
-          <w:tab w:val="num" w:pos="0"/>
-        </w:tabs>
-        <w:ind w:left="0" w:firstLine="0"/>
-      </w:pPr>
-    </w:lvl>
-    <w:lvl w:ilvl="8">
-      <w:start w:val="1"/>
-      <w:numFmt w:val="none"/>
-      <w:suff w:val="nothing"/>
-      <w:lvlText w:val=""/>
-      <w:lvlJc w:val="left"/>
-      <w:pPr>
-        <w:tabs>
-          <w:tab w:val="num" w:pos="0"/>
-        </w:tabs>
-        <w:ind w:left="0" w:firstLine="0"/>
-      </w:pPr>
-    </w:lvl>
-  </w:abstractNum>
-  <w:abstractNum w:abstractNumId="5" w15:restartNumberingAfterBreak="0">
-    <w:nsid w:val="613E65FA"/>
-    <w:multiLevelType w:val="multilevel"/>
-    <w:tmpl w:val="E0A22B20"/>
+  <w:abstractNum w:abstractNumId="6">
     <w:lvl w:ilvl="0">
       <w:start w:val="1"/>
       <w:numFmt w:val="bullet"/>
@@ -6761,10 +8351,7 @@
       </w:rPr>
     </w:lvl>
   </w:abstractNum>
-  <w:abstractNum w:abstractNumId="6" w15:restartNumberingAfterBreak="0">
-    <w:nsid w:val="698D23AB"/>
-    <w:multiLevelType w:val="multilevel"/>
-    <w:tmpl w:val="334AF800"/>
+  <w:abstractNum w:abstractNumId="7">
     <w:lvl w:ilvl="0">
       <w:start w:val="1"/>
       <w:numFmt w:val="bullet"/>
@@ -6901,10 +8488,7 @@
       </w:rPr>
     </w:lvl>
   </w:abstractNum>
-  <w:abstractNum w:abstractNumId="7" w15:restartNumberingAfterBreak="0">
-    <w:nsid w:val="798F270C"/>
-    <w:multiLevelType w:val="multilevel"/>
-    <w:tmpl w:val="674A0D12"/>
+  <w:abstractNum w:abstractNumId="8">
     <w:lvl w:ilvl="0">
       <w:start w:val="1"/>
       <w:numFmt w:val="bullet"/>
@@ -7041,39 +8625,301 @@
       </w:rPr>
     </w:lvl>
   </w:abstractNum>
-  <w:num w:numId="1" w16cid:durableId="1343968780">
+  <w:abstractNum w:abstractNumId="9">
+    <w:lvl w:ilvl="0">
+      <w:start w:val="1"/>
+      <w:numFmt w:val="bullet"/>
+      <w:lvlText w:val=""/>
+      <w:lvlJc w:val="left"/>
+      <w:pPr>
+        <w:tabs>
+          <w:tab w:val="num" w:pos="709"/>
+        </w:tabs>
+        <w:ind w:left="709" w:hanging="283"/>
+      </w:pPr>
+      <w:rPr>
+        <w:rFonts w:ascii="Symbol" w:hAnsi="Symbol" w:cs="Symbol" w:hint="default"/>
+      </w:rPr>
+    </w:lvl>
+    <w:lvl w:ilvl="1">
+      <w:start w:val="1"/>
+      <w:numFmt w:val="bullet"/>
+      <w:lvlText w:val=""/>
+      <w:lvlJc w:val="left"/>
+      <w:pPr>
+        <w:tabs>
+          <w:tab w:val="num" w:pos="1418"/>
+        </w:tabs>
+        <w:ind w:left="1418" w:hanging="283"/>
+      </w:pPr>
+      <w:rPr>
+        <w:rFonts w:ascii="Symbol" w:hAnsi="Symbol" w:cs="Symbol" w:hint="default"/>
+      </w:rPr>
+    </w:lvl>
+    <w:lvl w:ilvl="2">
+      <w:start w:val="1"/>
+      <w:numFmt w:val="bullet"/>
+      <w:lvlText w:val=""/>
+      <w:lvlJc w:val="left"/>
+      <w:pPr>
+        <w:tabs>
+          <w:tab w:val="num" w:pos="2127"/>
+        </w:tabs>
+        <w:ind w:left="2127" w:hanging="283"/>
+      </w:pPr>
+      <w:rPr>
+        <w:rFonts w:ascii="Symbol" w:hAnsi="Symbol" w:cs="Symbol" w:hint="default"/>
+      </w:rPr>
+    </w:lvl>
+    <w:lvl w:ilvl="3">
+      <w:start w:val="1"/>
+      <w:numFmt w:val="bullet"/>
+      <w:lvlText w:val=""/>
+      <w:lvlJc w:val="left"/>
+      <w:pPr>
+        <w:tabs>
+          <w:tab w:val="num" w:pos="2836"/>
+        </w:tabs>
+        <w:ind w:left="2836" w:hanging="283"/>
+      </w:pPr>
+      <w:rPr>
+        <w:rFonts w:ascii="Symbol" w:hAnsi="Symbol" w:cs="Symbol" w:hint="default"/>
+      </w:rPr>
+    </w:lvl>
+    <w:lvl w:ilvl="4">
+      <w:start w:val="1"/>
+      <w:numFmt w:val="bullet"/>
+      <w:lvlText w:val=""/>
+      <w:lvlJc w:val="left"/>
+      <w:pPr>
+        <w:tabs>
+          <w:tab w:val="num" w:pos="3545"/>
+        </w:tabs>
+        <w:ind w:left="3545" w:hanging="283"/>
+      </w:pPr>
+      <w:rPr>
+        <w:rFonts w:ascii="Symbol" w:hAnsi="Symbol" w:cs="Symbol" w:hint="default"/>
+      </w:rPr>
+    </w:lvl>
+    <w:lvl w:ilvl="5">
+      <w:start w:val="1"/>
+      <w:numFmt w:val="bullet"/>
+      <w:lvlText w:val=""/>
+      <w:lvlJc w:val="left"/>
+      <w:pPr>
+        <w:tabs>
+          <w:tab w:val="num" w:pos="4254"/>
+        </w:tabs>
+        <w:ind w:left="4254" w:hanging="283"/>
+      </w:pPr>
+      <w:rPr>
+        <w:rFonts w:ascii="Symbol" w:hAnsi="Symbol" w:cs="Symbol" w:hint="default"/>
+      </w:rPr>
+    </w:lvl>
+    <w:lvl w:ilvl="6">
+      <w:start w:val="1"/>
+      <w:numFmt w:val="bullet"/>
+      <w:lvlText w:val=""/>
+      <w:lvlJc w:val="left"/>
+      <w:pPr>
+        <w:tabs>
+          <w:tab w:val="num" w:pos="4963"/>
+        </w:tabs>
+        <w:ind w:left="4963" w:hanging="283"/>
+      </w:pPr>
+      <w:rPr>
+        <w:rFonts w:ascii="Symbol" w:hAnsi="Symbol" w:cs="Symbol" w:hint="default"/>
+      </w:rPr>
+    </w:lvl>
+    <w:lvl w:ilvl="7">
+      <w:start w:val="1"/>
+      <w:numFmt w:val="bullet"/>
+      <w:lvlText w:val=""/>
+      <w:lvlJc w:val="left"/>
+      <w:pPr>
+        <w:tabs>
+          <w:tab w:val="num" w:pos="5672"/>
+        </w:tabs>
+        <w:ind w:left="5672" w:hanging="283"/>
+      </w:pPr>
+      <w:rPr>
+        <w:rFonts w:ascii="Symbol" w:hAnsi="Symbol" w:cs="Symbol" w:hint="default"/>
+      </w:rPr>
+    </w:lvl>
+    <w:lvl w:ilvl="8">
+      <w:start w:val="1"/>
+      <w:numFmt w:val="bullet"/>
+      <w:lvlText w:val=""/>
+      <w:lvlJc w:val="left"/>
+      <w:pPr>
+        <w:tabs>
+          <w:tab w:val="num" w:pos="6381"/>
+        </w:tabs>
+        <w:ind w:left="6381" w:hanging="283"/>
+      </w:pPr>
+      <w:rPr>
+        <w:rFonts w:ascii="Symbol" w:hAnsi="Symbol" w:cs="Symbol" w:hint="default"/>
+      </w:rPr>
+    </w:lvl>
+  </w:abstractNum>
+  <w:abstractNum w:abstractNumId="10">
+    <w:lvl w:ilvl="0">
+      <w:start w:val="1"/>
+      <w:numFmt w:val="none"/>
+      <w:suff w:val="nothing"/>
+      <w:lvlText w:val=""/>
+      <w:lvlJc w:val="left"/>
+      <w:pPr>
+        <w:tabs>
+          <w:tab w:val="num" w:pos="0"/>
+        </w:tabs>
+        <w:ind w:left="0" w:hanging="0"/>
+      </w:pPr>
+    </w:lvl>
+    <w:lvl w:ilvl="1">
+      <w:start w:val="1"/>
+      <w:numFmt w:val="none"/>
+      <w:suff w:val="nothing"/>
+      <w:lvlText w:val=""/>
+      <w:lvlJc w:val="left"/>
+      <w:pPr>
+        <w:tabs>
+          <w:tab w:val="num" w:pos="0"/>
+        </w:tabs>
+        <w:ind w:left="0" w:hanging="0"/>
+      </w:pPr>
+    </w:lvl>
+    <w:lvl w:ilvl="2">
+      <w:start w:val="1"/>
+      <w:numFmt w:val="none"/>
+      <w:suff w:val="nothing"/>
+      <w:lvlText w:val=""/>
+      <w:lvlJc w:val="left"/>
+      <w:pPr>
+        <w:tabs>
+          <w:tab w:val="num" w:pos="0"/>
+        </w:tabs>
+        <w:ind w:left="0" w:hanging="0"/>
+      </w:pPr>
+    </w:lvl>
+    <w:lvl w:ilvl="3">
+      <w:start w:val="1"/>
+      <w:numFmt w:val="none"/>
+      <w:suff w:val="nothing"/>
+      <w:lvlText w:val=""/>
+      <w:lvlJc w:val="left"/>
+      <w:pPr>
+        <w:tabs>
+          <w:tab w:val="num" w:pos="0"/>
+        </w:tabs>
+        <w:ind w:left="0" w:hanging="0"/>
+      </w:pPr>
+    </w:lvl>
+    <w:lvl w:ilvl="4">
+      <w:start w:val="1"/>
+      <w:numFmt w:val="none"/>
+      <w:suff w:val="nothing"/>
+      <w:lvlText w:val=""/>
+      <w:lvlJc w:val="left"/>
+      <w:pPr>
+        <w:tabs>
+          <w:tab w:val="num" w:pos="0"/>
+        </w:tabs>
+        <w:ind w:left="0" w:hanging="0"/>
+      </w:pPr>
+    </w:lvl>
+    <w:lvl w:ilvl="5">
+      <w:start w:val="1"/>
+      <w:numFmt w:val="none"/>
+      <w:suff w:val="nothing"/>
+      <w:lvlText w:val=""/>
+      <w:lvlJc w:val="left"/>
+      <w:pPr>
+        <w:tabs>
+          <w:tab w:val="num" w:pos="0"/>
+        </w:tabs>
+        <w:ind w:left="0" w:hanging="0"/>
+      </w:pPr>
+    </w:lvl>
+    <w:lvl w:ilvl="6">
+      <w:start w:val="1"/>
+      <w:numFmt w:val="none"/>
+      <w:suff w:val="nothing"/>
+      <w:lvlText w:val=""/>
+      <w:lvlJc w:val="left"/>
+      <w:pPr>
+        <w:tabs>
+          <w:tab w:val="num" w:pos="0"/>
+        </w:tabs>
+        <w:ind w:left="0" w:hanging="0"/>
+      </w:pPr>
+    </w:lvl>
+    <w:lvl w:ilvl="7">
+      <w:start w:val="1"/>
+      <w:numFmt w:val="none"/>
+      <w:suff w:val="nothing"/>
+      <w:lvlText w:val=""/>
+      <w:lvlJc w:val="left"/>
+      <w:pPr>
+        <w:tabs>
+          <w:tab w:val="num" w:pos="0"/>
+        </w:tabs>
+        <w:ind w:left="0" w:hanging="0"/>
+      </w:pPr>
+    </w:lvl>
+    <w:lvl w:ilvl="8">
+      <w:start w:val="1"/>
+      <w:numFmt w:val="none"/>
+      <w:suff w:val="nothing"/>
+      <w:lvlText w:val=""/>
+      <w:lvlJc w:val="left"/>
+      <w:pPr>
+        <w:tabs>
+          <w:tab w:val="num" w:pos="0"/>
+        </w:tabs>
+        <w:ind w:left="0" w:hanging="0"/>
+      </w:pPr>
+    </w:lvl>
+  </w:abstractNum>
+  <w:num w:numId="1">
+    <w:abstractNumId w:val="1"/>
+  </w:num>
+  <w:num w:numId="2">
+    <w:abstractNumId w:val="2"/>
+  </w:num>
+  <w:num w:numId="3">
+    <w:abstractNumId w:val="3"/>
+  </w:num>
+  <w:num w:numId="4">
     <w:abstractNumId w:val="4"/>
   </w:num>
-  <w:num w:numId="2" w16cid:durableId="1603879427">
-    <w:abstractNumId w:val="3"/>
+  <w:num w:numId="5">
+    <w:abstractNumId w:val="5"/>
   </w:num>
-  <w:num w:numId="3" w16cid:durableId="1246526595">
-    <w:abstractNumId w:val="0"/>
+  <w:num w:numId="6">
+    <w:abstractNumId w:val="6"/>
   </w:num>
-  <w:num w:numId="4" w16cid:durableId="1844658343">
-    <w:abstractNumId w:val="1"/>
-  </w:num>
-  <w:num w:numId="5" w16cid:durableId="248006872">
-    <w:abstractNumId w:val="2"/>
-  </w:num>
-  <w:num w:numId="6" w16cid:durableId="1789620645">
+  <w:num w:numId="7">
     <w:abstractNumId w:val="7"/>
   </w:num>
-  <w:num w:numId="7" w16cid:durableId="489368440">
-    <w:abstractNumId w:val="6"/>
+  <w:num w:numId="8">
+    <w:abstractNumId w:val="8"/>
   </w:num>
-  <w:num w:numId="8" w16cid:durableId="757485274">
-    <w:abstractNumId w:val="5"/>
+  <w:num w:numId="9">
+    <w:abstractNumId w:val="9"/>
+  </w:num>
+  <w:num w:numId="10">
+    <w:abstractNumId w:val="10"/>
   </w:num>
 </w:numbering>
 </file>
 
 <file path=word/styles.xml><?xml version="1.0" encoding="utf-8"?>
-<w:styles xmlns:mc="http://schemas.openxmlformats.org/markup-compatibility/2006" xmlns:r="http://schemas.openxmlformats.org/officeDocument/2006/relationships" xmlns:w="http://schemas.openxmlformats.org/wordprocessingml/2006/main" xmlns:w14="http://schemas.microsoft.com/office/word/2010/wordml" xmlns:w15="http://schemas.microsoft.com/office/word/2012/wordml" xmlns:w16cex="http://schemas.microsoft.com/office/word/2018/wordml/cex" xmlns:w16cid="http://schemas.microsoft.com/office/word/2016/wordml/cid" xmlns:w16="http://schemas.microsoft.com/office/word/2018/wordml" xmlns:w16du="http://schemas.microsoft.com/office/word/2023/wordml/word16du" xmlns:w16sdtdh="http://schemas.microsoft.com/office/word/2020/wordml/sdtdatahash" xmlns:w16sdtfl="http://schemas.microsoft.com/office/word/2024/wordml/sdtformatlock" xmlns:w16se="http://schemas.microsoft.com/office/word/2015/wordml/symex" mc:Ignorable="w14 w15 w16se w16cid w16 w16cex w16sdtdh w16sdtfl w16du">
+<w:styles xmlns:w="http://schemas.openxmlformats.org/wordprocessingml/2006/main" xmlns:w14="http://schemas.microsoft.com/office/word/2010/wordml" xmlns:mc="http://schemas.openxmlformats.org/markup-compatibility/2006" mc:Ignorable="w14">
   <w:docDefaults>
     <w:rPrDefault>
       <w:rPr>
-        <w:rFonts w:ascii="Liberation Serif" w:eastAsia="NSimSun" w:hAnsi="Liberation Serif" w:cs="Lucida Sans"/>
+        <w:rFonts w:ascii="Liberation Serif" w:hAnsi="Liberation Serif" w:eastAsia="NSimSun" w:cs="Lucida Sans"/>
         <w:kern w:val="2"/>
         <w:sz w:val="24"/>
         <w:szCs w:val="24"/>
@@ -7082,21 +8928,21 @@
     </w:rPrDefault>
     <w:pPrDefault>
       <w:pPr>
-        <w:suppressAutoHyphens/>
+        <w:suppressAutoHyphens w:val="true"/>
       </w:pPr>
     </w:pPrDefault>
   </w:docDefaults>
   <w:latentStyles w:defLockedState="0" w:defUIPriority="99" w:defSemiHidden="0" w:defUnhideWhenUsed="0" w:defQFormat="0" w:count="376">
     <w:lsdException w:name="Normal" w:uiPriority="0" w:qFormat="1"/>
     <w:lsdException w:name="heading 1" w:uiPriority="9" w:qFormat="1"/>
-    <w:lsdException w:name="heading 2" w:semiHidden="1" w:uiPriority="9" w:unhideWhenUsed="1" w:qFormat="1"/>
-    <w:lsdException w:name="heading 3" w:semiHidden="1" w:uiPriority="9" w:unhideWhenUsed="1" w:qFormat="1"/>
-    <w:lsdException w:name="heading 4" w:semiHidden="1" w:uiPriority="9" w:unhideWhenUsed="1" w:qFormat="1"/>
-    <w:lsdException w:name="heading 5" w:semiHidden="1" w:uiPriority="9" w:unhideWhenUsed="1" w:qFormat="1"/>
-    <w:lsdException w:name="heading 6" w:semiHidden="1" w:uiPriority="9" w:unhideWhenUsed="1" w:qFormat="1"/>
-    <w:lsdException w:name="heading 7" w:semiHidden="1" w:uiPriority="9" w:unhideWhenUsed="1" w:qFormat="1"/>
-    <w:lsdException w:name="heading 8" w:semiHidden="1" w:uiPriority="9" w:unhideWhenUsed="1" w:qFormat="1"/>
-    <w:lsdException w:name="heading 9" w:semiHidden="1" w:uiPriority="9" w:unhideWhenUsed="1" w:qFormat="1"/>
+    <w:lsdException w:name="heading 2" w:uiPriority="9" w:semiHidden="1" w:unhideWhenUsed="1" w:qFormat="1"/>
+    <w:lsdException w:name="heading 3" w:uiPriority="9" w:semiHidden="1" w:unhideWhenUsed="1" w:qFormat="1"/>
+    <w:lsdException w:name="heading 4" w:uiPriority="9" w:semiHidden="1" w:unhideWhenUsed="1" w:qFormat="1"/>
+    <w:lsdException w:name="heading 5" w:uiPriority="9" w:semiHidden="1" w:unhideWhenUsed="1" w:qFormat="1"/>
+    <w:lsdException w:name="heading 6" w:uiPriority="9" w:semiHidden="1" w:unhideWhenUsed="1" w:qFormat="1"/>
+    <w:lsdException w:name="heading 7" w:uiPriority="9" w:semiHidden="1" w:unhideWhenUsed="1" w:qFormat="1"/>
+    <w:lsdException w:name="heading 8" w:uiPriority="9" w:semiHidden="1" w:unhideWhenUsed="1" w:qFormat="1"/>
+    <w:lsdException w:name="heading 9" w:uiPriority="9" w:semiHidden="1" w:unhideWhenUsed="1" w:qFormat="1"/>
     <w:lsdException w:name="index 1" w:semiHidden="1" w:unhideWhenUsed="1"/>
     <w:lsdException w:name="index 2" w:semiHidden="1" w:unhideWhenUsed="1"/>
     <w:lsdException w:name="index 3" w:semiHidden="1" w:unhideWhenUsed="1"/>
@@ -7106,22 +8952,22 @@
     <w:lsdException w:name="index 7" w:semiHidden="1" w:unhideWhenUsed="1"/>
     <w:lsdException w:name="index 8" w:semiHidden="1" w:unhideWhenUsed="1"/>
     <w:lsdException w:name="index 9" w:semiHidden="1" w:unhideWhenUsed="1"/>
-    <w:lsdException w:name="toc 1" w:semiHidden="1" w:uiPriority="39" w:unhideWhenUsed="1"/>
-    <w:lsdException w:name="toc 2" w:semiHidden="1" w:uiPriority="39" w:unhideWhenUsed="1"/>
-    <w:lsdException w:name="toc 3" w:semiHidden="1" w:uiPriority="39" w:unhideWhenUsed="1"/>
-    <w:lsdException w:name="toc 4" w:semiHidden="1" w:uiPriority="39" w:unhideWhenUsed="1"/>
-    <w:lsdException w:name="toc 5" w:semiHidden="1" w:uiPriority="39" w:unhideWhenUsed="1"/>
-    <w:lsdException w:name="toc 6" w:semiHidden="1" w:uiPriority="39" w:unhideWhenUsed="1"/>
-    <w:lsdException w:name="toc 7" w:semiHidden="1" w:uiPriority="39" w:unhideWhenUsed="1"/>
-    <w:lsdException w:name="toc 8" w:semiHidden="1" w:uiPriority="39" w:unhideWhenUsed="1"/>
-    <w:lsdException w:name="toc 9" w:semiHidden="1" w:uiPriority="39" w:unhideWhenUsed="1"/>
+    <w:lsdException w:name="toc 1" w:uiPriority="39" w:semiHidden="1" w:unhideWhenUsed="1"/>
+    <w:lsdException w:name="toc 2" w:uiPriority="39" w:semiHidden="1" w:unhideWhenUsed="1"/>
+    <w:lsdException w:name="toc 3" w:uiPriority="39" w:semiHidden="1" w:unhideWhenUsed="1"/>
+    <w:lsdException w:name="toc 4" w:uiPriority="39" w:semiHidden="1" w:unhideWhenUsed="1"/>
+    <w:lsdException w:name="toc 5" w:uiPriority="39" w:semiHidden="1" w:unhideWhenUsed="1"/>
+    <w:lsdException w:name="toc 6" w:uiPriority="39" w:semiHidden="1" w:unhideWhenUsed="1"/>
+    <w:lsdException w:name="toc 7" w:uiPriority="39" w:semiHidden="1" w:unhideWhenUsed="1"/>
+    <w:lsdException w:name="toc 8" w:uiPriority="39" w:semiHidden="1" w:unhideWhenUsed="1"/>
+    <w:lsdException w:name="toc 9" w:uiPriority="39" w:semiHidden="1" w:unhideWhenUsed="1"/>
     <w:lsdException w:name="Normal Indent" w:semiHidden="1" w:unhideWhenUsed="1"/>
     <w:lsdException w:name="footnote text" w:semiHidden="1" w:unhideWhenUsed="1"/>
     <w:lsdException w:name="annotation text" w:semiHidden="1" w:unhideWhenUsed="1"/>
     <w:lsdException w:name="header" w:semiHidden="1" w:unhideWhenUsed="1"/>
     <w:lsdException w:name="footer" w:semiHidden="1" w:unhideWhenUsed="1"/>
     <w:lsdException w:name="index heading" w:semiHidden="1" w:unhideWhenUsed="1"/>
-    <w:lsdException w:name="caption" w:semiHidden="1" w:uiPriority="35" w:unhideWhenUsed="1" w:qFormat="1"/>
+    <w:lsdException w:name="caption" w:uiPriority="35" w:semiHidden="1" w:unhideWhenUsed="1" w:qFormat="1"/>
     <w:lsdException w:name="table of figures" w:semiHidden="1" w:unhideWhenUsed="1"/>
     <w:lsdException w:name="envelope address" w:semiHidden="1" w:unhideWhenUsed="1"/>
     <w:lsdException w:name="envelope return" w:semiHidden="1" w:unhideWhenUsed="1"/>
@@ -7152,7 +8998,7 @@
     <w:lsdException w:name="Title" w:uiPriority="10" w:qFormat="1"/>
     <w:lsdException w:name="Closing" w:semiHidden="1" w:unhideWhenUsed="1"/>
     <w:lsdException w:name="Signature" w:semiHidden="1" w:unhideWhenUsed="1"/>
-    <w:lsdException w:name="Default Paragraph Font" w:semiHidden="1" w:uiPriority="1" w:unhideWhenUsed="1"/>
+    <w:lsdException w:name="Default Paragraph Font" w:uiPriority="1" w:semiHidden="1" w:unhideWhenUsed="1"/>
     <w:lsdException w:name="Body Text" w:semiHidden="1" w:unhideWhenUsed="1"/>
     <w:lsdException w:name="Body Text Indent" w:semiHidden="1" w:unhideWhenUsed="1"/>
     <w:lsdException w:name="List Continue" w:semiHidden="1" w:unhideWhenUsed="1"/>
@@ -7352,8 +9198,8 @@
     <w:lsdException w:name="Subtle Reference" w:uiPriority="31" w:qFormat="1"/>
     <w:lsdException w:name="Intense Reference" w:uiPriority="32" w:qFormat="1"/>
     <w:lsdException w:name="Book Title" w:uiPriority="33" w:qFormat="1"/>
-    <w:lsdException w:name="Bibliography" w:semiHidden="1" w:uiPriority="37" w:unhideWhenUsed="1"/>
-    <w:lsdException w:name="TOC Heading" w:semiHidden="1" w:uiPriority="39" w:unhideWhenUsed="1" w:qFormat="1"/>
+    <w:lsdException w:name="Bibliography" w:uiPriority="37" w:semiHidden="1" w:unhideWhenUsed="1"/>
+    <w:lsdException w:name="TOC Heading" w:uiPriority="39" w:semiHidden="1" w:unhideWhenUsed="1" w:qFormat="1"/>
     <w:lsdException w:name="Plain Table 1" w:uiPriority="41"/>
     <w:lsdException w:name="Plain Table 2" w:uiPriority="42"/>
     <w:lsdException w:name="Plain Table 3" w:uiPriority="43"/>
@@ -7464,18 +9310,34 @@
     <w:lsdException w:name="Unresolved Mention" w:semiHidden="1" w:unhideWhenUsed="1"/>
     <w:lsdException w:name="Smart Link" w:semiHidden="1" w:unhideWhenUsed="1"/>
   </w:latentStyles>
-  <w:style w:type="paragraph" w:default="1" w:styleId="Normal">
+  <w:style w:type="paragraph" w:styleId="Normal" w:default="1">
     <w:name w:val="Normal"/>
     <w:qFormat/>
+    <w:pPr>
+      <w:widowControl/>
+      <w:suppressAutoHyphens w:val="true"/>
+      <w:bidi w:val="0"/>
+      <w:spacing w:before="0" w:after="0"/>
+      <w:jc w:val="left"/>
+    </w:pPr>
+    <w:rPr>
+      <w:rFonts w:ascii="Liberation Serif" w:hAnsi="Liberation Serif" w:eastAsia="NSimSun" w:cs="Lucida Sans"/>
+      <w:color w:val="auto"/>
+      <w:kern w:val="2"/>
+      <w:sz w:val="24"/>
+      <w:szCs w:val="24"/>
+      <w:lang w:val="en-US" w:eastAsia="zh-CN" w:bidi="hi-IN"/>
+    </w:rPr>
   </w:style>
   <w:style w:type="paragraph" w:styleId="Heading1">
-    <w:name w:val="heading 1"/>
+    <w:name w:val="Heading 1"/>
     <w:basedOn w:val="Heading"/>
     <w:next w:val="BodyText"/>
     <w:uiPriority w:val="9"/>
     <w:qFormat/>
     <w:pPr>
       <w:numPr>
+        <w:ilvl w:val="0"/>
         <w:numId w:val="1"/>
       </w:numPr>
       <w:outlineLvl w:val="0"/>
@@ -7488,18 +9350,18 @@
     </w:rPr>
   </w:style>
   <w:style w:type="paragraph" w:styleId="Heading2">
-    <w:name w:val="heading 2"/>
+    <w:name w:val="Heading 2"/>
     <w:basedOn w:val="Heading"/>
     <w:next w:val="BodyText"/>
     <w:uiPriority w:val="9"/>
     <w:unhideWhenUsed/>
     <w:qFormat/>
     <w:pPr>
-      <w:spacing w:before="200"/>
+      <w:spacing w:before="200" w:after="120"/>
       <w:outlineLvl w:val="1"/>
     </w:pPr>
     <w:rPr>
-      <w:rFonts w:ascii="Liberation Serif" w:eastAsia="NSimSun" w:hAnsi="Liberation Serif"/>
+      <w:rFonts w:ascii="Liberation Serif" w:hAnsi="Liberation Serif" w:eastAsia="NSimSun"/>
       <w:b/>
       <w:bCs/>
       <w:sz w:val="36"/>
@@ -7507,61 +9369,42 @@
     </w:rPr>
   </w:style>
   <w:style w:type="paragraph" w:styleId="Heading3">
-    <w:name w:val="heading 3"/>
+    <w:name w:val="Heading 3"/>
     <w:basedOn w:val="Heading"/>
     <w:next w:val="BodyText"/>
     <w:uiPriority w:val="9"/>
     <w:unhideWhenUsed/>
     <w:qFormat/>
     <w:pPr>
-      <w:spacing w:before="140"/>
+      <w:spacing w:before="140" w:after="120"/>
       <w:outlineLvl w:val="2"/>
     </w:pPr>
     <w:rPr>
-      <w:rFonts w:ascii="Liberation Serif" w:eastAsia="NSimSun" w:hAnsi="Liberation Serif"/>
+      <w:rFonts w:ascii="Liberation Serif" w:hAnsi="Liberation Serif" w:eastAsia="NSimSun"/>
       <w:b/>
       <w:bCs/>
     </w:rPr>
   </w:style>
-  <w:style w:type="character" w:default="1" w:styleId="DefaultParagraphFont">
+  <w:style w:type="character" w:styleId="DefaultParagraphFont" w:default="1">
     <w:name w:val="Default Paragraph Font"/>
     <w:uiPriority w:val="1"/>
     <w:semiHidden/>
     <w:unhideWhenUsed/>
+    <w:qFormat/>
+    <w:rPr/>
   </w:style>
-  <w:style w:type="table" w:default="1" w:styleId="TableNormal">
-    <w:name w:val="Normal Table"/>
-    <w:uiPriority w:val="99"/>
-    <w:semiHidden/>
-    <w:unhideWhenUsed/>
-    <w:tblPr>
-      <w:tblInd w:w="0" w:type="dxa"/>
-      <w:tblCellMar>
-        <w:top w:w="0" w:type="dxa"/>
-        <w:left w:w="108" w:type="dxa"/>
-        <w:bottom w:w="0" w:type="dxa"/>
-        <w:right w:w="108" w:type="dxa"/>
-      </w:tblCellMar>
-    </w:tblPr>
-  </w:style>
-  <w:style w:type="numbering" w:default="1" w:styleId="NoList">
-    <w:name w:val="No List"/>
-    <w:uiPriority w:val="99"/>
-    <w:semiHidden/>
-    <w:unhideWhenUsed/>
-  </w:style>
-  <w:style w:type="character" w:customStyle="1" w:styleId="SourceText">
+  <w:style w:type="character" w:styleId="SourceText" w:customStyle="1">
     <w:name w:val="Source Text"/>
     <w:qFormat/>
     <w:rPr>
-      <w:rFonts w:ascii="Liberation Mono" w:eastAsia="NSimSun" w:hAnsi="Liberation Mono" w:cs="Liberation Mono"/>
+      <w:rFonts w:ascii="Liberation Mono" w:hAnsi="Liberation Mono" w:eastAsia="NSimSun" w:cs="Liberation Mono"/>
     </w:rPr>
   </w:style>
-  <w:style w:type="character" w:customStyle="1" w:styleId="Bullets">
+  <w:style w:type="character" w:styleId="Bullets" w:customStyle="1">
     <w:name w:val="Bullets"/>
     <w:qFormat/>
     <w:rPr>
-      <w:rFonts w:ascii="OpenSymbol" w:eastAsia="OpenSymbol" w:hAnsi="OpenSymbol" w:cs="OpenSymbol"/>
+      <w:rFonts w:ascii="OpenSymbol" w:hAnsi="OpenSymbol" w:eastAsia="OpenSymbol" w:cs="OpenSymbol"/>
     </w:rPr>
   </w:style>
   <w:style w:type="character" w:styleId="Strong">
@@ -7572,17 +9415,22 @@
       <w:bCs/>
     </w:rPr>
   </w:style>
-  <w:style w:type="paragraph" w:customStyle="1" w:styleId="Heading">
+  <w:style w:type="character" w:styleId="NumberingSymbols">
+    <w:name w:val="Numbering Symbols"/>
+    <w:qFormat/>
+    <w:rPr/>
+  </w:style>
+  <w:style w:type="paragraph" w:styleId="Heading" w:customStyle="1">
     <w:name w:val="Heading"/>
     <w:basedOn w:val="Normal"/>
     <w:next w:val="BodyText"/>
     <w:qFormat/>
     <w:pPr>
-      <w:keepNext/>
+      <w:keepNext w:val="true"/>
       <w:spacing w:before="240" w:after="120"/>
     </w:pPr>
     <w:rPr>
-      <w:rFonts w:ascii="Liberation Sans" w:eastAsia="Microsoft YaHei" w:hAnsi="Liberation Sans"/>
+      <w:rFonts w:ascii="Liberation Sans" w:hAnsi="Liberation Sans" w:eastAsia="Microsoft YaHei"/>
       <w:sz w:val="28"/>
       <w:szCs w:val="28"/>
     </w:rPr>
@@ -7591,15 +9439,18 @@
     <w:name w:val="Body Text"/>
     <w:basedOn w:val="Normal"/>
     <w:pPr>
-      <w:spacing w:after="140" w:line="276" w:lineRule="auto"/>
+      <w:spacing w:lineRule="auto" w:line="276" w:before="0" w:after="140"/>
     </w:pPr>
+    <w:rPr/>
   </w:style>
   <w:style w:type="paragraph" w:styleId="List">
     <w:name w:val="List"/>
     <w:basedOn w:val="BodyText"/>
+    <w:pPr/>
+    <w:rPr/>
   </w:style>
   <w:style w:type="paragraph" w:styleId="Caption">
-    <w:name w:val="caption"/>
+    <w:name w:val="Caption"/>
     <w:basedOn w:val="Normal"/>
     <w:qFormat/>
     <w:pPr>
@@ -7611,25 +9462,27 @@
       <w:iCs/>
     </w:rPr>
   </w:style>
-  <w:style w:type="paragraph" w:customStyle="1" w:styleId="Index">
+  <w:style w:type="paragraph" w:styleId="Index" w:customStyle="1">
     <w:name w:val="Index"/>
     <w:basedOn w:val="Normal"/>
     <w:qFormat/>
     <w:pPr>
       <w:suppressLineNumbers/>
     </w:pPr>
+    <w:rPr/>
   </w:style>
-  <w:style w:type="paragraph" w:customStyle="1" w:styleId="PreformattedText">
+  <w:style w:type="paragraph" w:styleId="PreformattedText" w:customStyle="1">
     <w:name w:val="Preformatted Text"/>
     <w:basedOn w:val="Normal"/>
     <w:qFormat/>
+    <w:pPr/>
     <w:rPr>
       <w:rFonts w:ascii="Liberation Mono" w:hAnsi="Liberation Mono" w:cs="Liberation Mono"/>
       <w:sz w:val="20"/>
       <w:szCs w:val="20"/>
     </w:rPr>
   </w:style>
-  <w:style w:type="paragraph" w:customStyle="1" w:styleId="HorizontalLine">
+  <w:style w:type="paragraph" w:styleId="HorizontalLine" w:customStyle="1">
     <w:name w:val="Horizontal Line"/>
     <w:basedOn w:val="Normal"/>
     <w:next w:val="BodyText"/>
@@ -7639,32 +9492,34 @@
       <w:pBdr>
         <w:bottom w:val="double" w:sz="2" w:space="0" w:color="808080"/>
       </w:pBdr>
-      <w:spacing w:after="283"/>
+      <w:spacing w:before="0" w:after="283"/>
     </w:pPr>
     <w:rPr>
       <w:sz w:val="12"/>
       <w:szCs w:val="12"/>
     </w:rPr>
   </w:style>
-  <w:style w:type="paragraph" w:customStyle="1" w:styleId="BlockQuotation">
+  <w:style w:type="paragraph" w:styleId="BlockQuotation" w:customStyle="1">
     <w:name w:val="Block Quotation"/>
     <w:basedOn w:val="Normal"/>
     <w:qFormat/>
     <w:pPr>
-      <w:spacing w:after="283"/>
+      <w:spacing w:before="0" w:after="283"/>
       <w:ind w:left="567" w:right="567"/>
     </w:pPr>
+    <w:rPr/>
   </w:style>
-  <w:style w:type="paragraph" w:customStyle="1" w:styleId="TableContents">
+  <w:style w:type="paragraph" w:styleId="TableContents" w:customStyle="1">
     <w:name w:val="Table Contents"/>
     <w:basedOn w:val="Normal"/>
     <w:qFormat/>
     <w:pPr>
-      <w:widowControl w:val="0"/>
+      <w:widowControl w:val="false"/>
       <w:suppressLineNumbers/>
     </w:pPr>
+    <w:rPr/>
   </w:style>
-  <w:style w:type="paragraph" w:customStyle="1" w:styleId="TableHeading">
+  <w:style w:type="paragraph" w:styleId="TableHeading" w:customStyle="1">
     <w:name w:val="Table Heading"/>
     <w:basedOn w:val="TableContents"/>
     <w:qFormat/>
@@ -7676,60 +9531,81 @@
       <w:bCs/>
     </w:rPr>
   </w:style>
+  <w:style w:type="numbering" w:styleId="NoList" w:default="1">
+    <w:name w:val="No List"/>
+    <w:uiPriority w:val="99"/>
+    <w:semiHidden/>
+    <w:unhideWhenUsed/>
+    <w:qFormat/>
+  </w:style>
+  <w:style w:type="table" w:default="1" w:styleId="TableNormal">
+    <w:name w:val="Normal Table"/>
+    <w:uiPriority w:val="99"/>
+    <w:semiHidden/>
+    <w:unhideWhenUsed/>
+    <w:tblPr>
+      <w:tblCellMar>
+        <w:top w:w="0" w:type="dxa"/>
+        <w:left w:w="108" w:type="dxa"/>
+        <w:bottom w:w="0" w:type="dxa"/>
+        <w:right w:w="108" w:type="dxa"/>
+      </w:tblCellMar>
+    </w:tblPr>
+  </w:style>
 </w:styles>
 </file>
 
 <file path=word/theme/theme1.xml><?xml version="1.0" encoding="utf-8"?>
-<a:theme xmlns:a="http://schemas.openxmlformats.org/drawingml/2006/main" name="Office">
+<a:theme xmlns:a="http://schemas.openxmlformats.org/drawingml/2006/main" xmlns:r="http://schemas.openxmlformats.org/officeDocument/2006/relationships" name="Office">
   <a:themeElements>
     <a:clrScheme name="LibreOffice">
       <a:dk1>
         <a:srgbClr val="000000"/>
       </a:dk1>
       <a:lt1>
-        <a:srgbClr val="FFFFFF"/>
+        <a:srgbClr val="ffffff"/>
       </a:lt1>
       <a:dk2>
         <a:srgbClr val="000000"/>
       </a:dk2>
       <a:lt2>
-        <a:srgbClr val="FFFFFF"/>
+        <a:srgbClr val="ffffff"/>
       </a:lt2>
       <a:accent1>
-        <a:srgbClr val="18A303"/>
+        <a:srgbClr val="18a303"/>
       </a:accent1>
       <a:accent2>
-        <a:srgbClr val="0369A3"/>
+        <a:srgbClr val="0369a3"/>
       </a:accent2>
       <a:accent3>
-        <a:srgbClr val="A33E03"/>
+        <a:srgbClr val="a33e03"/>
       </a:accent3>
       <a:accent4>
-        <a:srgbClr val="8E03A3"/>
+        <a:srgbClr val="8e03a3"/>
       </a:accent4>
       <a:accent5>
-        <a:srgbClr val="C99C00"/>
+        <a:srgbClr val="c99c00"/>
       </a:accent5>
       <a:accent6>
-        <a:srgbClr val="C9211E"/>
+        <a:srgbClr val="c9211e"/>
       </a:accent6>
       <a:hlink>
-        <a:srgbClr val="0000EE"/>
+        <a:srgbClr val="0000ee"/>
       </a:hlink>
       <a:folHlink>
-        <a:srgbClr val="551A8B"/>
+        <a:srgbClr val="551a8b"/>
       </a:folHlink>
     </a:clrScheme>
     <a:fontScheme name="Office">
       <a:majorFont>
-        <a:latin typeface="Arial"/>
-        <a:ea typeface="DejaVu Sans"/>
-        <a:cs typeface="DejaVu Sans"/>
+        <a:latin typeface="Arial" pitchFamily="0" charset="1"/>
+        <a:ea typeface="DejaVu Sans" pitchFamily="0" charset="1"/>
+        <a:cs typeface="DejaVu Sans" pitchFamily="0" charset="1"/>
       </a:majorFont>
       <a:minorFont>
-        <a:latin typeface="Arial"/>
-        <a:ea typeface="DejaVu Sans"/>
-        <a:cs typeface="DejaVu Sans"/>
+        <a:latin typeface="Arial" pitchFamily="0" charset="1"/>
+        <a:ea typeface="DejaVu Sans" pitchFamily="0" charset="1"/>
+        <a:cs typeface="DejaVu Sans" pitchFamily="0" charset="1"/>
       </a:minorFont>
     </a:fontScheme>
     <a:fmtScheme>
@@ -7782,7 +9658,5 @@
       </a:bgFillStyleLst>
     </a:fmtScheme>
   </a:themeElements>
-  <a:objectDefaults/>
-  <a:extraClrSchemeLst/>
 </a:theme>
 </file>
--- a/Doc/OnTap/1_Verilog_Module_Assign_HalfAdder.docx
+++ b/Doc/OnTap/1_Verilog_Module_Assign_HalfAdder.docx
@@ -4320,10 +4320,10 @@
       </w:tblPr>
       <w:tblGrid>
         <w:gridCol w:w="1994"/>
-        <w:gridCol w:w="1993"/>
-        <w:gridCol w:w="1996"/>
-        <w:gridCol w:w="1993"/>
-        <w:gridCol w:w="1996"/>
+        <w:gridCol w:w="1992"/>
+        <w:gridCol w:w="1997"/>
+        <w:gridCol w:w="1992"/>
+        <w:gridCol w:w="1997"/>
       </w:tblGrid>
       <w:tr>
         <w:trPr/>
@@ -4367,7 +4367,7 @@
         </w:tc>
         <w:tc>
           <w:tcPr>
-            <w:tcW w:w="1993" w:type="dxa"/>
+            <w:tcW w:w="1992" w:type="dxa"/>
             <w:tcBorders>
               <w:top w:val="single" w:sz="4" w:space="0" w:color="000000"/>
               <w:left w:val="single" w:sz="4" w:space="0" w:color="000000"/>
@@ -4405,7 +4405,7 @@
         </w:tc>
         <w:tc>
           <w:tcPr>
-            <w:tcW w:w="1996" w:type="dxa"/>
+            <w:tcW w:w="1997" w:type="dxa"/>
             <w:tcBorders>
               <w:top w:val="single" w:sz="4" w:space="0" w:color="000000"/>
               <w:left w:val="single" w:sz="4" w:space="0" w:color="000000"/>
@@ -4443,7 +4443,7 @@
         </w:tc>
         <w:tc>
           <w:tcPr>
-            <w:tcW w:w="1993" w:type="dxa"/>
+            <w:tcW w:w="1992" w:type="dxa"/>
             <w:tcBorders>
               <w:top w:val="single" w:sz="4" w:space="0" w:color="000000"/>
               <w:left w:val="single" w:sz="4" w:space="0" w:color="000000"/>
@@ -4493,7 +4493,7 @@
         </w:tc>
         <w:tc>
           <w:tcPr>
-            <w:tcW w:w="1996" w:type="dxa"/>
+            <w:tcW w:w="1997" w:type="dxa"/>
             <w:tcBorders>
               <w:top w:val="single" w:sz="4" w:space="0" w:color="000000"/>
               <w:left w:val="single" w:sz="4" w:space="0" w:color="000000"/>
@@ -4562,7 +4562,7 @@
         </w:tc>
         <w:tc>
           <w:tcPr>
-            <w:tcW w:w="1993" w:type="dxa"/>
+            <w:tcW w:w="1992" w:type="dxa"/>
             <w:tcBorders>
               <w:left w:val="single" w:sz="4" w:space="0" w:color="000000"/>
               <w:bottom w:val="single" w:sz="4" w:space="0" w:color="000000"/>
@@ -4589,7 +4589,7 @@
         </w:tc>
         <w:tc>
           <w:tcPr>
-            <w:tcW w:w="1996" w:type="dxa"/>
+            <w:tcW w:w="1997" w:type="dxa"/>
             <w:tcBorders>
               <w:left w:val="single" w:sz="4" w:space="0" w:color="000000"/>
               <w:bottom w:val="single" w:sz="4" w:space="0" w:color="000000"/>
@@ -4616,7 +4616,7 @@
         </w:tc>
         <w:tc>
           <w:tcPr>
-            <w:tcW w:w="1993" w:type="dxa"/>
+            <w:tcW w:w="1992" w:type="dxa"/>
             <w:tcBorders>
               <w:left w:val="single" w:sz="4" w:space="0" w:color="000000"/>
               <w:bottom w:val="single" w:sz="4" w:space="0" w:color="000000"/>
@@ -4643,7 +4643,7 @@
         </w:tc>
         <w:tc>
           <w:tcPr>
-            <w:tcW w:w="1996" w:type="dxa"/>
+            <w:tcW w:w="1997" w:type="dxa"/>
             <w:tcBorders>
               <w:left w:val="single" w:sz="4" w:space="0" w:color="000000"/>
               <w:bottom w:val="single" w:sz="4" w:space="0" w:color="000000"/>
@@ -4701,7 +4701,7 @@
         </w:tc>
         <w:tc>
           <w:tcPr>
-            <w:tcW w:w="1993" w:type="dxa"/>
+            <w:tcW w:w="1992" w:type="dxa"/>
             <w:tcBorders>
               <w:left w:val="single" w:sz="4" w:space="0" w:color="000000"/>
               <w:bottom w:val="single" w:sz="4" w:space="0" w:color="000000"/>
@@ -4728,7 +4728,7 @@
         </w:tc>
         <w:tc>
           <w:tcPr>
-            <w:tcW w:w="1996" w:type="dxa"/>
+            <w:tcW w:w="1997" w:type="dxa"/>
             <w:tcBorders>
               <w:left w:val="single" w:sz="4" w:space="0" w:color="000000"/>
               <w:bottom w:val="single" w:sz="4" w:space="0" w:color="000000"/>
@@ -4755,7 +4755,7 @@
         </w:tc>
         <w:tc>
           <w:tcPr>
-            <w:tcW w:w="1993" w:type="dxa"/>
+            <w:tcW w:w="1992" w:type="dxa"/>
             <w:tcBorders>
               <w:left w:val="single" w:sz="4" w:space="0" w:color="000000"/>
               <w:bottom w:val="single" w:sz="4" w:space="0" w:color="000000"/>
@@ -4782,7 +4782,7 @@
         </w:tc>
         <w:tc>
           <w:tcPr>
-            <w:tcW w:w="1996" w:type="dxa"/>
+            <w:tcW w:w="1997" w:type="dxa"/>
             <w:tcBorders>
               <w:left w:val="single" w:sz="4" w:space="0" w:color="000000"/>
               <w:bottom w:val="single" w:sz="4" w:space="0" w:color="000000"/>
@@ -4842,7 +4842,7 @@
         </w:tc>
         <w:tc>
           <w:tcPr>
-            <w:tcW w:w="1993" w:type="dxa"/>
+            <w:tcW w:w="1992" w:type="dxa"/>
             <w:tcBorders>
               <w:left w:val="single" w:sz="4" w:space="0" w:color="000000"/>
               <w:bottom w:val="single" w:sz="4" w:space="0" w:color="000000"/>
@@ -4869,7 +4869,7 @@
         </w:tc>
         <w:tc>
           <w:tcPr>
-            <w:tcW w:w="1996" w:type="dxa"/>
+            <w:tcW w:w="1997" w:type="dxa"/>
             <w:tcBorders>
               <w:left w:val="single" w:sz="4" w:space="0" w:color="000000"/>
               <w:bottom w:val="single" w:sz="4" w:space="0" w:color="000000"/>
@@ -4896,7 +4896,7 @@
         </w:tc>
         <w:tc>
           <w:tcPr>
-            <w:tcW w:w="1993" w:type="dxa"/>
+            <w:tcW w:w="1992" w:type="dxa"/>
             <w:tcBorders>
               <w:left w:val="single" w:sz="4" w:space="0" w:color="000000"/>
               <w:bottom w:val="single" w:sz="4" w:space="0" w:color="000000"/>
@@ -4923,7 +4923,7 @@
         </w:tc>
         <w:tc>
           <w:tcPr>
-            <w:tcW w:w="1996" w:type="dxa"/>
+            <w:tcW w:w="1997" w:type="dxa"/>
             <w:tcBorders>
               <w:left w:val="single" w:sz="4" w:space="0" w:color="000000"/>
               <w:bottom w:val="single" w:sz="4" w:space="0" w:color="000000"/>
@@ -4983,7 +4983,7 @@
         </w:tc>
         <w:tc>
           <w:tcPr>
-            <w:tcW w:w="1993" w:type="dxa"/>
+            <w:tcW w:w="1992" w:type="dxa"/>
             <w:tcBorders>
               <w:left w:val="single" w:sz="4" w:space="0" w:color="000000"/>
               <w:bottom w:val="single" w:sz="4" w:space="0" w:color="000000"/>
@@ -5010,7 +5010,7 @@
         </w:tc>
         <w:tc>
           <w:tcPr>
-            <w:tcW w:w="1996" w:type="dxa"/>
+            <w:tcW w:w="1997" w:type="dxa"/>
             <w:tcBorders>
               <w:left w:val="single" w:sz="4" w:space="0" w:color="000000"/>
               <w:bottom w:val="single" w:sz="4" w:space="0" w:color="000000"/>
@@ -5037,7 +5037,7 @@
         </w:tc>
         <w:tc>
           <w:tcPr>
-            <w:tcW w:w="1993" w:type="dxa"/>
+            <w:tcW w:w="1992" w:type="dxa"/>
             <w:tcBorders>
               <w:left w:val="single" w:sz="4" w:space="0" w:color="000000"/>
               <w:bottom w:val="single" w:sz="4" w:space="0" w:color="000000"/>
@@ -5064,7 +5064,7 @@
         </w:tc>
         <w:tc>
           <w:tcPr>
-            <w:tcW w:w="1996" w:type="dxa"/>
+            <w:tcW w:w="1997" w:type="dxa"/>
             <w:tcBorders>
               <w:left w:val="single" w:sz="4" w:space="0" w:color="000000"/>
               <w:bottom w:val="single" w:sz="4" w:space="0" w:color="000000"/>
@@ -5124,7 +5124,7 @@
         </w:tc>
         <w:tc>
           <w:tcPr>
-            <w:tcW w:w="1993" w:type="dxa"/>
+            <w:tcW w:w="1992" w:type="dxa"/>
             <w:tcBorders>
               <w:left w:val="single" w:sz="4" w:space="0" w:color="000000"/>
               <w:bottom w:val="single" w:sz="4" w:space="0" w:color="000000"/>
@@ -5151,7 +5151,7 @@
         </w:tc>
         <w:tc>
           <w:tcPr>
-            <w:tcW w:w="1996" w:type="dxa"/>
+            <w:tcW w:w="1997" w:type="dxa"/>
             <w:tcBorders>
               <w:left w:val="single" w:sz="4" w:space="0" w:color="000000"/>
               <w:bottom w:val="single" w:sz="4" w:space="0" w:color="000000"/>
@@ -5178,7 +5178,7 @@
         </w:tc>
         <w:tc>
           <w:tcPr>
-            <w:tcW w:w="1993" w:type="dxa"/>
+            <w:tcW w:w="1992" w:type="dxa"/>
             <w:tcBorders>
               <w:left w:val="single" w:sz="4" w:space="0" w:color="000000"/>
               <w:bottom w:val="single" w:sz="4" w:space="0" w:color="000000"/>
@@ -5205,7 +5205,7 @@
         </w:tc>
         <w:tc>
           <w:tcPr>
-            <w:tcW w:w="1996" w:type="dxa"/>
+            <w:tcW w:w="1997" w:type="dxa"/>
             <w:tcBorders>
               <w:left w:val="single" w:sz="4" w:space="0" w:color="000000"/>
               <w:bottom w:val="single" w:sz="4" w:space="0" w:color="000000"/>
@@ -5265,7 +5265,7 @@
         </w:tc>
         <w:tc>
           <w:tcPr>
-            <w:tcW w:w="1993" w:type="dxa"/>
+            <w:tcW w:w="1992" w:type="dxa"/>
             <w:tcBorders>
               <w:left w:val="single" w:sz="4" w:space="0" w:color="000000"/>
               <w:bottom w:val="single" w:sz="4" w:space="0" w:color="000000"/>
@@ -5292,7 +5292,7 @@
         </w:tc>
         <w:tc>
           <w:tcPr>
-            <w:tcW w:w="1996" w:type="dxa"/>
+            <w:tcW w:w="1997" w:type="dxa"/>
             <w:tcBorders>
               <w:left w:val="single" w:sz="4" w:space="0" w:color="000000"/>
               <w:bottom w:val="single" w:sz="4" w:space="0" w:color="000000"/>
@@ -5319,7 +5319,7 @@
         </w:tc>
         <w:tc>
           <w:tcPr>
-            <w:tcW w:w="1993" w:type="dxa"/>
+            <w:tcW w:w="1992" w:type="dxa"/>
             <w:tcBorders>
               <w:left w:val="single" w:sz="4" w:space="0" w:color="000000"/>
               <w:bottom w:val="single" w:sz="4" w:space="0" w:color="000000"/>
@@ -5346,7 +5346,7 @@
         </w:tc>
         <w:tc>
           <w:tcPr>
-            <w:tcW w:w="1996" w:type="dxa"/>
+            <w:tcW w:w="1997" w:type="dxa"/>
             <w:tcBorders>
               <w:left w:val="single" w:sz="4" w:space="0" w:color="000000"/>
               <w:bottom w:val="single" w:sz="4" w:space="0" w:color="000000"/>
@@ -5406,7 +5406,7 @@
         </w:tc>
         <w:tc>
           <w:tcPr>
-            <w:tcW w:w="1993" w:type="dxa"/>
+            <w:tcW w:w="1992" w:type="dxa"/>
             <w:tcBorders>
               <w:left w:val="single" w:sz="4" w:space="0" w:color="000000"/>
               <w:bottom w:val="single" w:sz="4" w:space="0" w:color="000000"/>
@@ -5433,7 +5433,7 @@
         </w:tc>
         <w:tc>
           <w:tcPr>
-            <w:tcW w:w="1996" w:type="dxa"/>
+            <w:tcW w:w="1997" w:type="dxa"/>
             <w:tcBorders>
               <w:left w:val="single" w:sz="4" w:space="0" w:color="000000"/>
               <w:bottom w:val="single" w:sz="4" w:space="0" w:color="000000"/>
@@ -5460,7 +5460,7 @@
         </w:tc>
         <w:tc>
           <w:tcPr>
-            <w:tcW w:w="1993" w:type="dxa"/>
+            <w:tcW w:w="1992" w:type="dxa"/>
             <w:tcBorders>
               <w:left w:val="single" w:sz="4" w:space="0" w:color="000000"/>
               <w:bottom w:val="single" w:sz="4" w:space="0" w:color="000000"/>
@@ -5487,7 +5487,7 @@
         </w:tc>
         <w:tc>
           <w:tcPr>
-            <w:tcW w:w="1996" w:type="dxa"/>
+            <w:tcW w:w="1997" w:type="dxa"/>
             <w:tcBorders>
               <w:left w:val="single" w:sz="4" w:space="0" w:color="000000"/>
               <w:bottom w:val="single" w:sz="4" w:space="0" w:color="000000"/>
@@ -5547,7 +5547,7 @@
         </w:tc>
         <w:tc>
           <w:tcPr>
-            <w:tcW w:w="1993" w:type="dxa"/>
+            <w:tcW w:w="1992" w:type="dxa"/>
             <w:tcBorders>
               <w:left w:val="single" w:sz="4" w:space="0" w:color="000000"/>
               <w:bottom w:val="single" w:sz="4" w:space="0" w:color="000000"/>
@@ -5574,7 +5574,7 @@
         </w:tc>
         <w:tc>
           <w:tcPr>
-            <w:tcW w:w="1996" w:type="dxa"/>
+            <w:tcW w:w="1997" w:type="dxa"/>
             <w:tcBorders>
               <w:left w:val="single" w:sz="4" w:space="0" w:color="000000"/>
               <w:bottom w:val="single" w:sz="4" w:space="0" w:color="000000"/>
@@ -5601,7 +5601,7 @@
         </w:tc>
         <w:tc>
           <w:tcPr>
-            <w:tcW w:w="1993" w:type="dxa"/>
+            <w:tcW w:w="1992" w:type="dxa"/>
             <w:tcBorders>
               <w:left w:val="single" w:sz="4" w:space="0" w:color="000000"/>
               <w:bottom w:val="single" w:sz="4" w:space="0" w:color="000000"/>
@@ -5628,7 +5628,7 @@
         </w:tc>
         <w:tc>
           <w:tcPr>
-            <w:tcW w:w="1996" w:type="dxa"/>
+            <w:tcW w:w="1997" w:type="dxa"/>
             <w:tcBorders>
               <w:left w:val="single" w:sz="4" w:space="0" w:color="000000"/>
               <w:bottom w:val="single" w:sz="4" w:space="0" w:color="000000"/>
@@ -6714,13 +6714,7 @@
         <w:rPr>
           <w:rStyle w:val="SourceText"/>
         </w:rPr>
-        <w:t xml:space="preserve">nghĩa là </w:t>
-      </w:r>
-      <w:r>
-        <w:rPr>
-          <w:rStyle w:val="SourceText"/>
-        </w:rPr>
-        <w:t>sel</w:t>
+        <w:t>nghĩa là sel</w:t>
       </w:r>
       <w:r>
         <w:rPr>
@@ -6753,7 +6747,7 @@
         <w:ind w:hanging="0" w:left="0" w:right="0"/>
         <w:rPr/>
       </w:pPr>
-      <w:bookmarkStart w:id="25" w:name="code-block-viewer_Copy_1"/>
+      <w:bookmarkStart w:id="25" w:name="code-block-viewer_Copy_1_Copy_1"/>
       <w:bookmarkEnd w:id="25"/>
       <w:r>
         <w:rPr>
@@ -6981,7 +6975,7 @@
         <w:ind w:hanging="0" w:left="0" w:right="0"/>
         <w:rPr/>
       </w:pPr>
-      <w:bookmarkStart w:id="26" w:name="code-block-viewer_Copy_2"/>
+      <w:bookmarkStart w:id="26" w:name="code-block-viewer_Copy_2_Copy_1"/>
       <w:bookmarkEnd w:id="26"/>
       <w:r>
         <w:rPr>
@@ -7082,7 +7076,7 @@
       </w:tblPr>
       <w:tblGrid>
         <w:gridCol w:w="841"/>
-        <w:gridCol w:w="837"/>
+        <w:gridCol w:w="836"/>
       </w:tblGrid>
       <w:tr>
         <w:trPr>
@@ -7107,7 +7101,7 @@
         </w:tc>
         <w:tc>
           <w:tcPr>
-            <w:tcW w:w="837" w:type="dxa"/>
+            <w:tcW w:w="836" w:type="dxa"/>
             <w:tcBorders/>
             <w:vAlign w:val="center"/>
           </w:tcPr>
@@ -7146,7 +7140,7 @@
         </w:tc>
         <w:tc>
           <w:tcPr>
-            <w:tcW w:w="837" w:type="dxa"/>
+            <w:tcW w:w="836" w:type="dxa"/>
             <w:tcBorders/>
             <w:vAlign w:val="center"/>
           </w:tcPr>
@@ -7185,7 +7179,7 @@
         </w:tc>
         <w:tc>
           <w:tcPr>
-            <w:tcW w:w="837" w:type="dxa"/>
+            <w:tcW w:w="836" w:type="dxa"/>
             <w:tcBorders/>
             <w:vAlign w:val="center"/>
           </w:tcPr>
@@ -7224,7 +7218,7 @@
         </w:tc>
         <w:tc>
           <w:tcPr>
-            <w:tcW w:w="837" w:type="dxa"/>
+            <w:tcW w:w="836" w:type="dxa"/>
             <w:tcBorders/>
             <w:vAlign w:val="center"/>
           </w:tcPr>
@@ -7263,7 +7257,7 @@
         </w:tc>
         <w:tc>
           <w:tcPr>
-            <w:tcW w:w="837" w:type="dxa"/>
+            <w:tcW w:w="836" w:type="dxa"/>
             <w:tcBorders/>
             <w:vAlign w:val="center"/>
           </w:tcPr>
@@ -7289,6 +7283,42 @@
       </w:pPr>
       <w:r>
         <w:rPr/>
+      </w:r>
+    </w:p>
+    <w:p>
+      <w:pPr>
+        <w:pStyle w:val="BodyText"/>
+        <w:rPr>
+          <w:rStyle w:val="SourceText"/>
+        </w:rPr>
+      </w:pPr>
+      <w:r>
+        <w:rPr/>
+        <w:t>ex1:</w:t>
+      </w:r>
+    </w:p>
+    <w:p>
+      <w:pPr>
+        <w:pStyle w:val="BodyText"/>
+        <w:rPr>
+          <w:rStyle w:val="SourceText"/>
+        </w:rPr>
+      </w:pPr>
+      <w:r>
+        <w:rPr/>
+        <w:t>tương tự 4’b0010</w:t>
+      </w:r>
+    </w:p>
+    <w:p>
+      <w:pPr>
+        <w:pStyle w:val="BodyText"/>
+        <w:rPr>
+          <w:rStyle w:val="SourceText"/>
+        </w:rPr>
+      </w:pPr>
+      <w:r>
+        <w:rPr/>
+        <w:t>là 4 bit , b=binary, giá trị 0010</w:t>
       </w:r>
     </w:p>
     <w:p>
@@ -7313,7 +7343,7 @@
         <w:pStyle w:val="PreformattedText"/>
         <w:rPr/>
       </w:pPr>
-      <w:bookmarkStart w:id="27" w:name="code-block-viewer_Copy_3"/>
+      <w:bookmarkStart w:id="27" w:name="code-block-viewer_Copy_3_Copy_1"/>
       <w:bookmarkEnd w:id="27"/>
       <w:r>
         <w:rPr>
@@ -7430,7 +7460,7 @@
         <w:ind w:hanging="0" w:left="0" w:right="0"/>
         <w:rPr/>
       </w:pPr>
-      <w:bookmarkStart w:id="28" w:name="code-block-viewer_Copy_4"/>
+      <w:bookmarkStart w:id="28" w:name="code-block-viewer_Copy_4_Copy_1"/>
       <w:bookmarkEnd w:id="28"/>
       <w:r>
         <w:rPr>
@@ -7480,7 +7510,7 @@
         <w:ind w:hanging="0" w:left="0" w:right="0"/>
         <w:rPr/>
       </w:pPr>
-      <w:bookmarkStart w:id="29" w:name="code-block-viewer_Copy_5"/>
+      <w:bookmarkStart w:id="29" w:name="code-block-viewer_Copy_5_Copy_1"/>
       <w:bookmarkEnd w:id="29"/>
       <w:r>
         <w:rPr>

--- a/Doc/OnTap/1_Verilog_Module_Assign_HalfAdder.docx
+++ b/Doc/OnTap/1_Verilog_Module_Assign_HalfAdder.docx
@@ -4320,10 +4320,10 @@
       </w:tblPr>
       <w:tblGrid>
         <w:gridCol w:w="1994"/>
-        <w:gridCol w:w="1992"/>
-        <w:gridCol w:w="1997"/>
-        <w:gridCol w:w="1992"/>
-        <w:gridCol w:w="1997"/>
+        <w:gridCol w:w="1991"/>
+        <w:gridCol w:w="1998"/>
+        <w:gridCol w:w="1991"/>
+        <w:gridCol w:w="1998"/>
       </w:tblGrid>
       <w:tr>
         <w:trPr/>
@@ -4367,7 +4367,7 @@
         </w:tc>
         <w:tc>
           <w:tcPr>
-            <w:tcW w:w="1992" w:type="dxa"/>
+            <w:tcW w:w="1991" w:type="dxa"/>
             <w:tcBorders>
               <w:top w:val="single" w:sz="4" w:space="0" w:color="000000"/>
               <w:left w:val="single" w:sz="4" w:space="0" w:color="000000"/>
@@ -4405,7 +4405,7 @@
         </w:tc>
         <w:tc>
           <w:tcPr>
-            <w:tcW w:w="1997" w:type="dxa"/>
+            <w:tcW w:w="1998" w:type="dxa"/>
             <w:tcBorders>
               <w:top w:val="single" w:sz="4" w:space="0" w:color="000000"/>
               <w:left w:val="single" w:sz="4" w:space="0" w:color="000000"/>
@@ -4443,7 +4443,7 @@
         </w:tc>
         <w:tc>
           <w:tcPr>
-            <w:tcW w:w="1992" w:type="dxa"/>
+            <w:tcW w:w="1991" w:type="dxa"/>
             <w:tcBorders>
               <w:top w:val="single" w:sz="4" w:space="0" w:color="000000"/>
               <w:left w:val="single" w:sz="4" w:space="0" w:color="000000"/>
@@ -4493,7 +4493,7 @@
         </w:tc>
         <w:tc>
           <w:tcPr>
-            <w:tcW w:w="1997" w:type="dxa"/>
+            <w:tcW w:w="1998" w:type="dxa"/>
             <w:tcBorders>
               <w:top w:val="single" w:sz="4" w:space="0" w:color="000000"/>
               <w:left w:val="single" w:sz="4" w:space="0" w:color="000000"/>
@@ -4562,7 +4562,7 @@
         </w:tc>
         <w:tc>
           <w:tcPr>
-            <w:tcW w:w="1992" w:type="dxa"/>
+            <w:tcW w:w="1991" w:type="dxa"/>
             <w:tcBorders>
               <w:left w:val="single" w:sz="4" w:space="0" w:color="000000"/>
               <w:bottom w:val="single" w:sz="4" w:space="0" w:color="000000"/>
@@ -4589,7 +4589,7 @@
         </w:tc>
         <w:tc>
           <w:tcPr>
-            <w:tcW w:w="1997" w:type="dxa"/>
+            <w:tcW w:w="1998" w:type="dxa"/>
             <w:tcBorders>
               <w:left w:val="single" w:sz="4" w:space="0" w:color="000000"/>
               <w:bottom w:val="single" w:sz="4" w:space="0" w:color="000000"/>
@@ -4616,7 +4616,7 @@
         </w:tc>
         <w:tc>
           <w:tcPr>
-            <w:tcW w:w="1992" w:type="dxa"/>
+            <w:tcW w:w="1991" w:type="dxa"/>
             <w:tcBorders>
               <w:left w:val="single" w:sz="4" w:space="0" w:color="000000"/>
               <w:bottom w:val="single" w:sz="4" w:space="0" w:color="000000"/>
@@ -4643,7 +4643,7 @@
         </w:tc>
         <w:tc>
           <w:tcPr>
-            <w:tcW w:w="1997" w:type="dxa"/>
+            <w:tcW w:w="1998" w:type="dxa"/>
             <w:tcBorders>
               <w:left w:val="single" w:sz="4" w:space="0" w:color="000000"/>
               <w:bottom w:val="single" w:sz="4" w:space="0" w:color="000000"/>
@@ -4701,7 +4701,7 @@
         </w:tc>
         <w:tc>
           <w:tcPr>
-            <w:tcW w:w="1992" w:type="dxa"/>
+            <w:tcW w:w="1991" w:type="dxa"/>
             <w:tcBorders>
               <w:left w:val="single" w:sz="4" w:space="0" w:color="000000"/>
               <w:bottom w:val="single" w:sz="4" w:space="0" w:color="000000"/>
@@ -4728,7 +4728,7 @@
         </w:tc>
         <w:tc>
           <w:tcPr>
-            <w:tcW w:w="1997" w:type="dxa"/>
+            <w:tcW w:w="1998" w:type="dxa"/>
             <w:tcBorders>
               <w:left w:val="single" w:sz="4" w:space="0" w:color="000000"/>
               <w:bottom w:val="single" w:sz="4" w:space="0" w:color="000000"/>
@@ -4755,7 +4755,7 @@
         </w:tc>
         <w:tc>
           <w:tcPr>
-            <w:tcW w:w="1992" w:type="dxa"/>
+            <w:tcW w:w="1991" w:type="dxa"/>
             <w:tcBorders>
               <w:left w:val="single" w:sz="4" w:space="0" w:color="000000"/>
               <w:bottom w:val="single" w:sz="4" w:space="0" w:color="000000"/>
@@ -4782,7 +4782,7 @@
         </w:tc>
         <w:tc>
           <w:tcPr>
-            <w:tcW w:w="1997" w:type="dxa"/>
+            <w:tcW w:w="1998" w:type="dxa"/>
             <w:tcBorders>
               <w:left w:val="single" w:sz="4" w:space="0" w:color="000000"/>
               <w:bottom w:val="single" w:sz="4" w:space="0" w:color="000000"/>
@@ -4842,7 +4842,7 @@
         </w:tc>
         <w:tc>
           <w:tcPr>
-            <w:tcW w:w="1992" w:type="dxa"/>
+            <w:tcW w:w="1991" w:type="dxa"/>
             <w:tcBorders>
               <w:left w:val="single" w:sz="4" w:space="0" w:color="000000"/>
               <w:bottom w:val="single" w:sz="4" w:space="0" w:color="000000"/>
@@ -4869,7 +4869,7 @@
         </w:tc>
         <w:tc>
           <w:tcPr>
-            <w:tcW w:w="1997" w:type="dxa"/>
+            <w:tcW w:w="1998" w:type="dxa"/>
             <w:tcBorders>
               <w:left w:val="single" w:sz="4" w:space="0" w:color="000000"/>
               <w:bottom w:val="single" w:sz="4" w:space="0" w:color="000000"/>
@@ -4896,7 +4896,7 @@
         </w:tc>
         <w:tc>
           <w:tcPr>
-            <w:tcW w:w="1992" w:type="dxa"/>
+            <w:tcW w:w="1991" w:type="dxa"/>
             <w:tcBorders>
               <w:left w:val="single" w:sz="4" w:space="0" w:color="000000"/>
               <w:bottom w:val="single" w:sz="4" w:space="0" w:color="000000"/>
@@ -4923,7 +4923,7 @@
         </w:tc>
         <w:tc>
           <w:tcPr>
-            <w:tcW w:w="1997" w:type="dxa"/>
+            <w:tcW w:w="1998" w:type="dxa"/>
             <w:tcBorders>
               <w:left w:val="single" w:sz="4" w:space="0" w:color="000000"/>
               <w:bottom w:val="single" w:sz="4" w:space="0" w:color="000000"/>
@@ -4983,7 +4983,7 @@
         </w:tc>
         <w:tc>
           <w:tcPr>
-            <w:tcW w:w="1992" w:type="dxa"/>
+            <w:tcW w:w="1991" w:type="dxa"/>
             <w:tcBorders>
               <w:left w:val="single" w:sz="4" w:space="0" w:color="000000"/>
               <w:bottom w:val="single" w:sz="4" w:space="0" w:color="000000"/>
@@ -5010,7 +5010,7 @@
         </w:tc>
         <w:tc>
           <w:tcPr>
-            <w:tcW w:w="1997" w:type="dxa"/>
+            <w:tcW w:w="1998" w:type="dxa"/>
             <w:tcBorders>
               <w:left w:val="single" w:sz="4" w:space="0" w:color="000000"/>
               <w:bottom w:val="single" w:sz="4" w:space="0" w:color="000000"/>
@@ -5037,7 +5037,7 @@
         </w:tc>
         <w:tc>
           <w:tcPr>
-            <w:tcW w:w="1992" w:type="dxa"/>
+            <w:tcW w:w="1991" w:type="dxa"/>
             <w:tcBorders>
               <w:left w:val="single" w:sz="4" w:space="0" w:color="000000"/>
               <w:bottom w:val="single" w:sz="4" w:space="0" w:color="000000"/>
@@ -5064,7 +5064,7 @@
         </w:tc>
         <w:tc>
           <w:tcPr>
-            <w:tcW w:w="1997" w:type="dxa"/>
+            <w:tcW w:w="1998" w:type="dxa"/>
             <w:tcBorders>
               <w:left w:val="single" w:sz="4" w:space="0" w:color="000000"/>
               <w:bottom w:val="single" w:sz="4" w:space="0" w:color="000000"/>
@@ -5124,7 +5124,7 @@
         </w:tc>
         <w:tc>
           <w:tcPr>
-            <w:tcW w:w="1992" w:type="dxa"/>
+            <w:tcW w:w="1991" w:type="dxa"/>
             <w:tcBorders>
               <w:left w:val="single" w:sz="4" w:space="0" w:color="000000"/>
               <w:bottom w:val="single" w:sz="4" w:space="0" w:color="000000"/>
@@ -5151,7 +5151,7 @@
         </w:tc>
         <w:tc>
           <w:tcPr>
-            <w:tcW w:w="1997" w:type="dxa"/>
+            <w:tcW w:w="1998" w:type="dxa"/>
             <w:tcBorders>
               <w:left w:val="single" w:sz="4" w:space="0" w:color="000000"/>
               <w:bottom w:val="single" w:sz="4" w:space="0" w:color="000000"/>
@@ -5178,7 +5178,7 @@
         </w:tc>
         <w:tc>
           <w:tcPr>
-            <w:tcW w:w="1992" w:type="dxa"/>
+            <w:tcW w:w="1991" w:type="dxa"/>
             <w:tcBorders>
               <w:left w:val="single" w:sz="4" w:space="0" w:color="000000"/>
               <w:bottom w:val="single" w:sz="4" w:space="0" w:color="000000"/>
@@ -5205,7 +5205,7 @@
         </w:tc>
         <w:tc>
           <w:tcPr>
-            <w:tcW w:w="1997" w:type="dxa"/>
+            <w:tcW w:w="1998" w:type="dxa"/>
             <w:tcBorders>
               <w:left w:val="single" w:sz="4" w:space="0" w:color="000000"/>
               <w:bottom w:val="single" w:sz="4" w:space="0" w:color="000000"/>
@@ -5265,7 +5265,7 @@
         </w:tc>
         <w:tc>
           <w:tcPr>
-            <w:tcW w:w="1992" w:type="dxa"/>
+            <w:tcW w:w="1991" w:type="dxa"/>
             <w:tcBorders>
               <w:left w:val="single" w:sz="4" w:space="0" w:color="000000"/>
               <w:bottom w:val="single" w:sz="4" w:space="0" w:color="000000"/>
@@ -5292,7 +5292,7 @@
         </w:tc>
         <w:tc>
           <w:tcPr>
-            <w:tcW w:w="1997" w:type="dxa"/>
+            <w:tcW w:w="1998" w:type="dxa"/>
             <w:tcBorders>
               <w:left w:val="single" w:sz="4" w:space="0" w:color="000000"/>
               <w:bottom w:val="single" w:sz="4" w:space="0" w:color="000000"/>
@@ -5319,7 +5319,7 @@
         </w:tc>
         <w:tc>
           <w:tcPr>
-            <w:tcW w:w="1992" w:type="dxa"/>
+            <w:tcW w:w="1991" w:type="dxa"/>
             <w:tcBorders>
               <w:left w:val="single" w:sz="4" w:space="0" w:color="000000"/>
               <w:bottom w:val="single" w:sz="4" w:space="0" w:color="000000"/>
@@ -5346,7 +5346,7 @@
         </w:tc>
         <w:tc>
           <w:tcPr>
-            <w:tcW w:w="1997" w:type="dxa"/>
+            <w:tcW w:w="1998" w:type="dxa"/>
             <w:tcBorders>
               <w:left w:val="single" w:sz="4" w:space="0" w:color="000000"/>
               <w:bottom w:val="single" w:sz="4" w:space="0" w:color="000000"/>
@@ -5406,7 +5406,7 @@
         </w:tc>
         <w:tc>
           <w:tcPr>
-            <w:tcW w:w="1992" w:type="dxa"/>
+            <w:tcW w:w="1991" w:type="dxa"/>
             <w:tcBorders>
               <w:left w:val="single" w:sz="4" w:space="0" w:color="000000"/>
               <w:bottom w:val="single" w:sz="4" w:space="0" w:color="000000"/>
@@ -5433,7 +5433,7 @@
         </w:tc>
         <w:tc>
           <w:tcPr>
-            <w:tcW w:w="1997" w:type="dxa"/>
+            <w:tcW w:w="1998" w:type="dxa"/>
             <w:tcBorders>
               <w:left w:val="single" w:sz="4" w:space="0" w:color="000000"/>
               <w:bottom w:val="single" w:sz="4" w:space="0" w:color="000000"/>
@@ -5460,7 +5460,7 @@
         </w:tc>
         <w:tc>
           <w:tcPr>
-            <w:tcW w:w="1992" w:type="dxa"/>
+            <w:tcW w:w="1991" w:type="dxa"/>
             <w:tcBorders>
               <w:left w:val="single" w:sz="4" w:space="0" w:color="000000"/>
               <w:bottom w:val="single" w:sz="4" w:space="0" w:color="000000"/>
@@ -5487,7 +5487,7 @@
         </w:tc>
         <w:tc>
           <w:tcPr>
-            <w:tcW w:w="1997" w:type="dxa"/>
+            <w:tcW w:w="1998" w:type="dxa"/>
             <w:tcBorders>
               <w:left w:val="single" w:sz="4" w:space="0" w:color="000000"/>
               <w:bottom w:val="single" w:sz="4" w:space="0" w:color="000000"/>
@@ -5547,7 +5547,7 @@
         </w:tc>
         <w:tc>
           <w:tcPr>
-            <w:tcW w:w="1992" w:type="dxa"/>
+            <w:tcW w:w="1991" w:type="dxa"/>
             <w:tcBorders>
               <w:left w:val="single" w:sz="4" w:space="0" w:color="000000"/>
               <w:bottom w:val="single" w:sz="4" w:space="0" w:color="000000"/>
@@ -5574,7 +5574,7 @@
         </w:tc>
         <w:tc>
           <w:tcPr>
-            <w:tcW w:w="1997" w:type="dxa"/>
+            <w:tcW w:w="1998" w:type="dxa"/>
             <w:tcBorders>
               <w:left w:val="single" w:sz="4" w:space="0" w:color="000000"/>
               <w:bottom w:val="single" w:sz="4" w:space="0" w:color="000000"/>
@@ -5601,7 +5601,7 @@
         </w:tc>
         <w:tc>
           <w:tcPr>
-            <w:tcW w:w="1992" w:type="dxa"/>
+            <w:tcW w:w="1991" w:type="dxa"/>
             <w:tcBorders>
               <w:left w:val="single" w:sz="4" w:space="0" w:color="000000"/>
               <w:bottom w:val="single" w:sz="4" w:space="0" w:color="000000"/>
@@ -5628,7 +5628,7 @@
         </w:tc>
         <w:tc>
           <w:tcPr>
-            <w:tcW w:w="1997" w:type="dxa"/>
+            <w:tcW w:w="1998" w:type="dxa"/>
             <w:tcBorders>
               <w:left w:val="single" w:sz="4" w:space="0" w:color="000000"/>
               <w:bottom w:val="single" w:sz="4" w:space="0" w:color="000000"/>
@@ -7533,13 +7533,301 @@
     </w:p>
     <w:p>
       <w:pPr>
+        <w:pStyle w:val="Heading1"/>
+        <w:numPr>
+          <w:ilvl w:val="0"/>
+          <w:numId w:val="1"/>
+        </w:numPr>
+        <w:ind w:hanging="0" w:left="0"/>
+        <w:rPr/>
+      </w:pPr>
+      <w:r>
+        <w:rPr>
+          <w:rStyle w:val="SourceText"/>
+        </w:rPr>
+        <w:t>&amp;equal_bit là gì?</w:t>
+      </w:r>
+    </w:p>
+    <w:p>
+      <w:pPr>
         <w:pStyle w:val="BodyText"/>
-        <w:rPr>
-          <w:rStyle w:val="SourceText"/>
-        </w:rPr>
-      </w:pPr>
-      <w:r>
-        <w:rPr/>
+        <w:rPr/>
+      </w:pPr>
+      <w:r>
+        <w:rPr>
+          <w:rStyle w:val="SourceText"/>
+        </w:rPr>
+        <w:t xml:space="preserve">Đây là </w:t>
+      </w:r>
+      <w:r>
+        <w:rPr>
+          <w:rStyle w:val="Strong"/>
+        </w:rPr>
+        <w:t>reduction AND</w:t>
+      </w:r>
+      <w:r>
+        <w:rPr>
+          <w:rStyle w:val="SourceText"/>
+        </w:rPr>
+        <w:t>.</w:t>
+      </w:r>
+    </w:p>
+    <w:p>
+      <w:pPr>
+        <w:pStyle w:val="BodyText"/>
+        <w:rPr/>
+      </w:pPr>
+      <w:r>
+        <w:rPr/>
+        <w:t>Nó tương đương với:</w:t>
+      </w:r>
+    </w:p>
+    <w:p>
+      <w:pPr>
+        <w:sectPr>
+          <w:type w:val="continuous"/>
+          <w:pgSz w:w="12240" w:h="15840"/>
+          <w:pgMar w:left="1134" w:right="1134" w:gutter="0" w:header="0" w:top="1134" w:footer="0" w:bottom="1134"/>
+          <w:formProt w:val="false"/>
+          <w:textDirection w:val="lrTb"/>
+          <w:docGrid w:type="default" w:linePitch="100" w:charSpace="0"/>
+        </w:sectPr>
+      </w:pPr>
+    </w:p>
+    <w:p>
+      <w:pPr>
+        <w:pStyle w:val="PreformattedText"/>
+        <w:ind w:hanging="0" w:left="0" w:right="0"/>
+        <w:rPr/>
+      </w:pPr>
+      <w:r>
+        <w:rPr>
+          <w:rStyle w:val="SourceText"/>
+        </w:rPr>
+        <w:t>assign equal =</w:t>
+      </w:r>
+    </w:p>
+    <w:p>
+      <w:pPr>
+        <w:pStyle w:val="PreformattedText"/>
+        <w:rPr/>
+      </w:pPr>
+      <w:r>
+        <w:rPr>
+          <w:rStyle w:val="SourceText"/>
+        </w:rPr>
+        <w:t xml:space="preserve">    </w:t>
+      </w:r>
+      <w:r>
+        <w:rPr>
+          <w:rStyle w:val="SourceText"/>
+        </w:rPr>
+        <w:t>equal_bit[0] &amp;</w:t>
+      </w:r>
+    </w:p>
+    <w:p>
+      <w:pPr>
+        <w:pStyle w:val="PreformattedText"/>
+        <w:rPr/>
+      </w:pPr>
+      <w:r>
+        <w:rPr>
+          <w:rStyle w:val="SourceText"/>
+        </w:rPr>
+        <w:t xml:space="preserve">    </w:t>
+      </w:r>
+      <w:r>
+        <w:rPr>
+          <w:rStyle w:val="SourceText"/>
+        </w:rPr>
+        <w:t>equal_bit[1] &amp;</w:t>
+      </w:r>
+    </w:p>
+    <w:p>
+      <w:pPr>
+        <w:pStyle w:val="PreformattedText"/>
+        <w:rPr/>
+      </w:pPr>
+      <w:r>
+        <w:rPr>
+          <w:rStyle w:val="SourceText"/>
+        </w:rPr>
+        <w:t xml:space="preserve">    </w:t>
+      </w:r>
+      <w:r>
+        <w:rPr>
+          <w:rStyle w:val="SourceText"/>
+        </w:rPr>
+        <w:t>equal_bit[2] &amp;</w:t>
+      </w:r>
+    </w:p>
+    <w:p>
+      <w:pPr>
+        <w:pStyle w:val="PreformattedText"/>
+        <w:rPr/>
+      </w:pPr>
+      <w:r>
+        <w:rPr>
+          <w:rStyle w:val="SourceText"/>
+        </w:rPr>
+        <w:t xml:space="preserve">    </w:t>
+      </w:r>
+      <w:r>
+        <w:rPr>
+          <w:rStyle w:val="SourceText"/>
+        </w:rPr>
+        <w:t>...</w:t>
+      </w:r>
+    </w:p>
+    <w:p>
+      <w:pPr>
+        <w:pStyle w:val="PreformattedText"/>
+        <w:spacing w:before="0" w:after="283"/>
+        <w:rPr/>
+      </w:pPr>
+      <w:r>
+        <w:rPr>
+          <w:rStyle w:val="SourceText"/>
+        </w:rPr>
+        <w:t xml:space="preserve">    </w:t>
+      </w:r>
+      <w:r>
+        <w:rPr>
+          <w:rStyle w:val="SourceText"/>
+        </w:rPr>
+        <w:t>equal_bit[31];</w:t>
+      </w:r>
+    </w:p>
+    <w:p>
+      <w:pPr>
+        <w:sectPr>
+          <w:type w:val="continuous"/>
+          <w:pgSz w:w="12240" w:h="15840"/>
+          <w:pgMar w:left="1134" w:right="1134" w:gutter="0" w:header="0" w:top="1134" w:footer="0" w:bottom="1134"/>
+          <w:formProt w:val="false"/>
+          <w:textDirection w:val="lrTb"/>
+          <w:docGrid w:type="default" w:linePitch="100" w:charSpace="0"/>
+        </w:sectPr>
+      </w:pPr>
+    </w:p>
+    <w:p>
+      <w:pPr>
+        <w:pStyle w:val="BodyText"/>
+        <w:rPr/>
+      </w:pPr>
+      <w:r>
+        <w:rPr/>
+        <w:t xml:space="preserve">Nên nếu </w:t>
+      </w:r>
+      <w:r>
+        <w:rPr>
+          <w:rStyle w:val="Strong"/>
+        </w:rPr>
+        <w:t>chỉ cần một bit khác nhau</w:t>
+      </w:r>
+      <w:r>
+        <w:rPr/>
+        <w:t xml:space="preserve"> thì:</w:t>
+      </w:r>
+    </w:p>
+    <w:p>
+      <w:pPr>
+        <w:sectPr>
+          <w:type w:val="continuous"/>
+          <w:pgSz w:w="12240" w:h="15840"/>
+          <w:pgMar w:left="1134" w:right="1134" w:gutter="0" w:header="0" w:top="1134" w:footer="0" w:bottom="1134"/>
+          <w:formProt w:val="false"/>
+          <w:textDirection w:val="lrTb"/>
+          <w:docGrid w:type="default" w:linePitch="100" w:charSpace="0"/>
+        </w:sectPr>
+      </w:pPr>
+    </w:p>
+    <w:p>
+      <w:pPr>
+        <w:pStyle w:val="PreformattedText"/>
+        <w:spacing w:before="0" w:after="283"/>
+        <w:ind w:hanging="0" w:left="0" w:right="0"/>
+        <w:rPr/>
+      </w:pPr>
+      <w:bookmarkStart w:id="30" w:name="code-block-viewer_Copy_1"/>
+      <w:bookmarkEnd w:id="30"/>
+      <w:r>
+        <w:rPr>
+          <w:rStyle w:val="SourceText"/>
+        </w:rPr>
+        <w:t>equal_bit = 11111110111111111111111111111111</w:t>
+      </w:r>
+    </w:p>
+    <w:p>
+      <w:pPr>
+        <w:sectPr>
+          <w:type w:val="continuous"/>
+          <w:pgSz w:w="12240" w:h="15840"/>
+          <w:pgMar w:left="1134" w:right="1134" w:gutter="0" w:header="0" w:top="1134" w:footer="0" w:bottom="1134"/>
+          <w:formProt w:val="false"/>
+          <w:textDirection w:val="lrTb"/>
+          <w:docGrid w:type="default" w:linePitch="100" w:charSpace="0"/>
+        </w:sectPr>
+      </w:pPr>
+    </w:p>
+    <w:p>
+      <w:pPr>
+        <w:pStyle w:val="BodyText"/>
+        <w:rPr/>
+      </w:pPr>
+      <w:r>
+        <w:rPr/>
+        <w:t>↓</w:t>
+      </w:r>
+    </w:p>
+    <w:p>
+      <w:pPr>
+        <w:sectPr>
+          <w:type w:val="continuous"/>
+          <w:pgSz w:w="12240" w:h="15840"/>
+          <w:pgMar w:left="1134" w:right="1134" w:gutter="0" w:header="0" w:top="1134" w:footer="0" w:bottom="1134"/>
+          <w:formProt w:val="false"/>
+          <w:textDirection w:val="lrTb"/>
+          <w:docGrid w:type="default" w:linePitch="100" w:charSpace="0"/>
+        </w:sectPr>
+      </w:pPr>
+    </w:p>
+    <w:p>
+      <w:pPr>
+        <w:pStyle w:val="PreformattedText"/>
+        <w:spacing w:before="0" w:after="283"/>
+        <w:ind w:hanging="0" w:left="0" w:right="0"/>
+        <w:rPr/>
+      </w:pPr>
+      <w:bookmarkStart w:id="31" w:name="code-block-viewer_Copy_2"/>
+      <w:bookmarkEnd w:id="31"/>
+      <w:r>
+        <w:rPr>
+          <w:rStyle w:val="SourceText"/>
+        </w:rPr>
+        <w:t>equal = 0</w:t>
+      </w:r>
+    </w:p>
+    <w:p>
+      <w:pPr>
+        <w:sectPr>
+          <w:type w:val="continuous"/>
+          <w:pgSz w:w="12240" w:h="15840"/>
+          <w:pgMar w:left="1134" w:right="1134" w:gutter="0" w:header="0" w:top="1134" w:footer="0" w:bottom="1134"/>
+          <w:formProt w:val="false"/>
+          <w:textDirection w:val="lrTb"/>
+          <w:docGrid w:type="default" w:linePitch="100" w:charSpace="0"/>
+        </w:sectPr>
+      </w:pPr>
+    </w:p>
+    <w:p>
+      <w:pPr>
+        <w:pStyle w:val="BodyText"/>
+        <w:rPr/>
+      </w:pPr>
+      <w:r>
+        <w:rPr/>
+        <w:t>Ta sẽ thấy dùng trong [generate] với compatitor_32 khi mà code quá dài để viết~~</w:t>
       </w:r>
     </w:p>
     <w:p>
